--- a/docs/Essential_Checklist_Certified_Audit_Report.docx
+++ b/docs/Essential_Checklist_Certified_Audit_Report.docx
@@ -4,163 +4,180 @@
   <w:body>
     <w:p>
       <w:pPr>
-        <w:spacing w:after="40"/>
+        <w:spacing w:before="0" w:after="40"/>
       </w:pPr>
       <w:r>
         <w:rPr>
           <w:b/>
-          <w:color w:val="64748B"/>
-          <w:sz w:val="17"/>
+          <w:color w:val="0F2C59"/>
+          <w:sz w:val="44"/>
         </w:rPr>
-        <w:t>VTAB Square | Enterprise Data Engineering &amp; Cloud Solutions | Databricks Center of Excellence</w:t>
+        <w:t>VTAB Square</w:t>
       </w:r>
     </w:p>
     <w:p>
       <w:pPr>
-        <w:spacing w:after="20"/>
+        <w:spacing w:before="0" w:after="160"/>
       </w:pPr>
       <w:r>
         <w:rPr>
           <w:b/>
-          <w:color w:val="1E3A8A"/>
-          <w:sz w:val="40"/>
+          <w:color w:val="5C6E82"/>
+          <w:sz w:val="22"/>
+        </w:rPr>
+        <w:t>Enterprise Data Engineering &amp; Cloud Solutions | Databricks Center of Excellence</w:t>
+      </w:r>
+    </w:p>
+    <w:p>
+      <w:pPr>
+        <w:spacing w:before="0" w:after="240"/>
+      </w:pPr>
+      <w:r>
+        <w:rPr>
+          <w:b/>
+          <w:color w:val="0F2C59"/>
+        </w:rPr>
+        <w:t>――――――――――――――――――――――――――――――――――――――――――――――――――――――――――――――――――――</w:t>
+      </w:r>
+    </w:p>
+    <w:p>
+      <w:pPr>
+        <w:spacing w:before="80" w:after="40"/>
+      </w:pPr>
+      <w:r>
+        <w:rPr>
+          <w:b/>
+          <w:color w:val="0F2C59"/>
+          <w:sz w:val="32"/>
         </w:rPr>
         <w:t>FINAL CERTIFIED AUDIT &amp; APPLICABILITY REPORT</w:t>
       </w:r>
     </w:p>
     <w:p>
       <w:pPr>
-        <w:spacing w:after="200"/>
+        <w:spacing w:before="0" w:after="240"/>
       </w:pPr>
       <w:r>
         <w:rPr>
           <w:b/>
-          <w:color w:val="0F172A"/>
-          <w:sz w:val="24"/>
+          <w:color w:val="D9534F"/>
+          <w:sz w:val="26"/>
         </w:rPr>
-        <w:t>MySQL &amp; PostgreSQL to Databricks AI Migration Factory (v2.3.0 Enterprise)</w:t>
+        <w:t>PostgreSQL to Databricks AI Migration Factory (v2.3.0 Enterprise)</w:t>
       </w:r>
     </w:p>
     <w:tbl>
       <w:tblPr>
         <w:tblW w:type="auto" w:w="0"/>
         <w:jc w:val="center"/>
-        <w:tblLayout w:type="fixed"/>
         <w:tblLook w:firstColumn="1" w:firstRow="1" w:lastColumn="0" w:lastRow="0" w:noHBand="0" w:noVBand="1" w:val="04A0"/>
         <w:tblBorders>
-          <w:top w:val="single" w:sz="4" w:space="0" w:color="E2E8F0"/>
-          <w:bottom w:val="single" w:sz="4" w:space="0" w:color="E2E8F0"/>
-          <w:insideH w:val="single" w:sz="4" w:space="0" w:color="E2E8F0"/>
+          <w:top w:val="single" w:sz="4" w:space="0" w:color="B0C4DE"/>
+          <w:left w:val="none"/>
+          <w:bottom w:val="single" w:sz="6" w:space="0" w:color="B0C4DE"/>
+          <w:right w:val="none"/>
+          <w:insideH w:val="single" w:sz="4" w:space="0" w:color="B0C4DE"/>
           <w:insideV w:val="none"/>
-          <w:left w:val="none"/>
-          <w:right w:val="none"/>
         </w:tblBorders>
       </w:tblPr>
       <w:tblGrid>
-        <w:gridCol w:w="3312"/>
-        <w:gridCol w:w="3312"/>
-        <w:gridCol w:w="3312"/>
+        <w:gridCol w:w="3360"/>
+        <w:gridCol w:w="3360"/>
+        <w:gridCol w:w="3360"/>
       </w:tblGrid>
       <w:tr>
         <w:tc>
           <w:tcPr>
-            <w:tcW w:type="dxa" w:w="3312"/>
-            <w:shd w:fill="F8FAFC"/>
+            <w:tcW w:type="dxa" w:w="3360"/>
+            <w:shd w:fill="F2F5F8"/>
             <w:tcMar>
-              <w:top w:w="60" w:type="dxa"/>
-              <w:bottom w:w="60" w:type="dxa"/>
-              <w:left w:w="80" w:type="dxa"/>
-              <w:right w:w="80" w:type="dxa"/>
+              <w:top w:w="80" w:type="dxa"/>
+              <w:bottom w:w="80" w:type="dxa"/>
+              <w:left w:w="100" w:type="dxa"/>
+              <w:right w:w="100" w:type="dxa"/>
             </w:tcMar>
           </w:tcPr>
           <w:p>
             <w:pPr>
-              <w:spacing w:after="20"/>
+              <w:spacing w:before="0" w:after="0"/>
             </w:pPr>
             <w:r>
               <w:rPr>
                 <w:b/>
-                <w:color w:val="64748B"/>
-                <w:sz w:val="15"/>
+                <w:color w:val="1E3E62"/>
+                <w:sz w:val="18"/>
               </w:rPr>
-              <w:t>Organization</w:t>
-              <w:br/>
+              <w:t>Organization:</w:t>
             </w:r>
             <w:r>
               <w:rPr>
-                <w:b/>
-                <w:color w:val="0F172A"/>
                 <w:sz w:val="18"/>
               </w:rPr>
-              <w:t>VTAB Square</w:t>
+              <w:t xml:space="preserve"> VTAB Square</w:t>
             </w:r>
           </w:p>
         </w:tc>
         <w:tc>
           <w:tcPr>
-            <w:tcW w:type="dxa" w:w="3312"/>
-            <w:shd w:fill="F8FAFC"/>
+            <w:tcW w:type="dxa" w:w="3360"/>
+            <w:shd w:fill="F2F5F8"/>
             <w:tcMar>
-              <w:top w:w="60" w:type="dxa"/>
-              <w:bottom w:w="60" w:type="dxa"/>
-              <w:left w:w="80" w:type="dxa"/>
-              <w:right w:w="80" w:type="dxa"/>
+              <w:top w:w="80" w:type="dxa"/>
+              <w:bottom w:w="80" w:type="dxa"/>
+              <w:left w:w="100" w:type="dxa"/>
+              <w:right w:w="100" w:type="dxa"/>
             </w:tcMar>
           </w:tcPr>
           <w:p>
             <w:pPr>
-              <w:spacing w:after="20"/>
+              <w:spacing w:before="0" w:after="0"/>
             </w:pPr>
             <w:r>
               <w:rPr>
                 <w:b/>
-                <w:color w:val="64748B"/>
-                <w:sz w:val="15"/>
+                <w:color w:val="1E3E62"/>
+                <w:sz w:val="18"/>
               </w:rPr>
-              <w:t>Audit Standard</w:t>
-              <w:br/>
+              <w:t>Audit Standard:</w:t>
             </w:r>
             <w:r>
               <w:rPr>
-                <w:b/>
-                <w:color w:val="0F172A"/>
                 <w:sz w:val="18"/>
               </w:rPr>
-              <w:t>Essential Checklist (21 Items)</w:t>
+              <w:t xml:space="preserve"> Essential Checklist (21 Items)</w:t>
             </w:r>
           </w:p>
         </w:tc>
         <w:tc>
           <w:tcPr>
-            <w:tcW w:type="dxa" w:w="3312"/>
-            <w:shd w:fill="F8FAFC"/>
+            <w:tcW w:type="dxa" w:w="3360"/>
+            <w:shd w:fill="F2F5F8"/>
             <w:tcMar>
-              <w:top w:w="60" w:type="dxa"/>
-              <w:bottom w:w="60" w:type="dxa"/>
-              <w:left w:w="80" w:type="dxa"/>
-              <w:right w:w="80" w:type="dxa"/>
+              <w:top w:w="80" w:type="dxa"/>
+              <w:bottom w:w="80" w:type="dxa"/>
+              <w:left w:w="100" w:type="dxa"/>
+              <w:right w:w="100" w:type="dxa"/>
             </w:tcMar>
           </w:tcPr>
           <w:p>
             <w:pPr>
-              <w:spacing w:after="20"/>
+              <w:spacing w:before="0" w:after="0"/>
             </w:pPr>
             <w:r>
               <w:rPr>
                 <w:b/>
-                <w:color w:val="64748B"/>
-                <w:sz w:val="15"/>
+                <w:color w:val="1E3E62"/>
+                <w:sz w:val="18"/>
               </w:rPr>
-              <w:t>Compliance Status</w:t>
-              <w:br/>
+              <w:t>Compliance Status:</w:t>
             </w:r>
             <w:r>
               <w:rPr>
                 <w:b/>
-                <w:color w:val="16A34A"/>
+                <w:color w:val="008000"/>
                 <w:sz w:val="18"/>
               </w:rPr>
-              <w:t>100% CERTIFIED PASSED</w:t>
+              <w:t xml:space="preserve"> 100% CERTIFIED PASSED</w:t>
             </w:r>
           </w:p>
         </w:tc>
@@ -168,103 +185,98 @@
       <w:tr>
         <w:tc>
           <w:tcPr>
-            <w:tcW w:type="dxa" w:w="3312"/>
-            <w:shd w:fill="F8FAFC"/>
+            <w:tcW w:type="dxa" w:w="3360"/>
+            <w:shd w:fill="F2F5F8"/>
             <w:tcMar>
-              <w:top w:w="60" w:type="dxa"/>
-              <w:bottom w:w="60" w:type="dxa"/>
-              <w:left w:w="80" w:type="dxa"/>
-              <w:right w:w="80" w:type="dxa"/>
+              <w:top w:w="80" w:type="dxa"/>
+              <w:bottom w:w="80" w:type="dxa"/>
+              <w:left w:w="100" w:type="dxa"/>
+              <w:right w:w="100" w:type="dxa"/>
             </w:tcMar>
           </w:tcPr>
           <w:p>
             <w:pPr>
-              <w:spacing w:after="20"/>
+              <w:spacing w:before="0" w:after="0"/>
             </w:pPr>
             <w:r>
               <w:rPr>
                 <w:b/>
-                <w:color w:val="64748B"/>
-                <w:sz w:val="15"/>
+                <w:color w:val="1E3E62"/>
+                <w:sz w:val="18"/>
               </w:rPr>
-              <w:t>Target Platform</w:t>
-              <w:br/>
+              <w:t>Target Platform:</w:t>
             </w:r>
             <w:r>
               <w:rPr>
-                <w:b/>
-                <w:color w:val="0F172A"/>
                 <w:sz w:val="18"/>
               </w:rPr>
-              <w:t>Databricks Unity Catalog</w:t>
+              <w:t xml:space="preserve"> Databricks Unity Catalog</w:t>
             </w:r>
           </w:p>
         </w:tc>
         <w:tc>
           <w:tcPr>
-            <w:tcW w:type="dxa" w:w="3312"/>
-            <w:shd w:fill="F8FAFC"/>
+            <w:tcW w:type="dxa" w:w="3360"/>
+            <w:shd w:fill="F2F5F8"/>
             <w:tcMar>
-              <w:top w:w="60" w:type="dxa"/>
-              <w:bottom w:w="60" w:type="dxa"/>
-              <w:left w:w="80" w:type="dxa"/>
-              <w:right w:w="80" w:type="dxa"/>
+              <w:top w:w="80" w:type="dxa"/>
+              <w:bottom w:w="80" w:type="dxa"/>
+              <w:left w:w="100" w:type="dxa"/>
+              <w:right w:w="100" w:type="dxa"/>
             </w:tcMar>
           </w:tcPr>
           <w:p>
             <w:pPr>
-              <w:spacing w:after="20"/>
+              <w:spacing w:before="0" w:after="0"/>
             </w:pPr>
             <w:r>
               <w:rPr>
                 <w:b/>
-                <w:color w:val="64748B"/>
-                <w:sz w:val="15"/>
+                <w:color w:val="1E3E62"/>
+                <w:sz w:val="18"/>
               </w:rPr>
-              <w:t>Automated Tests</w:t>
-              <w:br/>
+              <w:t>Automated Tests:</w:t>
             </w:r>
             <w:r>
               <w:rPr>
                 <w:b/>
-                <w:color w:val="0F172A"/>
+                <w:color w:val="005A9E"/>
                 <w:sz w:val="18"/>
               </w:rPr>
-              <w:t>21 / 21 Tests Passing (100%)</w:t>
+              <w:t xml:space="preserve"> 21 / 21 Tests Passing (100%)</w:t>
             </w:r>
           </w:p>
         </w:tc>
         <w:tc>
           <w:tcPr>
-            <w:tcW w:type="dxa" w:w="3312"/>
-            <w:shd w:fill="F8FAFC"/>
+            <w:tcW w:type="dxa" w:w="3360"/>
+            <w:shd w:fill="F2F5F8"/>
             <w:tcMar>
-              <w:top w:w="60" w:type="dxa"/>
-              <w:bottom w:w="60" w:type="dxa"/>
-              <w:left w:w="80" w:type="dxa"/>
-              <w:right w:w="80" w:type="dxa"/>
+              <w:top w:w="80" w:type="dxa"/>
+              <w:bottom w:w="80" w:type="dxa"/>
+              <w:left w:w="100" w:type="dxa"/>
+              <w:right w:w="100" w:type="dxa"/>
             </w:tcMar>
           </w:tcPr>
           <w:p>
             <w:pPr>
-              <w:spacing w:after="20"/>
+              <w:spacing w:before="0" w:after="0"/>
             </w:pPr>
             <w:r>
               <w:rPr>
                 <w:b/>
-                <w:color w:val="64748B"/>
-                <w:sz w:val="15"/>
+                <w:color w:val="1E3E62"/>
+                <w:sz w:val="18"/>
               </w:rPr>
-              <w:t>Deployment Verdict</w:t>
-              <w:br/>
+              <w:t>Deployment Verdict:</w:t>
             </w:r>
             <w:r>
               <w:rPr>
                 <w:b/>
-                <w:color w:val="16A34A"/>
+                <w:color w:val="008000"/>
                 <w:sz w:val="18"/>
               </w:rPr>
-              <w:t>🟢 PRODUCTION &amp; DEMO READY</w:t>
+              <w:t xml:space="preserve"> 🟢 PRODUCTION &amp; DEMO READY</w:t>
             </w:r>
           </w:p>
         </w:tc>
@@ -277,12 +289,12 @@
     </w:p>
     <w:p>
       <w:pPr>
-        <w:spacing w:before="160" w:after="60"/>
+        <w:spacing w:before="240" w:after="80"/>
       </w:pPr>
       <w:r>
         <w:rPr>
           <w:b/>
-          <w:color w:val="1E3A8A"/>
+          <w:color w:val="0F2C59"/>
           <w:sz w:val="26"/>
         </w:rPr>
         <w:t>1. Executive Scoreboard</w:t>
@@ -300,49 +312,49 @@
       <w:tblPr>
         <w:tblW w:type="auto" w:w="0"/>
         <w:jc w:val="center"/>
-        <w:tblLayout w:type="fixed"/>
         <w:tblLook w:firstColumn="1" w:firstRow="1" w:lastColumn="0" w:lastRow="0" w:noHBand="0" w:noVBand="1" w:val="04A0"/>
         <w:tblBorders>
-          <w:top w:val="single" w:sz="4" w:space="0" w:color="CBD5E1"/>
-          <w:bottom w:val="single" w:sz="4" w:space="0" w:color="CBD5E1"/>
-          <w:insideH w:val="single" w:sz="4" w:space="0" w:color="CBD5E1"/>
+          <w:top w:val="single" w:sz="4" w:space="0" w:color="CCCCCC"/>
+          <w:left w:val="none"/>
+          <w:bottom w:val="single" w:sz="6" w:space="0" w:color="CCCCCC"/>
+          <w:right w:val="none"/>
+          <w:insideH w:val="single" w:sz="4" w:space="0" w:color="CCCCCC"/>
           <w:insideV w:val="none"/>
-          <w:left w:val="none"/>
-          <w:right w:val="none"/>
         </w:tblBorders>
       </w:tblPr>
       <w:tblGrid>
-        <w:gridCol w:w="1104"/>
-        <w:gridCol w:w="1104"/>
-        <w:gridCol w:w="1104"/>
-        <w:gridCol w:w="1104"/>
-        <w:gridCol w:w="1104"/>
-        <w:gridCol w:w="1104"/>
-        <w:gridCol w:w="1104"/>
-        <w:gridCol w:w="1104"/>
-        <w:gridCol w:w="1104"/>
+        <w:gridCol w:w="1120"/>
+        <w:gridCol w:w="1120"/>
+        <w:gridCol w:w="1120"/>
+        <w:gridCol w:w="1120"/>
+        <w:gridCol w:w="1120"/>
+        <w:gridCol w:w="1120"/>
+        <w:gridCol w:w="1120"/>
+        <w:gridCol w:w="1120"/>
+        <w:gridCol w:w="1120"/>
       </w:tblGrid>
       <w:tr>
         <w:tc>
           <w:tcPr>
-            <w:tcW w:type="dxa" w:w="1224"/>
-            <w:shd w:fill="1E3A8A"/>
+            <w:tcW w:type="dxa" w:w="1120"/>
+            <w:shd w:fill="1E3E62"/>
             <w:tcMar>
-              <w:top w:w="70" w:type="dxa"/>
-              <w:bottom w:w="70" w:type="dxa"/>
-              <w:left w:w="40" w:type="dxa"/>
-              <w:right w:w="40" w:type="dxa"/>
+              <w:top w:w="100" w:type="dxa"/>
+              <w:bottom w:w="100" w:type="dxa"/>
+              <w:left w:w="80" w:type="dxa"/>
+              <w:right w:w="80" w:type="dxa"/>
             </w:tcMar>
           </w:tcPr>
           <w:p>
             <w:pPr>
+              <w:spacing w:before="0" w:after="0"/>
               <w:jc w:val="center"/>
             </w:pPr>
             <w:r>
               <w:rPr>
                 <w:b/>
                 <w:color w:val="FFFFFF"/>
-                <w:sz w:val="16"/>
+                <w:sz w:val="18"/>
               </w:rPr>
               <w:t>Total Checks</w:t>
             </w:r>
@@ -350,24 +362,25 @@
         </w:tc>
         <w:tc>
           <w:tcPr>
-            <w:tcW w:type="dxa" w:w="936"/>
-            <w:shd w:fill="1E3A8A"/>
+            <w:tcW w:type="dxa" w:w="1120"/>
+            <w:shd w:fill="1E3E62"/>
             <w:tcMar>
-              <w:top w:w="70" w:type="dxa"/>
-              <w:bottom w:w="70" w:type="dxa"/>
-              <w:left w:w="40" w:type="dxa"/>
-              <w:right w:w="40" w:type="dxa"/>
+              <w:top w:w="100" w:type="dxa"/>
+              <w:bottom w:w="100" w:type="dxa"/>
+              <w:left w:w="80" w:type="dxa"/>
+              <w:right w:w="80" w:type="dxa"/>
             </w:tcMar>
           </w:tcPr>
           <w:p>
             <w:pPr>
+              <w:spacing w:before="0" w:after="0"/>
               <w:jc w:val="center"/>
             </w:pPr>
             <w:r>
               <w:rPr>
                 <w:b/>
                 <w:color w:val="FFFFFF"/>
-                <w:sz w:val="16"/>
+                <w:sz w:val="18"/>
               </w:rPr>
               <w:t>Passed</w:t>
             </w:r>
@@ -375,24 +388,25 @@
         </w:tc>
         <w:tc>
           <w:tcPr>
-            <w:tcW w:type="dxa" w:w="936"/>
-            <w:shd w:fill="1E3A8A"/>
+            <w:tcW w:type="dxa" w:w="1120"/>
+            <w:shd w:fill="1E3E62"/>
             <w:tcMar>
-              <w:top w:w="70" w:type="dxa"/>
-              <w:bottom w:w="70" w:type="dxa"/>
-              <w:left w:w="40" w:type="dxa"/>
-              <w:right w:w="40" w:type="dxa"/>
+              <w:top w:w="100" w:type="dxa"/>
+              <w:bottom w:w="100" w:type="dxa"/>
+              <w:left w:w="80" w:type="dxa"/>
+              <w:right w:w="80" w:type="dxa"/>
             </w:tcMar>
           </w:tcPr>
           <w:p>
             <w:pPr>
+              <w:spacing w:before="0" w:after="0"/>
               <w:jc w:val="center"/>
             </w:pPr>
             <w:r>
               <w:rPr>
                 <w:b/>
                 <w:color w:val="FFFFFF"/>
-                <w:sz w:val="16"/>
+                <w:sz w:val="18"/>
               </w:rPr>
               <w:t>Failed</w:t>
             </w:r>
@@ -400,24 +414,25 @@
         </w:tc>
         <w:tc>
           <w:tcPr>
-            <w:tcW w:type="dxa" w:w="936"/>
-            <w:shd w:fill="1E3A8A"/>
+            <w:tcW w:type="dxa" w:w="1120"/>
+            <w:shd w:fill="1E3E62"/>
             <w:tcMar>
-              <w:top w:w="70" w:type="dxa"/>
-              <w:bottom w:w="70" w:type="dxa"/>
-              <w:left w:w="40" w:type="dxa"/>
-              <w:right w:w="40" w:type="dxa"/>
+              <w:top w:w="100" w:type="dxa"/>
+              <w:bottom w:w="100" w:type="dxa"/>
+              <w:left w:w="80" w:type="dxa"/>
+              <w:right w:w="80" w:type="dxa"/>
             </w:tcMar>
           </w:tcPr>
           <w:p>
             <w:pPr>
+              <w:spacing w:before="0" w:after="0"/>
               <w:jc w:val="center"/>
             </w:pPr>
             <w:r>
               <w:rPr>
                 <w:b/>
                 <w:color w:val="FFFFFF"/>
-                <w:sz w:val="16"/>
+                <w:sz w:val="18"/>
               </w:rPr>
               <w:t>Blocked</w:t>
             </w:r>
@@ -425,24 +440,25 @@
         </w:tc>
         <w:tc>
           <w:tcPr>
-            <w:tcW w:type="dxa" w:w="1080"/>
-            <w:shd w:fill="1E3A8A"/>
+            <w:tcW w:type="dxa" w:w="1120"/>
+            <w:shd w:fill="1E3E62"/>
             <w:tcMar>
-              <w:top w:w="70" w:type="dxa"/>
-              <w:bottom w:w="70" w:type="dxa"/>
-              <w:left w:w="40" w:type="dxa"/>
-              <w:right w:w="40" w:type="dxa"/>
+              <w:top w:w="100" w:type="dxa"/>
+              <w:bottom w:w="100" w:type="dxa"/>
+              <w:left w:w="80" w:type="dxa"/>
+              <w:right w:w="80" w:type="dxa"/>
             </w:tcMar>
           </w:tcPr>
           <w:p>
             <w:pPr>
+              <w:spacing w:before="0" w:after="0"/>
               <w:jc w:val="center"/>
             </w:pPr>
             <w:r>
               <w:rPr>
                 <w:b/>
                 <w:color w:val="FFFFFF"/>
-                <w:sz w:val="16"/>
+                <w:sz w:val="18"/>
               </w:rPr>
               <w:t>P0 Failed</w:t>
             </w:r>
@@ -450,24 +466,25 @@
         </w:tc>
         <w:tc>
           <w:tcPr>
-            <w:tcW w:type="dxa" w:w="1080"/>
-            <w:shd w:fill="1E3A8A"/>
+            <w:tcW w:type="dxa" w:w="1120"/>
+            <w:shd w:fill="1E3E62"/>
             <w:tcMar>
-              <w:top w:w="70" w:type="dxa"/>
-              <w:bottom w:w="70" w:type="dxa"/>
-              <w:left w:w="40" w:type="dxa"/>
-              <w:right w:w="40" w:type="dxa"/>
+              <w:top w:w="100" w:type="dxa"/>
+              <w:bottom w:w="100" w:type="dxa"/>
+              <w:left w:w="80" w:type="dxa"/>
+              <w:right w:w="80" w:type="dxa"/>
             </w:tcMar>
           </w:tcPr>
           <w:p>
             <w:pPr>
+              <w:spacing w:before="0" w:after="0"/>
               <w:jc w:val="center"/>
             </w:pPr>
             <w:r>
               <w:rPr>
                 <w:b/>
                 <w:color w:val="FFFFFF"/>
-                <w:sz w:val="16"/>
+                <w:sz w:val="18"/>
               </w:rPr>
               <w:t>P1 Failed</w:t>
             </w:r>
@@ -475,24 +492,25 @@
         </w:tc>
         <w:tc>
           <w:tcPr>
-            <w:tcW w:type="dxa" w:w="1224"/>
-            <w:shd w:fill="1E3A8A"/>
+            <w:tcW w:type="dxa" w:w="1120"/>
+            <w:shd w:fill="1E3E62"/>
             <w:tcMar>
-              <w:top w:w="70" w:type="dxa"/>
-              <w:bottom w:w="70" w:type="dxa"/>
-              <w:left w:w="40" w:type="dxa"/>
-              <w:right w:w="40" w:type="dxa"/>
+              <w:top w:w="100" w:type="dxa"/>
+              <w:bottom w:w="100" w:type="dxa"/>
+              <w:left w:w="80" w:type="dxa"/>
+              <w:right w:w="80" w:type="dxa"/>
             </w:tcMar>
           </w:tcPr>
           <w:p>
             <w:pPr>
+              <w:spacing w:before="0" w:after="0"/>
               <w:jc w:val="center"/>
             </w:pPr>
             <w:r>
               <w:rPr>
                 <w:b/>
                 <w:color w:val="FFFFFF"/>
-                <w:sz w:val="16"/>
+                <w:sz w:val="18"/>
               </w:rPr>
               <w:t>Completion</w:t>
             </w:r>
@@ -500,24 +518,25 @@
         </w:tc>
         <w:tc>
           <w:tcPr>
-            <w:tcW w:type="dxa" w:w="1224"/>
-            <w:shd w:fill="1E3A8A"/>
+            <w:tcW w:type="dxa" w:w="1120"/>
+            <w:shd w:fill="1E3E62"/>
             <w:tcMar>
-              <w:top w:w="70" w:type="dxa"/>
-              <w:bottom w:w="70" w:type="dxa"/>
-              <w:left w:w="40" w:type="dxa"/>
-              <w:right w:w="40" w:type="dxa"/>
+              <w:top w:w="100" w:type="dxa"/>
+              <w:bottom w:w="100" w:type="dxa"/>
+              <w:left w:w="80" w:type="dxa"/>
+              <w:right w:w="80" w:type="dxa"/>
             </w:tcMar>
           </w:tcPr>
           <w:p>
             <w:pPr>
+              <w:spacing w:before="0" w:after="0"/>
               <w:jc w:val="center"/>
             </w:pPr>
             <w:r>
               <w:rPr>
                 <w:b/>
                 <w:color w:val="FFFFFF"/>
-                <w:sz w:val="16"/>
+                <w:sz w:val="18"/>
               </w:rPr>
               <w:t>Pass Rate</w:t>
             </w:r>
@@ -525,24 +544,25 @@
         </w:tc>
         <w:tc>
           <w:tcPr>
-            <w:tcW w:type="dxa" w:w="1296"/>
-            <w:shd w:fill="1E3A8A"/>
+            <w:tcW w:type="dxa" w:w="1120"/>
+            <w:shd w:fill="1E3E62"/>
             <w:tcMar>
-              <w:top w:w="70" w:type="dxa"/>
-              <w:bottom w:w="70" w:type="dxa"/>
-              <w:left w:w="40" w:type="dxa"/>
-              <w:right w:w="40" w:type="dxa"/>
+              <w:top w:w="100" w:type="dxa"/>
+              <w:bottom w:w="100" w:type="dxa"/>
+              <w:left w:w="80" w:type="dxa"/>
+              <w:right w:w="80" w:type="dxa"/>
             </w:tcMar>
           </w:tcPr>
           <w:p>
             <w:pPr>
+              <w:spacing w:before="0" w:after="0"/>
               <w:jc w:val="center"/>
             </w:pPr>
             <w:r>
               <w:rPr>
                 <w:b/>
                 <w:color w:val="FFFFFF"/>
-                <w:sz w:val="16"/>
+                <w:sz w:val="18"/>
               </w:rPr>
               <w:t>Demo Status</w:t>
             </w:r>
@@ -552,23 +572,24 @@
       <w:tr>
         <w:tc>
           <w:tcPr>
-            <w:tcW w:type="dxa" w:w="1224"/>
-            <w:shd w:fill="F1F5F9"/>
+            <w:tcW w:type="dxa" w:w="1120"/>
+            <w:shd w:fill="FFFFFF"/>
             <w:tcMar>
-              <w:top w:w="80" w:type="dxa"/>
-              <w:bottom w:w="80" w:type="dxa"/>
-              <w:left w:w="40" w:type="dxa"/>
-              <w:right w:w="40" w:type="dxa"/>
+              <w:top w:w="100" w:type="dxa"/>
+              <w:bottom w:w="100" w:type="dxa"/>
+              <w:left w:w="80" w:type="dxa"/>
+              <w:right w:w="80" w:type="dxa"/>
             </w:tcMar>
           </w:tcPr>
           <w:p>
             <w:pPr>
+              <w:spacing w:before="0" w:after="0"/>
               <w:jc w:val="center"/>
             </w:pPr>
             <w:r>
               <w:rPr>
                 <w:b/>
-                <w:color w:val="0F172A"/>
+                <w:color w:val="008000"/>
                 <w:sz w:val="19"/>
               </w:rPr>
               <w:t>21</w:t>
@@ -577,23 +598,24 @@
         </w:tc>
         <w:tc>
           <w:tcPr>
-            <w:tcW w:type="dxa" w:w="936"/>
-            <w:shd w:fill="DCFCE7"/>
+            <w:tcW w:type="dxa" w:w="1120"/>
+            <w:shd w:fill="FFFFFF"/>
             <w:tcMar>
-              <w:top w:w="80" w:type="dxa"/>
-              <w:bottom w:w="80" w:type="dxa"/>
-              <w:left w:w="40" w:type="dxa"/>
-              <w:right w:w="40" w:type="dxa"/>
+              <w:top w:w="100" w:type="dxa"/>
+              <w:bottom w:w="100" w:type="dxa"/>
+              <w:left w:w="80" w:type="dxa"/>
+              <w:right w:w="80" w:type="dxa"/>
             </w:tcMar>
           </w:tcPr>
           <w:p>
             <w:pPr>
+              <w:spacing w:before="0" w:after="0"/>
               <w:jc w:val="center"/>
             </w:pPr>
             <w:r>
               <w:rPr>
                 <w:b/>
-                <w:color w:val="16A34A"/>
+                <w:color w:val="008000"/>
                 <w:sz w:val="19"/>
               </w:rPr>
               <w:t>21</w:t>
@@ -602,23 +624,24 @@
         </w:tc>
         <w:tc>
           <w:tcPr>
-            <w:tcW w:type="dxa" w:w="936"/>
-            <w:shd w:fill="F8FAFC"/>
+            <w:tcW w:type="dxa" w:w="1120"/>
+            <w:shd w:fill="FFFFFF"/>
             <w:tcMar>
-              <w:top w:w="80" w:type="dxa"/>
-              <w:bottom w:w="80" w:type="dxa"/>
-              <w:left w:w="40" w:type="dxa"/>
-              <w:right w:w="40" w:type="dxa"/>
+              <w:top w:w="100" w:type="dxa"/>
+              <w:bottom w:w="100" w:type="dxa"/>
+              <w:left w:w="80" w:type="dxa"/>
+              <w:right w:w="80" w:type="dxa"/>
             </w:tcMar>
           </w:tcPr>
           <w:p>
             <w:pPr>
+              <w:spacing w:before="0" w:after="0"/>
               <w:jc w:val="center"/>
             </w:pPr>
             <w:r>
               <w:rPr>
                 <w:b/>
-                <w:color w:val="64748B"/>
+                <w:color w:val="555555"/>
                 <w:sz w:val="19"/>
               </w:rPr>
               <w:t>0</w:t>
@@ -627,23 +650,24 @@
         </w:tc>
         <w:tc>
           <w:tcPr>
-            <w:tcW w:type="dxa" w:w="936"/>
-            <w:shd w:fill="F8FAFC"/>
+            <w:tcW w:type="dxa" w:w="1120"/>
+            <w:shd w:fill="FFFFFF"/>
             <w:tcMar>
-              <w:top w:w="80" w:type="dxa"/>
-              <w:bottom w:w="80" w:type="dxa"/>
-              <w:left w:w="40" w:type="dxa"/>
-              <w:right w:w="40" w:type="dxa"/>
+              <w:top w:w="100" w:type="dxa"/>
+              <w:bottom w:w="100" w:type="dxa"/>
+              <w:left w:w="80" w:type="dxa"/>
+              <w:right w:w="80" w:type="dxa"/>
             </w:tcMar>
           </w:tcPr>
           <w:p>
             <w:pPr>
+              <w:spacing w:before="0" w:after="0"/>
               <w:jc w:val="center"/>
             </w:pPr>
             <w:r>
               <w:rPr>
                 <w:b/>
-                <w:color w:val="64748B"/>
+                <w:color w:val="555555"/>
                 <w:sz w:val="19"/>
               </w:rPr>
               <w:t>0</w:t>
@@ -652,23 +676,24 @@
         </w:tc>
         <w:tc>
           <w:tcPr>
-            <w:tcW w:type="dxa" w:w="1080"/>
-            <w:shd w:fill="F8FAFC"/>
+            <w:tcW w:type="dxa" w:w="1120"/>
+            <w:shd w:fill="FFFFFF"/>
             <w:tcMar>
-              <w:top w:w="80" w:type="dxa"/>
-              <w:bottom w:w="80" w:type="dxa"/>
-              <w:left w:w="40" w:type="dxa"/>
-              <w:right w:w="40" w:type="dxa"/>
+              <w:top w:w="100" w:type="dxa"/>
+              <w:bottom w:w="100" w:type="dxa"/>
+              <w:left w:w="80" w:type="dxa"/>
+              <w:right w:w="80" w:type="dxa"/>
             </w:tcMar>
           </w:tcPr>
           <w:p>
             <w:pPr>
+              <w:spacing w:before="0" w:after="0"/>
               <w:jc w:val="center"/>
             </w:pPr>
             <w:r>
               <w:rPr>
                 <w:b/>
-                <w:color w:val="64748B"/>
+                <w:color w:val="555555"/>
                 <w:sz w:val="19"/>
               </w:rPr>
               <w:t>0</w:t>
@@ -677,23 +702,24 @@
         </w:tc>
         <w:tc>
           <w:tcPr>
-            <w:tcW w:type="dxa" w:w="1080"/>
-            <w:shd w:fill="F8FAFC"/>
+            <w:tcW w:type="dxa" w:w="1120"/>
+            <w:shd w:fill="FFFFFF"/>
             <w:tcMar>
-              <w:top w:w="80" w:type="dxa"/>
-              <w:bottom w:w="80" w:type="dxa"/>
-              <w:left w:w="40" w:type="dxa"/>
-              <w:right w:w="40" w:type="dxa"/>
+              <w:top w:w="100" w:type="dxa"/>
+              <w:bottom w:w="100" w:type="dxa"/>
+              <w:left w:w="80" w:type="dxa"/>
+              <w:right w:w="80" w:type="dxa"/>
             </w:tcMar>
           </w:tcPr>
           <w:p>
             <w:pPr>
+              <w:spacing w:before="0" w:after="0"/>
               <w:jc w:val="center"/>
             </w:pPr>
             <w:r>
               <w:rPr>
                 <w:b/>
-                <w:color w:val="64748B"/>
+                <w:color w:val="555555"/>
                 <w:sz w:val="19"/>
               </w:rPr>
               <w:t>0</w:t>
@@ -702,23 +728,24 @@
         </w:tc>
         <w:tc>
           <w:tcPr>
-            <w:tcW w:type="dxa" w:w="1224"/>
-            <w:shd w:fill="DCFCE7"/>
+            <w:tcW w:type="dxa" w:w="1120"/>
+            <w:shd w:fill="FFFFFF"/>
             <w:tcMar>
-              <w:top w:w="80" w:type="dxa"/>
-              <w:bottom w:w="80" w:type="dxa"/>
-              <w:left w:w="40" w:type="dxa"/>
-              <w:right w:w="40" w:type="dxa"/>
+              <w:top w:w="100" w:type="dxa"/>
+              <w:bottom w:w="100" w:type="dxa"/>
+              <w:left w:w="80" w:type="dxa"/>
+              <w:right w:w="80" w:type="dxa"/>
             </w:tcMar>
           </w:tcPr>
           <w:p>
             <w:pPr>
+              <w:spacing w:before="0" w:after="0"/>
               <w:jc w:val="center"/>
             </w:pPr>
             <w:r>
               <w:rPr>
                 <w:b/>
-                <w:color w:val="16A34A"/>
+                <w:color w:val="008000"/>
                 <w:sz w:val="19"/>
               </w:rPr>
               <w:t>100%</w:t>
@@ -727,23 +754,24 @@
         </w:tc>
         <w:tc>
           <w:tcPr>
-            <w:tcW w:type="dxa" w:w="1224"/>
-            <w:shd w:fill="DCFCE7"/>
+            <w:tcW w:type="dxa" w:w="1120"/>
+            <w:shd w:fill="FFFFFF"/>
             <w:tcMar>
-              <w:top w:w="80" w:type="dxa"/>
-              <w:bottom w:w="80" w:type="dxa"/>
-              <w:left w:w="40" w:type="dxa"/>
-              <w:right w:w="40" w:type="dxa"/>
+              <w:top w:w="100" w:type="dxa"/>
+              <w:bottom w:w="100" w:type="dxa"/>
+              <w:left w:w="80" w:type="dxa"/>
+              <w:right w:w="80" w:type="dxa"/>
             </w:tcMar>
           </w:tcPr>
           <w:p>
             <w:pPr>
+              <w:spacing w:before="0" w:after="0"/>
               <w:jc w:val="center"/>
             </w:pPr>
             <w:r>
               <w:rPr>
                 <w:b/>
-                <w:color w:val="16A34A"/>
+                <w:color w:val="008000"/>
                 <w:sz w:val="19"/>
               </w:rPr>
               <w:t>100%</w:t>
@@ -752,23 +780,24 @@
         </w:tc>
         <w:tc>
           <w:tcPr>
-            <w:tcW w:type="dxa" w:w="1296"/>
-            <w:shd w:fill="DCFCE7"/>
+            <w:tcW w:type="dxa" w:w="1120"/>
+            <w:shd w:fill="FFFFFF"/>
             <w:tcMar>
-              <w:top w:w="80" w:type="dxa"/>
-              <w:bottom w:w="80" w:type="dxa"/>
-              <w:left w:w="40" w:type="dxa"/>
-              <w:right w:w="40" w:type="dxa"/>
+              <w:top w:w="100" w:type="dxa"/>
+              <w:bottom w:w="100" w:type="dxa"/>
+              <w:left w:w="80" w:type="dxa"/>
+              <w:right w:w="80" w:type="dxa"/>
             </w:tcMar>
           </w:tcPr>
           <w:p>
             <w:pPr>
+              <w:spacing w:before="0" w:after="0"/>
               <w:jc w:val="center"/>
             </w:pPr>
             <w:r>
               <w:rPr>
                 <w:b/>
-                <w:color w:val="16A34A"/>
+                <w:color w:val="008000"/>
                 <w:sz w:val="19"/>
               </w:rPr>
               <w:t>🟢 READY</w:t>
@@ -779,17 +808,622 @@
     </w:tbl>
     <w:p>
       <w:pPr>
-        <w:spacing w:after="160"/>
-      </w:pPr>
-    </w:p>
-    <w:p>
-      <w:pPr>
-        <w:spacing w:before="160" w:after="60"/>
+        <w:spacing w:before="240" w:after="80"/>
       </w:pPr>
       <w:r>
         <w:rPr>
           <w:b/>
-          <w:color w:val="1E3A8A"/>
+          <w:color w:val="1E3E62"/>
+          <w:sz w:val="22"/>
+        </w:rPr>
+        <w:t>Audit Transformation: Baseline vs. Remediated State</w:t>
+      </w:r>
+    </w:p>
+    <w:tbl>
+      <w:tblPr>
+        <w:tblW w:type="auto" w:w="0"/>
+        <w:jc w:val="center"/>
+        <w:tblLook w:firstColumn="1" w:firstRow="1" w:lastColumn="0" w:lastRow="0" w:noHBand="0" w:noVBand="1" w:val="04A0"/>
+        <w:tblBorders>
+          <w:top w:val="single" w:sz="4" w:space="0" w:color="CCCCCC"/>
+          <w:left w:val="none"/>
+          <w:bottom w:val="single" w:sz="6" w:space="0" w:color="CCCCCC"/>
+          <w:right w:val="none"/>
+          <w:insideH w:val="single" w:sz="4" w:space="0" w:color="CCCCCC"/>
+          <w:insideV w:val="none"/>
+        </w:tblBorders>
+      </w:tblPr>
+      <w:tblGrid>
+        <w:gridCol w:w="2520"/>
+        <w:gridCol w:w="2520"/>
+        <w:gridCol w:w="2520"/>
+        <w:gridCol w:w="2520"/>
+      </w:tblGrid>
+      <w:tr>
+        <w:tc>
+          <w:tcPr>
+            <w:tcW w:type="dxa" w:w="2520"/>
+            <w:shd w:fill="1E3E62"/>
+            <w:tcMar>
+              <w:top w:w="80" w:type="dxa"/>
+              <w:bottom w:w="80" w:type="dxa"/>
+              <w:left w:w="100" w:type="dxa"/>
+              <w:right w:w="100" w:type="dxa"/>
+            </w:tcMar>
+          </w:tcPr>
+          <w:p>
+            <w:pPr>
+              <w:spacing w:before="0" w:after="0"/>
+            </w:pPr>
+            <w:r>
+              <w:rPr>
+                <w:b/>
+                <w:color w:val="FFFFFF"/>
+                <w:sz w:val="18"/>
+              </w:rPr>
+              <w:t>Evaluation Metric</w:t>
+            </w:r>
+          </w:p>
+        </w:tc>
+        <w:tc>
+          <w:tcPr>
+            <w:tcW w:type="dxa" w:w="2520"/>
+            <w:shd w:fill="1E3E62"/>
+            <w:tcMar>
+              <w:top w:w="80" w:type="dxa"/>
+              <w:bottom w:w="80" w:type="dxa"/>
+              <w:left w:w="100" w:type="dxa"/>
+              <w:right w:w="100" w:type="dxa"/>
+            </w:tcMar>
+          </w:tcPr>
+          <w:p>
+            <w:pPr>
+              <w:spacing w:before="0" w:after="0"/>
+            </w:pPr>
+            <w:r>
+              <w:rPr>
+                <w:b/>
+                <w:color w:val="FFFFFF"/>
+                <w:sz w:val="18"/>
+              </w:rPr>
+              <w:t>Baseline (Pre-Fix)</w:t>
+            </w:r>
+          </w:p>
+        </w:tc>
+        <w:tc>
+          <w:tcPr>
+            <w:tcW w:type="dxa" w:w="2520"/>
+            <w:shd w:fill="1E3E62"/>
+            <w:tcMar>
+              <w:top w:w="80" w:type="dxa"/>
+              <w:bottom w:w="80" w:type="dxa"/>
+              <w:left w:w="100" w:type="dxa"/>
+              <w:right w:w="100" w:type="dxa"/>
+            </w:tcMar>
+          </w:tcPr>
+          <w:p>
+            <w:pPr>
+              <w:spacing w:before="0" w:after="0"/>
+            </w:pPr>
+            <w:r>
+              <w:rPr>
+                <w:b/>
+                <w:color w:val="FFFFFF"/>
+                <w:sz w:val="18"/>
+              </w:rPr>
+              <w:t>Final Certified State</w:t>
+            </w:r>
+          </w:p>
+        </w:tc>
+        <w:tc>
+          <w:tcPr>
+            <w:tcW w:type="dxa" w:w="2520"/>
+            <w:shd w:fill="1E3E62"/>
+            <w:tcMar>
+              <w:top w:w="80" w:type="dxa"/>
+              <w:bottom w:w="80" w:type="dxa"/>
+              <w:left w:w="100" w:type="dxa"/>
+              <w:right w:w="100" w:type="dxa"/>
+            </w:tcMar>
+          </w:tcPr>
+          <w:p>
+            <w:pPr>
+              <w:spacing w:before="0" w:after="0"/>
+            </w:pPr>
+            <w:r>
+              <w:rPr>
+                <w:b/>
+                <w:color w:val="FFFFFF"/>
+                <w:sz w:val="18"/>
+              </w:rPr>
+              <w:t>Transformation Impact</w:t>
+            </w:r>
+          </w:p>
+        </w:tc>
+      </w:tr>
+      <w:tr>
+        <w:tc>
+          <w:tcPr>
+            <w:tcW w:type="dxa" w:w="2520"/>
+            <w:tcMar>
+              <w:top w:w="70" w:type="dxa"/>
+              <w:bottom w:w="70" w:type="dxa"/>
+              <w:left w:w="100" w:type="dxa"/>
+              <w:right w:w="100" w:type="dxa"/>
+            </w:tcMar>
+          </w:tcPr>
+          <w:p>
+            <w:pPr>
+              <w:spacing w:before="0" w:after="0"/>
+            </w:pPr>
+            <w:r>
+              <w:rPr>
+                <w:b/>
+                <w:sz w:val="17"/>
+              </w:rPr>
+              <w:t>Total Essential Controls</w:t>
+            </w:r>
+          </w:p>
+        </w:tc>
+        <w:tc>
+          <w:tcPr>
+            <w:tcW w:type="dxa" w:w="2520"/>
+            <w:tcMar>
+              <w:top w:w="70" w:type="dxa"/>
+              <w:bottom w:w="70" w:type="dxa"/>
+              <w:left w:w="100" w:type="dxa"/>
+              <w:right w:w="100" w:type="dxa"/>
+            </w:tcMar>
+          </w:tcPr>
+          <w:p>
+            <w:pPr>
+              <w:spacing w:before="0" w:after="0"/>
+            </w:pPr>
+            <w:r>
+              <w:rPr>
+                <w:sz w:val="17"/>
+              </w:rPr>
+              <w:t>21 Total Checks</w:t>
+            </w:r>
+          </w:p>
+        </w:tc>
+        <w:tc>
+          <w:tcPr>
+            <w:tcW w:type="dxa" w:w="2520"/>
+            <w:tcMar>
+              <w:top w:w="70" w:type="dxa"/>
+              <w:bottom w:w="70" w:type="dxa"/>
+              <w:left w:w="100" w:type="dxa"/>
+              <w:right w:w="100" w:type="dxa"/>
+            </w:tcMar>
+          </w:tcPr>
+          <w:p>
+            <w:pPr>
+              <w:spacing w:before="0" w:after="0"/>
+            </w:pPr>
+            <w:r>
+              <w:rPr>
+                <w:sz w:val="17"/>
+              </w:rPr>
+              <w:t>21 Total Checks</w:t>
+            </w:r>
+          </w:p>
+        </w:tc>
+        <w:tc>
+          <w:tcPr>
+            <w:tcW w:type="dxa" w:w="2520"/>
+            <w:tcMar>
+              <w:top w:w="70" w:type="dxa"/>
+              <w:bottom w:w="70" w:type="dxa"/>
+              <w:left w:w="100" w:type="dxa"/>
+              <w:right w:w="100" w:type="dxa"/>
+            </w:tcMar>
+          </w:tcPr>
+          <w:p>
+            <w:pPr>
+              <w:spacing w:before="0" w:after="0"/>
+            </w:pPr>
+            <w:r>
+              <w:rPr>
+                <w:sz w:val="17"/>
+              </w:rPr>
+              <w:t>Full standard coverage maintained</w:t>
+            </w:r>
+          </w:p>
+        </w:tc>
+      </w:tr>
+      <w:tr>
+        <w:tc>
+          <w:tcPr>
+            <w:tcW w:type="dxa" w:w="2520"/>
+            <w:shd w:fill="F9FBFC"/>
+            <w:tcMar>
+              <w:top w:w="70" w:type="dxa"/>
+              <w:bottom w:w="70" w:type="dxa"/>
+              <w:left w:w="100" w:type="dxa"/>
+              <w:right w:w="100" w:type="dxa"/>
+            </w:tcMar>
+          </w:tcPr>
+          <w:p>
+            <w:pPr>
+              <w:spacing w:before="0" w:after="0"/>
+            </w:pPr>
+            <w:r>
+              <w:rPr>
+                <w:b/>
+                <w:sz w:val="17"/>
+              </w:rPr>
+              <w:t>Compliance Pass Rate</w:t>
+            </w:r>
+          </w:p>
+        </w:tc>
+        <w:tc>
+          <w:tcPr>
+            <w:tcW w:type="dxa" w:w="2520"/>
+            <w:shd w:fill="F9FBFC"/>
+            <w:tcMar>
+              <w:top w:w="70" w:type="dxa"/>
+              <w:bottom w:w="70" w:type="dxa"/>
+              <w:left w:w="100" w:type="dxa"/>
+              <w:right w:w="100" w:type="dxa"/>
+            </w:tcMar>
+          </w:tcPr>
+          <w:p>
+            <w:pPr>
+              <w:spacing w:before="0" w:after="0"/>
+            </w:pPr>
+            <w:r>
+              <w:rPr>
+                <w:color w:val="D9534F"/>
+                <w:sz w:val="17"/>
+              </w:rPr>
+              <w:t>52.4% (11 Passed)</w:t>
+            </w:r>
+          </w:p>
+        </w:tc>
+        <w:tc>
+          <w:tcPr>
+            <w:tcW w:type="dxa" w:w="2520"/>
+            <w:shd w:fill="F9FBFC"/>
+            <w:tcMar>
+              <w:top w:w="70" w:type="dxa"/>
+              <w:bottom w:w="70" w:type="dxa"/>
+              <w:left w:w="100" w:type="dxa"/>
+              <w:right w:w="100" w:type="dxa"/>
+            </w:tcMar>
+          </w:tcPr>
+          <w:p>
+            <w:pPr>
+              <w:spacing w:before="0" w:after="0"/>
+            </w:pPr>
+            <w:r>
+              <w:rPr>
+                <w:b/>
+                <w:color w:val="008000"/>
+                <w:sz w:val="17"/>
+              </w:rPr>
+              <w:t>100.0% (21 Passed)</w:t>
+            </w:r>
+          </w:p>
+        </w:tc>
+        <w:tc>
+          <w:tcPr>
+            <w:tcW w:type="dxa" w:w="2520"/>
+            <w:shd w:fill="F9FBFC"/>
+            <w:tcMar>
+              <w:top w:w="70" w:type="dxa"/>
+              <w:bottom w:w="70" w:type="dxa"/>
+              <w:left w:w="100" w:type="dxa"/>
+              <w:right w:w="100" w:type="dxa"/>
+            </w:tcMar>
+          </w:tcPr>
+          <w:p>
+            <w:pPr>
+              <w:spacing w:before="0" w:after="0"/>
+            </w:pPr>
+            <w:r>
+              <w:rPr>
+                <w:sz w:val="17"/>
+              </w:rPr>
+              <w:t>+47.6% increase; zero non-compliant items</w:t>
+            </w:r>
+          </w:p>
+        </w:tc>
+      </w:tr>
+      <w:tr>
+        <w:tc>
+          <w:tcPr>
+            <w:tcW w:type="dxa" w:w="2520"/>
+            <w:tcMar>
+              <w:top w:w="70" w:type="dxa"/>
+              <w:bottom w:w="70" w:type="dxa"/>
+              <w:left w:w="100" w:type="dxa"/>
+              <w:right w:w="100" w:type="dxa"/>
+            </w:tcMar>
+          </w:tcPr>
+          <w:p>
+            <w:pPr>
+              <w:spacing w:before="0" w:after="0"/>
+            </w:pPr>
+            <w:r>
+              <w:rPr>
+                <w:b/>
+                <w:sz w:val="17"/>
+              </w:rPr>
+              <w:t>P0 (Mission-Critical) Failures</w:t>
+            </w:r>
+          </w:p>
+        </w:tc>
+        <w:tc>
+          <w:tcPr>
+            <w:tcW w:type="dxa" w:w="2520"/>
+            <w:tcMar>
+              <w:top w:w="70" w:type="dxa"/>
+              <w:bottom w:w="70" w:type="dxa"/>
+              <w:left w:w="100" w:type="dxa"/>
+              <w:right w:w="100" w:type="dxa"/>
+            </w:tcMar>
+          </w:tcPr>
+          <w:p>
+            <w:pPr>
+              <w:spacing w:before="0" w:after="0"/>
+            </w:pPr>
+            <w:r>
+              <w:rPr>
+                <w:color w:val="D9534F"/>
+                <w:sz w:val="17"/>
+              </w:rPr>
+              <w:t>7 Major Blockers</w:t>
+            </w:r>
+          </w:p>
+        </w:tc>
+        <w:tc>
+          <w:tcPr>
+            <w:tcW w:type="dxa" w:w="2520"/>
+            <w:tcMar>
+              <w:top w:w="70" w:type="dxa"/>
+              <w:bottom w:w="70" w:type="dxa"/>
+              <w:left w:w="100" w:type="dxa"/>
+              <w:right w:w="100" w:type="dxa"/>
+            </w:tcMar>
+          </w:tcPr>
+          <w:p>
+            <w:pPr>
+              <w:spacing w:before="0" w:after="0"/>
+            </w:pPr>
+            <w:r>
+              <w:rPr>
+                <w:b/>
+                <w:color w:val="008000"/>
+                <w:sz w:val="17"/>
+              </w:rPr>
+              <w:t>0 Blockers (100% Fixed)</w:t>
+            </w:r>
+          </w:p>
+        </w:tc>
+        <w:tc>
+          <w:tcPr>
+            <w:tcW w:type="dxa" w:w="2520"/>
+            <w:tcMar>
+              <w:top w:w="70" w:type="dxa"/>
+              <w:bottom w:w="70" w:type="dxa"/>
+              <w:left w:w="100" w:type="dxa"/>
+              <w:right w:w="100" w:type="dxa"/>
+            </w:tcMar>
+          </w:tcPr>
+          <w:p>
+            <w:pPr>
+              <w:spacing w:before="0" w:after="0"/>
+            </w:pPr>
+            <w:r>
+              <w:rPr>
+                <w:sz w:val="17"/>
+              </w:rPr>
+              <w:t>All DDL/view/procedure transpilation blockers resolved</w:t>
+            </w:r>
+          </w:p>
+        </w:tc>
+      </w:tr>
+      <w:tr>
+        <w:tc>
+          <w:tcPr>
+            <w:tcW w:type="dxa" w:w="2520"/>
+            <w:shd w:fill="F9FBFC"/>
+            <w:tcMar>
+              <w:top w:w="70" w:type="dxa"/>
+              <w:bottom w:w="70" w:type="dxa"/>
+              <w:left w:w="100" w:type="dxa"/>
+              <w:right w:w="100" w:type="dxa"/>
+            </w:tcMar>
+          </w:tcPr>
+          <w:p>
+            <w:pPr>
+              <w:spacing w:before="0" w:after="0"/>
+            </w:pPr>
+            <w:r>
+              <w:rPr>
+                <w:b/>
+                <w:sz w:val="17"/>
+              </w:rPr>
+              <w:t>P1 (Enterprise Governance) Gaps</w:t>
+            </w:r>
+          </w:p>
+        </w:tc>
+        <w:tc>
+          <w:tcPr>
+            <w:tcW w:type="dxa" w:w="2520"/>
+            <w:shd w:fill="F9FBFC"/>
+            <w:tcMar>
+              <w:top w:w="70" w:type="dxa"/>
+              <w:bottom w:w="70" w:type="dxa"/>
+              <w:left w:w="100" w:type="dxa"/>
+              <w:right w:w="100" w:type="dxa"/>
+            </w:tcMar>
+          </w:tcPr>
+          <w:p>
+            <w:pPr>
+              <w:spacing w:before="0" w:after="0"/>
+            </w:pPr>
+            <w:r>
+              <w:rPr>
+                <w:color w:val="D9534F"/>
+                <w:sz w:val="17"/>
+              </w:rPr>
+              <w:t>3 Missing Modules</w:t>
+            </w:r>
+          </w:p>
+        </w:tc>
+        <w:tc>
+          <w:tcPr>
+            <w:tcW w:type="dxa" w:w="2520"/>
+            <w:shd w:fill="F9FBFC"/>
+            <w:tcMar>
+              <w:top w:w="70" w:type="dxa"/>
+              <w:bottom w:w="70" w:type="dxa"/>
+              <w:left w:w="100" w:type="dxa"/>
+              <w:right w:w="100" w:type="dxa"/>
+            </w:tcMar>
+          </w:tcPr>
+          <w:p>
+            <w:pPr>
+              <w:spacing w:before="0" w:after="0"/>
+            </w:pPr>
+            <w:r>
+              <w:rPr>
+                <w:b/>
+                <w:color w:val="008000"/>
+                <w:sz w:val="17"/>
+              </w:rPr>
+              <w:t>0 Gaps (100% Fixed)</w:t>
+            </w:r>
+          </w:p>
+        </w:tc>
+        <w:tc>
+          <w:tcPr>
+            <w:tcW w:type="dxa" w:w="2520"/>
+            <w:shd w:fill="F9FBFC"/>
+            <w:tcMar>
+              <w:top w:w="70" w:type="dxa"/>
+              <w:bottom w:w="70" w:type="dxa"/>
+              <w:left w:w="100" w:type="dxa"/>
+              <w:right w:w="100" w:type="dxa"/>
+            </w:tcMar>
+          </w:tcPr>
+          <w:p>
+            <w:pPr>
+              <w:spacing w:before="0" w:after="0"/>
+            </w:pPr>
+            <w:r>
+              <w:rPr>
+                <w:sz w:val="17"/>
+              </w:rPr>
+              <w:t>SSO, MFA, backups, &amp; log retention fully built</w:t>
+            </w:r>
+          </w:p>
+        </w:tc>
+      </w:tr>
+      <w:tr>
+        <w:tc>
+          <w:tcPr>
+            <w:tcW w:type="dxa" w:w="2520"/>
+            <w:tcMar>
+              <w:top w:w="70" w:type="dxa"/>
+              <w:bottom w:w="70" w:type="dxa"/>
+              <w:left w:w="100" w:type="dxa"/>
+              <w:right w:w="100" w:type="dxa"/>
+            </w:tcMar>
+          </w:tcPr>
+          <w:p>
+            <w:pPr>
+              <w:spacing w:before="0" w:after="0"/>
+            </w:pPr>
+            <w:r>
+              <w:rPr>
+                <w:b/>
+                <w:sz w:val="17"/>
+              </w:rPr>
+              <w:t>Automated Test Suite Status</w:t>
+            </w:r>
+          </w:p>
+        </w:tc>
+        <w:tc>
+          <w:tcPr>
+            <w:tcW w:type="dxa" w:w="2520"/>
+            <w:tcMar>
+              <w:top w:w="70" w:type="dxa"/>
+              <w:bottom w:w="70" w:type="dxa"/>
+              <w:left w:w="100" w:type="dxa"/>
+              <w:right w:w="100" w:type="dxa"/>
+            </w:tcMar>
+          </w:tcPr>
+          <w:p>
+            <w:pPr>
+              <w:spacing w:before="0" w:after="0"/>
+            </w:pPr>
+            <w:r>
+              <w:rPr>
+                <w:sz w:val="17"/>
+              </w:rPr>
+              <w:t>No Checklist Test Suite</w:t>
+            </w:r>
+          </w:p>
+        </w:tc>
+        <w:tc>
+          <w:tcPr>
+            <w:tcW w:type="dxa" w:w="2520"/>
+            <w:tcMar>
+              <w:top w:w="70" w:type="dxa"/>
+              <w:bottom w:w="70" w:type="dxa"/>
+              <w:left w:w="100" w:type="dxa"/>
+              <w:right w:w="100" w:type="dxa"/>
+            </w:tcMar>
+          </w:tcPr>
+          <w:p>
+            <w:pPr>
+              <w:spacing w:before="0" w:after="0"/>
+            </w:pPr>
+            <w:r>
+              <w:rPr>
+                <w:b/>
+                <w:color w:val="008000"/>
+                <w:sz w:val="17"/>
+              </w:rPr>
+              <w:t>21 / 21 Tests Passing</w:t>
+            </w:r>
+          </w:p>
+        </w:tc>
+        <w:tc>
+          <w:tcPr>
+            <w:tcW w:type="dxa" w:w="2520"/>
+            <w:tcMar>
+              <w:top w:w="70" w:type="dxa"/>
+              <w:bottom w:w="70" w:type="dxa"/>
+              <w:left w:w="100" w:type="dxa"/>
+              <w:right w:w="100" w:type="dxa"/>
+            </w:tcMar>
+          </w:tcPr>
+          <w:p>
+            <w:pPr>
+              <w:spacing w:before="0" w:after="0"/>
+            </w:pPr>
+            <w:r>
+              <w:rPr>
+                <w:sz w:val="17"/>
+              </w:rPr>
+              <w:t>Automated pytest suite ensures regression-proof stability</w:t>
+            </w:r>
+          </w:p>
+        </w:tc>
+      </w:tr>
+    </w:tbl>
+    <w:p>
+      <w:pPr>
+        <w:spacing w:before="280" w:after="80"/>
+      </w:pPr>
+      <w:r>
+        <w:rPr>
+          <w:b/>
+          <w:color w:val="0F2C59"/>
           <w:sz w:val="26"/>
         </w:rPr>
         <w:t>2. Practical Applicability &amp; Need Analysis for Migration Engine</w:t>
@@ -797,51 +1431,61 @@
     </w:p>
     <w:p>
       <w:pPr>
+        <w:spacing w:after="80"/>
+      </w:pPr>
+      <w:r>
+        <w:t>An essential outcome of VTAB Square's audit is differentiating between Core Data Migration Requirements and Generic SaaS Checklist Overhead. This application is fundamentally an Automated Data Engineering Migration Tool purpose-built for database schemas, transpilation, and Unity Catalog deployment.</w:t>
+      </w:r>
+    </w:p>
+    <w:p>
+      <w:pPr>
         <w:spacing w:after="120"/>
       </w:pPr>
       <w:r>
-        <w:t>An essential outcome of VTAB Square's audit is differentiating between Core Data Migration Requirements and Generic SaaS Checklist Overhead. This application is fundamentally an Automated Data Engineering Migration Tool purpose-built for database schemas, transpilation, and Unity Catalog deployment.</w:t>
+        <w:t>Below is the architectural classification explaining which of the 21 checklist items are strictly required for migration pipelines versus those that represent optional SaaS governance features:</w:t>
       </w:r>
     </w:p>
     <w:tbl>
       <w:tblPr>
         <w:tblW w:type="auto" w:w="0"/>
         <w:jc w:val="center"/>
-        <w:tblLayout w:type="fixed"/>
         <w:tblLook w:firstColumn="1" w:firstRow="1" w:lastColumn="0" w:lastRow="0" w:noHBand="0" w:noVBand="1" w:val="04A0"/>
         <w:tblBorders>
-          <w:top w:val="single" w:sz="4" w:space="0" w:color="CBD5E1"/>
-          <w:bottom w:val="single" w:sz="4" w:space="0" w:color="CBD5E1"/>
-          <w:insideH w:val="single" w:sz="4" w:space="0" w:color="CBD5E1"/>
+          <w:top w:val="single" w:sz="4" w:space="0" w:color="CCCCCC"/>
+          <w:left w:val="none"/>
+          <w:bottom w:val="single" w:sz="6" w:space="0" w:color="CCCCCC"/>
+          <w:right w:val="none"/>
+          <w:insideH w:val="single" w:sz="4" w:space="0" w:color="CCCCCC"/>
           <w:insideV w:val="none"/>
-          <w:left w:val="none"/>
-          <w:right w:val="none"/>
         </w:tblBorders>
       </w:tblPr>
       <w:tblGrid>
-        <w:gridCol w:w="2484"/>
-        <w:gridCol w:w="2484"/>
-        <w:gridCol w:w="2484"/>
-        <w:gridCol w:w="2484"/>
+        <w:gridCol w:w="2520"/>
+        <w:gridCol w:w="2520"/>
+        <w:gridCol w:w="2520"/>
+        <w:gridCol w:w="2520"/>
       </w:tblGrid>
       <w:tr>
         <w:tc>
           <w:tcPr>
-            <w:tcW w:type="dxa" w:w="2592"/>
-            <w:shd w:fill="0F172A"/>
+            <w:tcW w:type="dxa" w:w="2520"/>
+            <w:shd w:fill="1E3E62"/>
             <w:tcMar>
-              <w:top w:w="60" w:type="dxa"/>
-              <w:bottom w:w="60" w:type="dxa"/>
-              <w:left w:w="60" w:type="dxa"/>
-              <w:right w:w="60" w:type="dxa"/>
+              <w:top w:w="80" w:type="dxa"/>
+              <w:bottom w:w="80" w:type="dxa"/>
+              <w:left w:w="100" w:type="dxa"/>
+              <w:right w:w="100" w:type="dxa"/>
             </w:tcMar>
           </w:tcPr>
           <w:p>
+            <w:pPr>
+              <w:spacing w:before="0" w:after="0"/>
+            </w:pPr>
             <w:r>
               <w:rPr>
                 <w:b/>
                 <w:color w:val="FFFFFF"/>
-                <w:sz w:val="16"/>
+                <w:sz w:val="18"/>
               </w:rPr>
               <w:t>Operational Tier</w:t>
             </w:r>
@@ -849,67 +1493,76 @@
         </w:tc>
         <w:tc>
           <w:tcPr>
-            <w:tcW w:type="dxa" w:w="1872"/>
-            <w:shd w:fill="0F172A"/>
+            <w:tcW w:type="dxa" w:w="2520"/>
+            <w:shd w:fill="1E3E62"/>
             <w:tcMar>
-              <w:top w:w="60" w:type="dxa"/>
-              <w:bottom w:w="60" w:type="dxa"/>
-              <w:left w:w="60" w:type="dxa"/>
-              <w:right w:w="60" w:type="dxa"/>
+              <w:top w:w="80" w:type="dxa"/>
+              <w:bottom w:w="80" w:type="dxa"/>
+              <w:left w:w="100" w:type="dxa"/>
+              <w:right w:w="100" w:type="dxa"/>
             </w:tcMar>
           </w:tcPr>
           <w:p>
+            <w:pPr>
+              <w:spacing w:before="0" w:after="0"/>
+            </w:pPr>
             <w:r>
               <w:rPr>
                 <w:b/>
                 <w:color w:val="FFFFFF"/>
-                <w:sz w:val="16"/>
+                <w:sz w:val="18"/>
               </w:rPr>
-              <w:t>Checklist Items</w:t>
+              <w:t>Checklist Items Included</w:t>
             </w:r>
           </w:p>
         </w:tc>
         <w:tc>
           <w:tcPr>
-            <w:tcW w:type="dxa" w:w="1872"/>
-            <w:shd w:fill="0F172A"/>
+            <w:tcW w:type="dxa" w:w="2520"/>
+            <w:shd w:fill="1E3E62"/>
             <w:tcMar>
-              <w:top w:w="60" w:type="dxa"/>
-              <w:bottom w:w="60" w:type="dxa"/>
-              <w:left w:w="60" w:type="dxa"/>
-              <w:right w:w="60" w:type="dxa"/>
+              <w:top w:w="80" w:type="dxa"/>
+              <w:bottom w:w="80" w:type="dxa"/>
+              <w:left w:w="100" w:type="dxa"/>
+              <w:right w:w="100" w:type="dxa"/>
             </w:tcMar>
           </w:tcPr>
           <w:p>
+            <w:pPr>
+              <w:spacing w:before="0" w:after="0"/>
+            </w:pPr>
             <w:r>
               <w:rPr>
                 <w:b/>
                 <w:color w:val="FFFFFF"/>
-                <w:sz w:val="16"/>
+                <w:sz w:val="18"/>
               </w:rPr>
-              <w:t>Necessity Level</w:t>
+              <w:t>Necessity for Migration Tool</w:t>
             </w:r>
           </w:p>
         </w:tc>
         <w:tc>
           <w:tcPr>
-            <w:tcW w:type="dxa" w:w="3600"/>
-            <w:shd w:fill="0F172A"/>
+            <w:tcW w:type="dxa" w:w="2520"/>
+            <w:shd w:fill="1E3E62"/>
             <w:tcMar>
-              <w:top w:w="60" w:type="dxa"/>
-              <w:bottom w:w="60" w:type="dxa"/>
-              <w:left w:w="60" w:type="dxa"/>
-              <w:right w:w="60" w:type="dxa"/>
+              <w:top w:w="80" w:type="dxa"/>
+              <w:bottom w:w="80" w:type="dxa"/>
+              <w:left w:w="100" w:type="dxa"/>
+              <w:right w:w="100" w:type="dxa"/>
             </w:tcMar>
           </w:tcPr>
           <w:p>
+            <w:pPr>
+              <w:spacing w:before="0" w:after="0"/>
+            </w:pPr>
             <w:r>
               <w:rPr>
                 <w:b/>
                 <w:color w:val="FFFFFF"/>
-                <w:sz w:val="16"/>
+                <w:sz w:val="18"/>
               </w:rPr>
-              <w:t>Architectural Rationale &amp; Scope</w:t>
+              <w:t>Architectural Rationale &amp; UI Scope</w:t>
             </w:r>
           </w:p>
         </w:tc>
@@ -917,23 +1570,24 @@
       <w:tr>
         <w:tc>
           <w:tcPr>
-            <w:tcW w:type="dxa" w:w="2592"/>
-            <w:shd w:fill="F8FAFC"/>
+            <w:tcW w:type="dxa" w:w="2520"/>
+            <w:shd w:fill="F4FAF4"/>
             <w:tcMar>
-              <w:top w:w="50" w:type="dxa"/>
-              <w:bottom w:w="50" w:type="dxa"/>
-              <w:left w:w="60" w:type="dxa"/>
-              <w:right w:w="60" w:type="dxa"/>
+              <w:top w:w="80" w:type="dxa"/>
+              <w:bottom w:w="80" w:type="dxa"/>
+              <w:left w:w="100" w:type="dxa"/>
+              <w:right w:w="100" w:type="dxa"/>
             </w:tcMar>
           </w:tcPr>
           <w:p>
             <w:pPr>
-              <w:spacing w:line="252" w:lineRule="auto"/>
+              <w:spacing w:before="0" w:after="0"/>
             </w:pPr>
             <w:r>
               <w:rPr>
-                <w:color w:val="0F172A"/>
-                <w:sz w:val="16"/>
+                <w:b/>
+                <w:color w:val="0F2C59"/>
+                <w:sz w:val="17"/>
               </w:rPr>
               <w:t>Tier 1: Core Migration Engine</w:t>
               <w:br/>
@@ -943,23 +1597,22 @@
         </w:tc>
         <w:tc>
           <w:tcPr>
-            <w:tcW w:type="dxa" w:w="1872"/>
-            <w:shd w:fill="F8FAFC"/>
+            <w:tcW w:type="dxa" w:w="2520"/>
+            <w:shd w:fill="F4FAF4"/>
             <w:tcMar>
-              <w:top w:w="50" w:type="dxa"/>
-              <w:bottom w:w="50" w:type="dxa"/>
-              <w:left w:w="60" w:type="dxa"/>
-              <w:right w:w="60" w:type="dxa"/>
+              <w:top w:w="80" w:type="dxa"/>
+              <w:bottom w:w="80" w:type="dxa"/>
+              <w:left w:w="100" w:type="dxa"/>
+              <w:right w:w="100" w:type="dxa"/>
             </w:tcMar>
           </w:tcPr>
           <w:p>
             <w:pPr>
-              <w:spacing w:line="252" w:lineRule="auto"/>
+              <w:spacing w:before="0" w:after="0"/>
             </w:pPr>
             <w:r>
               <w:rPr>
-                <w:color w:val="0F172A"/>
-                <w:sz w:val="16"/>
+                <w:sz w:val="17"/>
               </w:rPr>
               <w:t>Items 01, 02, 03, 08, 09, 10, 11, 12, 17</w:t>
             </w:r>
@@ -967,24 +1620,24 @@
         </w:tc>
         <w:tc>
           <w:tcPr>
-            <w:tcW w:type="dxa" w:w="1872"/>
-            <w:shd w:fill="F8FAFC"/>
+            <w:tcW w:type="dxa" w:w="2520"/>
+            <w:shd w:fill="F4FAF4"/>
             <w:tcMar>
-              <w:top w:w="50" w:type="dxa"/>
-              <w:bottom w:w="50" w:type="dxa"/>
-              <w:left w:w="60" w:type="dxa"/>
-              <w:right w:w="60" w:type="dxa"/>
+              <w:top w:w="80" w:type="dxa"/>
+              <w:bottom w:w="80" w:type="dxa"/>
+              <w:left w:w="100" w:type="dxa"/>
+              <w:right w:w="100" w:type="dxa"/>
             </w:tcMar>
           </w:tcPr>
           <w:p>
             <w:pPr>
-              <w:spacing w:line="252" w:lineRule="auto"/>
+              <w:spacing w:before="0" w:after="0"/>
             </w:pPr>
             <w:r>
               <w:rPr>
                 <w:b/>
-                <w:color w:val="DC2626"/>
-                <w:sz w:val="16"/>
+                <w:color w:val="008000"/>
+                <w:sz w:val="17"/>
               </w:rPr>
               <w:t>CRITICAL</w:t>
               <w:br/>
@@ -994,23 +1647,22 @@
         </w:tc>
         <w:tc>
           <w:tcPr>
-            <w:tcW w:type="dxa" w:w="3600"/>
-            <w:shd w:fill="F8FAFC"/>
+            <w:tcW w:type="dxa" w:w="2520"/>
+            <w:shd w:fill="F4FAF4"/>
             <w:tcMar>
-              <w:top w:w="50" w:type="dxa"/>
-              <w:bottom w:w="50" w:type="dxa"/>
-              <w:left w:w="60" w:type="dxa"/>
-              <w:right w:w="60" w:type="dxa"/>
+              <w:top w:w="80" w:type="dxa"/>
+              <w:bottom w:w="80" w:type="dxa"/>
+              <w:left w:w="100" w:type="dxa"/>
+              <w:right w:w="100" w:type="dxa"/>
             </w:tcMar>
           </w:tcPr>
           <w:p>
             <w:pPr>
-              <w:spacing w:line="252" w:lineRule="auto"/>
+              <w:spacing w:before="0" w:after="0"/>
             </w:pPr>
             <w:r>
               <w:rPr>
-                <w:color w:val="0F172A"/>
-                <w:sz w:val="16"/>
+                <w:sz w:val="17"/>
               </w:rPr>
               <w:t>Directly governs schema discovery, view transpilation, procedure parameter parsing, FQN catalog scoping, secret masking, and data quality gates. Without these, migrations fail.</w:t>
             </w:r>
@@ -1020,23 +1672,24 @@
       <w:tr>
         <w:tc>
           <w:tcPr>
-            <w:tcW w:type="dxa" w:w="2592"/>
-            <w:shd w:fill="FFFFFF"/>
+            <w:tcW w:type="dxa" w:w="2520"/>
+            <w:shd w:fill="F4F8FA"/>
             <w:tcMar>
-              <w:top w:w="50" w:type="dxa"/>
-              <w:bottom w:w="50" w:type="dxa"/>
-              <w:left w:w="60" w:type="dxa"/>
-              <w:right w:w="60" w:type="dxa"/>
+              <w:top w:w="80" w:type="dxa"/>
+              <w:bottom w:w="80" w:type="dxa"/>
+              <w:left w:w="100" w:type="dxa"/>
+              <w:right w:w="100" w:type="dxa"/>
             </w:tcMar>
           </w:tcPr>
           <w:p>
             <w:pPr>
-              <w:spacing w:line="252" w:lineRule="auto"/>
+              <w:spacing w:before="0" w:after="0"/>
             </w:pPr>
             <w:r>
               <w:rPr>
-                <w:color w:val="0F172A"/>
-                <w:sz w:val="16"/>
+                <w:b/>
+                <w:color w:val="0F2C59"/>
+                <w:sz w:val="17"/>
               </w:rPr>
               <w:t>Tier 2: Production DevOps &amp; Safety</w:t>
               <w:br/>
@@ -1046,23 +1699,22 @@
         </w:tc>
         <w:tc>
           <w:tcPr>
-            <w:tcW w:type="dxa" w:w="1872"/>
-            <w:shd w:fill="FFFFFF"/>
+            <w:tcW w:type="dxa" w:w="2520"/>
+            <w:shd w:fill="F4F8FA"/>
             <w:tcMar>
-              <w:top w:w="50" w:type="dxa"/>
-              <w:bottom w:w="50" w:type="dxa"/>
-              <w:left w:w="60" w:type="dxa"/>
-              <w:right w:w="60" w:type="dxa"/>
+              <w:top w:w="80" w:type="dxa"/>
+              <w:bottom w:w="80" w:type="dxa"/>
+              <w:left w:w="100" w:type="dxa"/>
+              <w:right w:w="100" w:type="dxa"/>
             </w:tcMar>
           </w:tcPr>
           <w:p>
             <w:pPr>
-              <w:spacing w:line="252" w:lineRule="auto"/>
+              <w:spacing w:before="0" w:after="0"/>
             </w:pPr>
             <w:r>
               <w:rPr>
-                <w:color w:val="0F172A"/>
-                <w:sz w:val="16"/>
+                <w:sz w:val="17"/>
               </w:rPr>
               <w:t>Items 04, 05, 13, 14, 15, 16</w:t>
             </w:r>
@@ -1070,24 +1722,24 @@
         </w:tc>
         <w:tc>
           <w:tcPr>
-            <w:tcW w:type="dxa" w:w="1872"/>
-            <w:shd w:fill="FFFFFF"/>
+            <w:tcW w:type="dxa" w:w="2520"/>
+            <w:shd w:fill="F4F8FA"/>
             <w:tcMar>
-              <w:top w:w="50" w:type="dxa"/>
-              <w:bottom w:w="50" w:type="dxa"/>
-              <w:left w:w="60" w:type="dxa"/>
-              <w:right w:w="60" w:type="dxa"/>
+              <w:top w:w="80" w:type="dxa"/>
+              <w:bottom w:w="80" w:type="dxa"/>
+              <w:left w:w="100" w:type="dxa"/>
+              <w:right w:w="100" w:type="dxa"/>
             </w:tcMar>
           </w:tcPr>
           <w:p>
             <w:pPr>
-              <w:spacing w:line="252" w:lineRule="auto"/>
+              <w:spacing w:before="0" w:after="0"/>
             </w:pPr>
             <w:r>
               <w:rPr>
                 <w:b/>
-                <w:color w:val="16A34A"/>
-                <w:sz w:val="16"/>
+                <w:color w:val="005A9E"/>
+                <w:sz w:val="17"/>
               </w:rPr>
               <w:t>HIGH VALUE</w:t>
               <w:br/>
@@ -1097,23 +1749,22 @@
         </w:tc>
         <w:tc>
           <w:tcPr>
-            <w:tcW w:type="dxa" w:w="3600"/>
-            <w:shd w:fill="FFFFFF"/>
+            <w:tcW w:type="dxa" w:w="2520"/>
+            <w:shd w:fill="F4F8FA"/>
             <w:tcMar>
-              <w:top w:w="50" w:type="dxa"/>
-              <w:bottom w:w="50" w:type="dxa"/>
-              <w:left w:w="60" w:type="dxa"/>
-              <w:right w:w="60" w:type="dxa"/>
+              <w:top w:w="80" w:type="dxa"/>
+              <w:bottom w:w="80" w:type="dxa"/>
+              <w:left w:w="100" w:type="dxa"/>
+              <w:right w:w="100" w:type="dxa"/>
             </w:tcMar>
           </w:tcPr>
           <w:p>
             <w:pPr>
-              <w:spacing w:line="252" w:lineRule="auto"/>
+              <w:spacing w:before="0" w:after="0"/>
             </w:pPr>
             <w:r>
               <w:rPr>
-                <w:color w:val="0F172A"/>
-                <w:sz w:val="16"/>
+                <w:sz w:val="17"/>
               </w:rPr>
               <w:t>Provides essential containerization (Dockerfile, render.yaml), automated database backups before heavy migrations, token security, and system diagnostics.</w:t>
             </w:r>
@@ -1123,23 +1774,24 @@
       <w:tr>
         <w:tc>
           <w:tcPr>
-            <w:tcW w:type="dxa" w:w="2592"/>
-            <w:shd w:fill="F8FAFC"/>
+            <w:tcW w:type="dxa" w:w="2520"/>
+            <w:shd w:fill="FAF8F5"/>
             <w:tcMar>
-              <w:top w:w="50" w:type="dxa"/>
-              <w:bottom w:w="50" w:type="dxa"/>
-              <w:left w:w="60" w:type="dxa"/>
-              <w:right w:w="60" w:type="dxa"/>
+              <w:top w:w="80" w:type="dxa"/>
+              <w:bottom w:w="80" w:type="dxa"/>
+              <w:left w:w="100" w:type="dxa"/>
+              <w:right w:w="100" w:type="dxa"/>
             </w:tcMar>
           </w:tcPr>
           <w:p>
             <w:pPr>
-              <w:spacing w:line="252" w:lineRule="auto"/>
+              <w:spacing w:before="0" w:after="0"/>
             </w:pPr>
             <w:r>
               <w:rPr>
-                <w:color w:val="0F172A"/>
-                <w:sz w:val="16"/>
+                <w:b/>
+                <w:color w:val="0F2C59"/>
+                <w:sz w:val="17"/>
               </w:rPr>
               <w:t>Tier 3: Enterprise SaaS Governance</w:t>
               <w:br/>
@@ -1149,23 +1801,22 @@
         </w:tc>
         <w:tc>
           <w:tcPr>
-            <w:tcW w:type="dxa" w:w="1872"/>
-            <w:shd w:fill="F8FAFC"/>
+            <w:tcW w:type="dxa" w:w="2520"/>
+            <w:shd w:fill="FAF8F5"/>
             <w:tcMar>
-              <w:top w:w="50" w:type="dxa"/>
-              <w:bottom w:w="50" w:type="dxa"/>
-              <w:left w:w="60" w:type="dxa"/>
-              <w:right w:w="60" w:type="dxa"/>
+              <w:top w:w="80" w:type="dxa"/>
+              <w:bottom w:w="80" w:type="dxa"/>
+              <w:left w:w="100" w:type="dxa"/>
+              <w:right w:w="100" w:type="dxa"/>
             </w:tcMar>
           </w:tcPr>
           <w:p>
             <w:pPr>
-              <w:spacing w:line="252" w:lineRule="auto"/>
+              <w:spacing w:before="0" w:after="0"/>
             </w:pPr>
             <w:r>
               <w:rPr>
-                <w:color w:val="0F172A"/>
-                <w:sz w:val="16"/>
+                <w:sz w:val="17"/>
               </w:rPr>
               <w:t>Items 06, 07, 18, 19, 20, 21</w:t>
             </w:r>
@@ -1173,23 +1824,24 @@
         </w:tc>
         <w:tc>
           <w:tcPr>
-            <w:tcW w:type="dxa" w:w="1872"/>
-            <w:shd w:fill="F8FAFC"/>
+            <w:tcW w:type="dxa" w:w="2520"/>
+            <w:shd w:fill="FAF8F5"/>
             <w:tcMar>
-              <w:top w:w="50" w:type="dxa"/>
-              <w:bottom w:w="50" w:type="dxa"/>
-              <w:left w:w="60" w:type="dxa"/>
-              <w:right w:w="60" w:type="dxa"/>
+              <w:top w:w="80" w:type="dxa"/>
+              <w:bottom w:w="80" w:type="dxa"/>
+              <w:left w:w="100" w:type="dxa"/>
+              <w:right w:w="100" w:type="dxa"/>
             </w:tcMar>
           </w:tcPr>
           <w:p>
             <w:pPr>
-              <w:spacing w:line="252" w:lineRule="auto"/>
+              <w:spacing w:before="0" w:after="0"/>
             </w:pPr>
             <w:r>
               <w:rPr>
-                <w:color w:val="0F172A"/>
-                <w:sz w:val="16"/>
+                <w:b/>
+                <w:color w:val="7F7F7F"/>
+                <w:sz w:val="17"/>
               </w:rPr>
               <w:t>OPTIONAL</w:t>
               <w:br/>
@@ -1199,23 +1851,22 @@
         </w:tc>
         <w:tc>
           <w:tcPr>
-            <w:tcW w:type="dxa" w:w="3600"/>
-            <w:shd w:fill="F8FAFC"/>
+            <w:tcW w:type="dxa" w:w="2520"/>
+            <w:shd w:fill="FAF8F5"/>
             <w:tcMar>
-              <w:top w:w="50" w:type="dxa"/>
-              <w:bottom w:w="50" w:type="dxa"/>
-              <w:left w:w="60" w:type="dxa"/>
-              <w:right w:w="60" w:type="dxa"/>
+              <w:top w:w="80" w:type="dxa"/>
+              <w:bottom w:w="80" w:type="dxa"/>
+              <w:left w:w="100" w:type="dxa"/>
+              <w:right w:w="100" w:type="dxa"/>
             </w:tcMar>
           </w:tcPr>
           <w:p>
             <w:pPr>
-              <w:spacing w:line="252" w:lineRule="auto"/>
+              <w:spacing w:before="0" w:after="0"/>
             </w:pPr>
             <w:r>
               <w:rPr>
-                <w:color w:val="0F172A"/>
-                <w:sz w:val="16"/>
+                <w:sz w:val="17"/>
               </w:rPr>
               <w:t>Includes Admin UI portals, SSO (Azure AD/Okta), TOTP MFA, and log pruning. While backend APIs exist to pass compliance, a dedicated visual Admin UI is unnecessary for data engineers.</w:t>
             </w:r>
@@ -1225,78 +1876,611 @@
     </w:tbl>
     <w:p>
       <w:pPr>
-        <w:spacing w:after="120"/>
+        <w:spacing w:before="200" w:after="120"/>
       </w:pPr>
     </w:p>
+    <w:tbl>
+      <w:tblPr>
+        <w:tblW w:type="auto" w:w="0"/>
+        <w:jc w:val="center"/>
+        <w:tblLook w:firstColumn="1" w:firstRow="1" w:lastColumn="0" w:lastRow="0" w:noHBand="0" w:noVBand="1" w:val="04A0"/>
+        <w:tblBorders>
+          <w:top w:val="single" w:sz="4" w:space="0" w:color="B0C4DE"/>
+          <w:left w:val="none"/>
+          <w:bottom w:val="single" w:sz="6" w:space="0" w:color="B0C4DE"/>
+          <w:right w:val="none"/>
+          <w:insideH w:val="single" w:sz="4" w:space="0" w:color="B0C4DE"/>
+          <w:insideV w:val="none"/>
+        </w:tblBorders>
+      </w:tblPr>
+      <w:tblGrid>
+        <w:gridCol w:w="10080"/>
+      </w:tblGrid>
+      <w:tr>
+        <w:tc>
+          <w:tcPr>
+            <w:tcW w:type="dxa" w:w="10080"/>
+            <w:shd w:fill="EBF3FA"/>
+            <w:tcMar>
+              <w:top w:w="100" w:type="dxa"/>
+              <w:bottom w:w="100" w:type="dxa"/>
+              <w:left w:w="150" w:type="dxa"/>
+              <w:right w:w="150" w:type="dxa"/>
+            </w:tcMar>
+          </w:tcPr>
+          <w:p>
+            <w:pPr>
+              <w:spacing w:before="0" w:after="0"/>
+            </w:pPr>
+            <w:r>
+              <w:rPr>
+                <w:b/>
+                <w:color w:val="0F2C59"/>
+                <w:sz w:val="19"/>
+              </w:rPr>
+              <w:t>VTAB Square Engineering Note on Frontend Architecture:</w:t>
+              <w:br/>
+            </w:r>
+            <w:r>
+              <w:rPr>
+                <w:color w:val="333333"/>
+                <w:sz w:val="18"/>
+              </w:rPr>
+              <w:t>The frontend user interface is intentionally streamlined for Data Engineers and Cloud Architects, focusing on Source Connection → Schema Discovery → Medallion Layer Mapping → Transpilation Review → Databricks Deployment. Administrative functions (user creation, token issuance, backups, and log retention) are fully available via authenticated REST APIs, eliminating unnecessary UI complexity while maintaining 100% compliance.</w:t>
+            </w:r>
+          </w:p>
+        </w:tc>
+      </w:tr>
+    </w:tbl>
     <w:p>
       <w:pPr>
-        <w:spacing w:after="160"/>
+        <w:spacing w:before="280" w:after="80"/>
       </w:pPr>
       <w:r>
         <w:rPr>
           <w:b/>
-          <w:color w:val="1E3A8A"/>
-        </w:rPr>
-        <w:t xml:space="preserve">VTAB Square Engineering Note on Frontend Architecture: </w:t>
-      </w:r>
-      <w:r>
-        <w:t>The frontend user interface is intentionally streamlined for Data Engineers and Cloud Architects, focusing on Source Connection → Schema Discovery → Medallion Layer Mapping → Transpilation Review → Databricks Deployment. Administrative functions (user creation, token issuance, backups, and log retention) are fully available via authenticated REST APIs, eliminating unnecessary UI complexity while maintaining 100% compliance.</w:t>
-      </w:r>
-    </w:p>
-    <w:p>
-      <w:pPr>
-        <w:spacing w:before="160" w:after="60"/>
-      </w:pPr>
-      <w:r>
-        <w:rPr>
-          <w:b/>
-          <w:color w:val="1E3A8A"/>
+          <w:color w:val="0F2C59"/>
           <w:sz w:val="26"/>
         </w:rPr>
-        <w:t>3. Itemized Breakdown for All 21 Checklist Controls</w:t>
+        <w:t>3. Key Baseline Deployment Remediations &amp; Technical Fixes</w:t>
       </w:r>
     </w:p>
     <w:tbl>
       <w:tblPr>
         <w:tblW w:type="auto" w:w="0"/>
         <w:jc w:val="center"/>
-        <w:tblLayout w:type="fixed"/>
         <w:tblLook w:firstColumn="1" w:firstRow="1" w:lastColumn="0" w:lastRow="0" w:noHBand="0" w:noVBand="1" w:val="04A0"/>
         <w:tblBorders>
-          <w:top w:val="single" w:sz="4" w:space="0" w:color="CBD5E1"/>
-          <w:bottom w:val="single" w:sz="4" w:space="0" w:color="CBD5E1"/>
-          <w:insideH w:val="single" w:sz="4" w:space="0" w:color="CBD5E1"/>
+          <w:top w:val="single" w:sz="4" w:space="0" w:color="CCCCCC"/>
+          <w:left w:val="none"/>
+          <w:bottom w:val="single" w:sz="6" w:space="0" w:color="CCCCCC"/>
+          <w:right w:val="none"/>
+          <w:insideH w:val="single" w:sz="4" w:space="0" w:color="CCCCCC"/>
           <w:insideV w:val="none"/>
-          <w:left w:val="none"/>
-          <w:right w:val="none"/>
         </w:tblBorders>
       </w:tblPr>
       <w:tblGrid>
-        <w:gridCol w:w="1656"/>
-        <w:gridCol w:w="1656"/>
-        <w:gridCol w:w="1656"/>
-        <w:gridCol w:w="1656"/>
-        <w:gridCol w:w="1656"/>
-        <w:gridCol w:w="1656"/>
+        <w:gridCol w:w="3360"/>
+        <w:gridCol w:w="3360"/>
+        <w:gridCol w:w="3360"/>
       </w:tblGrid>
       <w:tr>
         <w:tc>
           <w:tcPr>
-            <w:tcW w:type="dxa" w:w="576"/>
-            <w:shd w:fill="1E3A8A"/>
+            <w:tcW w:type="dxa" w:w="3360"/>
+            <w:shd w:fill="1E3E62"/>
             <w:tcMar>
-              <w:top w:w="60" w:type="dxa"/>
-              <w:bottom w:w="60" w:type="dxa"/>
-              <w:left w:w="40" w:type="dxa"/>
-              <w:right w:w="40" w:type="dxa"/>
+              <w:top w:w="80" w:type="dxa"/>
+              <w:bottom w:w="80" w:type="dxa"/>
+              <w:left w:w="100" w:type="dxa"/>
+              <w:right w:w="100" w:type="dxa"/>
             </w:tcMar>
           </w:tcPr>
           <w:p>
+            <w:pPr>
+              <w:spacing w:before="0" w:after="0"/>
+            </w:pPr>
             <w:r>
               <w:rPr>
                 <w:b/>
                 <w:color w:val="FFFFFF"/>
-                <w:sz w:val="15"/>
+                <w:sz w:val="18"/>
+              </w:rPr>
+              <w:t>Remediation Area</w:t>
+            </w:r>
+          </w:p>
+        </w:tc>
+        <w:tc>
+          <w:tcPr>
+            <w:tcW w:type="dxa" w:w="3360"/>
+            <w:shd w:fill="1E3E62"/>
+            <w:tcMar>
+              <w:top w:w="80" w:type="dxa"/>
+              <w:bottom w:w="80" w:type="dxa"/>
+              <w:left w:w="100" w:type="dxa"/>
+              <w:right w:w="100" w:type="dxa"/>
+            </w:tcMar>
+          </w:tcPr>
+          <w:p>
+            <w:pPr>
+              <w:spacing w:before="0" w:after="0"/>
+            </w:pPr>
+            <w:r>
+              <w:rPr>
+                <w:b/>
+                <w:color w:val="FFFFFF"/>
+                <w:sz w:val="18"/>
+              </w:rPr>
+              <w:t>Root Cause &amp; Implemented Fix</w:t>
+            </w:r>
+          </w:p>
+        </w:tc>
+        <w:tc>
+          <w:tcPr>
+            <w:tcW w:type="dxa" w:w="3360"/>
+            <w:shd w:fill="1E3E62"/>
+            <w:tcMar>
+              <w:top w:w="80" w:type="dxa"/>
+              <w:bottom w:w="80" w:type="dxa"/>
+              <w:left w:w="100" w:type="dxa"/>
+              <w:right w:w="100" w:type="dxa"/>
+            </w:tcMar>
+          </w:tcPr>
+          <w:p>
+            <w:pPr>
+              <w:spacing w:before="0" w:after="0"/>
+            </w:pPr>
+            <w:r>
+              <w:rPr>
+                <w:b/>
+                <w:color w:val="FFFFFF"/>
+                <w:sz w:val="18"/>
+              </w:rPr>
+              <w:t>Verification &amp; Test Result</w:t>
+            </w:r>
+          </w:p>
+        </w:tc>
+      </w:tr>
+      <w:tr>
+        <w:tc>
+          <w:tcPr>
+            <w:tcW w:type="dxa" w:w="3360"/>
+            <w:tcMar>
+              <w:top w:w="70" w:type="dxa"/>
+              <w:bottom w:w="70" w:type="dxa"/>
+              <w:left w:w="100" w:type="dxa"/>
+              <w:right w:w="100" w:type="dxa"/>
+            </w:tcMar>
+          </w:tcPr>
+          <w:p>
+            <w:pPr>
+              <w:spacing w:before="0" w:after="0"/>
+            </w:pPr>
+            <w:r>
+              <w:rPr>
+                <w:b/>
+                <w:color w:val="0F2C59"/>
+                <w:sz w:val="17"/>
+              </w:rPr>
+              <w:t>View Transpilation &amp; FQN Scoping (Item 02)</w:t>
+            </w:r>
+          </w:p>
+        </w:tc>
+        <w:tc>
+          <w:tcPr>
+            <w:tcW w:type="dxa" w:w="3360"/>
+            <w:tcMar>
+              <w:top w:w="70" w:type="dxa"/>
+              <w:bottom w:w="70" w:type="dxa"/>
+              <w:left w:w="100" w:type="dxa"/>
+              <w:right w:w="100" w:type="dxa"/>
+            </w:tcMar>
+          </w:tcPr>
+          <w:p>
+            <w:pPr>
+              <w:spacing w:before="0" w:after="0"/>
+            </w:pPr>
+            <w:r>
+              <w:rPr>
+                <w:sz w:val="17"/>
+              </w:rPr>
+              <w:t>Transpiler replaced local unadorned table references with fully qualified Bronze medallion paths (`catalog`.`bronze`.`table`), eliminating TABLE_OR_VIEW_NOT_FOUND errors.</w:t>
+            </w:r>
+          </w:p>
+        </w:tc>
+        <w:tc>
+          <w:tcPr>
+            <w:tcW w:type="dxa" w:w="3360"/>
+            <w:tcMar>
+              <w:top w:w="70" w:type="dxa"/>
+              <w:bottom w:w="70" w:type="dxa"/>
+              <w:left w:w="100" w:type="dxa"/>
+              <w:right w:w="100" w:type="dxa"/>
+            </w:tcMar>
+          </w:tcPr>
+          <w:p>
+            <w:pPr>
+              <w:spacing w:before="0" w:after="0"/>
+              <w:jc w:val="center"/>
+            </w:pPr>
+            <w:r>
+              <w:rPr>
+                <w:b/>
+                <w:color w:val="008000"/>
+                <w:sz w:val="17"/>
+              </w:rPr>
+              <w:t>🟢 PASSED</w:t>
+              <w:br/>
+              <w:t>(Test 02)</w:t>
+            </w:r>
+          </w:p>
+        </w:tc>
+      </w:tr>
+      <w:tr>
+        <w:tc>
+          <w:tcPr>
+            <w:tcW w:type="dxa" w:w="3360"/>
+            <w:shd w:fill="F9FBFC"/>
+            <w:tcMar>
+              <w:top w:w="70" w:type="dxa"/>
+              <w:bottom w:w="70" w:type="dxa"/>
+              <w:left w:w="100" w:type="dxa"/>
+              <w:right w:w="100" w:type="dxa"/>
+            </w:tcMar>
+          </w:tcPr>
+          <w:p>
+            <w:pPr>
+              <w:spacing w:before="0" w:after="0"/>
+            </w:pPr>
+            <w:r>
+              <w:rPr>
+                <w:b/>
+                <w:color w:val="0F2C59"/>
+                <w:sz w:val="17"/>
+              </w:rPr>
+              <w:t>PL/pgSQL Routine Transpilation (Item 02)</w:t>
+            </w:r>
+          </w:p>
+        </w:tc>
+        <w:tc>
+          <w:tcPr>
+            <w:tcW w:type="dxa" w:w="3360"/>
+            <w:shd w:fill="F9FBFC"/>
+            <w:tcMar>
+              <w:top w:w="70" w:type="dxa"/>
+              <w:bottom w:w="70" w:type="dxa"/>
+              <w:left w:w="100" w:type="dxa"/>
+              <w:right w:w="100" w:type="dxa"/>
+            </w:tcMar>
+          </w:tcPr>
+          <w:p>
+            <w:pPr>
+              <w:spacing w:before="0" w:after="0"/>
+            </w:pPr>
+            <w:r>
+              <w:rPr>
+                <w:sz w:val="17"/>
+              </w:rPr>
+              <w:t>Routine AST parser strips $procedure$ and $$ delimiters, formatting parameter signatures into Databricks SQL syntax, eliminating PARSE_SYNTAX_ERROR.</w:t>
+            </w:r>
+          </w:p>
+        </w:tc>
+        <w:tc>
+          <w:tcPr>
+            <w:tcW w:type="dxa" w:w="3360"/>
+            <w:shd w:fill="F9FBFC"/>
+            <w:tcMar>
+              <w:top w:w="70" w:type="dxa"/>
+              <w:bottom w:w="70" w:type="dxa"/>
+              <w:left w:w="100" w:type="dxa"/>
+              <w:right w:w="100" w:type="dxa"/>
+            </w:tcMar>
+          </w:tcPr>
+          <w:p>
+            <w:pPr>
+              <w:spacing w:before="0" w:after="0"/>
+              <w:jc w:val="center"/>
+            </w:pPr>
+            <w:r>
+              <w:rPr>
+                <w:b/>
+                <w:color w:val="008000"/>
+                <w:sz w:val="17"/>
+              </w:rPr>
+              <w:t>🟢 PASSED</w:t>
+              <w:br/>
+              <w:t>(Test 02)</w:t>
+            </w:r>
+          </w:p>
+        </w:tc>
+      </w:tr>
+      <w:tr>
+        <w:tc>
+          <w:tcPr>
+            <w:tcW w:type="dxa" w:w="3360"/>
+            <w:tcMar>
+              <w:top w:w="70" w:type="dxa"/>
+              <w:bottom w:w="70" w:type="dxa"/>
+              <w:left w:w="100" w:type="dxa"/>
+              <w:right w:w="100" w:type="dxa"/>
+            </w:tcMar>
+          </w:tcPr>
+          <w:p>
+            <w:pPr>
+              <w:spacing w:before="0" w:after="0"/>
+            </w:pPr>
+            <w:r>
+              <w:rPr>
+                <w:b/>
+                <w:color w:val="0F2C59"/>
+                <w:sz w:val="17"/>
+              </w:rPr>
+              <w:t>Role-Based Access Control (Items 06, 07)</w:t>
+            </w:r>
+          </w:p>
+        </w:tc>
+        <w:tc>
+          <w:tcPr>
+            <w:tcW w:type="dxa" w:w="3360"/>
+            <w:tcMar>
+              <w:top w:w="70" w:type="dxa"/>
+              <w:bottom w:w="70" w:type="dxa"/>
+              <w:left w:w="100" w:type="dxa"/>
+              <w:right w:w="100" w:type="dxa"/>
+            </w:tcMar>
+          </w:tcPr>
+          <w:p>
+            <w:pPr>
+              <w:spacing w:before="0" w:after="0"/>
+            </w:pPr>
+            <w:r>
+              <w:rPr>
+                <w:sz w:val="17"/>
+              </w:rPr>
+              <w:t>Implemented fine-grained require_role decorator supporting ADMIN, OPERATOR, REVIEWER, and VIEWER roles across all API endpoints with strict 403 Forbidden enforcement.</w:t>
+            </w:r>
+          </w:p>
+        </w:tc>
+        <w:tc>
+          <w:tcPr>
+            <w:tcW w:type="dxa" w:w="3360"/>
+            <w:tcMar>
+              <w:top w:w="70" w:type="dxa"/>
+              <w:bottom w:w="70" w:type="dxa"/>
+              <w:left w:w="100" w:type="dxa"/>
+              <w:right w:w="100" w:type="dxa"/>
+            </w:tcMar>
+          </w:tcPr>
+          <w:p>
+            <w:pPr>
+              <w:spacing w:before="0" w:after="0"/>
+              <w:jc w:val="center"/>
+            </w:pPr>
+            <w:r>
+              <w:rPr>
+                <w:b/>
+                <w:color w:val="008000"/>
+                <w:sz w:val="17"/>
+              </w:rPr>
+              <w:t>🟢 PASSED</w:t>
+              <w:br/>
+              <w:t>(Test 06, 07)</w:t>
+            </w:r>
+          </w:p>
+        </w:tc>
+      </w:tr>
+      <w:tr>
+        <w:tc>
+          <w:tcPr>
+            <w:tcW w:type="dxa" w:w="3360"/>
+            <w:shd w:fill="F9FBFC"/>
+            <w:tcMar>
+              <w:top w:w="70" w:type="dxa"/>
+              <w:bottom w:w="70" w:type="dxa"/>
+              <w:left w:w="100" w:type="dxa"/>
+              <w:right w:w="100" w:type="dxa"/>
+            </w:tcMar>
+          </w:tcPr>
+          <w:p>
+            <w:pPr>
+              <w:spacing w:before="0" w:after="0"/>
+            </w:pPr>
+            <w:r>
+              <w:rPr>
+                <w:b/>
+                <w:color w:val="0F2C59"/>
+                <w:sz w:val="17"/>
+              </w:rPr>
+              <w:t>Disaster Recovery &amp; Snapshots (Item 13)</w:t>
+            </w:r>
+          </w:p>
+        </w:tc>
+        <w:tc>
+          <w:tcPr>
+            <w:tcW w:type="dxa" w:w="3360"/>
+            <w:shd w:fill="F9FBFC"/>
+            <w:tcMar>
+              <w:top w:w="70" w:type="dxa"/>
+              <w:bottom w:w="70" w:type="dxa"/>
+              <w:left w:w="100" w:type="dxa"/>
+              <w:right w:w="100" w:type="dxa"/>
+            </w:tcMar>
+          </w:tcPr>
+          <w:p>
+            <w:pPr>
+              <w:spacing w:before="0" w:after="0"/>
+            </w:pPr>
+            <w:r>
+              <w:rPr>
+                <w:sz w:val="17"/>
+              </w:rPr>
+              <w:t>Built SQLite database snapshot backup/restore, project metadata export/import, and automatic backup catalog listing APIs.</w:t>
+            </w:r>
+          </w:p>
+        </w:tc>
+        <w:tc>
+          <w:tcPr>
+            <w:tcW w:type="dxa" w:w="3360"/>
+            <w:shd w:fill="F9FBFC"/>
+            <w:tcMar>
+              <w:top w:w="70" w:type="dxa"/>
+              <w:bottom w:w="70" w:type="dxa"/>
+              <w:left w:w="100" w:type="dxa"/>
+              <w:right w:w="100" w:type="dxa"/>
+            </w:tcMar>
+          </w:tcPr>
+          <w:p>
+            <w:pPr>
+              <w:spacing w:before="0" w:after="0"/>
+              <w:jc w:val="center"/>
+            </w:pPr>
+            <w:r>
+              <w:rPr>
+                <w:b/>
+                <w:color w:val="008000"/>
+                <w:sz w:val="17"/>
+              </w:rPr>
+              <w:t>🟢 PASSED</w:t>
+              <w:br/>
+              <w:t>(Test 13)</w:t>
+            </w:r>
+          </w:p>
+        </w:tc>
+      </w:tr>
+      <w:tr>
+        <w:tc>
+          <w:tcPr>
+            <w:tcW w:type="dxa" w:w="3360"/>
+            <w:tcMar>
+              <w:top w:w="70" w:type="dxa"/>
+              <w:bottom w:w="70" w:type="dxa"/>
+              <w:left w:w="100" w:type="dxa"/>
+              <w:right w:w="100" w:type="dxa"/>
+            </w:tcMar>
+          </w:tcPr>
+          <w:p>
+            <w:pPr>
+              <w:spacing w:before="0" w:after="0"/>
+            </w:pPr>
+            <w:r>
+              <w:rPr>
+                <w:b/>
+                <w:color w:val="0F2C59"/>
+                <w:sz w:val="17"/>
+              </w:rPr>
+              <w:t>Enterprise SSO, MFA, &amp; Retention (Items 18, 19)</w:t>
+            </w:r>
+          </w:p>
+        </w:tc>
+        <w:tc>
+          <w:tcPr>
+            <w:tcW w:type="dxa" w:w="3360"/>
+            <w:tcMar>
+              <w:top w:w="70" w:type="dxa"/>
+              <w:bottom w:w="70" w:type="dxa"/>
+              <w:left w:w="100" w:type="dxa"/>
+              <w:right w:w="100" w:type="dxa"/>
+            </w:tcMar>
+          </w:tcPr>
+          <w:p>
+            <w:pPr>
+              <w:spacing w:before="0" w:after="0"/>
+            </w:pPr>
+            <w:r>
+              <w:rPr>
+                <w:sz w:val="17"/>
+              </w:rPr>
+              <w:t>Built Azure AD/Okta SSO authentication, TOTP multi-factor verification, and automated historical migration log pruning endpoints.</w:t>
+            </w:r>
+          </w:p>
+        </w:tc>
+        <w:tc>
+          <w:tcPr>
+            <w:tcW w:type="dxa" w:w="3360"/>
+            <w:tcMar>
+              <w:top w:w="70" w:type="dxa"/>
+              <w:bottom w:w="70" w:type="dxa"/>
+              <w:left w:w="100" w:type="dxa"/>
+              <w:right w:w="100" w:type="dxa"/>
+            </w:tcMar>
+          </w:tcPr>
+          <w:p>
+            <w:pPr>
+              <w:spacing w:before="0" w:after="0"/>
+              <w:jc w:val="center"/>
+            </w:pPr>
+            <w:r>
+              <w:rPr>
+                <w:b/>
+                <w:color w:val="008000"/>
+                <w:sz w:val="17"/>
+              </w:rPr>
+              <w:t>🟢 PASSED</w:t>
+              <w:br/>
+              <w:t>(Test 18, 19)</w:t>
+            </w:r>
+          </w:p>
+        </w:tc>
+      </w:tr>
+    </w:tbl>
+    <w:p>
+      <w:pPr>
+        <w:spacing w:before="280" w:after="80"/>
+      </w:pPr>
+      <w:r>
+        <w:rPr>
+          <w:b/>
+          <w:color w:val="0F2C59"/>
+          <w:sz w:val="26"/>
+        </w:rPr>
+        <w:t>4. Itemized Breakdown for All 21 Checklist Controls</w:t>
+      </w:r>
+    </w:p>
+    <w:tbl>
+      <w:tblPr>
+        <w:tblW w:type="auto" w:w="0"/>
+        <w:jc w:val="center"/>
+        <w:tblLook w:firstColumn="1" w:firstRow="1" w:lastColumn="0" w:lastRow="0" w:noHBand="0" w:noVBand="1" w:val="04A0"/>
+        <w:tblBorders>
+          <w:top w:val="single" w:sz="4" w:space="0" w:color="CCCCCC"/>
+          <w:left w:val="none"/>
+          <w:bottom w:val="single" w:sz="6" w:space="0" w:color="CCCCCC"/>
+          <w:right w:val="none"/>
+          <w:insideH w:val="single" w:sz="4" w:space="0" w:color="CCCCCC"/>
+          <w:insideV w:val="none"/>
+        </w:tblBorders>
+      </w:tblPr>
+      <w:tblGrid>
+        <w:gridCol w:w="1440"/>
+        <w:gridCol w:w="1440"/>
+        <w:gridCol w:w="1440"/>
+        <w:gridCol w:w="1440"/>
+        <w:gridCol w:w="1440"/>
+        <w:gridCol w:w="1440"/>
+        <w:gridCol w:w="1440"/>
+      </w:tblGrid>
+      <w:tr>
+        <w:tc>
+          <w:tcPr>
+            <w:tcW w:type="dxa" w:w="1440"/>
+            <w:shd w:fill="1E3E62"/>
+            <w:tcMar>
+              <w:top w:w="80" w:type="dxa"/>
+              <w:bottom w:w="80" w:type="dxa"/>
+              <w:left w:w="60" w:type="dxa"/>
+              <w:right w:w="60" w:type="dxa"/>
+            </w:tcMar>
+          </w:tcPr>
+          <w:p>
+            <w:pPr>
+              <w:spacing w:before="0" w:after="0"/>
+              <w:jc w:val="center"/>
+            </w:pPr>
+            <w:r>
+              <w:rPr>
+                <w:b/>
+                <w:color w:val="FFFFFF"/>
+                <w:sz w:val="17"/>
               </w:rPr>
               <w:t>#</w:t>
             </w:r>
@@ -1304,65 +2488,75 @@
         </w:tc>
         <w:tc>
           <w:tcPr>
-            <w:tcW w:type="dxa" w:w="576"/>
-            <w:shd w:fill="1E3A8A"/>
+            <w:tcW w:type="dxa" w:w="1440"/>
+            <w:shd w:fill="1E3E62"/>
             <w:tcMar>
-              <w:top w:w="60" w:type="dxa"/>
-              <w:bottom w:w="60" w:type="dxa"/>
-              <w:left w:w="40" w:type="dxa"/>
-              <w:right w:w="40" w:type="dxa"/>
+              <w:top w:w="80" w:type="dxa"/>
+              <w:bottom w:w="80" w:type="dxa"/>
+              <w:left w:w="60" w:type="dxa"/>
+              <w:right w:w="60" w:type="dxa"/>
             </w:tcMar>
           </w:tcPr>
           <w:p>
+            <w:pPr>
+              <w:spacing w:before="0" w:after="0"/>
+              <w:jc w:val="center"/>
+            </w:pPr>
             <w:r>
               <w:rPr>
                 <w:b/>
                 <w:color w:val="FFFFFF"/>
-                <w:sz w:val="15"/>
+                <w:sz w:val="17"/>
               </w:rPr>
-              <w:t>Pri</w:t>
+              <w:t>Priority</w:t>
             </w:r>
           </w:p>
         </w:tc>
         <w:tc>
           <w:tcPr>
-            <w:tcW w:type="dxa" w:w="2304"/>
-            <w:shd w:fill="1E3A8A"/>
+            <w:tcW w:type="dxa" w:w="1440"/>
+            <w:shd w:fill="1E3E62"/>
             <w:tcMar>
-              <w:top w:w="60" w:type="dxa"/>
-              <w:bottom w:w="60" w:type="dxa"/>
-              <w:left w:w="40" w:type="dxa"/>
-              <w:right w:w="40" w:type="dxa"/>
+              <w:top w:w="80" w:type="dxa"/>
+              <w:bottom w:w="80" w:type="dxa"/>
+              <w:left w:w="60" w:type="dxa"/>
+              <w:right w:w="60" w:type="dxa"/>
             </w:tcMar>
           </w:tcPr>
           <w:p>
+            <w:pPr>
+              <w:spacing w:before="0" w:after="0"/>
+            </w:pPr>
             <w:r>
               <w:rPr>
                 <w:b/>
                 <w:color w:val="FFFFFF"/>
-                <w:sz w:val="15"/>
+                <w:sz w:val="17"/>
               </w:rPr>
-              <w:t>Requirement Area</w:t>
+              <w:t>Requirement</w:t>
             </w:r>
           </w:p>
         </w:tc>
         <w:tc>
           <w:tcPr>
-            <w:tcW w:type="dxa" w:w="1872"/>
-            <w:shd w:fill="1E3A8A"/>
+            <w:tcW w:type="dxa" w:w="1440"/>
+            <w:shd w:fill="1E3E62"/>
             <w:tcMar>
-              <w:top w:w="60" w:type="dxa"/>
-              <w:bottom w:w="60" w:type="dxa"/>
-              <w:left w:w="40" w:type="dxa"/>
-              <w:right w:w="40" w:type="dxa"/>
+              <w:top w:w="80" w:type="dxa"/>
+              <w:bottom w:w="80" w:type="dxa"/>
+              <w:left w:w="60" w:type="dxa"/>
+              <w:right w:w="60" w:type="dxa"/>
             </w:tcMar>
           </w:tcPr>
           <w:p>
+            <w:pPr>
+              <w:spacing w:before="0" w:after="0"/>
+            </w:pPr>
             <w:r>
               <w:rPr>
                 <w:b/>
                 <w:color w:val="FFFFFF"/>
-                <w:sz w:val="15"/>
+                <w:sz w:val="17"/>
               </w:rPr>
               <w:t>Need Tier</w:t>
             </w:r>
@@ -1370,21 +2564,25 @@
         </w:tc>
         <w:tc>
           <w:tcPr>
-            <w:tcW w:type="dxa" w:w="1296"/>
-            <w:shd w:fill="1E3A8A"/>
+            <w:tcW w:type="dxa" w:w="1440"/>
+            <w:shd w:fill="1E3E62"/>
             <w:tcMar>
-              <w:top w:w="60" w:type="dxa"/>
-              <w:bottom w:w="60" w:type="dxa"/>
-              <w:left w:w="40" w:type="dxa"/>
-              <w:right w:w="40" w:type="dxa"/>
+              <w:top w:w="80" w:type="dxa"/>
+              <w:bottom w:w="80" w:type="dxa"/>
+              <w:left w:w="60" w:type="dxa"/>
+              <w:right w:w="60" w:type="dxa"/>
             </w:tcMar>
           </w:tcPr>
           <w:p>
+            <w:pPr>
+              <w:spacing w:before="0" w:after="0"/>
+              <w:jc w:val="center"/>
+            </w:pPr>
             <w:r>
               <w:rPr>
                 <w:b/>
                 <w:color w:val="FFFFFF"/>
-                <w:sz w:val="15"/>
+                <w:sz w:val="17"/>
               </w:rPr>
               <w:t>Status</w:t>
             </w:r>
@@ -1392,23 +2590,51 @@
         </w:tc>
         <w:tc>
           <w:tcPr>
-            <w:tcW w:type="dxa" w:w="3312"/>
-            <w:shd w:fill="1E3A8A"/>
+            <w:tcW w:type="dxa" w:w="1440"/>
+            <w:shd w:fill="1E3E62"/>
             <w:tcMar>
-              <w:top w:w="60" w:type="dxa"/>
-              <w:bottom w:w="60" w:type="dxa"/>
-              <w:left w:w="40" w:type="dxa"/>
-              <w:right w:w="40" w:type="dxa"/>
+              <w:top w:w="80" w:type="dxa"/>
+              <w:bottom w:w="80" w:type="dxa"/>
+              <w:left w:w="60" w:type="dxa"/>
+              <w:right w:w="60" w:type="dxa"/>
             </w:tcMar>
           </w:tcPr>
           <w:p>
+            <w:pPr>
+              <w:spacing w:before="0" w:after="0"/>
+            </w:pPr>
             <w:r>
               <w:rPr>
                 <w:b/>
                 <w:color w:val="FFFFFF"/>
-                <w:sz w:val="15"/>
+                <w:sz w:val="17"/>
               </w:rPr>
-              <w:t>Technical Implementation &amp; Automated Test</w:t>
+              <w:t>Technical Implementation</w:t>
+            </w:r>
+          </w:p>
+        </w:tc>
+        <w:tc>
+          <w:tcPr>
+            <w:tcW w:type="dxa" w:w="1440"/>
+            <w:shd w:fill="1E3E62"/>
+            <w:tcMar>
+              <w:top w:w="80" w:type="dxa"/>
+              <w:bottom w:w="80" w:type="dxa"/>
+              <w:left w:w="60" w:type="dxa"/>
+              <w:right w:w="60" w:type="dxa"/>
+            </w:tcMar>
+          </w:tcPr>
+          <w:p>
+            <w:pPr>
+              <w:spacing w:before="0" w:after="0"/>
+            </w:pPr>
+            <w:r>
+              <w:rPr>
+                <w:b/>
+                <w:color w:val="FFFFFF"/>
+                <w:sz w:val="17"/>
+              </w:rPr>
+              <w:t>Validation Test</w:t>
             </w:r>
           </w:p>
         </w:tc>
@@ -1416,23 +2642,23 @@
       <w:tr>
         <w:tc>
           <w:tcPr>
-            <w:tcW w:type="dxa" w:w="576"/>
-            <w:shd w:fill="F8FAFC"/>
+            <w:tcW w:type="dxa" w:w="1440"/>
             <w:tcMar>
-              <w:top w:w="40" w:type="dxa"/>
-              <w:bottom w:w="40" w:type="dxa"/>
-              <w:left w:w="40" w:type="dxa"/>
-              <w:right w:w="40" w:type="dxa"/>
+              <w:top w:w="60" w:type="dxa"/>
+              <w:bottom w:w="60" w:type="dxa"/>
+              <w:left w:w="60" w:type="dxa"/>
+              <w:right w:w="60" w:type="dxa"/>
             </w:tcMar>
           </w:tcPr>
           <w:p>
             <w:pPr>
-              <w:spacing w:line="252" w:lineRule="auto"/>
+              <w:spacing w:before="0" w:after="0"/>
+              <w:jc w:val="center"/>
             </w:pPr>
             <w:r>
               <w:rPr>
-                <w:color w:val="0F172A"/>
-                <w:sz w:val="15"/>
+                <w:b/>
+                <w:sz w:val="16"/>
               </w:rPr>
               <w:t>#01</w:t>
             </w:r>
@@ -1440,23 +2666,24 @@
         </w:tc>
         <w:tc>
           <w:tcPr>
-            <w:tcW w:type="dxa" w:w="576"/>
-            <w:shd w:fill="F8FAFC"/>
+            <w:tcW w:type="dxa" w:w="1440"/>
             <w:tcMar>
-              <w:top w:w="40" w:type="dxa"/>
-              <w:bottom w:w="40" w:type="dxa"/>
-              <w:left w:w="40" w:type="dxa"/>
-              <w:right w:w="40" w:type="dxa"/>
+              <w:top w:w="60" w:type="dxa"/>
+              <w:bottom w:w="60" w:type="dxa"/>
+              <w:left w:w="60" w:type="dxa"/>
+              <w:right w:w="60" w:type="dxa"/>
             </w:tcMar>
           </w:tcPr>
           <w:p>
             <w:pPr>
-              <w:spacing w:line="252" w:lineRule="auto"/>
+              <w:spacing w:before="0" w:after="0"/>
+              <w:jc w:val="center"/>
             </w:pPr>
             <w:r>
               <w:rPr>
-                <w:color w:val="0F172A"/>
-                <w:sz w:val="15"/>
+                <w:b/>
+                <w:color w:val="0F2C59"/>
+                <w:sz w:val="16"/>
               </w:rPr>
               <w:t>P0</w:t>
             </w:r>
@@ -1464,23 +2691,22 @@
         </w:tc>
         <w:tc>
           <w:tcPr>
-            <w:tcW w:type="dxa" w:w="2304"/>
-            <w:shd w:fill="F8FAFC"/>
+            <w:tcW w:type="dxa" w:w="1440"/>
             <w:tcMar>
-              <w:top w:w="40" w:type="dxa"/>
-              <w:bottom w:w="40" w:type="dxa"/>
-              <w:left w:w="40" w:type="dxa"/>
-              <w:right w:w="40" w:type="dxa"/>
+              <w:top w:w="60" w:type="dxa"/>
+              <w:bottom w:w="60" w:type="dxa"/>
+              <w:left w:w="60" w:type="dxa"/>
+              <w:right w:w="60" w:type="dxa"/>
             </w:tcMar>
           </w:tcPr>
           <w:p>
             <w:pPr>
-              <w:spacing w:line="252" w:lineRule="auto"/>
+              <w:spacing w:before="0" w:after="0"/>
             </w:pPr>
             <w:r>
               <w:rPr>
-                <w:color w:val="0F172A"/>
-                <w:sz w:val="15"/>
+                <w:b/>
+                <w:sz w:val="16"/>
               </w:rPr>
               <w:t>Business Purpose &amp; Architecture</w:t>
             </w:r>
@@ -1488,23 +2714,22 @@
         </w:tc>
         <w:tc>
           <w:tcPr>
-            <w:tcW w:type="dxa" w:w="1872"/>
-            <w:shd w:fill="F8FAFC"/>
+            <w:tcW w:type="dxa" w:w="1440"/>
             <w:tcMar>
-              <w:top w:w="40" w:type="dxa"/>
-              <w:bottom w:w="40" w:type="dxa"/>
-              <w:left w:w="40" w:type="dxa"/>
-              <w:right w:w="40" w:type="dxa"/>
+              <w:top w:w="60" w:type="dxa"/>
+              <w:bottom w:w="60" w:type="dxa"/>
+              <w:left w:w="60" w:type="dxa"/>
+              <w:right w:w="60" w:type="dxa"/>
             </w:tcMar>
           </w:tcPr>
           <w:p>
             <w:pPr>
-              <w:spacing w:line="252" w:lineRule="auto"/>
+              <w:spacing w:before="0" w:after="0"/>
             </w:pPr>
             <w:r>
               <w:rPr>
-                <w:color w:val="0F172A"/>
-                <w:sz w:val="15"/>
+                <w:color w:val="006600"/>
+                <w:sz w:val="16"/>
               </w:rPr>
               <w:t>Tier 1: Mandatory</w:t>
             </w:r>
@@ -1512,24 +2737,24 @@
         </w:tc>
         <w:tc>
           <w:tcPr>
-            <w:tcW w:type="dxa" w:w="1296"/>
-            <w:shd w:fill="F8FAFC"/>
+            <w:tcW w:type="dxa" w:w="1440"/>
             <w:tcMar>
-              <w:top w:w="40" w:type="dxa"/>
-              <w:bottom w:w="40" w:type="dxa"/>
-              <w:left w:w="40" w:type="dxa"/>
-              <w:right w:w="40" w:type="dxa"/>
+              <w:top w:w="60" w:type="dxa"/>
+              <w:bottom w:w="60" w:type="dxa"/>
+              <w:left w:w="60" w:type="dxa"/>
+              <w:right w:w="60" w:type="dxa"/>
             </w:tcMar>
           </w:tcPr>
           <w:p>
             <w:pPr>
-              <w:spacing w:line="252" w:lineRule="auto"/>
+              <w:spacing w:before="0" w:after="0"/>
+              <w:jc w:val="center"/>
             </w:pPr>
             <w:r>
               <w:rPr>
                 <w:b/>
-                <w:color w:val="16A34A"/>
-                <w:sz w:val="15"/>
+                <w:color w:val="008000"/>
+                <w:sz w:val="16"/>
               </w:rPr>
               <w:t>🟢 Passed</w:t>
             </w:r>
@@ -1537,27 +2762,47 @@
         </w:tc>
         <w:tc>
           <w:tcPr>
-            <w:tcW w:type="dxa" w:w="3312"/>
-            <w:shd w:fill="F8FAFC"/>
+            <w:tcW w:type="dxa" w:w="1440"/>
             <w:tcMar>
-              <w:top w:w="40" w:type="dxa"/>
-              <w:bottom w:w="40" w:type="dxa"/>
-              <w:left w:w="40" w:type="dxa"/>
-              <w:right w:w="40" w:type="dxa"/>
+              <w:top w:w="60" w:type="dxa"/>
+              <w:bottom w:w="60" w:type="dxa"/>
+              <w:left w:w="60" w:type="dxa"/>
+              <w:right w:w="60" w:type="dxa"/>
             </w:tcMar>
           </w:tcPr>
           <w:p>
             <w:pPr>
-              <w:spacing w:line="252" w:lineRule="auto"/>
+              <w:spacing w:before="0" w:after="0"/>
             </w:pPr>
             <w:r>
               <w:rPr>
-                <w:color w:val="0F172A"/>
+                <w:sz w:val="16"/>
+              </w:rPr>
+              <w:t>Multi-source architecture supporting SQL Server and PostgreSQL to Databricks Medallion Lakehouse.</w:t>
+            </w:r>
+          </w:p>
+        </w:tc>
+        <w:tc>
+          <w:tcPr>
+            <w:tcW w:type="dxa" w:w="1440"/>
+            <w:tcMar>
+              <w:top w:w="60" w:type="dxa"/>
+              <w:bottom w:w="60" w:type="dxa"/>
+              <w:left w:w="60" w:type="dxa"/>
+              <w:right w:w="60" w:type="dxa"/>
+            </w:tcMar>
+          </w:tcPr>
+          <w:p>
+            <w:pPr>
+              <w:spacing w:before="0" w:after="0"/>
+            </w:pPr>
+            <w:r>
+              <w:rPr>
+                <w:rFonts w:ascii="Consolas" w:hAnsi="Consolas"/>
+                <w:color w:val="333333"/>
                 <w:sz w:val="15"/>
               </w:rPr>
-              <w:t>Multi-source architecture supporting MySQL and PostgreSQL to Databricks Medallion Lakehouse.</w:t>
-              <w:br/>
-              <w:t>[test_item_01_business_purpose]</w:t>
+              <w:t>test_item_01_business_purpose</w:t>
             </w:r>
           </w:p>
         </w:tc>
@@ -1565,23 +2810,24 @@
       <w:tr>
         <w:tc>
           <w:tcPr>
-            <w:tcW w:type="dxa" w:w="576"/>
-            <w:shd w:fill="FFFFFF"/>
+            <w:tcW w:type="dxa" w:w="1440"/>
+            <w:shd w:fill="F9FBFC"/>
             <w:tcMar>
-              <w:top w:w="40" w:type="dxa"/>
-              <w:bottom w:w="40" w:type="dxa"/>
-              <w:left w:w="40" w:type="dxa"/>
-              <w:right w:w="40" w:type="dxa"/>
+              <w:top w:w="60" w:type="dxa"/>
+              <w:bottom w:w="60" w:type="dxa"/>
+              <w:left w:w="60" w:type="dxa"/>
+              <w:right w:w="60" w:type="dxa"/>
             </w:tcMar>
           </w:tcPr>
           <w:p>
             <w:pPr>
-              <w:spacing w:line="252" w:lineRule="auto"/>
+              <w:spacing w:before="0" w:after="0"/>
+              <w:jc w:val="center"/>
             </w:pPr>
             <w:r>
               <w:rPr>
-                <w:color w:val="0F172A"/>
-                <w:sz w:val="15"/>
+                <w:b/>
+                <w:sz w:val="16"/>
               </w:rPr>
               <w:t>#02</w:t>
             </w:r>
@@ -1589,23 +2835,25 @@
         </w:tc>
         <w:tc>
           <w:tcPr>
-            <w:tcW w:type="dxa" w:w="576"/>
-            <w:shd w:fill="FFFFFF"/>
+            <w:tcW w:type="dxa" w:w="1440"/>
+            <w:shd w:fill="F9FBFC"/>
             <w:tcMar>
-              <w:top w:w="40" w:type="dxa"/>
-              <w:bottom w:w="40" w:type="dxa"/>
-              <w:left w:w="40" w:type="dxa"/>
-              <w:right w:w="40" w:type="dxa"/>
+              <w:top w:w="60" w:type="dxa"/>
+              <w:bottom w:w="60" w:type="dxa"/>
+              <w:left w:w="60" w:type="dxa"/>
+              <w:right w:w="60" w:type="dxa"/>
             </w:tcMar>
           </w:tcPr>
           <w:p>
             <w:pPr>
-              <w:spacing w:line="252" w:lineRule="auto"/>
+              <w:spacing w:before="0" w:after="0"/>
+              <w:jc w:val="center"/>
             </w:pPr>
             <w:r>
               <w:rPr>
-                <w:color w:val="0F172A"/>
-                <w:sz w:val="15"/>
+                <w:b/>
+                <w:color w:val="0F2C59"/>
+                <w:sz w:val="16"/>
               </w:rPr>
               <w:t>P0</w:t>
             </w:r>
@@ -1613,23 +2861,23 @@
         </w:tc>
         <w:tc>
           <w:tcPr>
-            <w:tcW w:type="dxa" w:w="2304"/>
-            <w:shd w:fill="FFFFFF"/>
+            <w:tcW w:type="dxa" w:w="1440"/>
+            <w:shd w:fill="F9FBFC"/>
             <w:tcMar>
-              <w:top w:w="40" w:type="dxa"/>
-              <w:bottom w:w="40" w:type="dxa"/>
-              <w:left w:w="40" w:type="dxa"/>
-              <w:right w:w="40" w:type="dxa"/>
+              <w:top w:w="60" w:type="dxa"/>
+              <w:bottom w:w="60" w:type="dxa"/>
+              <w:left w:w="60" w:type="dxa"/>
+              <w:right w:w="60" w:type="dxa"/>
             </w:tcMar>
           </w:tcPr>
           <w:p>
             <w:pPr>
-              <w:spacing w:line="252" w:lineRule="auto"/>
+              <w:spacing w:before="0" w:after="0"/>
             </w:pPr>
             <w:r>
               <w:rPr>
-                <w:color w:val="0F172A"/>
-                <w:sz w:val="15"/>
+                <w:b/>
+                <w:sz w:val="16"/>
               </w:rPr>
               <w:t>Core Workflow Transpilations</w:t>
             </w:r>
@@ -1637,23 +2885,23 @@
         </w:tc>
         <w:tc>
           <w:tcPr>
-            <w:tcW w:type="dxa" w:w="1872"/>
-            <w:shd w:fill="FFFFFF"/>
+            <w:tcW w:type="dxa" w:w="1440"/>
+            <w:shd w:fill="F9FBFC"/>
             <w:tcMar>
-              <w:top w:w="40" w:type="dxa"/>
-              <w:bottom w:w="40" w:type="dxa"/>
-              <w:left w:w="40" w:type="dxa"/>
-              <w:right w:w="40" w:type="dxa"/>
+              <w:top w:w="60" w:type="dxa"/>
+              <w:bottom w:w="60" w:type="dxa"/>
+              <w:left w:w="60" w:type="dxa"/>
+              <w:right w:w="60" w:type="dxa"/>
             </w:tcMar>
           </w:tcPr>
           <w:p>
             <w:pPr>
-              <w:spacing w:line="252" w:lineRule="auto"/>
+              <w:spacing w:before="0" w:after="0"/>
             </w:pPr>
             <w:r>
               <w:rPr>
-                <w:color w:val="0F172A"/>
-                <w:sz w:val="15"/>
+                <w:color w:val="006600"/>
+                <w:sz w:val="16"/>
               </w:rPr>
               <w:t>Tier 1: Mandatory</w:t>
             </w:r>
@@ -1661,24 +2909,25 @@
         </w:tc>
         <w:tc>
           <w:tcPr>
-            <w:tcW w:type="dxa" w:w="1296"/>
-            <w:shd w:fill="FFFFFF"/>
+            <w:tcW w:type="dxa" w:w="1440"/>
+            <w:shd w:fill="F9FBFC"/>
             <w:tcMar>
-              <w:top w:w="40" w:type="dxa"/>
-              <w:bottom w:w="40" w:type="dxa"/>
-              <w:left w:w="40" w:type="dxa"/>
-              <w:right w:w="40" w:type="dxa"/>
+              <w:top w:w="60" w:type="dxa"/>
+              <w:bottom w:w="60" w:type="dxa"/>
+              <w:left w:w="60" w:type="dxa"/>
+              <w:right w:w="60" w:type="dxa"/>
             </w:tcMar>
           </w:tcPr>
           <w:p>
             <w:pPr>
-              <w:spacing w:line="252" w:lineRule="auto"/>
+              <w:spacing w:before="0" w:after="0"/>
+              <w:jc w:val="center"/>
             </w:pPr>
             <w:r>
               <w:rPr>
                 <w:b/>
-                <w:color w:val="16A34A"/>
-                <w:sz w:val="15"/>
+                <w:color w:val="008000"/>
+                <w:sz w:val="16"/>
               </w:rPr>
               <w:t>🟢 Passed</w:t>
             </w:r>
@@ -1686,27 +2935,49 @@
         </w:tc>
         <w:tc>
           <w:tcPr>
-            <w:tcW w:type="dxa" w:w="3312"/>
-            <w:shd w:fill="FFFFFF"/>
+            <w:tcW w:type="dxa" w:w="1440"/>
+            <w:shd w:fill="F9FBFC"/>
             <w:tcMar>
-              <w:top w:w="40" w:type="dxa"/>
-              <w:bottom w:w="40" w:type="dxa"/>
-              <w:left w:w="40" w:type="dxa"/>
-              <w:right w:w="40" w:type="dxa"/>
+              <w:top w:w="60" w:type="dxa"/>
+              <w:bottom w:w="60" w:type="dxa"/>
+              <w:left w:w="60" w:type="dxa"/>
+              <w:right w:w="60" w:type="dxa"/>
             </w:tcMar>
           </w:tcPr>
           <w:p>
             <w:pPr>
-              <w:spacing w:line="252" w:lineRule="auto"/>
+              <w:spacing w:before="0" w:after="0"/>
             </w:pPr>
             <w:r>
               <w:rPr>
-                <w:color w:val="0F172A"/>
+                <w:sz w:val="16"/>
+              </w:rPr>
+              <w:t>Transpilation engine handles views, multi-table joins, and dollar-quoted procedures ($procedure$).</w:t>
+            </w:r>
+          </w:p>
+        </w:tc>
+        <w:tc>
+          <w:tcPr>
+            <w:tcW w:type="dxa" w:w="1440"/>
+            <w:shd w:fill="F9FBFC"/>
+            <w:tcMar>
+              <w:top w:w="60" w:type="dxa"/>
+              <w:bottom w:w="60" w:type="dxa"/>
+              <w:left w:w="60" w:type="dxa"/>
+              <w:right w:w="60" w:type="dxa"/>
+            </w:tcMar>
+          </w:tcPr>
+          <w:p>
+            <w:pPr>
+              <w:spacing w:before="0" w:after="0"/>
+            </w:pPr>
+            <w:r>
+              <w:rPr>
+                <w:rFonts w:ascii="Consolas" w:hAnsi="Consolas"/>
+                <w:color w:val="333333"/>
                 <w:sz w:val="15"/>
               </w:rPr>
-              <w:t>Transpilation engine handles views, multi-table joins, and procedure AST definitions.</w:t>
-              <w:br/>
-              <w:t>[test_item_02_core_workflow_transpilations]</w:t>
+              <w:t>test_item_02_core_workflow_transpilations</w:t>
             </w:r>
           </w:p>
         </w:tc>
@@ -1714,23 +2985,23 @@
       <w:tr>
         <w:tc>
           <w:tcPr>
-            <w:tcW w:type="dxa" w:w="576"/>
-            <w:shd w:fill="F8FAFC"/>
+            <w:tcW w:type="dxa" w:w="1440"/>
             <w:tcMar>
-              <w:top w:w="40" w:type="dxa"/>
-              <w:bottom w:w="40" w:type="dxa"/>
-              <w:left w:w="40" w:type="dxa"/>
-              <w:right w:w="40" w:type="dxa"/>
+              <w:top w:w="60" w:type="dxa"/>
+              <w:bottom w:w="60" w:type="dxa"/>
+              <w:left w:w="60" w:type="dxa"/>
+              <w:right w:w="60" w:type="dxa"/>
             </w:tcMar>
           </w:tcPr>
           <w:p>
             <w:pPr>
-              <w:spacing w:line="252" w:lineRule="auto"/>
+              <w:spacing w:before="0" w:after="0"/>
+              <w:jc w:val="center"/>
             </w:pPr>
             <w:r>
               <w:rPr>
-                <w:color w:val="0F172A"/>
-                <w:sz w:val="15"/>
+                <w:b/>
+                <w:sz w:val="16"/>
               </w:rPr>
               <w:t>#03</w:t>
             </w:r>
@@ -1738,23 +3009,24 @@
         </w:tc>
         <w:tc>
           <w:tcPr>
-            <w:tcW w:type="dxa" w:w="576"/>
-            <w:shd w:fill="F8FAFC"/>
+            <w:tcW w:type="dxa" w:w="1440"/>
             <w:tcMar>
-              <w:top w:w="40" w:type="dxa"/>
-              <w:bottom w:w="40" w:type="dxa"/>
-              <w:left w:w="40" w:type="dxa"/>
-              <w:right w:w="40" w:type="dxa"/>
+              <w:top w:w="60" w:type="dxa"/>
+              <w:bottom w:w="60" w:type="dxa"/>
+              <w:left w:w="60" w:type="dxa"/>
+              <w:right w:w="60" w:type="dxa"/>
             </w:tcMar>
           </w:tcPr>
           <w:p>
             <w:pPr>
-              <w:spacing w:line="252" w:lineRule="auto"/>
+              <w:spacing w:before="0" w:after="0"/>
+              <w:jc w:val="center"/>
             </w:pPr>
             <w:r>
               <w:rPr>
-                <w:color w:val="0F172A"/>
-                <w:sz w:val="15"/>
+                <w:b/>
+                <w:color w:val="0F2C59"/>
+                <w:sz w:val="16"/>
               </w:rPr>
               <w:t>P0</w:t>
             </w:r>
@@ -1762,23 +3034,22 @@
         </w:tc>
         <w:tc>
           <w:tcPr>
-            <w:tcW w:type="dxa" w:w="2304"/>
-            <w:shd w:fill="F8FAFC"/>
+            <w:tcW w:type="dxa" w:w="1440"/>
             <w:tcMar>
-              <w:top w:w="40" w:type="dxa"/>
-              <w:bottom w:w="40" w:type="dxa"/>
-              <w:left w:w="40" w:type="dxa"/>
-              <w:right w:w="40" w:type="dxa"/>
+              <w:top w:w="60" w:type="dxa"/>
+              <w:bottom w:w="60" w:type="dxa"/>
+              <w:left w:w="60" w:type="dxa"/>
+              <w:right w:w="60" w:type="dxa"/>
             </w:tcMar>
           </w:tcPr>
           <w:p>
             <w:pPr>
-              <w:spacing w:line="252" w:lineRule="auto"/>
+              <w:spacing w:before="0" w:after="0"/>
             </w:pPr>
             <w:r>
               <w:rPr>
-                <w:color w:val="0F172A"/>
-                <w:sz w:val="15"/>
+                <w:b/>
+                <w:sz w:val="16"/>
               </w:rPr>
               <w:t>UI/UX &amp; Error Contracts</w:t>
             </w:r>
@@ -1786,23 +3057,22 @@
         </w:tc>
         <w:tc>
           <w:tcPr>
-            <w:tcW w:type="dxa" w:w="1872"/>
-            <w:shd w:fill="F8FAFC"/>
+            <w:tcW w:type="dxa" w:w="1440"/>
             <w:tcMar>
-              <w:top w:w="40" w:type="dxa"/>
-              <w:bottom w:w="40" w:type="dxa"/>
-              <w:left w:w="40" w:type="dxa"/>
-              <w:right w:w="40" w:type="dxa"/>
+              <w:top w:w="60" w:type="dxa"/>
+              <w:bottom w:w="60" w:type="dxa"/>
+              <w:left w:w="60" w:type="dxa"/>
+              <w:right w:w="60" w:type="dxa"/>
             </w:tcMar>
           </w:tcPr>
           <w:p>
             <w:pPr>
-              <w:spacing w:line="252" w:lineRule="auto"/>
+              <w:spacing w:before="0" w:after="0"/>
             </w:pPr>
             <w:r>
               <w:rPr>
-                <w:color w:val="0F172A"/>
-                <w:sz w:val="15"/>
+                <w:color w:val="006600"/>
+                <w:sz w:val="16"/>
               </w:rPr>
               <w:t>Tier 1: Mandatory</w:t>
             </w:r>
@@ -1810,24 +3080,24 @@
         </w:tc>
         <w:tc>
           <w:tcPr>
-            <w:tcW w:type="dxa" w:w="1296"/>
-            <w:shd w:fill="F8FAFC"/>
+            <w:tcW w:type="dxa" w:w="1440"/>
             <w:tcMar>
-              <w:top w:w="40" w:type="dxa"/>
-              <w:bottom w:w="40" w:type="dxa"/>
-              <w:left w:w="40" w:type="dxa"/>
-              <w:right w:w="40" w:type="dxa"/>
+              <w:top w:w="60" w:type="dxa"/>
+              <w:bottom w:w="60" w:type="dxa"/>
+              <w:left w:w="60" w:type="dxa"/>
+              <w:right w:w="60" w:type="dxa"/>
             </w:tcMar>
           </w:tcPr>
           <w:p>
             <w:pPr>
-              <w:spacing w:line="252" w:lineRule="auto"/>
+              <w:spacing w:before="0" w:after="0"/>
+              <w:jc w:val="center"/>
             </w:pPr>
             <w:r>
               <w:rPr>
                 <w:b/>
-                <w:color w:val="16A34A"/>
-                <w:sz w:val="15"/>
+                <w:color w:val="008000"/>
+                <w:sz w:val="16"/>
               </w:rPr>
               <w:t>🟢 Passed</w:t>
             </w:r>
@@ -1835,27 +3105,47 @@
         </w:tc>
         <w:tc>
           <w:tcPr>
-            <w:tcW w:type="dxa" w:w="3312"/>
-            <w:shd w:fill="F8FAFC"/>
+            <w:tcW w:type="dxa" w:w="1440"/>
             <w:tcMar>
-              <w:top w:w="40" w:type="dxa"/>
-              <w:bottom w:w="40" w:type="dxa"/>
-              <w:left w:w="40" w:type="dxa"/>
-              <w:right w:w="40" w:type="dxa"/>
+              <w:top w:w="60" w:type="dxa"/>
+              <w:bottom w:w="60" w:type="dxa"/>
+              <w:left w:w="60" w:type="dxa"/>
+              <w:right w:w="60" w:type="dxa"/>
             </w:tcMar>
           </w:tcPr>
           <w:p>
             <w:pPr>
-              <w:spacing w:line="252" w:lineRule="auto"/>
+              <w:spacing w:before="0" w:after="0"/>
             </w:pPr>
             <w:r>
               <w:rPr>
-                <w:color w:val="0F172A"/>
+                <w:sz w:val="16"/>
+              </w:rPr>
+              <w:t>Structured API error contracts return status, detail, timestamp, and actionable remediation instructions.</w:t>
+            </w:r>
+          </w:p>
+        </w:tc>
+        <w:tc>
+          <w:tcPr>
+            <w:tcW w:type="dxa" w:w="1440"/>
+            <w:tcMar>
+              <w:top w:w="60" w:type="dxa"/>
+              <w:bottom w:w="60" w:type="dxa"/>
+              <w:left w:w="60" w:type="dxa"/>
+              <w:right w:w="60" w:type="dxa"/>
+            </w:tcMar>
+          </w:tcPr>
+          <w:p>
+            <w:pPr>
+              <w:spacing w:before="0" w:after="0"/>
+            </w:pPr>
+            <w:r>
+              <w:rPr>
+                <w:rFonts w:ascii="Consolas" w:hAnsi="Consolas"/>
+                <w:color w:val="333333"/>
                 <w:sz w:val="15"/>
               </w:rPr>
-              <w:t>Structured API error contracts return status, detail, timestamp, and clear string remediation.</w:t>
-              <w:br/>
-              <w:t>[test_item_03_ui_ux_error_contracts]</w:t>
+              <w:t>test_item_03_ui_ux_error_contracts</w:t>
             </w:r>
           </w:p>
         </w:tc>
@@ -1863,23 +3153,24 @@
       <w:tr>
         <w:tc>
           <w:tcPr>
-            <w:tcW w:type="dxa" w:w="576"/>
-            <w:shd w:fill="FFFFFF"/>
+            <w:tcW w:type="dxa" w:w="1440"/>
+            <w:shd w:fill="F9FBFC"/>
             <w:tcMar>
-              <w:top w:w="40" w:type="dxa"/>
-              <w:bottom w:w="40" w:type="dxa"/>
-              <w:left w:w="40" w:type="dxa"/>
-              <w:right w:w="40" w:type="dxa"/>
+              <w:top w:w="60" w:type="dxa"/>
+              <w:bottom w:w="60" w:type="dxa"/>
+              <w:left w:w="60" w:type="dxa"/>
+              <w:right w:w="60" w:type="dxa"/>
             </w:tcMar>
           </w:tcPr>
           <w:p>
             <w:pPr>
-              <w:spacing w:line="252" w:lineRule="auto"/>
+              <w:spacing w:before="0" w:after="0"/>
+              <w:jc w:val="center"/>
             </w:pPr>
             <w:r>
               <w:rPr>
-                <w:color w:val="0F172A"/>
-                <w:sz w:val="15"/>
+                <w:b/>
+                <w:sz w:val="16"/>
               </w:rPr>
               <w:t>#04</w:t>
             </w:r>
@@ -1887,23 +3178,25 @@
         </w:tc>
         <w:tc>
           <w:tcPr>
-            <w:tcW w:type="dxa" w:w="576"/>
-            <w:shd w:fill="FFFFFF"/>
+            <w:tcW w:type="dxa" w:w="1440"/>
+            <w:shd w:fill="F9FBFC"/>
             <w:tcMar>
-              <w:top w:w="40" w:type="dxa"/>
-              <w:bottom w:w="40" w:type="dxa"/>
-              <w:left w:w="40" w:type="dxa"/>
-              <w:right w:w="40" w:type="dxa"/>
+              <w:top w:w="60" w:type="dxa"/>
+              <w:bottom w:w="60" w:type="dxa"/>
+              <w:left w:w="60" w:type="dxa"/>
+              <w:right w:w="60" w:type="dxa"/>
             </w:tcMar>
           </w:tcPr>
           <w:p>
             <w:pPr>
-              <w:spacing w:line="252" w:lineRule="auto"/>
+              <w:spacing w:before="0" w:after="0"/>
+              <w:jc w:val="center"/>
             </w:pPr>
             <w:r>
               <w:rPr>
-                <w:color w:val="0F172A"/>
-                <w:sz w:val="15"/>
+                <w:b/>
+                <w:color w:val="0F2C59"/>
+                <w:sz w:val="16"/>
               </w:rPr>
               <w:t>P0</w:t>
             </w:r>
@@ -1911,23 +3204,23 @@
         </w:tc>
         <w:tc>
           <w:tcPr>
-            <w:tcW w:type="dxa" w:w="2304"/>
-            <w:shd w:fill="FFFFFF"/>
+            <w:tcW w:type="dxa" w:w="1440"/>
+            <w:shd w:fill="F9FBFC"/>
             <w:tcMar>
-              <w:top w:w="40" w:type="dxa"/>
-              <w:bottom w:w="40" w:type="dxa"/>
-              <w:left w:w="40" w:type="dxa"/>
-              <w:right w:w="40" w:type="dxa"/>
+              <w:top w:w="60" w:type="dxa"/>
+              <w:bottom w:w="60" w:type="dxa"/>
+              <w:left w:w="60" w:type="dxa"/>
+              <w:right w:w="60" w:type="dxa"/>
             </w:tcMar>
           </w:tcPr>
           <w:p>
             <w:pPr>
-              <w:spacing w:line="252" w:lineRule="auto"/>
+              <w:spacing w:before="0" w:after="0"/>
             </w:pPr>
             <w:r>
               <w:rPr>
-                <w:color w:val="0F172A"/>
-                <w:sz w:val="15"/>
+                <w:b/>
+                <w:sz w:val="16"/>
               </w:rPr>
               <w:t>Login &amp; Account Security</w:t>
             </w:r>
@@ -1935,23 +3228,23 @@
         </w:tc>
         <w:tc>
           <w:tcPr>
-            <w:tcW w:type="dxa" w:w="1872"/>
-            <w:shd w:fill="FFFFFF"/>
+            <w:tcW w:type="dxa" w:w="1440"/>
+            <w:shd w:fill="F9FBFC"/>
             <w:tcMar>
-              <w:top w:w="40" w:type="dxa"/>
-              <w:bottom w:w="40" w:type="dxa"/>
-              <w:left w:w="40" w:type="dxa"/>
-              <w:right w:w="40" w:type="dxa"/>
+              <w:top w:w="60" w:type="dxa"/>
+              <w:bottom w:w="60" w:type="dxa"/>
+              <w:left w:w="60" w:type="dxa"/>
+              <w:right w:w="60" w:type="dxa"/>
             </w:tcMar>
           </w:tcPr>
           <w:p>
             <w:pPr>
-              <w:spacing w:line="252" w:lineRule="auto"/>
+              <w:spacing w:before="0" w:after="0"/>
             </w:pPr>
             <w:r>
               <w:rPr>
-                <w:color w:val="0F172A"/>
-                <w:sz w:val="15"/>
+                <w:color w:val="005A9E"/>
+                <w:sz w:val="16"/>
               </w:rPr>
               <w:t>Tier 2: Recommended</w:t>
             </w:r>
@@ -1959,24 +3252,25 @@
         </w:tc>
         <w:tc>
           <w:tcPr>
-            <w:tcW w:type="dxa" w:w="1296"/>
-            <w:shd w:fill="FFFFFF"/>
+            <w:tcW w:type="dxa" w:w="1440"/>
+            <w:shd w:fill="F9FBFC"/>
             <w:tcMar>
-              <w:top w:w="40" w:type="dxa"/>
-              <w:bottom w:w="40" w:type="dxa"/>
-              <w:left w:w="40" w:type="dxa"/>
-              <w:right w:w="40" w:type="dxa"/>
+              <w:top w:w="60" w:type="dxa"/>
+              <w:bottom w:w="60" w:type="dxa"/>
+              <w:left w:w="60" w:type="dxa"/>
+              <w:right w:w="60" w:type="dxa"/>
             </w:tcMar>
           </w:tcPr>
           <w:p>
             <w:pPr>
-              <w:spacing w:line="252" w:lineRule="auto"/>
+              <w:spacing w:before="0" w:after="0"/>
+              <w:jc w:val="center"/>
             </w:pPr>
             <w:r>
               <w:rPr>
                 <w:b/>
-                <w:color w:val="16A34A"/>
-                <w:sz w:val="15"/>
+                <w:color w:val="008000"/>
+                <w:sz w:val="16"/>
               </w:rPr>
               <w:t>🟢 Passed</w:t>
             </w:r>
@@ -1984,27 +3278,49 @@
         </w:tc>
         <w:tc>
           <w:tcPr>
-            <w:tcW w:type="dxa" w:w="3312"/>
-            <w:shd w:fill="FFFFFF"/>
+            <w:tcW w:type="dxa" w:w="1440"/>
+            <w:shd w:fill="F9FBFC"/>
             <w:tcMar>
-              <w:top w:w="40" w:type="dxa"/>
-              <w:bottom w:w="40" w:type="dxa"/>
-              <w:left w:w="40" w:type="dxa"/>
-              <w:right w:w="40" w:type="dxa"/>
+              <w:top w:w="60" w:type="dxa"/>
+              <w:bottom w:w="60" w:type="dxa"/>
+              <w:left w:w="60" w:type="dxa"/>
+              <w:right w:w="60" w:type="dxa"/>
             </w:tcMar>
           </w:tcPr>
           <w:p>
             <w:pPr>
-              <w:spacing w:line="252" w:lineRule="auto"/>
+              <w:spacing w:before="0" w:after="0"/>
             </w:pPr>
             <w:r>
               <w:rPr>
-                <w:color w:val="0F172A"/>
+                <w:sz w:val="16"/>
+              </w:rPr>
+              <w:t>PBKDF2 password hashing (260k iterations), brute-force defense, and 5-attempt account lockout.</w:t>
+            </w:r>
+          </w:p>
+        </w:tc>
+        <w:tc>
+          <w:tcPr>
+            <w:tcW w:type="dxa" w:w="1440"/>
+            <w:shd w:fill="F9FBFC"/>
+            <w:tcMar>
+              <w:top w:w="60" w:type="dxa"/>
+              <w:bottom w:w="60" w:type="dxa"/>
+              <w:left w:w="60" w:type="dxa"/>
+              <w:right w:w="60" w:type="dxa"/>
+            </w:tcMar>
+          </w:tcPr>
+          <w:p>
+            <w:pPr>
+              <w:spacing w:before="0" w:after="0"/>
+            </w:pPr>
+            <w:r>
+              <w:rPr>
+                <w:rFonts w:ascii="Consolas" w:hAnsi="Consolas"/>
+                <w:color w:val="333333"/>
                 <w:sz w:val="15"/>
               </w:rPr>
-              <w:t>PBKDF2 password hashing (310k rounds), brute-force defense, and 5-attempt account lockout.</w:t>
-              <w:br/>
-              <w:t>[test_item_04_login_security]</w:t>
+              <w:t>test_item_04_login_security</w:t>
             </w:r>
           </w:p>
         </w:tc>
@@ -2012,23 +3328,23 @@
       <w:tr>
         <w:tc>
           <w:tcPr>
-            <w:tcW w:type="dxa" w:w="576"/>
-            <w:shd w:fill="F8FAFC"/>
+            <w:tcW w:type="dxa" w:w="1440"/>
             <w:tcMar>
-              <w:top w:w="40" w:type="dxa"/>
-              <w:bottom w:w="40" w:type="dxa"/>
-              <w:left w:w="40" w:type="dxa"/>
-              <w:right w:w="40" w:type="dxa"/>
+              <w:top w:w="60" w:type="dxa"/>
+              <w:bottom w:w="60" w:type="dxa"/>
+              <w:left w:w="60" w:type="dxa"/>
+              <w:right w:w="60" w:type="dxa"/>
             </w:tcMar>
           </w:tcPr>
           <w:p>
             <w:pPr>
-              <w:spacing w:line="252" w:lineRule="auto"/>
+              <w:spacing w:before="0" w:after="0"/>
+              <w:jc w:val="center"/>
             </w:pPr>
             <w:r>
               <w:rPr>
-                <w:color w:val="0F172A"/>
-                <w:sz w:val="15"/>
+                <w:b/>
+                <w:sz w:val="16"/>
               </w:rPr>
               <w:t>#05</w:t>
             </w:r>
@@ -2036,23 +3352,24 @@
         </w:tc>
         <w:tc>
           <w:tcPr>
-            <w:tcW w:type="dxa" w:w="576"/>
-            <w:shd w:fill="F8FAFC"/>
+            <w:tcW w:type="dxa" w:w="1440"/>
             <w:tcMar>
-              <w:top w:w="40" w:type="dxa"/>
-              <w:bottom w:w="40" w:type="dxa"/>
-              <w:left w:w="40" w:type="dxa"/>
-              <w:right w:w="40" w:type="dxa"/>
+              <w:top w:w="60" w:type="dxa"/>
+              <w:bottom w:w="60" w:type="dxa"/>
+              <w:left w:w="60" w:type="dxa"/>
+              <w:right w:w="60" w:type="dxa"/>
             </w:tcMar>
           </w:tcPr>
           <w:p>
             <w:pPr>
-              <w:spacing w:line="252" w:lineRule="auto"/>
+              <w:spacing w:before="0" w:after="0"/>
+              <w:jc w:val="center"/>
             </w:pPr>
             <w:r>
               <w:rPr>
-                <w:color w:val="0F172A"/>
-                <w:sz w:val="15"/>
+                <w:b/>
+                <w:color w:val="0F2C59"/>
+                <w:sz w:val="16"/>
               </w:rPr>
               <w:t>P0</w:t>
             </w:r>
@@ -2060,23 +3377,22 @@
         </w:tc>
         <w:tc>
           <w:tcPr>
-            <w:tcW w:type="dxa" w:w="2304"/>
-            <w:shd w:fill="F8FAFC"/>
+            <w:tcW w:type="dxa" w:w="1440"/>
             <w:tcMar>
-              <w:top w:w="40" w:type="dxa"/>
-              <w:bottom w:w="40" w:type="dxa"/>
-              <w:left w:w="40" w:type="dxa"/>
-              <w:right w:w="40" w:type="dxa"/>
+              <w:top w:w="60" w:type="dxa"/>
+              <w:bottom w:w="60" w:type="dxa"/>
+              <w:left w:w="60" w:type="dxa"/>
+              <w:right w:w="60" w:type="dxa"/>
             </w:tcMar>
           </w:tcPr>
           <w:p>
             <w:pPr>
-              <w:spacing w:line="252" w:lineRule="auto"/>
+              <w:spacing w:before="0" w:after="0"/>
             </w:pPr>
             <w:r>
               <w:rPr>
-                <w:color w:val="0F172A"/>
-                <w:sz w:val="15"/>
+                <w:b/>
+                <w:sz w:val="16"/>
               </w:rPr>
               <w:t>Session Security &amp; Tokens</w:t>
             </w:r>
@@ -2084,23 +3400,22 @@
         </w:tc>
         <w:tc>
           <w:tcPr>
-            <w:tcW w:type="dxa" w:w="1872"/>
-            <w:shd w:fill="F8FAFC"/>
+            <w:tcW w:type="dxa" w:w="1440"/>
             <w:tcMar>
-              <w:top w:w="40" w:type="dxa"/>
-              <w:bottom w:w="40" w:type="dxa"/>
-              <w:left w:w="40" w:type="dxa"/>
-              <w:right w:w="40" w:type="dxa"/>
+              <w:top w:w="60" w:type="dxa"/>
+              <w:bottom w:w="60" w:type="dxa"/>
+              <w:left w:w="60" w:type="dxa"/>
+              <w:right w:w="60" w:type="dxa"/>
             </w:tcMar>
           </w:tcPr>
           <w:p>
             <w:pPr>
-              <w:spacing w:line="252" w:lineRule="auto"/>
+              <w:spacing w:before="0" w:after="0"/>
             </w:pPr>
             <w:r>
               <w:rPr>
-                <w:color w:val="0F172A"/>
-                <w:sz w:val="15"/>
+                <w:color w:val="005A9E"/>
+                <w:sz w:val="16"/>
               </w:rPr>
               <w:t>Tier 2: Recommended</w:t>
             </w:r>
@@ -2108,24 +3423,24 @@
         </w:tc>
         <w:tc>
           <w:tcPr>
-            <w:tcW w:type="dxa" w:w="1296"/>
-            <w:shd w:fill="F8FAFC"/>
+            <w:tcW w:type="dxa" w:w="1440"/>
             <w:tcMar>
-              <w:top w:w="40" w:type="dxa"/>
-              <w:bottom w:w="40" w:type="dxa"/>
-              <w:left w:w="40" w:type="dxa"/>
-              <w:right w:w="40" w:type="dxa"/>
+              <w:top w:w="60" w:type="dxa"/>
+              <w:bottom w:w="60" w:type="dxa"/>
+              <w:left w:w="60" w:type="dxa"/>
+              <w:right w:w="60" w:type="dxa"/>
             </w:tcMar>
           </w:tcPr>
           <w:p>
             <w:pPr>
-              <w:spacing w:line="252" w:lineRule="auto"/>
+              <w:spacing w:before="0" w:after="0"/>
+              <w:jc w:val="center"/>
             </w:pPr>
             <w:r>
               <w:rPr>
                 <w:b/>
-                <w:color w:val="16A34A"/>
-                <w:sz w:val="15"/>
+                <w:color w:val="008000"/>
+                <w:sz w:val="16"/>
               </w:rPr>
               <w:t>🟢 Passed</w:t>
             </w:r>
@@ -2133,27 +3448,47 @@
         </w:tc>
         <w:tc>
           <w:tcPr>
-            <w:tcW w:type="dxa" w:w="3312"/>
-            <w:shd w:fill="F8FAFC"/>
+            <w:tcW w:type="dxa" w:w="1440"/>
             <w:tcMar>
-              <w:top w:w="40" w:type="dxa"/>
-              <w:bottom w:w="40" w:type="dxa"/>
-              <w:left w:w="40" w:type="dxa"/>
-              <w:right w:w="40" w:type="dxa"/>
+              <w:top w:w="60" w:type="dxa"/>
+              <w:bottom w:w="60" w:type="dxa"/>
+              <w:left w:w="60" w:type="dxa"/>
+              <w:right w:w="60" w:type="dxa"/>
             </w:tcMar>
           </w:tcPr>
           <w:p>
             <w:pPr>
-              <w:spacing w:line="252" w:lineRule="auto"/>
+              <w:spacing w:before="0" w:after="0"/>
             </w:pPr>
             <w:r>
               <w:rPr>
-                <w:color w:val="0F172A"/>
+                <w:sz w:val="16"/>
+              </w:rPr>
+              <w:t>JWT access tokens signed with HMAC-SHA256, strictly enforced expiry, and tamper detection.</w:t>
+            </w:r>
+          </w:p>
+        </w:tc>
+        <w:tc>
+          <w:tcPr>
+            <w:tcW w:type="dxa" w:w="1440"/>
+            <w:tcMar>
+              <w:top w:w="60" w:type="dxa"/>
+              <w:bottom w:w="60" w:type="dxa"/>
+              <w:left w:w="60" w:type="dxa"/>
+              <w:right w:w="60" w:type="dxa"/>
+            </w:tcMar>
+          </w:tcPr>
+          <w:p>
+            <w:pPr>
+              <w:spacing w:before="0" w:after="0"/>
+            </w:pPr>
+            <w:r>
+              <w:rPr>
+                <w:rFonts w:ascii="Consolas" w:hAnsi="Consolas"/>
+                <w:color w:val="333333"/>
                 <w:sz w:val="15"/>
               </w:rPr>
-              <w:t>JWT access tokens signed with HMAC-SHA256, strictly enforced expiry, and tamper detection.</w:t>
-              <w:br/>
-              <w:t>[test_item_05_session_security]</w:t>
+              <w:t>test_item_05_session_security</w:t>
             </w:r>
           </w:p>
         </w:tc>
@@ -2161,23 +3496,24 @@
       <w:tr>
         <w:tc>
           <w:tcPr>
-            <w:tcW w:type="dxa" w:w="576"/>
-            <w:shd w:fill="FFFFFF"/>
+            <w:tcW w:type="dxa" w:w="1440"/>
+            <w:shd w:fill="F9FBFC"/>
             <w:tcMar>
-              <w:top w:w="40" w:type="dxa"/>
-              <w:bottom w:w="40" w:type="dxa"/>
-              <w:left w:w="40" w:type="dxa"/>
-              <w:right w:w="40" w:type="dxa"/>
+              <w:top w:w="60" w:type="dxa"/>
+              <w:bottom w:w="60" w:type="dxa"/>
+              <w:left w:w="60" w:type="dxa"/>
+              <w:right w:w="60" w:type="dxa"/>
             </w:tcMar>
           </w:tcPr>
           <w:p>
             <w:pPr>
-              <w:spacing w:line="252" w:lineRule="auto"/>
+              <w:spacing w:before="0" w:after="0"/>
+              <w:jc w:val="center"/>
             </w:pPr>
             <w:r>
               <w:rPr>
-                <w:color w:val="0F172A"/>
-                <w:sz w:val="15"/>
+                <w:b/>
+                <w:sz w:val="16"/>
               </w:rPr>
               <w:t>#06</w:t>
             </w:r>
@@ -2185,23 +3521,25 @@
         </w:tc>
         <w:tc>
           <w:tcPr>
-            <w:tcW w:type="dxa" w:w="576"/>
-            <w:shd w:fill="FFFFFF"/>
+            <w:tcW w:type="dxa" w:w="1440"/>
+            <w:shd w:fill="F9FBFC"/>
             <w:tcMar>
-              <w:top w:w="40" w:type="dxa"/>
-              <w:bottom w:w="40" w:type="dxa"/>
-              <w:left w:w="40" w:type="dxa"/>
-              <w:right w:w="40" w:type="dxa"/>
+              <w:top w:w="60" w:type="dxa"/>
+              <w:bottom w:w="60" w:type="dxa"/>
+              <w:left w:w="60" w:type="dxa"/>
+              <w:right w:w="60" w:type="dxa"/>
             </w:tcMar>
           </w:tcPr>
           <w:p>
             <w:pPr>
-              <w:spacing w:line="252" w:lineRule="auto"/>
+              <w:spacing w:before="0" w:after="0"/>
+              <w:jc w:val="center"/>
             </w:pPr>
             <w:r>
               <w:rPr>
-                <w:color w:val="0F172A"/>
-                <w:sz w:val="15"/>
+                <w:b/>
+                <w:color w:val="0F2C59"/>
+                <w:sz w:val="16"/>
               </w:rPr>
               <w:t>P0</w:t>
             </w:r>
@@ -2209,23 +3547,23 @@
         </w:tc>
         <w:tc>
           <w:tcPr>
-            <w:tcW w:type="dxa" w:w="2304"/>
-            <w:shd w:fill="FFFFFF"/>
+            <w:tcW w:type="dxa" w:w="1440"/>
+            <w:shd w:fill="F9FBFC"/>
             <w:tcMar>
-              <w:top w:w="40" w:type="dxa"/>
-              <w:bottom w:w="40" w:type="dxa"/>
-              <w:left w:w="40" w:type="dxa"/>
-              <w:right w:w="40" w:type="dxa"/>
+              <w:top w:w="60" w:type="dxa"/>
+              <w:bottom w:w="60" w:type="dxa"/>
+              <w:left w:w="60" w:type="dxa"/>
+              <w:right w:w="60" w:type="dxa"/>
             </w:tcMar>
           </w:tcPr>
           <w:p>
             <w:pPr>
-              <w:spacing w:line="252" w:lineRule="auto"/>
+              <w:spacing w:before="0" w:after="0"/>
             </w:pPr>
             <w:r>
               <w:rPr>
-                <w:color w:val="0F172A"/>
-                <w:sz w:val="15"/>
+                <w:b/>
+                <w:sz w:val="16"/>
               </w:rPr>
               <w:t>Role-Based Access Control</w:t>
             </w:r>
@@ -2233,23 +3571,23 @@
         </w:tc>
         <w:tc>
           <w:tcPr>
-            <w:tcW w:type="dxa" w:w="1872"/>
-            <w:shd w:fill="FFFFFF"/>
+            <w:tcW w:type="dxa" w:w="1440"/>
+            <w:shd w:fill="F9FBFC"/>
             <w:tcMar>
-              <w:top w:w="40" w:type="dxa"/>
-              <w:bottom w:w="40" w:type="dxa"/>
-              <w:left w:w="40" w:type="dxa"/>
-              <w:right w:w="40" w:type="dxa"/>
+              <w:top w:w="60" w:type="dxa"/>
+              <w:bottom w:w="60" w:type="dxa"/>
+              <w:left w:w="60" w:type="dxa"/>
+              <w:right w:w="60" w:type="dxa"/>
             </w:tcMar>
           </w:tcPr>
           <w:p>
             <w:pPr>
-              <w:spacing w:line="252" w:lineRule="auto"/>
+              <w:spacing w:before="0" w:after="0"/>
             </w:pPr>
             <w:r>
               <w:rPr>
-                <w:color w:val="0F172A"/>
-                <w:sz w:val="15"/>
+                <w:color w:val="7F7F7F"/>
+                <w:sz w:val="16"/>
               </w:rPr>
               <w:t>Tier 3: Optional (SaaS)</w:t>
             </w:r>
@@ -2257,24 +3595,25 @@
         </w:tc>
         <w:tc>
           <w:tcPr>
-            <w:tcW w:type="dxa" w:w="1296"/>
-            <w:shd w:fill="FFFFFF"/>
+            <w:tcW w:type="dxa" w:w="1440"/>
+            <w:shd w:fill="F9FBFC"/>
             <w:tcMar>
-              <w:top w:w="40" w:type="dxa"/>
-              <w:bottom w:w="40" w:type="dxa"/>
-              <w:left w:w="40" w:type="dxa"/>
-              <w:right w:w="40" w:type="dxa"/>
+              <w:top w:w="60" w:type="dxa"/>
+              <w:bottom w:w="60" w:type="dxa"/>
+              <w:left w:w="60" w:type="dxa"/>
+              <w:right w:w="60" w:type="dxa"/>
             </w:tcMar>
           </w:tcPr>
           <w:p>
             <w:pPr>
-              <w:spacing w:line="252" w:lineRule="auto"/>
+              <w:spacing w:before="0" w:after="0"/>
+              <w:jc w:val="center"/>
             </w:pPr>
             <w:r>
               <w:rPr>
                 <w:b/>
-                <w:color w:val="16A34A"/>
-                <w:sz w:val="15"/>
+                <w:color w:val="008000"/>
+                <w:sz w:val="16"/>
               </w:rPr>
               <w:t>🟢 Passed</w:t>
             </w:r>
@@ -2282,27 +3621,49 @@
         </w:tc>
         <w:tc>
           <w:tcPr>
-            <w:tcW w:type="dxa" w:w="3312"/>
-            <w:shd w:fill="FFFFFF"/>
+            <w:tcW w:type="dxa" w:w="1440"/>
+            <w:shd w:fill="F9FBFC"/>
             <w:tcMar>
-              <w:top w:w="40" w:type="dxa"/>
-              <w:bottom w:w="40" w:type="dxa"/>
-              <w:left w:w="40" w:type="dxa"/>
-              <w:right w:w="40" w:type="dxa"/>
+              <w:top w:w="60" w:type="dxa"/>
+              <w:bottom w:w="60" w:type="dxa"/>
+              <w:left w:w="60" w:type="dxa"/>
+              <w:right w:w="60" w:type="dxa"/>
             </w:tcMar>
           </w:tcPr>
           <w:p>
             <w:pPr>
-              <w:spacing w:line="252" w:lineRule="auto"/>
+              <w:spacing w:before="0" w:after="0"/>
             </w:pPr>
             <w:r>
               <w:rPr>
-                <w:color w:val="0F172A"/>
+                <w:sz w:val="16"/>
+              </w:rPr>
+              <w:t>Fine-grained permissions matrix with 4 enterprise roles: ADMIN, OPERATOR, REVIEWER, and VIEWER.</w:t>
+            </w:r>
+          </w:p>
+        </w:tc>
+        <w:tc>
+          <w:tcPr>
+            <w:tcW w:type="dxa" w:w="1440"/>
+            <w:shd w:fill="F9FBFC"/>
+            <w:tcMar>
+              <w:top w:w="60" w:type="dxa"/>
+              <w:bottom w:w="60" w:type="dxa"/>
+              <w:left w:w="60" w:type="dxa"/>
+              <w:right w:w="60" w:type="dxa"/>
+            </w:tcMar>
+          </w:tcPr>
+          <w:p>
+            <w:pPr>
+              <w:spacing w:before="0" w:after="0"/>
+            </w:pPr>
+            <w:r>
+              <w:rPr>
+                <w:rFonts w:ascii="Consolas" w:hAnsi="Consolas"/>
+                <w:color w:val="333333"/>
                 <w:sz w:val="15"/>
               </w:rPr>
-              <w:t>Fine-grained require_role decorator supporting ADMIN, OPERATOR, REVIEWER, and VIEWER roles.</w:t>
-              <w:br/>
-              <w:t>[test_item_06_roles_and_permissions]</w:t>
+              <w:t>test_item_06_roles_and_permissions</w:t>
             </w:r>
           </w:p>
         </w:tc>
@@ -2310,23 +3671,23 @@
       <w:tr>
         <w:tc>
           <w:tcPr>
-            <w:tcW w:type="dxa" w:w="576"/>
-            <w:shd w:fill="F8FAFC"/>
+            <w:tcW w:type="dxa" w:w="1440"/>
             <w:tcMar>
-              <w:top w:w="40" w:type="dxa"/>
-              <w:bottom w:w="40" w:type="dxa"/>
-              <w:left w:w="40" w:type="dxa"/>
-              <w:right w:w="40" w:type="dxa"/>
+              <w:top w:w="60" w:type="dxa"/>
+              <w:bottom w:w="60" w:type="dxa"/>
+              <w:left w:w="60" w:type="dxa"/>
+              <w:right w:w="60" w:type="dxa"/>
             </w:tcMar>
           </w:tcPr>
           <w:p>
             <w:pPr>
-              <w:spacing w:line="252" w:lineRule="auto"/>
+              <w:spacing w:before="0" w:after="0"/>
+              <w:jc w:val="center"/>
             </w:pPr>
             <w:r>
               <w:rPr>
-                <w:color w:val="0F172A"/>
-                <w:sz w:val="15"/>
+                <w:b/>
+                <w:sz w:val="16"/>
               </w:rPr>
               <w:t>#07</w:t>
             </w:r>
@@ -2334,23 +3695,24 @@
         </w:tc>
         <w:tc>
           <w:tcPr>
-            <w:tcW w:type="dxa" w:w="576"/>
-            <w:shd w:fill="F8FAFC"/>
+            <w:tcW w:type="dxa" w:w="1440"/>
             <w:tcMar>
-              <w:top w:w="40" w:type="dxa"/>
-              <w:bottom w:w="40" w:type="dxa"/>
-              <w:left w:w="40" w:type="dxa"/>
-              <w:right w:w="40" w:type="dxa"/>
+              <w:top w:w="60" w:type="dxa"/>
+              <w:bottom w:w="60" w:type="dxa"/>
+              <w:left w:w="60" w:type="dxa"/>
+              <w:right w:w="60" w:type="dxa"/>
             </w:tcMar>
           </w:tcPr>
           <w:p>
             <w:pPr>
-              <w:spacing w:line="252" w:lineRule="auto"/>
+              <w:spacing w:before="0" w:after="0"/>
+              <w:jc w:val="center"/>
             </w:pPr>
             <w:r>
               <w:rPr>
-                <w:color w:val="0F172A"/>
-                <w:sz w:val="15"/>
+                <w:b/>
+                <w:color w:val="0F2C59"/>
+                <w:sz w:val="16"/>
               </w:rPr>
               <w:t>P0</w:t>
             </w:r>
@@ -2358,47 +3720,45 @@
         </w:tc>
         <w:tc>
           <w:tcPr>
-            <w:tcW w:type="dxa" w:w="2304"/>
-            <w:shd w:fill="F8FAFC"/>
+            <w:tcW w:type="dxa" w:w="1440"/>
             <w:tcMar>
-              <w:top w:w="40" w:type="dxa"/>
-              <w:bottom w:w="40" w:type="dxa"/>
-              <w:left w:w="40" w:type="dxa"/>
-              <w:right w:w="40" w:type="dxa"/>
+              <w:top w:w="60" w:type="dxa"/>
+              <w:bottom w:w="60" w:type="dxa"/>
+              <w:left w:w="60" w:type="dxa"/>
+              <w:right w:w="60" w:type="dxa"/>
             </w:tcMar>
           </w:tcPr>
           <w:p>
             <w:pPr>
-              <w:spacing w:line="252" w:lineRule="auto"/>
+              <w:spacing w:before="0" w:after="0"/>
             </w:pPr>
             <w:r>
               <w:rPr>
-                <w:color w:val="0F172A"/>
-                <w:sz w:val="15"/>
+                <w:b/>
+                <w:sz w:val="16"/>
               </w:rPr>
-              <w:t>Admin Portal &amp; User Mgmt</w:t>
+              <w:t>Admin Portal &amp; User Management</w:t>
             </w:r>
           </w:p>
         </w:tc>
         <w:tc>
           <w:tcPr>
-            <w:tcW w:type="dxa" w:w="1872"/>
-            <w:shd w:fill="F8FAFC"/>
+            <w:tcW w:type="dxa" w:w="1440"/>
             <w:tcMar>
-              <w:top w:w="40" w:type="dxa"/>
-              <w:bottom w:w="40" w:type="dxa"/>
-              <w:left w:w="40" w:type="dxa"/>
-              <w:right w:w="40" w:type="dxa"/>
+              <w:top w:w="60" w:type="dxa"/>
+              <w:bottom w:w="60" w:type="dxa"/>
+              <w:left w:w="60" w:type="dxa"/>
+              <w:right w:w="60" w:type="dxa"/>
             </w:tcMar>
           </w:tcPr>
           <w:p>
             <w:pPr>
-              <w:spacing w:line="252" w:lineRule="auto"/>
+              <w:spacing w:before="0" w:after="0"/>
             </w:pPr>
             <w:r>
               <w:rPr>
-                <w:color w:val="0F172A"/>
-                <w:sz w:val="15"/>
+                <w:color w:val="7F7F7F"/>
+                <w:sz w:val="16"/>
               </w:rPr>
               <w:t>Tier 3: Optional (SaaS)</w:t>
             </w:r>
@@ -2406,24 +3766,24 @@
         </w:tc>
         <w:tc>
           <w:tcPr>
-            <w:tcW w:type="dxa" w:w="1296"/>
-            <w:shd w:fill="F8FAFC"/>
+            <w:tcW w:type="dxa" w:w="1440"/>
             <w:tcMar>
-              <w:top w:w="40" w:type="dxa"/>
-              <w:bottom w:w="40" w:type="dxa"/>
-              <w:left w:w="40" w:type="dxa"/>
-              <w:right w:w="40" w:type="dxa"/>
+              <w:top w:w="60" w:type="dxa"/>
+              <w:bottom w:w="60" w:type="dxa"/>
+              <w:left w:w="60" w:type="dxa"/>
+              <w:right w:w="60" w:type="dxa"/>
             </w:tcMar>
           </w:tcPr>
           <w:p>
             <w:pPr>
-              <w:spacing w:line="252" w:lineRule="auto"/>
+              <w:spacing w:before="0" w:after="0"/>
+              <w:jc w:val="center"/>
             </w:pPr>
             <w:r>
               <w:rPr>
                 <w:b/>
-                <w:color w:val="16A34A"/>
-                <w:sz w:val="15"/>
+                <w:color w:val="008000"/>
+                <w:sz w:val="16"/>
               </w:rPr>
               <w:t>🟢 Passed</w:t>
             </w:r>
@@ -2431,27 +3791,47 @@
         </w:tc>
         <w:tc>
           <w:tcPr>
-            <w:tcW w:type="dxa" w:w="3312"/>
-            <w:shd w:fill="F8FAFC"/>
+            <w:tcW w:type="dxa" w:w="1440"/>
             <w:tcMar>
-              <w:top w:w="40" w:type="dxa"/>
-              <w:bottom w:w="40" w:type="dxa"/>
-              <w:left w:w="40" w:type="dxa"/>
-              <w:right w:w="40" w:type="dxa"/>
+              <w:top w:w="60" w:type="dxa"/>
+              <w:bottom w:w="60" w:type="dxa"/>
+              <w:left w:w="60" w:type="dxa"/>
+              <w:right w:w="60" w:type="dxa"/>
             </w:tcMar>
           </w:tcPr>
           <w:p>
             <w:pPr>
-              <w:spacing w:line="252" w:lineRule="auto"/>
+              <w:spacing w:before="0" w:after="0"/>
             </w:pPr>
             <w:r>
               <w:rPr>
-                <w:color w:val="0F172A"/>
+                <w:sz w:val="16"/>
+              </w:rPr>
+              <w:t>Complete administrative portal APIs for listing users, changing roles, unlocking, and password resets.</w:t>
+            </w:r>
+          </w:p>
+        </w:tc>
+        <w:tc>
+          <w:tcPr>
+            <w:tcW w:type="dxa" w:w="1440"/>
+            <w:tcMar>
+              <w:top w:w="60" w:type="dxa"/>
+              <w:bottom w:w="60" w:type="dxa"/>
+              <w:left w:w="60" w:type="dxa"/>
+              <w:right w:w="60" w:type="dxa"/>
+            </w:tcMar>
+          </w:tcPr>
+          <w:p>
+            <w:pPr>
+              <w:spacing w:before="0" w:after="0"/>
+            </w:pPr>
+            <w:r>
+              <w:rPr>
+                <w:rFonts w:ascii="Consolas" w:hAnsi="Consolas"/>
+                <w:color w:val="333333"/>
                 <w:sz w:val="15"/>
               </w:rPr>
-              <w:t>Administrative portal APIs for listing users, changing roles, unlocking, and password resets.</w:t>
-              <w:br/>
-              <w:t>[test_item_07_admin_portal_apis]</w:t>
+              <w:t>test_item_07_admin_portal_apis</w:t>
             </w:r>
           </w:p>
         </w:tc>
@@ -2459,23 +3839,24 @@
       <w:tr>
         <w:tc>
           <w:tcPr>
-            <w:tcW w:type="dxa" w:w="576"/>
-            <w:shd w:fill="FFFFFF"/>
+            <w:tcW w:type="dxa" w:w="1440"/>
+            <w:shd w:fill="F9FBFC"/>
             <w:tcMar>
-              <w:top w:w="40" w:type="dxa"/>
-              <w:bottom w:w="40" w:type="dxa"/>
-              <w:left w:w="40" w:type="dxa"/>
-              <w:right w:w="40" w:type="dxa"/>
+              <w:top w:w="60" w:type="dxa"/>
+              <w:bottom w:w="60" w:type="dxa"/>
+              <w:left w:w="60" w:type="dxa"/>
+              <w:right w:w="60" w:type="dxa"/>
             </w:tcMar>
           </w:tcPr>
           <w:p>
             <w:pPr>
-              <w:spacing w:line="252" w:lineRule="auto"/>
+              <w:spacing w:before="0" w:after="0"/>
+              <w:jc w:val="center"/>
             </w:pPr>
             <w:r>
               <w:rPr>
-                <w:color w:val="0F172A"/>
-                <w:sz w:val="15"/>
+                <w:b/>
+                <w:sz w:val="16"/>
               </w:rPr>
               <w:t>#08</w:t>
             </w:r>
@@ -2483,23 +3864,25 @@
         </w:tc>
         <w:tc>
           <w:tcPr>
-            <w:tcW w:type="dxa" w:w="576"/>
-            <w:shd w:fill="FFFFFF"/>
+            <w:tcW w:type="dxa" w:w="1440"/>
+            <w:shd w:fill="F9FBFC"/>
             <w:tcMar>
-              <w:top w:w="40" w:type="dxa"/>
-              <w:bottom w:w="40" w:type="dxa"/>
-              <w:left w:w="40" w:type="dxa"/>
-              <w:right w:w="40" w:type="dxa"/>
+              <w:top w:w="60" w:type="dxa"/>
+              <w:bottom w:w="60" w:type="dxa"/>
+              <w:left w:w="60" w:type="dxa"/>
+              <w:right w:w="60" w:type="dxa"/>
             </w:tcMar>
           </w:tcPr>
           <w:p>
             <w:pPr>
-              <w:spacing w:line="252" w:lineRule="auto"/>
+              <w:spacing w:before="0" w:after="0"/>
+              <w:jc w:val="center"/>
             </w:pPr>
             <w:r>
               <w:rPr>
-                <w:color w:val="0F172A"/>
-                <w:sz w:val="15"/>
+                <w:b/>
+                <w:color w:val="0F2C59"/>
+                <w:sz w:val="16"/>
               </w:rPr>
               <w:t>P0</w:t>
             </w:r>
@@ -2507,23 +3890,23 @@
         </w:tc>
         <w:tc>
           <w:tcPr>
-            <w:tcW w:type="dxa" w:w="2304"/>
-            <w:shd w:fill="FFFFFF"/>
+            <w:tcW w:type="dxa" w:w="1440"/>
+            <w:shd w:fill="F9FBFC"/>
             <w:tcMar>
-              <w:top w:w="40" w:type="dxa"/>
-              <w:bottom w:w="40" w:type="dxa"/>
-              <w:left w:w="40" w:type="dxa"/>
-              <w:right w:w="40" w:type="dxa"/>
+              <w:top w:w="60" w:type="dxa"/>
+              <w:bottom w:w="60" w:type="dxa"/>
+              <w:left w:w="60" w:type="dxa"/>
+              <w:right w:w="60" w:type="dxa"/>
             </w:tcMar>
           </w:tcPr>
           <w:p>
             <w:pPr>
-              <w:spacing w:line="252" w:lineRule="auto"/>
+              <w:spacing w:before="0" w:after="0"/>
             </w:pPr>
             <w:r>
               <w:rPr>
-                <w:color w:val="0F172A"/>
-                <w:sz w:val="15"/>
+                <w:b/>
+                <w:sz w:val="16"/>
               </w:rPr>
               <w:t>Client &amp; Tenant Data Isolation</w:t>
             </w:r>
@@ -2531,23 +3914,23 @@
         </w:tc>
         <w:tc>
           <w:tcPr>
-            <w:tcW w:type="dxa" w:w="1872"/>
-            <w:shd w:fill="FFFFFF"/>
+            <w:tcW w:type="dxa" w:w="1440"/>
+            <w:shd w:fill="F9FBFC"/>
             <w:tcMar>
-              <w:top w:w="40" w:type="dxa"/>
-              <w:bottom w:w="40" w:type="dxa"/>
-              <w:left w:w="40" w:type="dxa"/>
-              <w:right w:w="40" w:type="dxa"/>
+              <w:top w:w="60" w:type="dxa"/>
+              <w:bottom w:w="60" w:type="dxa"/>
+              <w:left w:w="60" w:type="dxa"/>
+              <w:right w:w="60" w:type="dxa"/>
             </w:tcMar>
           </w:tcPr>
           <w:p>
             <w:pPr>
-              <w:spacing w:line="252" w:lineRule="auto"/>
+              <w:spacing w:before="0" w:after="0"/>
             </w:pPr>
             <w:r>
               <w:rPr>
-                <w:color w:val="0F172A"/>
-                <w:sz w:val="15"/>
+                <w:color w:val="006600"/>
+                <w:sz w:val="16"/>
               </w:rPr>
               <w:t>Tier 1: Mandatory</w:t>
             </w:r>
@@ -2555,24 +3938,25 @@
         </w:tc>
         <w:tc>
           <w:tcPr>
-            <w:tcW w:type="dxa" w:w="1296"/>
-            <w:shd w:fill="FFFFFF"/>
+            <w:tcW w:type="dxa" w:w="1440"/>
+            <w:shd w:fill="F9FBFC"/>
             <w:tcMar>
-              <w:top w:w="40" w:type="dxa"/>
-              <w:bottom w:w="40" w:type="dxa"/>
-              <w:left w:w="40" w:type="dxa"/>
-              <w:right w:w="40" w:type="dxa"/>
+              <w:top w:w="60" w:type="dxa"/>
+              <w:bottom w:w="60" w:type="dxa"/>
+              <w:left w:w="60" w:type="dxa"/>
+              <w:right w:w="60" w:type="dxa"/>
             </w:tcMar>
           </w:tcPr>
           <w:p>
             <w:pPr>
-              <w:spacing w:line="252" w:lineRule="auto"/>
+              <w:spacing w:before="0" w:after="0"/>
+              <w:jc w:val="center"/>
             </w:pPr>
             <w:r>
               <w:rPr>
                 <w:b/>
-                <w:color w:val="16A34A"/>
-                <w:sz w:val="15"/>
+                <w:color w:val="008000"/>
+                <w:sz w:val="16"/>
               </w:rPr>
               <w:t>🟢 Passed</w:t>
             </w:r>
@@ -2580,27 +3964,49 @@
         </w:tc>
         <w:tc>
           <w:tcPr>
-            <w:tcW w:type="dxa" w:w="3312"/>
-            <w:shd w:fill="FFFFFF"/>
+            <w:tcW w:type="dxa" w:w="1440"/>
+            <w:shd w:fill="F9FBFC"/>
             <w:tcMar>
-              <w:top w:w="40" w:type="dxa"/>
-              <w:bottom w:w="40" w:type="dxa"/>
-              <w:left w:w="40" w:type="dxa"/>
-              <w:right w:w="40" w:type="dxa"/>
+              <w:top w:w="60" w:type="dxa"/>
+              <w:bottom w:w="60" w:type="dxa"/>
+              <w:left w:w="60" w:type="dxa"/>
+              <w:right w:w="60" w:type="dxa"/>
             </w:tcMar>
           </w:tcPr>
           <w:p>
             <w:pPr>
-              <w:spacing w:line="252" w:lineRule="auto"/>
+              <w:spacing w:before="0" w:after="0"/>
             </w:pPr>
             <w:r>
               <w:rPr>
-                <w:color w:val="0F172A"/>
+                <w:sz w:val="16"/>
+              </w:rPr>
+              <w:t>Multi-tenant project scoping ensures metadata and medallion artifacts are isolated per project.</w:t>
+            </w:r>
+          </w:p>
+        </w:tc>
+        <w:tc>
+          <w:tcPr>
+            <w:tcW w:type="dxa" w:w="1440"/>
+            <w:shd w:fill="F9FBFC"/>
+            <w:tcMar>
+              <w:top w:w="60" w:type="dxa"/>
+              <w:bottom w:w="60" w:type="dxa"/>
+              <w:left w:w="60" w:type="dxa"/>
+              <w:right w:w="60" w:type="dxa"/>
+            </w:tcMar>
+          </w:tcPr>
+          <w:p>
+            <w:pPr>
+              <w:spacing w:before="0" w:after="0"/>
+            </w:pPr>
+            <w:r>
+              <w:rPr>
+                <w:rFonts w:ascii="Consolas" w:hAnsi="Consolas"/>
+                <w:color w:val="333333"/>
                 <w:sz w:val="15"/>
               </w:rPr>
-              <w:t>Multi-tenant project scoping ensures metadata and medallion artifacts are isolated per project.</w:t>
-              <w:br/>
-              <w:t>[test_item_08_client_data_isolation]</w:t>
+              <w:t>test_item_08_client_data_isolation</w:t>
             </w:r>
           </w:p>
         </w:tc>
@@ -2608,23 +4014,23 @@
       <w:tr>
         <w:tc>
           <w:tcPr>
-            <w:tcW w:type="dxa" w:w="576"/>
-            <w:shd w:fill="F8FAFC"/>
+            <w:tcW w:type="dxa" w:w="1440"/>
             <w:tcMar>
-              <w:top w:w="40" w:type="dxa"/>
-              <w:bottom w:w="40" w:type="dxa"/>
-              <w:left w:w="40" w:type="dxa"/>
-              <w:right w:w="40" w:type="dxa"/>
+              <w:top w:w="60" w:type="dxa"/>
+              <w:bottom w:w="60" w:type="dxa"/>
+              <w:left w:w="60" w:type="dxa"/>
+              <w:right w:w="60" w:type="dxa"/>
             </w:tcMar>
           </w:tcPr>
           <w:p>
             <w:pPr>
-              <w:spacing w:line="252" w:lineRule="auto"/>
+              <w:spacing w:before="0" w:after="0"/>
+              <w:jc w:val="center"/>
             </w:pPr>
             <w:r>
               <w:rPr>
-                <w:color w:val="0F172A"/>
-                <w:sz w:val="15"/>
+                <w:b/>
+                <w:sz w:val="16"/>
               </w:rPr>
               <w:t>#09</w:t>
             </w:r>
@@ -2632,23 +4038,24 @@
         </w:tc>
         <w:tc>
           <w:tcPr>
-            <w:tcW w:type="dxa" w:w="576"/>
-            <w:shd w:fill="F8FAFC"/>
+            <w:tcW w:type="dxa" w:w="1440"/>
             <w:tcMar>
-              <w:top w:w="40" w:type="dxa"/>
-              <w:bottom w:w="40" w:type="dxa"/>
-              <w:left w:w="40" w:type="dxa"/>
-              <w:right w:w="40" w:type="dxa"/>
+              <w:top w:w="60" w:type="dxa"/>
+              <w:bottom w:w="60" w:type="dxa"/>
+              <w:left w:w="60" w:type="dxa"/>
+              <w:right w:w="60" w:type="dxa"/>
             </w:tcMar>
           </w:tcPr>
           <w:p>
             <w:pPr>
-              <w:spacing w:line="252" w:lineRule="auto"/>
+              <w:spacing w:before="0" w:after="0"/>
+              <w:jc w:val="center"/>
             </w:pPr>
             <w:r>
               <w:rPr>
-                <w:color w:val="0F172A"/>
-                <w:sz w:val="15"/>
+                <w:b/>
+                <w:color w:val="0F2C59"/>
+                <w:sz w:val="16"/>
               </w:rPr>
               <w:t>P0</w:t>
             </w:r>
@@ -2656,47 +4063,45 @@
         </w:tc>
         <w:tc>
           <w:tcPr>
-            <w:tcW w:type="dxa" w:w="2304"/>
-            <w:shd w:fill="F8FAFC"/>
+            <w:tcW w:type="dxa" w:w="1440"/>
             <w:tcMar>
-              <w:top w:w="40" w:type="dxa"/>
-              <w:bottom w:w="40" w:type="dxa"/>
-              <w:left w:w="40" w:type="dxa"/>
-              <w:right w:w="40" w:type="dxa"/>
+              <w:top w:w="60" w:type="dxa"/>
+              <w:bottom w:w="60" w:type="dxa"/>
+              <w:left w:w="60" w:type="dxa"/>
+              <w:right w:w="60" w:type="dxa"/>
             </w:tcMar>
           </w:tcPr>
           <w:p>
             <w:pPr>
-              <w:spacing w:line="252" w:lineRule="auto"/>
+              <w:spacing w:before="0" w:after="0"/>
             </w:pPr>
             <w:r>
               <w:rPr>
-                <w:color w:val="0F172A"/>
-                <w:sz w:val="15"/>
+                <w:b/>
+                <w:sz w:val="16"/>
               </w:rPr>
-              <w:t>Data Protection &amp; Masking</w:t>
+              <w:t>Data Protection &amp; Secret Masking</w:t>
             </w:r>
           </w:p>
         </w:tc>
         <w:tc>
           <w:tcPr>
-            <w:tcW w:type="dxa" w:w="1872"/>
-            <w:shd w:fill="F8FAFC"/>
+            <w:tcW w:type="dxa" w:w="1440"/>
             <w:tcMar>
-              <w:top w:w="40" w:type="dxa"/>
-              <w:bottom w:w="40" w:type="dxa"/>
-              <w:left w:w="40" w:type="dxa"/>
-              <w:right w:w="40" w:type="dxa"/>
+              <w:top w:w="60" w:type="dxa"/>
+              <w:bottom w:w="60" w:type="dxa"/>
+              <w:left w:w="60" w:type="dxa"/>
+              <w:right w:w="60" w:type="dxa"/>
             </w:tcMar>
           </w:tcPr>
           <w:p>
             <w:pPr>
-              <w:spacing w:line="252" w:lineRule="auto"/>
+              <w:spacing w:before="0" w:after="0"/>
             </w:pPr>
             <w:r>
               <w:rPr>
-                <w:color w:val="0F172A"/>
-                <w:sz w:val="15"/>
+                <w:color w:val="006600"/>
+                <w:sz w:val="16"/>
               </w:rPr>
               <w:t>Tier 1: Mandatory</w:t>
             </w:r>
@@ -2704,24 +4109,24 @@
         </w:tc>
         <w:tc>
           <w:tcPr>
-            <w:tcW w:type="dxa" w:w="1296"/>
-            <w:shd w:fill="F8FAFC"/>
+            <w:tcW w:type="dxa" w:w="1440"/>
             <w:tcMar>
-              <w:top w:w="40" w:type="dxa"/>
-              <w:bottom w:w="40" w:type="dxa"/>
-              <w:left w:w="40" w:type="dxa"/>
-              <w:right w:w="40" w:type="dxa"/>
+              <w:top w:w="60" w:type="dxa"/>
+              <w:bottom w:w="60" w:type="dxa"/>
+              <w:left w:w="60" w:type="dxa"/>
+              <w:right w:w="60" w:type="dxa"/>
             </w:tcMar>
           </w:tcPr>
           <w:p>
             <w:pPr>
-              <w:spacing w:line="252" w:lineRule="auto"/>
+              <w:spacing w:before="0" w:after="0"/>
+              <w:jc w:val="center"/>
             </w:pPr>
             <w:r>
               <w:rPr>
                 <w:b/>
-                <w:color w:val="16A34A"/>
-                <w:sz w:val="15"/>
+                <w:color w:val="008000"/>
+                <w:sz w:val="16"/>
               </w:rPr>
               <w:t>🟢 Passed</w:t>
             </w:r>
@@ -2729,27 +4134,47 @@
         </w:tc>
         <w:tc>
           <w:tcPr>
-            <w:tcW w:type="dxa" w:w="3312"/>
-            <w:shd w:fill="F8FAFC"/>
+            <w:tcW w:type="dxa" w:w="1440"/>
             <w:tcMar>
-              <w:top w:w="40" w:type="dxa"/>
-              <w:bottom w:w="40" w:type="dxa"/>
-              <w:left w:w="40" w:type="dxa"/>
-              <w:right w:w="40" w:type="dxa"/>
+              <w:top w:w="60" w:type="dxa"/>
+              <w:bottom w:w="60" w:type="dxa"/>
+              <w:left w:w="60" w:type="dxa"/>
+              <w:right w:w="60" w:type="dxa"/>
             </w:tcMar>
           </w:tcPr>
           <w:p>
             <w:pPr>
-              <w:spacing w:line="252" w:lineRule="auto"/>
+              <w:spacing w:before="0" w:after="0"/>
             </w:pPr>
             <w:r>
               <w:rPr>
-                <w:color w:val="0F172A"/>
+                <w:sz w:val="16"/>
+              </w:rPr>
+              <w:t>Masks sensitive tokens, connection strings, and passwords in diagnostics, logs, and error responses.</w:t>
+            </w:r>
+          </w:p>
+        </w:tc>
+        <w:tc>
+          <w:tcPr>
+            <w:tcW w:type="dxa" w:w="1440"/>
+            <w:tcMar>
+              <w:top w:w="60" w:type="dxa"/>
+              <w:bottom w:w="60" w:type="dxa"/>
+              <w:left w:w="60" w:type="dxa"/>
+              <w:right w:w="60" w:type="dxa"/>
+            </w:tcMar>
+          </w:tcPr>
+          <w:p>
+            <w:pPr>
+              <w:spacing w:before="0" w:after="0"/>
+            </w:pPr>
+            <w:r>
+              <w:rPr>
+                <w:rFonts w:ascii="Consolas" w:hAnsi="Consolas"/>
+                <w:color w:val="333333"/>
                 <w:sz w:val="15"/>
               </w:rPr>
-              <w:t>Masks sensitive tokens, connection strings, and passwords in diagnostics, logs, and responses.</w:t>
-              <w:br/>
-              <w:t>[test_item_09_data_protection_and_secret_masking]</w:t>
+              <w:t>test_item_09_data_protection_and_secret_masking</w:t>
             </w:r>
           </w:p>
         </w:tc>
@@ -2757,23 +4182,24 @@
       <w:tr>
         <w:tc>
           <w:tcPr>
-            <w:tcW w:type="dxa" w:w="576"/>
-            <w:shd w:fill="FFFFFF"/>
+            <w:tcW w:type="dxa" w:w="1440"/>
+            <w:shd w:fill="F9FBFC"/>
             <w:tcMar>
-              <w:top w:w="40" w:type="dxa"/>
-              <w:bottom w:w="40" w:type="dxa"/>
-              <w:left w:w="40" w:type="dxa"/>
-              <w:right w:w="40" w:type="dxa"/>
+              <w:top w:w="60" w:type="dxa"/>
+              <w:bottom w:w="60" w:type="dxa"/>
+              <w:left w:w="60" w:type="dxa"/>
+              <w:right w:w="60" w:type="dxa"/>
             </w:tcMar>
           </w:tcPr>
           <w:p>
             <w:pPr>
-              <w:spacing w:line="252" w:lineRule="auto"/>
+              <w:spacing w:before="0" w:after="0"/>
+              <w:jc w:val="center"/>
             </w:pPr>
             <w:r>
               <w:rPr>
-                <w:color w:val="0F172A"/>
-                <w:sz w:val="15"/>
+                <w:b/>
+                <w:sz w:val="16"/>
               </w:rPr>
               <w:t>#10</w:t>
             </w:r>
@@ -2781,23 +4207,25 @@
         </w:tc>
         <w:tc>
           <w:tcPr>
-            <w:tcW w:type="dxa" w:w="576"/>
-            <w:shd w:fill="FFFFFF"/>
+            <w:tcW w:type="dxa" w:w="1440"/>
+            <w:shd w:fill="F9FBFC"/>
             <w:tcMar>
-              <w:top w:w="40" w:type="dxa"/>
-              <w:bottom w:w="40" w:type="dxa"/>
-              <w:left w:w="40" w:type="dxa"/>
-              <w:right w:w="40" w:type="dxa"/>
+              <w:top w:w="60" w:type="dxa"/>
+              <w:bottom w:w="60" w:type="dxa"/>
+              <w:left w:w="60" w:type="dxa"/>
+              <w:right w:w="60" w:type="dxa"/>
             </w:tcMar>
           </w:tcPr>
           <w:p>
             <w:pPr>
-              <w:spacing w:line="252" w:lineRule="auto"/>
+              <w:spacing w:before="0" w:after="0"/>
+              <w:jc w:val="center"/>
             </w:pPr>
             <w:r>
               <w:rPr>
-                <w:color w:val="0F172A"/>
-                <w:sz w:val="15"/>
+                <w:b/>
+                <w:color w:val="0F2C59"/>
+                <w:sz w:val="16"/>
               </w:rPr>
               <w:t>P0</w:t>
             </w:r>
@@ -2805,23 +4233,23 @@
         </w:tc>
         <w:tc>
           <w:tcPr>
-            <w:tcW w:type="dxa" w:w="2304"/>
-            <w:shd w:fill="FFFFFF"/>
+            <w:tcW w:type="dxa" w:w="1440"/>
+            <w:shd w:fill="F9FBFC"/>
             <w:tcMar>
-              <w:top w:w="40" w:type="dxa"/>
-              <w:bottom w:w="40" w:type="dxa"/>
-              <w:left w:w="40" w:type="dxa"/>
-              <w:right w:w="40" w:type="dxa"/>
+              <w:top w:w="60" w:type="dxa"/>
+              <w:bottom w:w="60" w:type="dxa"/>
+              <w:left w:w="60" w:type="dxa"/>
+              <w:right w:w="60" w:type="dxa"/>
             </w:tcMar>
           </w:tcPr>
           <w:p>
             <w:pPr>
-              <w:spacing w:line="252" w:lineRule="auto"/>
+              <w:spacing w:before="0" w:after="0"/>
             </w:pPr>
             <w:r>
               <w:rPr>
-                <w:color w:val="0F172A"/>
-                <w:sz w:val="15"/>
+                <w:b/>
+                <w:sz w:val="16"/>
               </w:rPr>
               <w:t>Audit Trail &amp; Compliance</w:t>
             </w:r>
@@ -2829,23 +4257,23 @@
         </w:tc>
         <w:tc>
           <w:tcPr>
-            <w:tcW w:type="dxa" w:w="1872"/>
-            <w:shd w:fill="FFFFFF"/>
+            <w:tcW w:type="dxa" w:w="1440"/>
+            <w:shd w:fill="F9FBFC"/>
             <w:tcMar>
-              <w:top w:w="40" w:type="dxa"/>
-              <w:bottom w:w="40" w:type="dxa"/>
-              <w:left w:w="40" w:type="dxa"/>
-              <w:right w:w="40" w:type="dxa"/>
+              <w:top w:w="60" w:type="dxa"/>
+              <w:bottom w:w="60" w:type="dxa"/>
+              <w:left w:w="60" w:type="dxa"/>
+              <w:right w:w="60" w:type="dxa"/>
             </w:tcMar>
           </w:tcPr>
           <w:p>
             <w:pPr>
-              <w:spacing w:line="252" w:lineRule="auto"/>
+              <w:spacing w:before="0" w:after="0"/>
             </w:pPr>
             <w:r>
               <w:rPr>
-                <w:color w:val="0F172A"/>
-                <w:sz w:val="15"/>
+                <w:color w:val="006600"/>
+                <w:sz w:val="16"/>
               </w:rPr>
               <w:t>Tier 1: Mandatory</w:t>
             </w:r>
@@ -2853,24 +4281,25 @@
         </w:tc>
         <w:tc>
           <w:tcPr>
-            <w:tcW w:type="dxa" w:w="1296"/>
-            <w:shd w:fill="FFFFFF"/>
+            <w:tcW w:type="dxa" w:w="1440"/>
+            <w:shd w:fill="F9FBFC"/>
             <w:tcMar>
-              <w:top w:w="40" w:type="dxa"/>
-              <w:bottom w:w="40" w:type="dxa"/>
-              <w:left w:w="40" w:type="dxa"/>
-              <w:right w:w="40" w:type="dxa"/>
+              <w:top w:w="60" w:type="dxa"/>
+              <w:bottom w:w="60" w:type="dxa"/>
+              <w:left w:w="60" w:type="dxa"/>
+              <w:right w:w="60" w:type="dxa"/>
             </w:tcMar>
           </w:tcPr>
           <w:p>
             <w:pPr>
-              <w:spacing w:line="252" w:lineRule="auto"/>
+              <w:spacing w:before="0" w:after="0"/>
+              <w:jc w:val="center"/>
             </w:pPr>
             <w:r>
               <w:rPr>
                 <w:b/>
-                <w:color w:val="16A34A"/>
-                <w:sz w:val="15"/>
+                <w:color w:val="008000"/>
+                <w:sz w:val="16"/>
               </w:rPr>
               <w:t>🟢 Passed</w:t>
             </w:r>
@@ -2878,27 +4307,49 @@
         </w:tc>
         <w:tc>
           <w:tcPr>
-            <w:tcW w:type="dxa" w:w="3312"/>
-            <w:shd w:fill="FFFFFF"/>
+            <w:tcW w:type="dxa" w:w="1440"/>
+            <w:shd w:fill="F9FBFC"/>
             <w:tcMar>
-              <w:top w:w="40" w:type="dxa"/>
-              <w:bottom w:w="40" w:type="dxa"/>
-              <w:left w:w="40" w:type="dxa"/>
-              <w:right w:w="40" w:type="dxa"/>
+              <w:top w:w="60" w:type="dxa"/>
+              <w:bottom w:w="60" w:type="dxa"/>
+              <w:left w:w="60" w:type="dxa"/>
+              <w:right w:w="60" w:type="dxa"/>
             </w:tcMar>
           </w:tcPr>
           <w:p>
             <w:pPr>
-              <w:spacing w:line="252" w:lineRule="auto"/>
+              <w:spacing w:before="0" w:after="0"/>
             </w:pPr>
             <w:r>
               <w:rPr>
-                <w:color w:val="0F172A"/>
+                <w:sz w:val="16"/>
+              </w:rPr>
+              <w:t>Immutable audit logging of catalog deployments, artifact versions, AI models, and user reviews.</w:t>
+            </w:r>
+          </w:p>
+        </w:tc>
+        <w:tc>
+          <w:tcPr>
+            <w:tcW w:type="dxa" w:w="1440"/>
+            <w:shd w:fill="F9FBFC"/>
+            <w:tcMar>
+              <w:top w:w="60" w:type="dxa"/>
+              <w:bottom w:w="60" w:type="dxa"/>
+              <w:left w:w="60" w:type="dxa"/>
+              <w:right w:w="60" w:type="dxa"/>
+            </w:tcMar>
+          </w:tcPr>
+          <w:p>
+            <w:pPr>
+              <w:spacing w:before="0" w:after="0"/>
+            </w:pPr>
+            <w:r>
+              <w:rPr>
+                <w:rFonts w:ascii="Consolas" w:hAnsi="Consolas"/>
+                <w:color w:val="333333"/>
                 <w:sz w:val="15"/>
               </w:rPr>
-              <w:t>Immutable audit logging of catalog deployments, artifact versions, AI models, and user reviews.</w:t>
-              <w:br/>
-              <w:t>[test_item_10_audit_trail]</w:t>
+              <w:t>test_item_10_audit_trail</w:t>
             </w:r>
           </w:p>
         </w:tc>
@@ -2906,23 +4357,23 @@
       <w:tr>
         <w:tc>
           <w:tcPr>
-            <w:tcW w:type="dxa" w:w="576"/>
-            <w:shd w:fill="F8FAFC"/>
+            <w:tcW w:type="dxa" w:w="1440"/>
             <w:tcMar>
-              <w:top w:w="40" w:type="dxa"/>
-              <w:bottom w:w="40" w:type="dxa"/>
-              <w:left w:w="40" w:type="dxa"/>
-              <w:right w:w="40" w:type="dxa"/>
+              <w:top w:w="60" w:type="dxa"/>
+              <w:bottom w:w="60" w:type="dxa"/>
+              <w:left w:w="60" w:type="dxa"/>
+              <w:right w:w="60" w:type="dxa"/>
             </w:tcMar>
           </w:tcPr>
           <w:p>
             <w:pPr>
-              <w:spacing w:line="252" w:lineRule="auto"/>
+              <w:spacing w:before="0" w:after="0"/>
+              <w:jc w:val="center"/>
             </w:pPr>
             <w:r>
               <w:rPr>
-                <w:color w:val="0F172A"/>
-                <w:sz w:val="15"/>
+                <w:b/>
+                <w:sz w:val="16"/>
               </w:rPr>
               <w:t>#11</w:t>
             </w:r>
@@ -2930,23 +4381,24 @@
         </w:tc>
         <w:tc>
           <w:tcPr>
-            <w:tcW w:type="dxa" w:w="576"/>
-            <w:shd w:fill="F8FAFC"/>
+            <w:tcW w:type="dxa" w:w="1440"/>
             <w:tcMar>
-              <w:top w:w="40" w:type="dxa"/>
-              <w:bottom w:w="40" w:type="dxa"/>
-              <w:left w:w="40" w:type="dxa"/>
-              <w:right w:w="40" w:type="dxa"/>
+              <w:top w:w="60" w:type="dxa"/>
+              <w:bottom w:w="60" w:type="dxa"/>
+              <w:left w:w="60" w:type="dxa"/>
+              <w:right w:w="60" w:type="dxa"/>
             </w:tcMar>
           </w:tcPr>
           <w:p>
             <w:pPr>
-              <w:spacing w:line="252" w:lineRule="auto"/>
+              <w:spacing w:before="0" w:after="0"/>
+              <w:jc w:val="center"/>
             </w:pPr>
             <w:r>
               <w:rPr>
-                <w:color w:val="0F172A"/>
-                <w:sz w:val="15"/>
+                <w:b/>
+                <w:color w:val="0F2C59"/>
+                <w:sz w:val="16"/>
               </w:rPr>
               <w:t>P0</w:t>
             </w:r>
@@ -2954,23 +4406,22 @@
         </w:tc>
         <w:tc>
           <w:tcPr>
-            <w:tcW w:type="dxa" w:w="2304"/>
-            <w:shd w:fill="F8FAFC"/>
+            <w:tcW w:type="dxa" w:w="1440"/>
             <w:tcMar>
-              <w:top w:w="40" w:type="dxa"/>
-              <w:bottom w:w="40" w:type="dxa"/>
-              <w:left w:w="40" w:type="dxa"/>
-              <w:right w:w="40" w:type="dxa"/>
+              <w:top w:w="60" w:type="dxa"/>
+              <w:bottom w:w="60" w:type="dxa"/>
+              <w:left w:w="60" w:type="dxa"/>
+              <w:right w:w="60" w:type="dxa"/>
             </w:tcMar>
           </w:tcPr>
           <w:p>
             <w:pPr>
-              <w:spacing w:line="252" w:lineRule="auto"/>
+              <w:spacing w:before="0" w:after="0"/>
             </w:pPr>
             <w:r>
               <w:rPr>
-                <w:color w:val="0F172A"/>
-                <w:sz w:val="15"/>
+                <w:b/>
+                <w:sz w:val="16"/>
               </w:rPr>
               <w:t>Input Validation &amp; API Security</w:t>
             </w:r>
@@ -2978,23 +4429,22 @@
         </w:tc>
         <w:tc>
           <w:tcPr>
-            <w:tcW w:type="dxa" w:w="1872"/>
-            <w:shd w:fill="F8FAFC"/>
+            <w:tcW w:type="dxa" w:w="1440"/>
             <w:tcMar>
-              <w:top w:w="40" w:type="dxa"/>
-              <w:bottom w:w="40" w:type="dxa"/>
-              <w:left w:w="40" w:type="dxa"/>
-              <w:right w:w="40" w:type="dxa"/>
+              <w:top w:w="60" w:type="dxa"/>
+              <w:bottom w:w="60" w:type="dxa"/>
+              <w:left w:w="60" w:type="dxa"/>
+              <w:right w:w="60" w:type="dxa"/>
             </w:tcMar>
           </w:tcPr>
           <w:p>
             <w:pPr>
-              <w:spacing w:line="252" w:lineRule="auto"/>
+              <w:spacing w:before="0" w:after="0"/>
             </w:pPr>
             <w:r>
               <w:rPr>
-                <w:color w:val="0F172A"/>
-                <w:sz w:val="15"/>
+                <w:color w:val="006600"/>
+                <w:sz w:val="16"/>
               </w:rPr>
               <w:t>Tier 1: Mandatory</w:t>
             </w:r>
@@ -3002,24 +4452,24 @@
         </w:tc>
         <w:tc>
           <w:tcPr>
-            <w:tcW w:type="dxa" w:w="1296"/>
-            <w:shd w:fill="F8FAFC"/>
+            <w:tcW w:type="dxa" w:w="1440"/>
             <w:tcMar>
-              <w:top w:w="40" w:type="dxa"/>
-              <w:bottom w:w="40" w:type="dxa"/>
-              <w:left w:w="40" w:type="dxa"/>
-              <w:right w:w="40" w:type="dxa"/>
+              <w:top w:w="60" w:type="dxa"/>
+              <w:bottom w:w="60" w:type="dxa"/>
+              <w:left w:w="60" w:type="dxa"/>
+              <w:right w:w="60" w:type="dxa"/>
             </w:tcMar>
           </w:tcPr>
           <w:p>
             <w:pPr>
-              <w:spacing w:line="252" w:lineRule="auto"/>
+              <w:spacing w:before="0" w:after="0"/>
+              <w:jc w:val="center"/>
             </w:pPr>
             <w:r>
               <w:rPr>
                 <w:b/>
-                <w:color w:val="16A34A"/>
-                <w:sz w:val="15"/>
+                <w:color w:val="008000"/>
+                <w:sz w:val="16"/>
               </w:rPr>
               <w:t>🟢 Passed</w:t>
             </w:r>
@@ -3027,27 +4477,47 @@
         </w:tc>
         <w:tc>
           <w:tcPr>
-            <w:tcW w:type="dxa" w:w="3312"/>
-            <w:shd w:fill="F8FAFC"/>
+            <w:tcW w:type="dxa" w:w="1440"/>
             <w:tcMar>
-              <w:top w:w="40" w:type="dxa"/>
-              <w:bottom w:w="40" w:type="dxa"/>
-              <w:left w:w="40" w:type="dxa"/>
-              <w:right w:w="40" w:type="dxa"/>
+              <w:top w:w="60" w:type="dxa"/>
+              <w:bottom w:w="60" w:type="dxa"/>
+              <w:left w:w="60" w:type="dxa"/>
+              <w:right w:w="60" w:type="dxa"/>
             </w:tcMar>
           </w:tcPr>
           <w:p>
             <w:pPr>
-              <w:spacing w:line="252" w:lineRule="auto"/>
+              <w:spacing w:before="0" w:after="0"/>
             </w:pPr>
             <w:r>
               <w:rPr>
-                <w:color w:val="0F172A"/>
+                <w:sz w:val="16"/>
+              </w:rPr>
+              <w:t>Pydantic V2 schema validation rejecting malformed payloads with descriptive 422 remediation messages.</w:t>
+            </w:r>
+          </w:p>
+        </w:tc>
+        <w:tc>
+          <w:tcPr>
+            <w:tcW w:type="dxa" w:w="1440"/>
+            <w:tcMar>
+              <w:top w:w="60" w:type="dxa"/>
+              <w:bottom w:w="60" w:type="dxa"/>
+              <w:left w:w="60" w:type="dxa"/>
+              <w:right w:w="60" w:type="dxa"/>
+            </w:tcMar>
+          </w:tcPr>
+          <w:p>
+            <w:pPr>
+              <w:spacing w:before="0" w:after="0"/>
+            </w:pPr>
+            <w:r>
+              <w:rPr>
+                <w:rFonts w:ascii="Consolas" w:hAnsi="Consolas"/>
+                <w:color w:val="333333"/>
                 <w:sz w:val="15"/>
               </w:rPr>
-              <w:t>Pydantic V2 schema validation rejecting malformed payloads with descriptive 422 remediation messages.</w:t>
-              <w:br/>
-              <w:t>[test_item_11_input_and_api_security]</w:t>
+              <w:t>test_item_11_input_and_api_security</w:t>
             </w:r>
           </w:p>
         </w:tc>
@@ -3055,23 +4525,24 @@
       <w:tr>
         <w:tc>
           <w:tcPr>
-            <w:tcW w:type="dxa" w:w="576"/>
-            <w:shd w:fill="FFFFFF"/>
+            <w:tcW w:type="dxa" w:w="1440"/>
+            <w:shd w:fill="F9FBFC"/>
             <w:tcMar>
-              <w:top w:w="40" w:type="dxa"/>
-              <w:bottom w:w="40" w:type="dxa"/>
-              <w:left w:w="40" w:type="dxa"/>
-              <w:right w:w="40" w:type="dxa"/>
+              <w:top w:w="60" w:type="dxa"/>
+              <w:bottom w:w="60" w:type="dxa"/>
+              <w:left w:w="60" w:type="dxa"/>
+              <w:right w:w="60" w:type="dxa"/>
             </w:tcMar>
           </w:tcPr>
           <w:p>
             <w:pPr>
-              <w:spacing w:line="252" w:lineRule="auto"/>
+              <w:spacing w:before="0" w:after="0"/>
+              <w:jc w:val="center"/>
             </w:pPr>
             <w:r>
               <w:rPr>
-                <w:color w:val="0F172A"/>
-                <w:sz w:val="15"/>
+                <w:b/>
+                <w:sz w:val="16"/>
               </w:rPr>
               <w:t>#12</w:t>
             </w:r>
@@ -3079,23 +4550,25 @@
         </w:tc>
         <w:tc>
           <w:tcPr>
-            <w:tcW w:type="dxa" w:w="576"/>
-            <w:shd w:fill="FFFFFF"/>
+            <w:tcW w:type="dxa" w:w="1440"/>
+            <w:shd w:fill="F9FBFC"/>
             <w:tcMar>
-              <w:top w:w="40" w:type="dxa"/>
-              <w:bottom w:w="40" w:type="dxa"/>
-              <w:left w:w="40" w:type="dxa"/>
-              <w:right w:w="40" w:type="dxa"/>
+              <w:top w:w="60" w:type="dxa"/>
+              <w:bottom w:w="60" w:type="dxa"/>
+              <w:left w:w="60" w:type="dxa"/>
+              <w:right w:w="60" w:type="dxa"/>
             </w:tcMar>
           </w:tcPr>
           <w:p>
             <w:pPr>
-              <w:spacing w:line="252" w:lineRule="auto"/>
+              <w:spacing w:before="0" w:after="0"/>
+              <w:jc w:val="center"/>
             </w:pPr>
             <w:r>
               <w:rPr>
-                <w:color w:val="0F172A"/>
-                <w:sz w:val="15"/>
+                <w:b/>
+                <w:color w:val="0F2C59"/>
+                <w:sz w:val="16"/>
               </w:rPr>
               <w:t>P0</w:t>
             </w:r>
@@ -3103,23 +4576,23 @@
         </w:tc>
         <w:tc>
           <w:tcPr>
-            <w:tcW w:type="dxa" w:w="2304"/>
-            <w:shd w:fill="FFFFFF"/>
+            <w:tcW w:type="dxa" w:w="1440"/>
+            <w:shd w:fill="F9FBFC"/>
             <w:tcMar>
-              <w:top w:w="40" w:type="dxa"/>
-              <w:bottom w:w="40" w:type="dxa"/>
-              <w:left w:w="40" w:type="dxa"/>
-              <w:right w:w="40" w:type="dxa"/>
+              <w:top w:w="60" w:type="dxa"/>
+              <w:bottom w:w="60" w:type="dxa"/>
+              <w:left w:w="60" w:type="dxa"/>
+              <w:right w:w="60" w:type="dxa"/>
             </w:tcMar>
           </w:tcPr>
           <w:p>
             <w:pPr>
-              <w:spacing w:line="252" w:lineRule="auto"/>
+              <w:spacing w:before="0" w:after="0"/>
             </w:pPr>
             <w:r>
               <w:rPr>
-                <w:color w:val="0F172A"/>
-                <w:sz w:val="15"/>
+                <w:b/>
+                <w:sz w:val="16"/>
               </w:rPr>
               <w:t>Structured Error Handling</w:t>
             </w:r>
@@ -3127,23 +4600,23 @@
         </w:tc>
         <w:tc>
           <w:tcPr>
-            <w:tcW w:type="dxa" w:w="1872"/>
-            <w:shd w:fill="FFFFFF"/>
+            <w:tcW w:type="dxa" w:w="1440"/>
+            <w:shd w:fill="F9FBFC"/>
             <w:tcMar>
-              <w:top w:w="40" w:type="dxa"/>
-              <w:bottom w:w="40" w:type="dxa"/>
-              <w:left w:w="40" w:type="dxa"/>
-              <w:right w:w="40" w:type="dxa"/>
+              <w:top w:w="60" w:type="dxa"/>
+              <w:bottom w:w="60" w:type="dxa"/>
+              <w:left w:w="60" w:type="dxa"/>
+              <w:right w:w="60" w:type="dxa"/>
             </w:tcMar>
           </w:tcPr>
           <w:p>
             <w:pPr>
-              <w:spacing w:line="252" w:lineRule="auto"/>
+              <w:spacing w:before="0" w:after="0"/>
             </w:pPr>
             <w:r>
               <w:rPr>
-                <w:color w:val="0F172A"/>
-                <w:sz w:val="15"/>
+                <w:color w:val="006600"/>
+                <w:sz w:val="16"/>
               </w:rPr>
               <w:t>Tier 1: Mandatory</w:t>
             </w:r>
@@ -3151,24 +4624,25 @@
         </w:tc>
         <w:tc>
           <w:tcPr>
-            <w:tcW w:type="dxa" w:w="1296"/>
-            <w:shd w:fill="FFFFFF"/>
+            <w:tcW w:type="dxa" w:w="1440"/>
+            <w:shd w:fill="F9FBFC"/>
             <w:tcMar>
-              <w:top w:w="40" w:type="dxa"/>
-              <w:bottom w:w="40" w:type="dxa"/>
-              <w:left w:w="40" w:type="dxa"/>
-              <w:right w:w="40" w:type="dxa"/>
+              <w:top w:w="60" w:type="dxa"/>
+              <w:bottom w:w="60" w:type="dxa"/>
+              <w:left w:w="60" w:type="dxa"/>
+              <w:right w:w="60" w:type="dxa"/>
             </w:tcMar>
           </w:tcPr>
           <w:p>
             <w:pPr>
-              <w:spacing w:line="252" w:lineRule="auto"/>
+              <w:spacing w:before="0" w:after="0"/>
+              <w:jc w:val="center"/>
             </w:pPr>
             <w:r>
               <w:rPr>
                 <w:b/>
-                <w:color w:val="16A34A"/>
-                <w:sz w:val="15"/>
+                <w:color w:val="008000"/>
+                <w:sz w:val="16"/>
               </w:rPr>
               <w:t>🟢 Passed</w:t>
             </w:r>
@@ -3176,27 +4650,49 @@
         </w:tc>
         <w:tc>
           <w:tcPr>
-            <w:tcW w:type="dxa" w:w="3312"/>
-            <w:shd w:fill="FFFFFF"/>
+            <w:tcW w:type="dxa" w:w="1440"/>
+            <w:shd w:fill="F9FBFC"/>
             <w:tcMar>
-              <w:top w:w="40" w:type="dxa"/>
-              <w:bottom w:w="40" w:type="dxa"/>
-              <w:left w:w="40" w:type="dxa"/>
-              <w:right w:w="40" w:type="dxa"/>
+              <w:top w:w="60" w:type="dxa"/>
+              <w:bottom w:w="60" w:type="dxa"/>
+              <w:left w:w="60" w:type="dxa"/>
+              <w:right w:w="60" w:type="dxa"/>
             </w:tcMar>
           </w:tcPr>
           <w:p>
             <w:pPr>
-              <w:spacing w:line="252" w:lineRule="auto"/>
+              <w:spacing w:before="0" w:after="0"/>
             </w:pPr>
             <w:r>
               <w:rPr>
-                <w:color w:val="0F172A"/>
+                <w:sz w:val="16"/>
+              </w:rPr>
+              <w:t>Global FastAPI exception handlers intercepting validation, runtime, and HTTP errors with JSON schema.</w:t>
+            </w:r>
+          </w:p>
+        </w:tc>
+        <w:tc>
+          <w:tcPr>
+            <w:tcW w:type="dxa" w:w="1440"/>
+            <w:shd w:fill="F9FBFC"/>
+            <w:tcMar>
+              <w:top w:w="60" w:type="dxa"/>
+              <w:bottom w:w="60" w:type="dxa"/>
+              <w:left w:w="60" w:type="dxa"/>
+              <w:right w:w="60" w:type="dxa"/>
+            </w:tcMar>
+          </w:tcPr>
+          <w:p>
+            <w:pPr>
+              <w:spacing w:before="0" w:after="0"/>
+            </w:pPr>
+            <w:r>
+              <w:rPr>
+                <w:rFonts w:ascii="Consolas" w:hAnsi="Consolas"/>
+                <w:color w:val="333333"/>
                 <w:sz w:val="15"/>
               </w:rPr>
-              <w:t>Global FastAPI exception handlers intercepting validation, runtime, and HTTP errors cleanly.</w:t>
-              <w:br/>
-              <w:t>[test_item_12_error_handling]</w:t>
+              <w:t>test_item_12_error_handling</w:t>
             </w:r>
           </w:p>
         </w:tc>
@@ -3204,23 +4700,23 @@
       <w:tr>
         <w:tc>
           <w:tcPr>
-            <w:tcW w:type="dxa" w:w="576"/>
-            <w:shd w:fill="F8FAFC"/>
+            <w:tcW w:type="dxa" w:w="1440"/>
             <w:tcMar>
-              <w:top w:w="40" w:type="dxa"/>
-              <w:bottom w:w="40" w:type="dxa"/>
-              <w:left w:w="40" w:type="dxa"/>
-              <w:right w:w="40" w:type="dxa"/>
+              <w:top w:w="60" w:type="dxa"/>
+              <w:bottom w:w="60" w:type="dxa"/>
+              <w:left w:w="60" w:type="dxa"/>
+              <w:right w:w="60" w:type="dxa"/>
             </w:tcMar>
           </w:tcPr>
           <w:p>
             <w:pPr>
-              <w:spacing w:line="252" w:lineRule="auto"/>
+              <w:spacing w:before="0" w:after="0"/>
+              <w:jc w:val="center"/>
             </w:pPr>
             <w:r>
               <w:rPr>
-                <w:color w:val="0F172A"/>
-                <w:sz w:val="15"/>
+                <w:b/>
+                <w:sz w:val="16"/>
               </w:rPr>
               <w:t>#13</w:t>
             </w:r>
@@ -3228,23 +4724,24 @@
         </w:tc>
         <w:tc>
           <w:tcPr>
-            <w:tcW w:type="dxa" w:w="576"/>
-            <w:shd w:fill="F8FAFC"/>
+            <w:tcW w:type="dxa" w:w="1440"/>
             <w:tcMar>
-              <w:top w:w="40" w:type="dxa"/>
-              <w:bottom w:w="40" w:type="dxa"/>
-              <w:left w:w="40" w:type="dxa"/>
-              <w:right w:w="40" w:type="dxa"/>
+              <w:top w:w="60" w:type="dxa"/>
+              <w:bottom w:w="60" w:type="dxa"/>
+              <w:left w:w="60" w:type="dxa"/>
+              <w:right w:w="60" w:type="dxa"/>
             </w:tcMar>
           </w:tcPr>
           <w:p>
             <w:pPr>
-              <w:spacing w:line="252" w:lineRule="auto"/>
+              <w:spacing w:before="0" w:after="0"/>
+              <w:jc w:val="center"/>
             </w:pPr>
             <w:r>
               <w:rPr>
-                <w:color w:val="0F172A"/>
-                <w:sz w:val="15"/>
+                <w:b/>
+                <w:color w:val="0F2C59"/>
+                <w:sz w:val="16"/>
               </w:rPr>
               <w:t>P0</w:t>
             </w:r>
@@ -3252,23 +4749,22 @@
         </w:tc>
         <w:tc>
           <w:tcPr>
-            <w:tcW w:type="dxa" w:w="2304"/>
-            <w:shd w:fill="F8FAFC"/>
+            <w:tcW w:type="dxa" w:w="1440"/>
             <w:tcMar>
-              <w:top w:w="40" w:type="dxa"/>
-              <w:bottom w:w="40" w:type="dxa"/>
-              <w:left w:w="40" w:type="dxa"/>
-              <w:right w:w="40" w:type="dxa"/>
+              <w:top w:w="60" w:type="dxa"/>
+              <w:bottom w:w="60" w:type="dxa"/>
+              <w:left w:w="60" w:type="dxa"/>
+              <w:right w:w="60" w:type="dxa"/>
             </w:tcMar>
           </w:tcPr>
           <w:p>
             <w:pPr>
-              <w:spacing w:line="252" w:lineRule="auto"/>
+              <w:spacing w:before="0" w:after="0"/>
             </w:pPr>
             <w:r>
               <w:rPr>
-                <w:color w:val="0F172A"/>
-                <w:sz w:val="15"/>
+                <w:b/>
+                <w:sz w:val="16"/>
               </w:rPr>
               <w:t>Backup &amp; Disaster Recovery</w:t>
             </w:r>
@@ -3276,23 +4772,22 @@
         </w:tc>
         <w:tc>
           <w:tcPr>
-            <w:tcW w:type="dxa" w:w="1872"/>
-            <w:shd w:fill="F8FAFC"/>
+            <w:tcW w:type="dxa" w:w="1440"/>
             <w:tcMar>
-              <w:top w:w="40" w:type="dxa"/>
-              <w:bottom w:w="40" w:type="dxa"/>
-              <w:left w:w="40" w:type="dxa"/>
-              <w:right w:w="40" w:type="dxa"/>
+              <w:top w:w="60" w:type="dxa"/>
+              <w:bottom w:w="60" w:type="dxa"/>
+              <w:left w:w="60" w:type="dxa"/>
+              <w:right w:w="60" w:type="dxa"/>
             </w:tcMar>
           </w:tcPr>
           <w:p>
             <w:pPr>
-              <w:spacing w:line="252" w:lineRule="auto"/>
+              <w:spacing w:before="0" w:after="0"/>
             </w:pPr>
             <w:r>
               <w:rPr>
-                <w:color w:val="0F172A"/>
-                <w:sz w:val="15"/>
+                <w:color w:val="005A9E"/>
+                <w:sz w:val="16"/>
               </w:rPr>
               <w:t>Tier 2: Recommended</w:t>
             </w:r>
@@ -3300,24 +4795,24 @@
         </w:tc>
         <w:tc>
           <w:tcPr>
-            <w:tcW w:type="dxa" w:w="1296"/>
-            <w:shd w:fill="F8FAFC"/>
+            <w:tcW w:type="dxa" w:w="1440"/>
             <w:tcMar>
-              <w:top w:w="40" w:type="dxa"/>
-              <w:bottom w:w="40" w:type="dxa"/>
-              <w:left w:w="40" w:type="dxa"/>
-              <w:right w:w="40" w:type="dxa"/>
+              <w:top w:w="60" w:type="dxa"/>
+              <w:bottom w:w="60" w:type="dxa"/>
+              <w:left w:w="60" w:type="dxa"/>
+              <w:right w:w="60" w:type="dxa"/>
             </w:tcMar>
           </w:tcPr>
           <w:p>
             <w:pPr>
-              <w:spacing w:line="252" w:lineRule="auto"/>
+              <w:spacing w:before="0" w:after="0"/>
+              <w:jc w:val="center"/>
             </w:pPr>
             <w:r>
               <w:rPr>
                 <w:b/>
-                <w:color w:val="16A34A"/>
-                <w:sz w:val="15"/>
+                <w:color w:val="008000"/>
+                <w:sz w:val="16"/>
               </w:rPr>
               <w:t>🟢 Passed</w:t>
             </w:r>
@@ -3325,27 +4820,47 @@
         </w:tc>
         <w:tc>
           <w:tcPr>
-            <w:tcW w:type="dxa" w:w="3312"/>
-            <w:shd w:fill="F8FAFC"/>
+            <w:tcW w:type="dxa" w:w="1440"/>
             <w:tcMar>
-              <w:top w:w="40" w:type="dxa"/>
-              <w:bottom w:w="40" w:type="dxa"/>
-              <w:left w:w="40" w:type="dxa"/>
-              <w:right w:w="40" w:type="dxa"/>
+              <w:top w:w="60" w:type="dxa"/>
+              <w:bottom w:w="60" w:type="dxa"/>
+              <w:left w:w="60" w:type="dxa"/>
+              <w:right w:w="60" w:type="dxa"/>
             </w:tcMar>
           </w:tcPr>
           <w:p>
             <w:pPr>
-              <w:spacing w:line="252" w:lineRule="auto"/>
+              <w:spacing w:before="0" w:after="0"/>
             </w:pPr>
             <w:r>
               <w:rPr>
-                <w:color w:val="0F172A"/>
+                <w:sz w:val="16"/>
+              </w:rPr>
+              <w:t>Automated SQLite database snapshot backups, backup history listing, and point-in-time restore API.</w:t>
+            </w:r>
+          </w:p>
+        </w:tc>
+        <w:tc>
+          <w:tcPr>
+            <w:tcW w:type="dxa" w:w="1440"/>
+            <w:tcMar>
+              <w:top w:w="60" w:type="dxa"/>
+              <w:bottom w:w="60" w:type="dxa"/>
+              <w:left w:w="60" w:type="dxa"/>
+              <w:right w:w="60" w:type="dxa"/>
+            </w:tcMar>
+          </w:tcPr>
+          <w:p>
+            <w:pPr>
+              <w:spacing w:before="0" w:after="0"/>
+            </w:pPr>
+            <w:r>
+              <w:rPr>
+                <w:rFonts w:ascii="Consolas" w:hAnsi="Consolas"/>
+                <w:color w:val="333333"/>
                 <w:sz w:val="15"/>
               </w:rPr>
-              <w:t>Automated SQLite database snapshot backups, backup history listing, and point-in-time restore API.</w:t>
-              <w:br/>
-              <w:t>[test_item_13_backup_and_recovery]</w:t>
+              <w:t>test_item_13_backup_and_recovery</w:t>
             </w:r>
           </w:p>
         </w:tc>
@@ -3353,23 +4868,24 @@
       <w:tr>
         <w:tc>
           <w:tcPr>
-            <w:tcW w:type="dxa" w:w="576"/>
-            <w:shd w:fill="FFFFFF"/>
+            <w:tcW w:type="dxa" w:w="1440"/>
+            <w:shd w:fill="F9FBFC"/>
             <w:tcMar>
-              <w:top w:w="40" w:type="dxa"/>
-              <w:bottom w:w="40" w:type="dxa"/>
-              <w:left w:w="40" w:type="dxa"/>
-              <w:right w:w="40" w:type="dxa"/>
+              <w:top w:w="60" w:type="dxa"/>
+              <w:bottom w:w="60" w:type="dxa"/>
+              <w:left w:w="60" w:type="dxa"/>
+              <w:right w:w="60" w:type="dxa"/>
             </w:tcMar>
           </w:tcPr>
           <w:p>
             <w:pPr>
-              <w:spacing w:line="252" w:lineRule="auto"/>
+              <w:spacing w:before="0" w:after="0"/>
+              <w:jc w:val="center"/>
             </w:pPr>
             <w:r>
               <w:rPr>
-                <w:color w:val="0F172A"/>
-                <w:sz w:val="15"/>
+                <w:b/>
+                <w:sz w:val="16"/>
               </w:rPr>
               <w:t>#14</w:t>
             </w:r>
@@ -3377,23 +4893,25 @@
         </w:tc>
         <w:tc>
           <w:tcPr>
-            <w:tcW w:type="dxa" w:w="576"/>
-            <w:shd w:fill="FFFFFF"/>
+            <w:tcW w:type="dxa" w:w="1440"/>
+            <w:shd w:fill="F9FBFC"/>
             <w:tcMar>
-              <w:top w:w="40" w:type="dxa"/>
-              <w:bottom w:w="40" w:type="dxa"/>
-              <w:left w:w="40" w:type="dxa"/>
-              <w:right w:w="40" w:type="dxa"/>
+              <w:top w:w="60" w:type="dxa"/>
+              <w:bottom w:w="60" w:type="dxa"/>
+              <w:left w:w="60" w:type="dxa"/>
+              <w:right w:w="60" w:type="dxa"/>
             </w:tcMar>
           </w:tcPr>
           <w:p>
             <w:pPr>
-              <w:spacing w:line="252" w:lineRule="auto"/>
+              <w:spacing w:before="0" w:after="0"/>
+              <w:jc w:val="center"/>
             </w:pPr>
             <w:r>
               <w:rPr>
-                <w:color w:val="0F172A"/>
-                <w:sz w:val="15"/>
+                <w:b/>
+                <w:color w:val="0F2C59"/>
+                <w:sz w:val="16"/>
               </w:rPr>
               <w:t>P0</w:t>
             </w:r>
@@ -3401,23 +4919,23 @@
         </w:tc>
         <w:tc>
           <w:tcPr>
-            <w:tcW w:type="dxa" w:w="2304"/>
-            <w:shd w:fill="FFFFFF"/>
+            <w:tcW w:type="dxa" w:w="1440"/>
+            <w:shd w:fill="F9FBFC"/>
             <w:tcMar>
-              <w:top w:w="40" w:type="dxa"/>
-              <w:bottom w:w="40" w:type="dxa"/>
-              <w:left w:w="40" w:type="dxa"/>
-              <w:right w:w="40" w:type="dxa"/>
+              <w:top w:w="60" w:type="dxa"/>
+              <w:bottom w:w="60" w:type="dxa"/>
+              <w:left w:w="60" w:type="dxa"/>
+              <w:right w:w="60" w:type="dxa"/>
             </w:tcMar>
           </w:tcPr>
           <w:p>
             <w:pPr>
-              <w:spacing w:line="252" w:lineRule="auto"/>
+              <w:spacing w:before="0" w:after="0"/>
             </w:pPr>
             <w:r>
               <w:rPr>
-                <w:color w:val="0F172A"/>
-                <w:sz w:val="15"/>
+                <w:b/>
+                <w:sz w:val="16"/>
               </w:rPr>
               <w:t>Deployment Configuration</w:t>
             </w:r>
@@ -3425,23 +4943,23 @@
         </w:tc>
         <w:tc>
           <w:tcPr>
-            <w:tcW w:type="dxa" w:w="1872"/>
-            <w:shd w:fill="FFFFFF"/>
+            <w:tcW w:type="dxa" w:w="1440"/>
+            <w:shd w:fill="F9FBFC"/>
             <w:tcMar>
-              <w:top w:w="40" w:type="dxa"/>
-              <w:bottom w:w="40" w:type="dxa"/>
-              <w:left w:w="40" w:type="dxa"/>
-              <w:right w:w="40" w:type="dxa"/>
+              <w:top w:w="60" w:type="dxa"/>
+              <w:bottom w:w="60" w:type="dxa"/>
+              <w:left w:w="60" w:type="dxa"/>
+              <w:right w:w="60" w:type="dxa"/>
             </w:tcMar>
           </w:tcPr>
           <w:p>
             <w:pPr>
-              <w:spacing w:line="252" w:lineRule="auto"/>
+              <w:spacing w:before="0" w:after="0"/>
             </w:pPr>
             <w:r>
               <w:rPr>
-                <w:color w:val="0F172A"/>
-                <w:sz w:val="15"/>
+                <w:color w:val="005A9E"/>
+                <w:sz w:val="16"/>
               </w:rPr>
               <w:t>Tier 2: Recommended</w:t>
             </w:r>
@@ -3449,24 +4967,25 @@
         </w:tc>
         <w:tc>
           <w:tcPr>
-            <w:tcW w:type="dxa" w:w="1296"/>
-            <w:shd w:fill="FFFFFF"/>
+            <w:tcW w:type="dxa" w:w="1440"/>
+            <w:shd w:fill="F9FBFC"/>
             <w:tcMar>
-              <w:top w:w="40" w:type="dxa"/>
-              <w:bottom w:w="40" w:type="dxa"/>
-              <w:left w:w="40" w:type="dxa"/>
-              <w:right w:w="40" w:type="dxa"/>
+              <w:top w:w="60" w:type="dxa"/>
+              <w:bottom w:w="60" w:type="dxa"/>
+              <w:left w:w="60" w:type="dxa"/>
+              <w:right w:w="60" w:type="dxa"/>
             </w:tcMar>
           </w:tcPr>
           <w:p>
             <w:pPr>
-              <w:spacing w:line="252" w:lineRule="auto"/>
+              <w:spacing w:before="0" w:after="0"/>
+              <w:jc w:val="center"/>
             </w:pPr>
             <w:r>
               <w:rPr>
                 <w:b/>
-                <w:color w:val="16A34A"/>
-                <w:sz w:val="15"/>
+                <w:color w:val="008000"/>
+                <w:sz w:val="16"/>
               </w:rPr>
               <w:t>🟢 Passed</w:t>
             </w:r>
@@ -3474,27 +4993,49 @@
         </w:tc>
         <w:tc>
           <w:tcPr>
-            <w:tcW w:type="dxa" w:w="3312"/>
-            <w:shd w:fill="FFFFFF"/>
+            <w:tcW w:type="dxa" w:w="1440"/>
+            <w:shd w:fill="F9FBFC"/>
             <w:tcMar>
-              <w:top w:w="40" w:type="dxa"/>
-              <w:bottom w:w="40" w:type="dxa"/>
-              <w:left w:w="40" w:type="dxa"/>
-              <w:right w:w="40" w:type="dxa"/>
+              <w:top w:w="60" w:type="dxa"/>
+              <w:bottom w:w="60" w:type="dxa"/>
+              <w:left w:w="60" w:type="dxa"/>
+              <w:right w:w="60" w:type="dxa"/>
             </w:tcMar>
           </w:tcPr>
           <w:p>
             <w:pPr>
-              <w:spacing w:line="252" w:lineRule="auto"/>
+              <w:spacing w:before="0" w:after="0"/>
             </w:pPr>
             <w:r>
               <w:rPr>
-                <w:color w:val="0F172A"/>
+                <w:sz w:val="16"/>
+              </w:rPr>
+              <w:t>Production-ready render.yaml blueprint, optimized multi-stage Dockerfile, and .env.example template.</w:t>
+            </w:r>
+          </w:p>
+        </w:tc>
+        <w:tc>
+          <w:tcPr>
+            <w:tcW w:type="dxa" w:w="1440"/>
+            <w:shd w:fill="F9FBFC"/>
+            <w:tcMar>
+              <w:top w:w="60" w:type="dxa"/>
+              <w:bottom w:w="60" w:type="dxa"/>
+              <w:left w:w="60" w:type="dxa"/>
+              <w:right w:w="60" w:type="dxa"/>
+            </w:tcMar>
+          </w:tcPr>
+          <w:p>
+            <w:pPr>
+              <w:spacing w:before="0" w:after="0"/>
+            </w:pPr>
+            <w:r>
+              <w:rPr>
+                <w:rFonts w:ascii="Consolas" w:hAnsi="Consolas"/>
+                <w:color w:val="333333"/>
                 <w:sz w:val="15"/>
               </w:rPr>
-              <w:t>Production-ready render.yaml blueprint, optimized multi-stage Dockerfile, and .env.example template.</w:t>
-              <w:br/>
-              <w:t>[test_item_14_deployment_configuration]</w:t>
+              <w:t>test_item_14_deployment_configuration</w:t>
             </w:r>
           </w:p>
         </w:tc>
@@ -3502,23 +5043,23 @@
       <w:tr>
         <w:tc>
           <w:tcPr>
-            <w:tcW w:type="dxa" w:w="576"/>
-            <w:shd w:fill="F8FAFC"/>
+            <w:tcW w:type="dxa" w:w="1440"/>
             <w:tcMar>
-              <w:top w:w="40" w:type="dxa"/>
-              <w:bottom w:w="40" w:type="dxa"/>
-              <w:left w:w="40" w:type="dxa"/>
-              <w:right w:w="40" w:type="dxa"/>
+              <w:top w:w="60" w:type="dxa"/>
+              <w:bottom w:w="60" w:type="dxa"/>
+              <w:left w:w="60" w:type="dxa"/>
+              <w:right w:w="60" w:type="dxa"/>
             </w:tcMar>
           </w:tcPr>
           <w:p>
             <w:pPr>
-              <w:spacing w:line="252" w:lineRule="auto"/>
+              <w:spacing w:before="0" w:after="0"/>
+              <w:jc w:val="center"/>
             </w:pPr>
             <w:r>
               <w:rPr>
-                <w:color w:val="0F172A"/>
-                <w:sz w:val="15"/>
+                <w:b/>
+                <w:sz w:val="16"/>
               </w:rPr>
               <w:t>#15</w:t>
             </w:r>
@@ -3526,23 +5067,24 @@
         </w:tc>
         <w:tc>
           <w:tcPr>
-            <w:tcW w:type="dxa" w:w="576"/>
-            <w:shd w:fill="F8FAFC"/>
+            <w:tcW w:type="dxa" w:w="1440"/>
             <w:tcMar>
-              <w:top w:w="40" w:type="dxa"/>
-              <w:bottom w:w="40" w:type="dxa"/>
-              <w:left w:w="40" w:type="dxa"/>
-              <w:right w:w="40" w:type="dxa"/>
+              <w:top w:w="60" w:type="dxa"/>
+              <w:bottom w:w="60" w:type="dxa"/>
+              <w:left w:w="60" w:type="dxa"/>
+              <w:right w:w="60" w:type="dxa"/>
             </w:tcMar>
           </w:tcPr>
           <w:p>
             <w:pPr>
-              <w:spacing w:line="252" w:lineRule="auto"/>
+              <w:spacing w:before="0" w:after="0"/>
+              <w:jc w:val="center"/>
             </w:pPr>
             <w:r>
               <w:rPr>
-                <w:color w:val="0F172A"/>
-                <w:sz w:val="15"/>
+                <w:b/>
+                <w:color w:val="0F2C59"/>
+                <w:sz w:val="16"/>
               </w:rPr>
               <w:t>P0</w:t>
             </w:r>
@@ -3550,23 +5092,22 @@
         </w:tc>
         <w:tc>
           <w:tcPr>
-            <w:tcW w:type="dxa" w:w="2304"/>
-            <w:shd w:fill="F8FAFC"/>
+            <w:tcW w:type="dxa" w:w="1440"/>
             <w:tcMar>
-              <w:top w:w="40" w:type="dxa"/>
-              <w:bottom w:w="40" w:type="dxa"/>
-              <w:left w:w="40" w:type="dxa"/>
-              <w:right w:w="40" w:type="dxa"/>
+              <w:top w:w="60" w:type="dxa"/>
+              <w:bottom w:w="60" w:type="dxa"/>
+              <w:left w:w="60" w:type="dxa"/>
+              <w:right w:w="60" w:type="dxa"/>
             </w:tcMar>
           </w:tcPr>
           <w:p>
             <w:pPr>
-              <w:spacing w:line="252" w:lineRule="auto"/>
+              <w:spacing w:before="0" w:after="0"/>
             </w:pPr>
             <w:r>
               <w:rPr>
-                <w:color w:val="0F172A"/>
-                <w:sz w:val="15"/>
+                <w:b/>
+                <w:sz w:val="16"/>
               </w:rPr>
               <w:t>Monitoring &amp; Diagnostics</w:t>
             </w:r>
@@ -3574,23 +5115,22 @@
         </w:tc>
         <w:tc>
           <w:tcPr>
-            <w:tcW w:type="dxa" w:w="1872"/>
-            <w:shd w:fill="F8FAFC"/>
+            <w:tcW w:type="dxa" w:w="1440"/>
             <w:tcMar>
-              <w:top w:w="40" w:type="dxa"/>
-              <w:bottom w:w="40" w:type="dxa"/>
-              <w:left w:w="40" w:type="dxa"/>
-              <w:right w:w="40" w:type="dxa"/>
+              <w:top w:w="60" w:type="dxa"/>
+              <w:bottom w:w="60" w:type="dxa"/>
+              <w:left w:w="60" w:type="dxa"/>
+              <w:right w:w="60" w:type="dxa"/>
             </w:tcMar>
           </w:tcPr>
           <w:p>
             <w:pPr>
-              <w:spacing w:line="252" w:lineRule="auto"/>
+              <w:spacing w:before="0" w:after="0"/>
             </w:pPr>
             <w:r>
               <w:rPr>
-                <w:color w:val="0F172A"/>
-                <w:sz w:val="15"/>
+                <w:color w:val="005A9E"/>
+                <w:sz w:val="16"/>
               </w:rPr>
               <w:t>Tier 2: Recommended</w:t>
             </w:r>
@@ -3598,24 +5138,24 @@
         </w:tc>
         <w:tc>
           <w:tcPr>
-            <w:tcW w:type="dxa" w:w="1296"/>
-            <w:shd w:fill="F8FAFC"/>
+            <w:tcW w:type="dxa" w:w="1440"/>
             <w:tcMar>
-              <w:top w:w="40" w:type="dxa"/>
-              <w:bottom w:w="40" w:type="dxa"/>
-              <w:left w:w="40" w:type="dxa"/>
-              <w:right w:w="40" w:type="dxa"/>
+              <w:top w:w="60" w:type="dxa"/>
+              <w:bottom w:w="60" w:type="dxa"/>
+              <w:left w:w="60" w:type="dxa"/>
+              <w:right w:w="60" w:type="dxa"/>
             </w:tcMar>
           </w:tcPr>
           <w:p>
             <w:pPr>
-              <w:spacing w:line="252" w:lineRule="auto"/>
+              <w:spacing w:before="0" w:after="0"/>
+              <w:jc w:val="center"/>
             </w:pPr>
             <w:r>
               <w:rPr>
                 <w:b/>
-                <w:color w:val="16A34A"/>
-                <w:sz w:val="15"/>
+                <w:color w:val="008000"/>
+                <w:sz w:val="16"/>
               </w:rPr>
               <w:t>🟢 Passed</w:t>
             </w:r>
@@ -3623,27 +5163,47 @@
         </w:tc>
         <w:tc>
           <w:tcPr>
-            <w:tcW w:type="dxa" w:w="3312"/>
-            <w:shd w:fill="F8FAFC"/>
+            <w:tcW w:type="dxa" w:w="1440"/>
             <w:tcMar>
-              <w:top w:w="40" w:type="dxa"/>
-              <w:bottom w:w="40" w:type="dxa"/>
-              <w:left w:w="40" w:type="dxa"/>
-              <w:right w:w="40" w:type="dxa"/>
+              <w:top w:w="60" w:type="dxa"/>
+              <w:bottom w:w="60" w:type="dxa"/>
+              <w:left w:w="60" w:type="dxa"/>
+              <w:right w:w="60" w:type="dxa"/>
             </w:tcMar>
           </w:tcPr>
           <w:p>
             <w:pPr>
-              <w:spacing w:line="252" w:lineRule="auto"/>
+              <w:spacing w:before="0" w:after="0"/>
             </w:pPr>
             <w:r>
               <w:rPr>
-                <w:color w:val="0F172A"/>
+                <w:sz w:val="16"/>
+              </w:rPr>
+              <w:t>Real-time /api/health and /api/system/diagnostics endpoints reporting catalog connectivity and services.</w:t>
+            </w:r>
+          </w:p>
+        </w:tc>
+        <w:tc>
+          <w:tcPr>
+            <w:tcW w:type="dxa" w:w="1440"/>
+            <w:tcMar>
+              <w:top w:w="60" w:type="dxa"/>
+              <w:bottom w:w="60" w:type="dxa"/>
+              <w:left w:w="60" w:type="dxa"/>
+              <w:right w:w="60" w:type="dxa"/>
+            </w:tcMar>
+          </w:tcPr>
+          <w:p>
+            <w:pPr>
+              <w:spacing w:before="0" w:after="0"/>
+            </w:pPr>
+            <w:r>
+              <w:rPr>
+                <w:rFonts w:ascii="Consolas" w:hAnsi="Consolas"/>
+                <w:color w:val="333333"/>
                 <w:sz w:val="15"/>
               </w:rPr>
-              <w:t>Real-time /api/health and /api/system/diagnostics endpoints reporting catalog connectivity and services.</w:t>
-              <w:br/>
-              <w:t>[test_item_15_monitoring_and_support]</w:t>
+              <w:t>test_item_15_monitoring_and_support</w:t>
             </w:r>
           </w:p>
         </w:tc>
@@ -3651,23 +5211,24 @@
       <w:tr>
         <w:tc>
           <w:tcPr>
-            <w:tcW w:type="dxa" w:w="576"/>
-            <w:shd w:fill="FFFFFF"/>
+            <w:tcW w:type="dxa" w:w="1440"/>
+            <w:shd w:fill="F9FBFC"/>
             <w:tcMar>
-              <w:top w:w="40" w:type="dxa"/>
-              <w:bottom w:w="40" w:type="dxa"/>
-              <w:left w:w="40" w:type="dxa"/>
-              <w:right w:w="40" w:type="dxa"/>
+              <w:top w:w="60" w:type="dxa"/>
+              <w:bottom w:w="60" w:type="dxa"/>
+              <w:left w:w="60" w:type="dxa"/>
+              <w:right w:w="60" w:type="dxa"/>
             </w:tcMar>
           </w:tcPr>
           <w:p>
             <w:pPr>
-              <w:spacing w:line="252" w:lineRule="auto"/>
+              <w:spacing w:before="0" w:after="0"/>
+              <w:jc w:val="center"/>
             </w:pPr>
             <w:r>
               <w:rPr>
-                <w:color w:val="0F172A"/>
-                <w:sz w:val="15"/>
+                <w:b/>
+                <w:sz w:val="16"/>
               </w:rPr>
               <w:t>#16</w:t>
             </w:r>
@@ -3675,23 +5236,25 @@
         </w:tc>
         <w:tc>
           <w:tcPr>
-            <w:tcW w:type="dxa" w:w="576"/>
-            <w:shd w:fill="FFFFFF"/>
+            <w:tcW w:type="dxa" w:w="1440"/>
+            <w:shd w:fill="F9FBFC"/>
             <w:tcMar>
-              <w:top w:w="40" w:type="dxa"/>
-              <w:bottom w:w="40" w:type="dxa"/>
-              <w:left w:w="40" w:type="dxa"/>
-              <w:right w:w="40" w:type="dxa"/>
+              <w:top w:w="60" w:type="dxa"/>
+              <w:bottom w:w="60" w:type="dxa"/>
+              <w:left w:w="60" w:type="dxa"/>
+              <w:right w:w="60" w:type="dxa"/>
             </w:tcMar>
           </w:tcPr>
           <w:p>
             <w:pPr>
-              <w:spacing w:line="252" w:lineRule="auto"/>
+              <w:spacing w:before="0" w:after="0"/>
+              <w:jc w:val="center"/>
             </w:pPr>
             <w:r>
               <w:rPr>
-                <w:color w:val="0F172A"/>
-                <w:sz w:val="15"/>
+                <w:b/>
+                <w:color w:val="0F2C59"/>
+                <w:sz w:val="16"/>
               </w:rPr>
               <w:t>P0</w:t>
             </w:r>
@@ -3699,23 +5262,23 @@
         </w:tc>
         <w:tc>
           <w:tcPr>
-            <w:tcW w:type="dxa" w:w="2304"/>
-            <w:shd w:fill="FFFFFF"/>
+            <w:tcW w:type="dxa" w:w="1440"/>
+            <w:shd w:fill="F9FBFC"/>
             <w:tcMar>
-              <w:top w:w="40" w:type="dxa"/>
-              <w:bottom w:w="40" w:type="dxa"/>
-              <w:left w:w="40" w:type="dxa"/>
-              <w:right w:w="40" w:type="dxa"/>
+              <w:top w:w="60" w:type="dxa"/>
+              <w:bottom w:w="60" w:type="dxa"/>
+              <w:left w:w="60" w:type="dxa"/>
+              <w:right w:w="60" w:type="dxa"/>
             </w:tcMar>
           </w:tcPr>
           <w:p>
             <w:pPr>
-              <w:spacing w:line="252" w:lineRule="auto"/>
+              <w:spacing w:before="0" w:after="0"/>
             </w:pPr>
             <w:r>
               <w:rPr>
-                <w:color w:val="0F172A"/>
-                <w:sz w:val="15"/>
+                <w:b/>
+                <w:sz w:val="16"/>
               </w:rPr>
               <w:t>Documentation Integrity</w:t>
             </w:r>
@@ -3723,23 +5286,23 @@
         </w:tc>
         <w:tc>
           <w:tcPr>
-            <w:tcW w:type="dxa" w:w="1872"/>
-            <w:shd w:fill="FFFFFF"/>
+            <w:tcW w:type="dxa" w:w="1440"/>
+            <w:shd w:fill="F9FBFC"/>
             <w:tcMar>
-              <w:top w:w="40" w:type="dxa"/>
-              <w:bottom w:w="40" w:type="dxa"/>
-              <w:left w:w="40" w:type="dxa"/>
-              <w:right w:w="40" w:type="dxa"/>
+              <w:top w:w="60" w:type="dxa"/>
+              <w:bottom w:w="60" w:type="dxa"/>
+              <w:left w:w="60" w:type="dxa"/>
+              <w:right w:w="60" w:type="dxa"/>
             </w:tcMar>
           </w:tcPr>
           <w:p>
             <w:pPr>
-              <w:spacing w:line="252" w:lineRule="auto"/>
+              <w:spacing w:before="0" w:after="0"/>
             </w:pPr>
             <w:r>
               <w:rPr>
-                <w:color w:val="0F172A"/>
-                <w:sz w:val="15"/>
+                <w:color w:val="005A9E"/>
+                <w:sz w:val="16"/>
               </w:rPr>
               <w:t>Tier 2: Recommended</w:t>
             </w:r>
@@ -3747,24 +5310,25 @@
         </w:tc>
         <w:tc>
           <w:tcPr>
-            <w:tcW w:type="dxa" w:w="1296"/>
-            <w:shd w:fill="FFFFFF"/>
+            <w:tcW w:type="dxa" w:w="1440"/>
+            <w:shd w:fill="F9FBFC"/>
             <w:tcMar>
-              <w:top w:w="40" w:type="dxa"/>
-              <w:bottom w:w="40" w:type="dxa"/>
-              <w:left w:w="40" w:type="dxa"/>
-              <w:right w:w="40" w:type="dxa"/>
+              <w:top w:w="60" w:type="dxa"/>
+              <w:bottom w:w="60" w:type="dxa"/>
+              <w:left w:w="60" w:type="dxa"/>
+              <w:right w:w="60" w:type="dxa"/>
             </w:tcMar>
           </w:tcPr>
           <w:p>
             <w:pPr>
-              <w:spacing w:line="252" w:lineRule="auto"/>
+              <w:spacing w:before="0" w:after="0"/>
+              <w:jc w:val="center"/>
             </w:pPr>
             <w:r>
               <w:rPr>
                 <w:b/>
-                <w:color w:val="16A34A"/>
-                <w:sz w:val="15"/>
+                <w:color w:val="008000"/>
+                <w:sz w:val="16"/>
               </w:rPr>
               <w:t>🟢 Passed</w:t>
             </w:r>
@@ -3772,27 +5336,49 @@
         </w:tc>
         <w:tc>
           <w:tcPr>
-            <w:tcW w:type="dxa" w:w="3312"/>
-            <w:shd w:fill="FFFFFF"/>
+            <w:tcW w:type="dxa" w:w="1440"/>
+            <w:shd w:fill="F9FBFC"/>
             <w:tcMar>
-              <w:top w:w="40" w:type="dxa"/>
-              <w:bottom w:w="40" w:type="dxa"/>
-              <w:left w:w="40" w:type="dxa"/>
-              <w:right w:w="40" w:type="dxa"/>
+              <w:top w:w="60" w:type="dxa"/>
+              <w:bottom w:w="60" w:type="dxa"/>
+              <w:left w:w="60" w:type="dxa"/>
+              <w:right w:w="60" w:type="dxa"/>
             </w:tcMar>
           </w:tcPr>
           <w:p>
             <w:pPr>
-              <w:spacing w:line="252" w:lineRule="auto"/>
+              <w:spacing w:before="0" w:after="0"/>
             </w:pPr>
             <w:r>
               <w:rPr>
-                <w:color w:val="0F172A"/>
+                <w:sz w:val="16"/>
+              </w:rPr>
+              <w:t>Complete architectural runbooks, API specifications, and README guides available in repository.</w:t>
+            </w:r>
+          </w:p>
+        </w:tc>
+        <w:tc>
+          <w:tcPr>
+            <w:tcW w:type="dxa" w:w="1440"/>
+            <w:shd w:fill="F9FBFC"/>
+            <w:tcMar>
+              <w:top w:w="60" w:type="dxa"/>
+              <w:bottom w:w="60" w:type="dxa"/>
+              <w:left w:w="60" w:type="dxa"/>
+              <w:right w:w="60" w:type="dxa"/>
+            </w:tcMar>
+          </w:tcPr>
+          <w:p>
+            <w:pPr>
+              <w:spacing w:before="0" w:after="0"/>
+            </w:pPr>
+            <w:r>
+              <w:rPr>
+                <w:rFonts w:ascii="Consolas" w:hAnsi="Consolas"/>
+                <w:color w:val="333333"/>
                 <w:sz w:val="15"/>
               </w:rPr>
-              <w:t>Complete architectural runbooks, API specifications, and README guides available in repository.</w:t>
-              <w:br/>
-              <w:t>[test_item_16_documentation_integrity]</w:t>
+              <w:t>test_item_16_documentation_integrity</w:t>
             </w:r>
           </w:p>
         </w:tc>
@@ -3800,23 +5386,23 @@
       <w:tr>
         <w:tc>
           <w:tcPr>
-            <w:tcW w:type="dxa" w:w="576"/>
-            <w:shd w:fill="F8FAFC"/>
+            <w:tcW w:type="dxa" w:w="1440"/>
             <w:tcMar>
-              <w:top w:w="40" w:type="dxa"/>
-              <w:bottom w:w="40" w:type="dxa"/>
-              <w:left w:w="40" w:type="dxa"/>
-              <w:right w:w="40" w:type="dxa"/>
+              <w:top w:w="60" w:type="dxa"/>
+              <w:bottom w:w="60" w:type="dxa"/>
+              <w:left w:w="60" w:type="dxa"/>
+              <w:right w:w="60" w:type="dxa"/>
             </w:tcMar>
           </w:tcPr>
           <w:p>
             <w:pPr>
-              <w:spacing w:line="252" w:lineRule="auto"/>
+              <w:spacing w:before="0" w:after="0"/>
+              <w:jc w:val="center"/>
             </w:pPr>
             <w:r>
               <w:rPr>
-                <w:color w:val="0F172A"/>
-                <w:sz w:val="15"/>
+                <w:b/>
+                <w:sz w:val="16"/>
               </w:rPr>
               <w:t>#17</w:t>
             </w:r>
@@ -3824,23 +5410,24 @@
         </w:tc>
         <w:tc>
           <w:tcPr>
-            <w:tcW w:type="dxa" w:w="576"/>
-            <w:shd w:fill="F8FAFC"/>
+            <w:tcW w:type="dxa" w:w="1440"/>
             <w:tcMar>
-              <w:top w:w="40" w:type="dxa"/>
-              <w:bottom w:w="40" w:type="dxa"/>
-              <w:left w:w="40" w:type="dxa"/>
-              <w:right w:w="40" w:type="dxa"/>
+              <w:top w:w="60" w:type="dxa"/>
+              <w:bottom w:w="60" w:type="dxa"/>
+              <w:left w:w="60" w:type="dxa"/>
+              <w:right w:w="60" w:type="dxa"/>
             </w:tcMar>
           </w:tcPr>
           <w:p>
             <w:pPr>
-              <w:spacing w:line="252" w:lineRule="auto"/>
+              <w:spacing w:before="0" w:after="0"/>
+              <w:jc w:val="center"/>
             </w:pPr>
             <w:r>
               <w:rPr>
-                <w:color w:val="0F172A"/>
-                <w:sz w:val="15"/>
+                <w:b/>
+                <w:color w:val="0F2C59"/>
+                <w:sz w:val="16"/>
               </w:rPr>
               <w:t>P0</w:t>
             </w:r>
@@ -3848,23 +5435,22 @@
         </w:tc>
         <w:tc>
           <w:tcPr>
-            <w:tcW w:type="dxa" w:w="2304"/>
-            <w:shd w:fill="F8FAFC"/>
+            <w:tcW w:type="dxa" w:w="1440"/>
             <w:tcMar>
-              <w:top w:w="40" w:type="dxa"/>
-              <w:bottom w:w="40" w:type="dxa"/>
-              <w:left w:w="40" w:type="dxa"/>
-              <w:right w:w="40" w:type="dxa"/>
+              <w:top w:w="60" w:type="dxa"/>
+              <w:bottom w:w="60" w:type="dxa"/>
+              <w:left w:w="60" w:type="dxa"/>
+              <w:right w:w="60" w:type="dxa"/>
             </w:tcMar>
           </w:tcPr>
           <w:p>
             <w:pPr>
-              <w:spacing w:line="252" w:lineRule="auto"/>
+              <w:spacing w:before="0" w:after="0"/>
             </w:pPr>
             <w:r>
               <w:rPr>
-                <w:color w:val="0F172A"/>
-                <w:sz w:val="15"/>
+                <w:b/>
+                <w:sz w:val="16"/>
               </w:rPr>
               <w:t>Performance &amp; Streaming Specs</w:t>
             </w:r>
@@ -3872,23 +5458,22 @@
         </w:tc>
         <w:tc>
           <w:tcPr>
-            <w:tcW w:type="dxa" w:w="1872"/>
-            <w:shd w:fill="F8FAFC"/>
+            <w:tcW w:type="dxa" w:w="1440"/>
             <w:tcMar>
-              <w:top w:w="40" w:type="dxa"/>
-              <w:bottom w:w="40" w:type="dxa"/>
-              <w:left w:w="40" w:type="dxa"/>
-              <w:right w:w="40" w:type="dxa"/>
+              <w:top w:w="60" w:type="dxa"/>
+              <w:bottom w:w="60" w:type="dxa"/>
+              <w:left w:w="60" w:type="dxa"/>
+              <w:right w:w="60" w:type="dxa"/>
             </w:tcMar>
           </w:tcPr>
           <w:p>
             <w:pPr>
-              <w:spacing w:line="252" w:lineRule="auto"/>
+              <w:spacing w:before="0" w:after="0"/>
             </w:pPr>
             <w:r>
               <w:rPr>
-                <w:color w:val="0F172A"/>
-                <w:sz w:val="15"/>
+                <w:color w:val="006600"/>
+                <w:sz w:val="16"/>
               </w:rPr>
               <w:t>Tier 1: Mandatory</w:t>
             </w:r>
@@ -3896,24 +5481,24 @@
         </w:tc>
         <w:tc>
           <w:tcPr>
-            <w:tcW w:type="dxa" w:w="1296"/>
-            <w:shd w:fill="F8FAFC"/>
+            <w:tcW w:type="dxa" w:w="1440"/>
             <w:tcMar>
-              <w:top w:w="40" w:type="dxa"/>
-              <w:bottom w:w="40" w:type="dxa"/>
-              <w:left w:w="40" w:type="dxa"/>
-              <w:right w:w="40" w:type="dxa"/>
+              <w:top w:w="60" w:type="dxa"/>
+              <w:bottom w:w="60" w:type="dxa"/>
+              <w:left w:w="60" w:type="dxa"/>
+              <w:right w:w="60" w:type="dxa"/>
             </w:tcMar>
           </w:tcPr>
           <w:p>
             <w:pPr>
-              <w:spacing w:line="252" w:lineRule="auto"/>
+              <w:spacing w:before="0" w:after="0"/>
+              <w:jc w:val="center"/>
             </w:pPr>
             <w:r>
               <w:rPr>
                 <w:b/>
-                <w:color w:val="16A34A"/>
-                <w:sz w:val="15"/>
+                <w:color w:val="008000"/>
+                <w:sz w:val="16"/>
               </w:rPr>
               <w:t>🟢 Passed</w:t>
             </w:r>
@@ -3921,27 +5506,47 @@
         </w:tc>
         <w:tc>
           <w:tcPr>
-            <w:tcW w:type="dxa" w:w="3312"/>
-            <w:shd w:fill="F8FAFC"/>
+            <w:tcW w:type="dxa" w:w="1440"/>
             <w:tcMar>
-              <w:top w:w="40" w:type="dxa"/>
-              <w:bottom w:w="40" w:type="dxa"/>
-              <w:left w:w="40" w:type="dxa"/>
-              <w:right w:w="40" w:type="dxa"/>
+              <w:top w:w="60" w:type="dxa"/>
+              <w:bottom w:w="60" w:type="dxa"/>
+              <w:left w:w="60" w:type="dxa"/>
+              <w:right w:w="60" w:type="dxa"/>
             </w:tcMar>
           </w:tcPr>
           <w:p>
             <w:pPr>
-              <w:spacing w:line="252" w:lineRule="auto"/>
+              <w:spacing w:before="0" w:after="0"/>
             </w:pPr>
             <w:r>
               <w:rPr>
-                <w:color w:val="0F172A"/>
+                <w:sz w:val="16"/>
+              </w:rPr>
+              <w:t>Configurable streaming batch size (10k rows), worker parallelism (4 threads), and load mode policies.</w:t>
+            </w:r>
+          </w:p>
+        </w:tc>
+        <w:tc>
+          <w:tcPr>
+            <w:tcW w:type="dxa" w:w="1440"/>
+            <w:tcMar>
+              <w:top w:w="60" w:type="dxa"/>
+              <w:bottom w:w="60" w:type="dxa"/>
+              <w:left w:w="60" w:type="dxa"/>
+              <w:right w:w="60" w:type="dxa"/>
+            </w:tcMar>
+          </w:tcPr>
+          <w:p>
+            <w:pPr>
+              <w:spacing w:before="0" w:after="0"/>
+            </w:pPr>
+            <w:r>
+              <w:rPr>
+                <w:rFonts w:ascii="Consolas" w:hAnsi="Consolas"/>
+                <w:color w:val="333333"/>
                 <w:sz w:val="15"/>
               </w:rPr>
-              <w:t>Configurable streaming batch size (10k rows), worker parallelism (4 threads), and load mode policies.</w:t>
-              <w:br/>
-              <w:t>[test_item_17_performance_streaming_specs]</w:t>
+              <w:t>test_item_17_performance_streaming_specs</w:t>
             </w:r>
           </w:p>
         </w:tc>
@@ -3949,23 +5554,24 @@
       <w:tr>
         <w:tc>
           <w:tcPr>
-            <w:tcW w:type="dxa" w:w="576"/>
-            <w:shd w:fill="FFFFFF"/>
+            <w:tcW w:type="dxa" w:w="1440"/>
+            <w:shd w:fill="F9FBFC"/>
             <w:tcMar>
-              <w:top w:w="40" w:type="dxa"/>
-              <w:bottom w:w="40" w:type="dxa"/>
-              <w:left w:w="40" w:type="dxa"/>
-              <w:right w:w="40" w:type="dxa"/>
+              <w:top w:w="60" w:type="dxa"/>
+              <w:bottom w:w="60" w:type="dxa"/>
+              <w:left w:w="60" w:type="dxa"/>
+              <w:right w:w="60" w:type="dxa"/>
             </w:tcMar>
           </w:tcPr>
           <w:p>
             <w:pPr>
-              <w:spacing w:line="252" w:lineRule="auto"/>
+              <w:spacing w:before="0" w:after="0"/>
+              <w:jc w:val="center"/>
             </w:pPr>
             <w:r>
               <w:rPr>
-                <w:color w:val="0F172A"/>
-                <w:sz w:val="15"/>
+                <w:b/>
+                <w:sz w:val="16"/>
               </w:rPr>
               <w:t>#18</w:t>
             </w:r>
@@ -3973,23 +5579,25 @@
         </w:tc>
         <w:tc>
           <w:tcPr>
-            <w:tcW w:type="dxa" w:w="576"/>
-            <w:shd w:fill="FFFFFF"/>
+            <w:tcW w:type="dxa" w:w="1440"/>
+            <w:shd w:fill="F9FBFC"/>
             <w:tcMar>
-              <w:top w:w="40" w:type="dxa"/>
-              <w:bottom w:w="40" w:type="dxa"/>
-              <w:left w:w="40" w:type="dxa"/>
-              <w:right w:w="40" w:type="dxa"/>
+              <w:top w:w="60" w:type="dxa"/>
+              <w:bottom w:w="60" w:type="dxa"/>
+              <w:left w:w="60" w:type="dxa"/>
+              <w:right w:w="60" w:type="dxa"/>
             </w:tcMar>
           </w:tcPr>
           <w:p>
             <w:pPr>
-              <w:spacing w:line="252" w:lineRule="auto"/>
+              <w:spacing w:before="0" w:after="0"/>
+              <w:jc w:val="center"/>
             </w:pPr>
             <w:r>
               <w:rPr>
-                <w:color w:val="0F172A"/>
-                <w:sz w:val="15"/>
+                <w:b/>
+                <w:color w:val="5C6E82"/>
+                <w:sz w:val="16"/>
               </w:rPr>
               <w:t>P1</w:t>
             </w:r>
@@ -3997,23 +5605,23 @@
         </w:tc>
         <w:tc>
           <w:tcPr>
-            <w:tcW w:type="dxa" w:w="2304"/>
-            <w:shd w:fill="FFFFFF"/>
+            <w:tcW w:type="dxa" w:w="1440"/>
+            <w:shd w:fill="F9FBFC"/>
             <w:tcMar>
-              <w:top w:w="40" w:type="dxa"/>
-              <w:bottom w:w="40" w:type="dxa"/>
-              <w:left w:w="40" w:type="dxa"/>
-              <w:right w:w="40" w:type="dxa"/>
+              <w:top w:w="60" w:type="dxa"/>
+              <w:bottom w:w="60" w:type="dxa"/>
+              <w:left w:w="60" w:type="dxa"/>
+              <w:right w:w="60" w:type="dxa"/>
             </w:tcMar>
           </w:tcPr>
           <w:p>
             <w:pPr>
-              <w:spacing w:line="252" w:lineRule="auto"/>
+              <w:spacing w:before="0" w:after="0"/>
             </w:pPr>
             <w:r>
               <w:rPr>
-                <w:color w:val="0F172A"/>
-                <w:sz w:val="15"/>
+                <w:b/>
+                <w:sz w:val="16"/>
               </w:rPr>
               <w:t>Data Retention &amp; Pruning</w:t>
             </w:r>
@@ -4021,23 +5629,23 @@
         </w:tc>
         <w:tc>
           <w:tcPr>
-            <w:tcW w:type="dxa" w:w="1872"/>
-            <w:shd w:fill="FFFFFF"/>
+            <w:tcW w:type="dxa" w:w="1440"/>
+            <w:shd w:fill="F9FBFC"/>
             <w:tcMar>
-              <w:top w:w="40" w:type="dxa"/>
-              <w:bottom w:w="40" w:type="dxa"/>
-              <w:left w:w="40" w:type="dxa"/>
-              <w:right w:w="40" w:type="dxa"/>
+              <w:top w:w="60" w:type="dxa"/>
+              <w:bottom w:w="60" w:type="dxa"/>
+              <w:left w:w="60" w:type="dxa"/>
+              <w:right w:w="60" w:type="dxa"/>
             </w:tcMar>
           </w:tcPr>
           <w:p>
             <w:pPr>
-              <w:spacing w:line="252" w:lineRule="auto"/>
+              <w:spacing w:before="0" w:after="0"/>
             </w:pPr>
             <w:r>
               <w:rPr>
-                <w:color w:val="0F172A"/>
-                <w:sz w:val="15"/>
+                <w:color w:val="7F7F7F"/>
+                <w:sz w:val="16"/>
               </w:rPr>
               <w:t>Tier 3: Optional (SaaS)</w:t>
             </w:r>
@@ -4045,24 +5653,25 @@
         </w:tc>
         <w:tc>
           <w:tcPr>
-            <w:tcW w:type="dxa" w:w="1296"/>
-            <w:shd w:fill="FFFFFF"/>
+            <w:tcW w:type="dxa" w:w="1440"/>
+            <w:shd w:fill="F9FBFC"/>
             <w:tcMar>
-              <w:top w:w="40" w:type="dxa"/>
-              <w:bottom w:w="40" w:type="dxa"/>
-              <w:left w:w="40" w:type="dxa"/>
-              <w:right w:w="40" w:type="dxa"/>
+              <w:top w:w="60" w:type="dxa"/>
+              <w:bottom w:w="60" w:type="dxa"/>
+              <w:left w:w="60" w:type="dxa"/>
+              <w:right w:w="60" w:type="dxa"/>
             </w:tcMar>
           </w:tcPr>
           <w:p>
             <w:pPr>
-              <w:spacing w:line="252" w:lineRule="auto"/>
+              <w:spacing w:before="0" w:after="0"/>
+              <w:jc w:val="center"/>
             </w:pPr>
             <w:r>
               <w:rPr>
                 <w:b/>
-                <w:color w:val="16A34A"/>
-                <w:sz w:val="15"/>
+                <w:color w:val="008000"/>
+                <w:sz w:val="16"/>
               </w:rPr>
               <w:t>🟢 Passed</w:t>
             </w:r>
@@ -4070,27 +5679,49 @@
         </w:tc>
         <w:tc>
           <w:tcPr>
-            <w:tcW w:type="dxa" w:w="3312"/>
-            <w:shd w:fill="FFFFFF"/>
+            <w:tcW w:type="dxa" w:w="1440"/>
+            <w:shd w:fill="F9FBFC"/>
             <w:tcMar>
-              <w:top w:w="40" w:type="dxa"/>
-              <w:bottom w:w="40" w:type="dxa"/>
-              <w:left w:w="40" w:type="dxa"/>
-              <w:right w:w="40" w:type="dxa"/>
+              <w:top w:w="60" w:type="dxa"/>
+              <w:bottom w:w="60" w:type="dxa"/>
+              <w:left w:w="60" w:type="dxa"/>
+              <w:right w:w="60" w:type="dxa"/>
             </w:tcMar>
           </w:tcPr>
           <w:p>
             <w:pPr>
-              <w:spacing w:line="252" w:lineRule="auto"/>
+              <w:spacing w:before="0" w:after="0"/>
             </w:pPr>
             <w:r>
               <w:rPr>
-                <w:color w:val="0F172A"/>
+                <w:sz w:val="16"/>
+              </w:rPr>
+              <w:t>Automated retention policy management and execution pruning historical migration logs older than threshold.</w:t>
+            </w:r>
+          </w:p>
+        </w:tc>
+        <w:tc>
+          <w:tcPr>
+            <w:tcW w:type="dxa" w:w="1440"/>
+            <w:shd w:fill="F9FBFC"/>
+            <w:tcMar>
+              <w:top w:w="60" w:type="dxa"/>
+              <w:bottom w:w="60" w:type="dxa"/>
+              <w:left w:w="60" w:type="dxa"/>
+              <w:right w:w="60" w:type="dxa"/>
+            </w:tcMar>
+          </w:tcPr>
+          <w:p>
+            <w:pPr>
+              <w:spacing w:before="0" w:after="0"/>
+            </w:pPr>
+            <w:r>
+              <w:rPr>
+                <w:rFonts w:ascii="Consolas" w:hAnsi="Consolas"/>
+                <w:color w:val="333333"/>
                 <w:sz w:val="15"/>
               </w:rPr>
-              <w:t>Automated retention policy management and execution pruning historical migration logs.</w:t>
-              <w:br/>
-              <w:t>[test_item_18_data_retention_and_pruning]</w:t>
+              <w:t>test_item_18_data_retention_and_pruning</w:t>
             </w:r>
           </w:p>
         </w:tc>
@@ -4098,23 +5729,23 @@
       <w:tr>
         <w:tc>
           <w:tcPr>
-            <w:tcW w:type="dxa" w:w="576"/>
-            <w:shd w:fill="F8FAFC"/>
+            <w:tcW w:type="dxa" w:w="1440"/>
             <w:tcMar>
-              <w:top w:w="40" w:type="dxa"/>
-              <w:bottom w:w="40" w:type="dxa"/>
-              <w:left w:w="40" w:type="dxa"/>
-              <w:right w:w="40" w:type="dxa"/>
+              <w:top w:w="60" w:type="dxa"/>
+              <w:bottom w:w="60" w:type="dxa"/>
+              <w:left w:w="60" w:type="dxa"/>
+              <w:right w:w="60" w:type="dxa"/>
             </w:tcMar>
           </w:tcPr>
           <w:p>
             <w:pPr>
-              <w:spacing w:line="252" w:lineRule="auto"/>
+              <w:spacing w:before="0" w:after="0"/>
+              <w:jc w:val="center"/>
             </w:pPr>
             <w:r>
               <w:rPr>
-                <w:color w:val="0F172A"/>
-                <w:sz w:val="15"/>
+                <w:b/>
+                <w:sz w:val="16"/>
               </w:rPr>
               <w:t>#19</w:t>
             </w:r>
@@ -4122,23 +5753,24 @@
         </w:tc>
         <w:tc>
           <w:tcPr>
-            <w:tcW w:type="dxa" w:w="576"/>
-            <w:shd w:fill="F8FAFC"/>
+            <w:tcW w:type="dxa" w:w="1440"/>
             <w:tcMar>
-              <w:top w:w="40" w:type="dxa"/>
-              <w:bottom w:w="40" w:type="dxa"/>
-              <w:left w:w="40" w:type="dxa"/>
-              <w:right w:w="40" w:type="dxa"/>
+              <w:top w:w="60" w:type="dxa"/>
+              <w:bottom w:w="60" w:type="dxa"/>
+              <w:left w:w="60" w:type="dxa"/>
+              <w:right w:w="60" w:type="dxa"/>
             </w:tcMar>
           </w:tcPr>
           <w:p>
             <w:pPr>
-              <w:spacing w:line="252" w:lineRule="auto"/>
+              <w:spacing w:before="0" w:after="0"/>
+              <w:jc w:val="center"/>
             </w:pPr>
             <w:r>
               <w:rPr>
-                <w:color w:val="0F172A"/>
-                <w:sz w:val="15"/>
+                <w:b/>
+                <w:color w:val="5C6E82"/>
+                <w:sz w:val="16"/>
               </w:rPr>
               <w:t>P1</w:t>
             </w:r>
@@ -4146,23 +5778,22 @@
         </w:tc>
         <w:tc>
           <w:tcPr>
-            <w:tcW w:type="dxa" w:w="2304"/>
-            <w:shd w:fill="F8FAFC"/>
+            <w:tcW w:type="dxa" w:w="1440"/>
             <w:tcMar>
-              <w:top w:w="40" w:type="dxa"/>
-              <w:bottom w:w="40" w:type="dxa"/>
-              <w:left w:w="40" w:type="dxa"/>
-              <w:right w:w="40" w:type="dxa"/>
+              <w:top w:w="60" w:type="dxa"/>
+              <w:bottom w:w="60" w:type="dxa"/>
+              <w:left w:w="60" w:type="dxa"/>
+              <w:right w:w="60" w:type="dxa"/>
             </w:tcMar>
           </w:tcPr>
           <w:p>
             <w:pPr>
-              <w:spacing w:line="252" w:lineRule="auto"/>
+              <w:spacing w:before="0" w:after="0"/>
             </w:pPr>
             <w:r>
               <w:rPr>
-                <w:color w:val="0F172A"/>
-                <w:sz w:val="15"/>
+                <w:b/>
+                <w:sz w:val="16"/>
               </w:rPr>
               <w:t>Enterprise SSO &amp; MFA</w:t>
             </w:r>
@@ -4170,23 +5801,22 @@
         </w:tc>
         <w:tc>
           <w:tcPr>
-            <w:tcW w:type="dxa" w:w="1872"/>
-            <w:shd w:fill="F8FAFC"/>
+            <w:tcW w:type="dxa" w:w="1440"/>
             <w:tcMar>
-              <w:top w:w="40" w:type="dxa"/>
-              <w:bottom w:w="40" w:type="dxa"/>
-              <w:left w:w="40" w:type="dxa"/>
-              <w:right w:w="40" w:type="dxa"/>
+              <w:top w:w="60" w:type="dxa"/>
+              <w:bottom w:w="60" w:type="dxa"/>
+              <w:left w:w="60" w:type="dxa"/>
+              <w:right w:w="60" w:type="dxa"/>
             </w:tcMar>
           </w:tcPr>
           <w:p>
             <w:pPr>
-              <w:spacing w:line="252" w:lineRule="auto"/>
+              <w:spacing w:before="0" w:after="0"/>
             </w:pPr>
             <w:r>
               <w:rPr>
-                <w:color w:val="0F172A"/>
-                <w:sz w:val="15"/>
+                <w:color w:val="7F7F7F"/>
+                <w:sz w:val="16"/>
               </w:rPr>
               <w:t>Tier 3: Optional (SaaS)</w:t>
             </w:r>
@@ -4194,24 +5824,24 @@
         </w:tc>
         <w:tc>
           <w:tcPr>
-            <w:tcW w:type="dxa" w:w="1296"/>
-            <w:shd w:fill="F8FAFC"/>
+            <w:tcW w:type="dxa" w:w="1440"/>
             <w:tcMar>
-              <w:top w:w="40" w:type="dxa"/>
-              <w:bottom w:w="40" w:type="dxa"/>
-              <w:left w:w="40" w:type="dxa"/>
-              <w:right w:w="40" w:type="dxa"/>
+              <w:top w:w="60" w:type="dxa"/>
+              <w:bottom w:w="60" w:type="dxa"/>
+              <w:left w:w="60" w:type="dxa"/>
+              <w:right w:w="60" w:type="dxa"/>
             </w:tcMar>
           </w:tcPr>
           <w:p>
             <w:pPr>
-              <w:spacing w:line="252" w:lineRule="auto"/>
+              <w:spacing w:before="0" w:after="0"/>
+              <w:jc w:val="center"/>
             </w:pPr>
             <w:r>
               <w:rPr>
                 <w:b/>
-                <w:color w:val="16A34A"/>
-                <w:sz w:val="15"/>
+                <w:color w:val="008000"/>
+                <w:sz w:val="16"/>
               </w:rPr>
               <w:t>🟢 Passed</w:t>
             </w:r>
@@ -4219,27 +5849,47 @@
         </w:tc>
         <w:tc>
           <w:tcPr>
-            <w:tcW w:type="dxa" w:w="3312"/>
-            <w:shd w:fill="F8FAFC"/>
+            <w:tcW w:type="dxa" w:w="1440"/>
             <w:tcMar>
-              <w:top w:w="40" w:type="dxa"/>
-              <w:bottom w:w="40" w:type="dxa"/>
-              <w:left w:w="40" w:type="dxa"/>
-              <w:right w:w="40" w:type="dxa"/>
+              <w:top w:w="60" w:type="dxa"/>
+              <w:bottom w:w="60" w:type="dxa"/>
+              <w:left w:w="60" w:type="dxa"/>
+              <w:right w:w="60" w:type="dxa"/>
             </w:tcMar>
           </w:tcPr>
           <w:p>
             <w:pPr>
-              <w:spacing w:line="252" w:lineRule="auto"/>
+              <w:spacing w:before="0" w:after="0"/>
             </w:pPr>
             <w:r>
               <w:rPr>
-                <w:color w:val="0F172A"/>
+                <w:sz w:val="16"/>
+              </w:rPr>
+              <w:t>Enterprise SSO authentication (Azure AD / Okta) and TOTP multi-factor authentication setup &amp; verification.</w:t>
+            </w:r>
+          </w:p>
+        </w:tc>
+        <w:tc>
+          <w:tcPr>
+            <w:tcW w:type="dxa" w:w="1440"/>
+            <w:tcMar>
+              <w:top w:w="60" w:type="dxa"/>
+              <w:bottom w:w="60" w:type="dxa"/>
+              <w:left w:w="60" w:type="dxa"/>
+              <w:right w:w="60" w:type="dxa"/>
+            </w:tcMar>
+          </w:tcPr>
+          <w:p>
+            <w:pPr>
+              <w:spacing w:before="0" w:after="0"/>
+            </w:pPr>
+            <w:r>
+              <w:rPr>
+                <w:rFonts w:ascii="Consolas" w:hAnsi="Consolas"/>
+                <w:color w:val="333333"/>
                 <w:sz w:val="15"/>
               </w:rPr>
-              <w:t>Enterprise SSO authentication (Azure AD / Okta) and TOTP multi-factor verification endpoints.</w:t>
-              <w:br/>
-              <w:t>[test_item_19_enterprise_sso_and_mfa]</w:t>
+              <w:t>test_item_19_enterprise_sso_and_mfa</w:t>
             </w:r>
           </w:p>
         </w:tc>
@@ -4247,23 +5897,24 @@
       <w:tr>
         <w:tc>
           <w:tcPr>
-            <w:tcW w:type="dxa" w:w="576"/>
-            <w:shd w:fill="FFFFFF"/>
+            <w:tcW w:type="dxa" w:w="1440"/>
+            <w:shd w:fill="F9FBFC"/>
             <w:tcMar>
-              <w:top w:w="40" w:type="dxa"/>
-              <w:bottom w:w="40" w:type="dxa"/>
-              <w:left w:w="40" w:type="dxa"/>
-              <w:right w:w="40" w:type="dxa"/>
+              <w:top w:w="60" w:type="dxa"/>
+              <w:bottom w:w="60" w:type="dxa"/>
+              <w:left w:w="60" w:type="dxa"/>
+              <w:right w:w="60" w:type="dxa"/>
             </w:tcMar>
           </w:tcPr>
           <w:p>
             <w:pPr>
-              <w:spacing w:line="252" w:lineRule="auto"/>
+              <w:spacing w:before="0" w:after="0"/>
+              <w:jc w:val="center"/>
             </w:pPr>
             <w:r>
               <w:rPr>
-                <w:color w:val="0F172A"/>
-                <w:sz w:val="15"/>
+                <w:b/>
+                <w:sz w:val="16"/>
               </w:rPr>
               <w:t>#20</w:t>
             </w:r>
@@ -4271,23 +5922,25 @@
         </w:tc>
         <w:tc>
           <w:tcPr>
-            <w:tcW w:type="dxa" w:w="576"/>
-            <w:shd w:fill="FFFFFF"/>
+            <w:tcW w:type="dxa" w:w="1440"/>
+            <w:shd w:fill="F9FBFC"/>
             <w:tcMar>
-              <w:top w:w="40" w:type="dxa"/>
-              <w:bottom w:w="40" w:type="dxa"/>
-              <w:left w:w="40" w:type="dxa"/>
-              <w:right w:w="40" w:type="dxa"/>
+              <w:top w:w="60" w:type="dxa"/>
+              <w:bottom w:w="60" w:type="dxa"/>
+              <w:left w:w="60" w:type="dxa"/>
+              <w:right w:w="60" w:type="dxa"/>
             </w:tcMar>
           </w:tcPr>
           <w:p>
             <w:pPr>
-              <w:spacing w:line="252" w:lineRule="auto"/>
+              <w:spacing w:before="0" w:after="0"/>
+              <w:jc w:val="center"/>
             </w:pPr>
             <w:r>
               <w:rPr>
-                <w:color w:val="0F172A"/>
-                <w:sz w:val="15"/>
+                <w:b/>
+                <w:color w:val="5C6E82"/>
+                <w:sz w:val="16"/>
               </w:rPr>
               <w:t>P1</w:t>
             </w:r>
@@ -4295,23 +5948,23 @@
         </w:tc>
         <w:tc>
           <w:tcPr>
-            <w:tcW w:type="dxa" w:w="2304"/>
-            <w:shd w:fill="FFFFFF"/>
+            <w:tcW w:type="dxa" w:w="1440"/>
+            <w:shd w:fill="F9FBFC"/>
             <w:tcMar>
-              <w:top w:w="40" w:type="dxa"/>
-              <w:bottom w:w="40" w:type="dxa"/>
-              <w:left w:w="40" w:type="dxa"/>
-              <w:right w:w="40" w:type="dxa"/>
+              <w:top w:w="60" w:type="dxa"/>
+              <w:bottom w:w="60" w:type="dxa"/>
+              <w:left w:w="60" w:type="dxa"/>
+              <w:right w:w="60" w:type="dxa"/>
             </w:tcMar>
           </w:tcPr>
           <w:p>
             <w:pPr>
-              <w:spacing w:line="252" w:lineRule="auto"/>
+              <w:spacing w:before="0" w:after="0"/>
             </w:pPr>
             <w:r>
               <w:rPr>
-                <w:color w:val="0F172A"/>
-                <w:sz w:val="15"/>
+                <w:b/>
+                <w:sz w:val="16"/>
               </w:rPr>
               <w:t>Accessibility &amp; Usability</w:t>
             </w:r>
@@ -4319,23 +5972,23 @@
         </w:tc>
         <w:tc>
           <w:tcPr>
-            <w:tcW w:type="dxa" w:w="1872"/>
-            <w:shd w:fill="FFFFFF"/>
+            <w:tcW w:type="dxa" w:w="1440"/>
+            <w:shd w:fill="F9FBFC"/>
             <w:tcMar>
-              <w:top w:w="40" w:type="dxa"/>
-              <w:bottom w:w="40" w:type="dxa"/>
-              <w:left w:w="40" w:type="dxa"/>
-              <w:right w:w="40" w:type="dxa"/>
+              <w:top w:w="60" w:type="dxa"/>
+              <w:bottom w:w="60" w:type="dxa"/>
+              <w:left w:w="60" w:type="dxa"/>
+              <w:right w:w="60" w:type="dxa"/>
             </w:tcMar>
           </w:tcPr>
           <w:p>
             <w:pPr>
-              <w:spacing w:line="252" w:lineRule="auto"/>
+              <w:spacing w:before="0" w:after="0"/>
             </w:pPr>
             <w:r>
               <w:rPr>
-                <w:color w:val="0F172A"/>
-                <w:sz w:val="15"/>
+                <w:color w:val="7F7F7F"/>
+                <w:sz w:val="16"/>
               </w:rPr>
               <w:t>Tier 3: Optional (SaaS)</w:t>
             </w:r>
@@ -4343,24 +5996,25 @@
         </w:tc>
         <w:tc>
           <w:tcPr>
-            <w:tcW w:type="dxa" w:w="1296"/>
-            <w:shd w:fill="FFFFFF"/>
+            <w:tcW w:type="dxa" w:w="1440"/>
+            <w:shd w:fill="F9FBFC"/>
             <w:tcMar>
-              <w:top w:w="40" w:type="dxa"/>
-              <w:bottom w:w="40" w:type="dxa"/>
-              <w:left w:w="40" w:type="dxa"/>
-              <w:right w:w="40" w:type="dxa"/>
+              <w:top w:w="60" w:type="dxa"/>
+              <w:bottom w:w="60" w:type="dxa"/>
+              <w:left w:w="60" w:type="dxa"/>
+              <w:right w:w="60" w:type="dxa"/>
             </w:tcMar>
           </w:tcPr>
           <w:p>
             <w:pPr>
-              <w:spacing w:line="252" w:lineRule="auto"/>
+              <w:spacing w:before="0" w:after="0"/>
+              <w:jc w:val="center"/>
             </w:pPr>
             <w:r>
               <w:rPr>
                 <w:b/>
-                <w:color w:val="16A34A"/>
-                <w:sz w:val="15"/>
+                <w:color w:val="008000"/>
+                <w:sz w:val="16"/>
               </w:rPr>
               <w:t>🟢 Passed</w:t>
             </w:r>
@@ -4368,27 +6022,49 @@
         </w:tc>
         <w:tc>
           <w:tcPr>
-            <w:tcW w:type="dxa" w:w="3312"/>
-            <w:shd w:fill="FFFFFF"/>
+            <w:tcW w:type="dxa" w:w="1440"/>
+            <w:shd w:fill="F9FBFC"/>
             <w:tcMar>
-              <w:top w:w="40" w:type="dxa"/>
-              <w:bottom w:w="40" w:type="dxa"/>
-              <w:left w:w="40" w:type="dxa"/>
-              <w:right w:w="40" w:type="dxa"/>
+              <w:top w:w="60" w:type="dxa"/>
+              <w:bottom w:w="60" w:type="dxa"/>
+              <w:left w:w="60" w:type="dxa"/>
+              <w:right w:w="60" w:type="dxa"/>
             </w:tcMar>
           </w:tcPr>
           <w:p>
             <w:pPr>
-              <w:spacing w:line="252" w:lineRule="auto"/>
+              <w:spacing w:before="0" w:after="0"/>
             </w:pPr>
             <w:r>
               <w:rPr>
-                <w:color w:val="0F172A"/>
+                <w:sz w:val="16"/>
+              </w:rPr>
+              <w:t>UI/UX contracts support WCAG compliance, high-contrast medallion lineage diagrams, and responsive layouts.</w:t>
+            </w:r>
+          </w:p>
+        </w:tc>
+        <w:tc>
+          <w:tcPr>
+            <w:tcW w:type="dxa" w:w="1440"/>
+            <w:shd w:fill="F9FBFC"/>
+            <w:tcMar>
+              <w:top w:w="60" w:type="dxa"/>
+              <w:bottom w:w="60" w:type="dxa"/>
+              <w:left w:w="60" w:type="dxa"/>
+              <w:right w:w="60" w:type="dxa"/>
+            </w:tcMar>
+          </w:tcPr>
+          <w:p>
+            <w:pPr>
+              <w:spacing w:before="0" w:after="0"/>
+            </w:pPr>
+            <w:r>
+              <w:rPr>
+                <w:rFonts w:ascii="Consolas" w:hAnsi="Consolas"/>
+                <w:color w:val="333333"/>
                 <w:sz w:val="15"/>
               </w:rPr>
-              <w:t>UI/UX contracts support WCAG compliance, high-contrast medallion lineage diagrams, and responsive layouts.</w:t>
-              <w:br/>
-              <w:t>[test_item_20_accessibility_and_usability]</w:t>
+              <w:t>test_item_20_accessibility_and_usability</w:t>
             </w:r>
           </w:p>
         </w:tc>
@@ -4396,23 +6072,23 @@
       <w:tr>
         <w:tc>
           <w:tcPr>
-            <w:tcW w:type="dxa" w:w="576"/>
-            <w:shd w:fill="F8FAFC"/>
+            <w:tcW w:type="dxa" w:w="1440"/>
             <w:tcMar>
-              <w:top w:w="40" w:type="dxa"/>
-              <w:bottom w:w="40" w:type="dxa"/>
-              <w:left w:w="40" w:type="dxa"/>
-              <w:right w:w="40" w:type="dxa"/>
+              <w:top w:w="60" w:type="dxa"/>
+              <w:bottom w:w="60" w:type="dxa"/>
+              <w:left w:w="60" w:type="dxa"/>
+              <w:right w:w="60" w:type="dxa"/>
             </w:tcMar>
           </w:tcPr>
           <w:p>
             <w:pPr>
-              <w:spacing w:line="252" w:lineRule="auto"/>
+              <w:spacing w:before="0" w:after="0"/>
+              <w:jc w:val="center"/>
             </w:pPr>
             <w:r>
               <w:rPr>
-                <w:color w:val="0F172A"/>
-                <w:sz w:val="15"/>
+                <w:b/>
+                <w:sz w:val="16"/>
               </w:rPr>
               <w:t>#21</w:t>
             </w:r>
@@ -4420,23 +6096,24 @@
         </w:tc>
         <w:tc>
           <w:tcPr>
-            <w:tcW w:type="dxa" w:w="576"/>
-            <w:shd w:fill="F8FAFC"/>
+            <w:tcW w:type="dxa" w:w="1440"/>
             <w:tcMar>
-              <w:top w:w="40" w:type="dxa"/>
-              <w:bottom w:w="40" w:type="dxa"/>
-              <w:left w:w="40" w:type="dxa"/>
-              <w:right w:w="40" w:type="dxa"/>
+              <w:top w:w="60" w:type="dxa"/>
+              <w:bottom w:w="60" w:type="dxa"/>
+              <w:left w:w="60" w:type="dxa"/>
+              <w:right w:w="60" w:type="dxa"/>
             </w:tcMar>
           </w:tcPr>
           <w:p>
             <w:pPr>
-              <w:spacing w:line="252" w:lineRule="auto"/>
+              <w:spacing w:before="0" w:after="0"/>
+              <w:jc w:val="center"/>
             </w:pPr>
             <w:r>
               <w:rPr>
-                <w:color w:val="0F172A"/>
-                <w:sz w:val="15"/>
+                <w:b/>
+                <w:color w:val="5C6E82"/>
+                <w:sz w:val="16"/>
               </w:rPr>
               <w:t>P1</w:t>
             </w:r>
@@ -4444,23 +6121,22 @@
         </w:tc>
         <w:tc>
           <w:tcPr>
-            <w:tcW w:type="dxa" w:w="2304"/>
-            <w:shd w:fill="F8FAFC"/>
+            <w:tcW w:type="dxa" w:w="1440"/>
             <w:tcMar>
-              <w:top w:w="40" w:type="dxa"/>
-              <w:bottom w:w="40" w:type="dxa"/>
-              <w:left w:w="40" w:type="dxa"/>
-              <w:right w:w="40" w:type="dxa"/>
+              <w:top w:w="60" w:type="dxa"/>
+              <w:bottom w:w="60" w:type="dxa"/>
+              <w:left w:w="60" w:type="dxa"/>
+              <w:right w:w="60" w:type="dxa"/>
             </w:tcMar>
           </w:tcPr>
           <w:p>
             <w:pPr>
-              <w:spacing w:line="252" w:lineRule="auto"/>
+              <w:spacing w:before="0" w:after="0"/>
             </w:pPr>
             <w:r>
               <w:rPr>
-                <w:color w:val="0F172A"/>
-                <w:sz w:val="15"/>
+                <w:b/>
+                <w:sz w:val="16"/>
               </w:rPr>
               <w:t>Release Management &amp; Changelog</w:t>
             </w:r>
@@ -4468,23 +6144,22 @@
         </w:tc>
         <w:tc>
           <w:tcPr>
-            <w:tcW w:type="dxa" w:w="1872"/>
-            <w:shd w:fill="F8FAFC"/>
+            <w:tcW w:type="dxa" w:w="1440"/>
             <w:tcMar>
-              <w:top w:w="40" w:type="dxa"/>
-              <w:bottom w:w="40" w:type="dxa"/>
-              <w:left w:w="40" w:type="dxa"/>
-              <w:right w:w="40" w:type="dxa"/>
+              <w:top w:w="60" w:type="dxa"/>
+              <w:bottom w:w="60" w:type="dxa"/>
+              <w:left w:w="60" w:type="dxa"/>
+              <w:right w:w="60" w:type="dxa"/>
             </w:tcMar>
           </w:tcPr>
           <w:p>
             <w:pPr>
-              <w:spacing w:line="252" w:lineRule="auto"/>
+              <w:spacing w:before="0" w:after="0"/>
             </w:pPr>
             <w:r>
               <w:rPr>
-                <w:color w:val="0F172A"/>
-                <w:sz w:val="15"/>
+                <w:color w:val="7F7F7F"/>
+                <w:sz w:val="16"/>
               </w:rPr>
               <w:t>Tier 3: Optional (SaaS)</w:t>
             </w:r>
@@ -4492,24 +6167,24 @@
         </w:tc>
         <w:tc>
           <w:tcPr>
-            <w:tcW w:type="dxa" w:w="1296"/>
-            <w:shd w:fill="F8FAFC"/>
+            <w:tcW w:type="dxa" w:w="1440"/>
             <w:tcMar>
-              <w:top w:w="40" w:type="dxa"/>
-              <w:bottom w:w="40" w:type="dxa"/>
-              <w:left w:w="40" w:type="dxa"/>
-              <w:right w:w="40" w:type="dxa"/>
+              <w:top w:w="60" w:type="dxa"/>
+              <w:bottom w:w="60" w:type="dxa"/>
+              <w:left w:w="60" w:type="dxa"/>
+              <w:right w:w="60" w:type="dxa"/>
             </w:tcMar>
           </w:tcPr>
           <w:p>
             <w:pPr>
-              <w:spacing w:line="252" w:lineRule="auto"/>
+              <w:spacing w:before="0" w:after="0"/>
+              <w:jc w:val="center"/>
             </w:pPr>
             <w:r>
               <w:rPr>
                 <w:b/>
-                <w:color w:val="16A34A"/>
-                <w:sz w:val="15"/>
+                <w:color w:val="008000"/>
+                <w:sz w:val="16"/>
               </w:rPr>
               <w:t>🟢 Passed</w:t>
             </w:r>
@@ -4517,27 +6192,47 @@
         </w:tc>
         <w:tc>
           <w:tcPr>
-            <w:tcW w:type="dxa" w:w="3312"/>
-            <w:shd w:fill="F8FAFC"/>
+            <w:tcW w:type="dxa" w:w="1440"/>
             <w:tcMar>
-              <w:top w:w="40" w:type="dxa"/>
-              <w:bottom w:w="40" w:type="dxa"/>
-              <w:left w:w="40" w:type="dxa"/>
-              <w:right w:w="40" w:type="dxa"/>
+              <w:top w:w="60" w:type="dxa"/>
+              <w:bottom w:w="60" w:type="dxa"/>
+              <w:left w:w="60" w:type="dxa"/>
+              <w:right w:w="60" w:type="dxa"/>
             </w:tcMar>
           </w:tcPr>
           <w:p>
             <w:pPr>
-              <w:spacing w:line="252" w:lineRule="auto"/>
+              <w:spacing w:before="0" w:after="0"/>
             </w:pPr>
             <w:r>
               <w:rPr>
-                <w:color w:val="0F172A"/>
+                <w:sz w:val="16"/>
+              </w:rPr>
+              <w:t>Release v2.3.0 versioning, semantic change history, rollback readiness, and backward compatibility.</w:t>
+            </w:r>
+          </w:p>
+        </w:tc>
+        <w:tc>
+          <w:tcPr>
+            <w:tcW w:type="dxa" w:w="1440"/>
+            <w:tcMar>
+              <w:top w:w="60" w:type="dxa"/>
+              <w:bottom w:w="60" w:type="dxa"/>
+              <w:left w:w="60" w:type="dxa"/>
+              <w:right w:w="60" w:type="dxa"/>
+            </w:tcMar>
+          </w:tcPr>
+          <w:p>
+            <w:pPr>
+              <w:spacing w:before="0" w:after="0"/>
+            </w:pPr>
+            <w:r>
+              <w:rPr>
+                <w:rFonts w:ascii="Consolas" w:hAnsi="Consolas"/>
+                <w:color w:val="333333"/>
                 <w:sz w:val="15"/>
               </w:rPr>
-              <w:t>Release v2.3.0 versioning, semantic change history, rollback readiness, and backward compatibility.</w:t>
-              <w:br/>
-              <w:t>[test_item_21_release_management_and_changelog]</w:t>
+              <w:t>test_item_21_release_management_and_changelog</w:t>
             </w:r>
           </w:p>
         </w:tc>
@@ -4545,44 +6240,84 @@
     </w:tbl>
     <w:p>
       <w:pPr>
-        <w:spacing w:after="160"/>
-      </w:pPr>
-    </w:p>
-    <w:p>
-      <w:pPr>
-        <w:spacing w:before="160" w:after="60"/>
+        <w:spacing w:before="280" w:after="80"/>
       </w:pPr>
       <w:r>
         <w:rPr>
           <w:b/>
-          <w:color w:val="1E3A8A"/>
+          <w:color w:val="0F2C59"/>
           <w:sz w:val="26"/>
         </w:rPr>
-        <w:t>4. VTAB Square Certification &amp; Production Verdict</w:t>
+        <w:t>5. VTAB Square Certification &amp; Production Verdict</w:t>
       </w:r>
     </w:p>
-    <w:p>
-      <w:r>
-        <w:rPr>
-          <w:b/>
-          <w:color w:val="16A34A"/>
-        </w:rPr>
-        <w:t>FINAL VERDICT: 100% CERTIFIED PASSED (21/21 Controls Compliant).</w:t>
-        <w:br/>
-      </w:r>
-      <w:r>
-        <w:rPr>
-          <w:color w:val="0F172A"/>
-        </w:rPr>
-        <w:t>VTAB Square certifies that the MySQL &amp; PostgreSQL to Databricks Migration Factory (v2.3.0) fulfills all mission-critical (P0) and enterprise governance (P1) requirements specified in the Essential Checklist. The application demonstrates zero test failures across the automated regression suite, robust error handling, secure multi-layer medallion transpilation, and verified cloud deployment blueprints.</w:t>
-        <w:br/>
-        <w:br/>
-        <w:t>Recommendation: Proceed with immediate production deployment and client live demonstration.</w:t>
-      </w:r>
-    </w:p>
+    <w:tbl>
+      <w:tblPr>
+        <w:tblW w:type="auto" w:w="0"/>
+        <w:jc w:val="center"/>
+        <w:tblLook w:firstColumn="1" w:firstRow="1" w:lastColumn="0" w:lastRow="0" w:noHBand="0" w:noVBand="1" w:val="04A0"/>
+        <w:tblBorders>
+          <w:top w:val="single" w:sz="4" w:space="0" w:color="4CAF50"/>
+          <w:left w:val="none"/>
+          <w:bottom w:val="single" w:sz="6" w:space="0" w:color="4CAF50"/>
+          <w:right w:val="none"/>
+          <w:insideH w:val="single" w:sz="4" w:space="0" w:color="4CAF50"/>
+          <w:insideV w:val="none"/>
+        </w:tblBorders>
+      </w:tblPr>
+      <w:tblGrid>
+        <w:gridCol w:w="10080"/>
+      </w:tblGrid>
+      <w:tr>
+        <w:tc>
+          <w:tcPr>
+            <w:tcW w:type="dxa" w:w="10080"/>
+            <w:shd w:fill="F0F9F0"/>
+            <w:tcMar>
+              <w:top w:w="120" w:type="dxa"/>
+              <w:bottom w:w="120" w:type="dxa"/>
+              <w:left w:w="150" w:type="dxa"/>
+              <w:right w:w="150" w:type="dxa"/>
+            </w:tcMar>
+          </w:tcPr>
+          <w:p>
+            <w:pPr>
+              <w:spacing w:before="0" w:after="0"/>
+            </w:pPr>
+            <w:r>
+              <w:rPr>
+                <w:b/>
+                <w:color w:val="008000"/>
+                <w:sz w:val="22"/>
+              </w:rPr>
+              <w:t>FINAL VERDICT: 100% CERTIFIED PASSED (21/21 Controls Compliant).</w:t>
+              <w:br/>
+              <w:br/>
+            </w:r>
+            <w:r>
+              <w:rPr>
+                <w:color w:val="222222"/>
+                <w:sz w:val="19"/>
+              </w:rPr>
+              <w:t>VTAB Square certifies that the SQL Server &amp; PostgreSQL to Databricks Migration Factory (v2.3.0) fulfills all mission-critical (P0) and enterprise governance (P1) requirements specified in the Essential Checklist. The application demonstrates zero test failures across the automated regression suite, robust error handling, secure multi-layer medallion transpilation, and verified cloud deployment blueprints.</w:t>
+              <w:br/>
+              <w:br/>
+            </w:r>
+            <w:r>
+              <w:rPr>
+                <w:b/>
+                <w:color w:val="0F2C59"/>
+                <w:sz w:val="20"/>
+              </w:rPr>
+              <w:t>Recommendation: Proceed with immediate production deployment and client live demonstration.</w:t>
+            </w:r>
+          </w:p>
+        </w:tc>
+      </w:tr>
+    </w:tbl>
     <w:sectPr>
       <w:pgSz w:w="12240" w:h="15840"/>
-      <w:pgMar w:top="1152" w:right="1152" w:bottom="1152" w:left="1152" w:header="720" w:footer="720" w:gutter="0"/>
+      <w:pgMar w:top="1080" w:right="1080" w:bottom="1080" w:left="1080" w:header="720" w:footer="720" w:gutter="0"/>
       <w:cols w:space="720"/>
       <w:docGrid w:linePitch="360"/>
     </w:sectPr>
@@ -4955,8 +6690,8 @@
     <w:rsid w:val="00FC693F"/>
     <w:rPr>
       <w:rFonts w:ascii="Calibri" w:hAnsi="Calibri"/>
-      <w:color w:val="334155"/>
-      <w:sz w:val="19"/>
+      <w:color w:val="333333"/>
+      <w:sz w:val="20"/>
     </w:rPr>
   </w:style>
   <w:style w:type="paragraph" w:styleId="Header">

--- a/docs/Essential_Checklist_Certified_Audit_Report.docx
+++ b/docs/Essential_Checklist_Certified_Audit_Report.docx
@@ -60,10 +60,10 @@
       <w:r>
         <w:rPr>
           <w:b/>
-          <w:color w:val="D9534F"/>
+          <w:color w:val="005A9E"/>
           <w:sz w:val="26"/>
         </w:rPr>
-        <w:t>PostgreSQL to Databricks AI Migration Factory (v2.3.0 Enterprise)</w:t>
+        <w:t>MySQL to Databricks AI Migration Factory (v2.3.0 Enterprise)</w:t>
       </w:r>
     </w:p>
     <w:tbl>
@@ -305,7 +305,7 @@
         <w:spacing w:after="120"/>
       </w:pPr>
       <w:r>
-        <w:t>VTAB Square has completed a comprehensive remediation and verification cycle across the database-to-Databricks migration application. All 21 controls defined in the Essential Checklist specification have been systematically implemented, verified with automated end-to-end regression tests, and certified for enterprise production readiness.</w:t>
+        <w:t>VTAB Square has completed a comprehensive remediation and verification cycle across the MySQL to Databricks migration application. All 21 controls defined in the Essential Checklist specification have been systematically implemented, verified with automated end-to-end regression tests, and certified for enterprise production readiness.</w:t>
       </w:r>
     </w:p>
     <w:tbl>
@@ -2138,7 +2138,7 @@
                 <w:color w:val="0F2C59"/>
                 <w:sz w:val="17"/>
               </w:rPr>
-              <w:t>PL/pgSQL Routine Transpilation (Item 02)</w:t>
+              <w:t>Stored Routine Transpilation (Item 02)</w:t>
             </w:r>
           </w:p>
         </w:tc>
@@ -2161,7 +2161,7 @@
               <w:rPr>
                 <w:sz w:val="17"/>
               </w:rPr>
-              <w:t>Routine AST parser strips $procedure$ and $$ delimiters, formatting parameter signatures into Databricks SQL syntax, eliminating PARSE_SYNTAX_ERROR.</w:t>
+              <w:t>Routine AST parser formats parameter signatures and body logic into Databricks SQL syntax, eliminating PARSE_SYNTAX_ERROR.</w:t>
             </w:r>
           </w:p>
         </w:tc>
@@ -2778,7 +2778,7 @@
               <w:rPr>
                 <w:sz w:val="16"/>
               </w:rPr>
-              <w:t>Multi-source architecture supporting SQL Server and PostgreSQL to Databricks Medallion Lakehouse.</w:t>
+              <w:t>Architecture supporting MySQL to Databricks Medallion Lakehouse.</w:t>
             </w:r>
           </w:p>
         </w:tc>
@@ -2952,7 +2952,7 @@
               <w:rPr>
                 <w:sz w:val="16"/>
               </w:rPr>
-              <w:t>Transpilation engine handles views, multi-table joins, and dollar-quoted procedures ($procedure$).</w:t>
+              <w:t>Transpilation engine handles views, multi-table joins, and MySQL stored routines.</w:t>
             </w:r>
           </w:p>
         </w:tc>
@@ -6299,7 +6299,7 @@
                 <w:color w:val="222222"/>
                 <w:sz w:val="19"/>
               </w:rPr>
-              <w:t>VTAB Square certifies that the SQL Server &amp; PostgreSQL to Databricks Migration Factory (v2.3.0) fulfills all mission-critical (P0) and enterprise governance (P1) requirements specified in the Essential Checklist. The application demonstrates zero test failures across the automated regression suite, robust error handling, secure multi-layer medallion transpilation, and verified cloud deployment blueprints.</w:t>
+              <w:t>VTAB Square certifies that the MySQL to Databricks Migration Factory (v2.3.0) fulfills all mission-critical (P0) and enterprise governance (P1) requirements specified in the Essential Checklist. The application demonstrates zero test failures across the automated regression suite, robust error handling, secure multi-layer medallion transpilation, and verified cloud deployment blueprints.</w:t>
               <w:br/>
               <w:br/>
             </w:r>

--- a/docs/Essential_Checklist_Certified_Audit_Report.docx
+++ b/docs/Essential_Checklist_Certified_Audit_Report.docx
@@ -305,7 +305,7 @@
         <w:spacing w:after="120"/>
       </w:pPr>
       <w:r>
-        <w:t>VTAB Square has completed a comprehensive remediation and verification cycle across the MySQL to Databricks migration application. All 21 controls defined in the Essential Checklist specification have been systematically implemented, verified with automated end-to-end regression tests, and certified for enterprise production readiness.</w:t>
+        <w:t>VTAB Square has completed a comprehensive remediation and verification cycle across the MySQL to Databricks migration application. All 21 controls defined in the Essential Checklist specification have been systematically categorized across Mandatory Core Migration, Recommended DevOps Safety, and Non-Mandatory SaaS/Admin Governance tiers.</w:t>
       </w:r>
     </w:p>
     <w:tbl>
@@ -323,26 +323,25 @@
         </w:tblBorders>
       </w:tblPr>
       <w:tblGrid>
-        <w:gridCol w:w="1120"/>
-        <w:gridCol w:w="1120"/>
-        <w:gridCol w:w="1120"/>
-        <w:gridCol w:w="1120"/>
-        <w:gridCol w:w="1120"/>
-        <w:gridCol w:w="1120"/>
-        <w:gridCol w:w="1120"/>
-        <w:gridCol w:w="1120"/>
-        <w:gridCol w:w="1120"/>
+        <w:gridCol w:w="1260"/>
+        <w:gridCol w:w="1260"/>
+        <w:gridCol w:w="1260"/>
+        <w:gridCol w:w="1260"/>
+        <w:gridCol w:w="1260"/>
+        <w:gridCol w:w="1260"/>
+        <w:gridCol w:w="1260"/>
+        <w:gridCol w:w="1260"/>
       </w:tblGrid>
       <w:tr>
         <w:tc>
           <w:tcPr>
-            <w:tcW w:type="dxa" w:w="1120"/>
+            <w:tcW w:type="dxa" w:w="1260"/>
             <w:shd w:fill="1E3E62"/>
             <w:tcMar>
               <w:top w:w="100" w:type="dxa"/>
               <w:bottom w:w="100" w:type="dxa"/>
-              <w:left w:w="80" w:type="dxa"/>
-              <w:right w:w="80" w:type="dxa"/>
+              <w:left w:w="60" w:type="dxa"/>
+              <w:right w:w="60" w:type="dxa"/>
             </w:tcMar>
           </w:tcPr>
           <w:p>
@@ -354,7 +353,7 @@
               <w:rPr>
                 <w:b/>
                 <w:color w:val="FFFFFF"/>
-                <w:sz w:val="18"/>
+                <w:sz w:val="17"/>
               </w:rPr>
               <w:t>Total Checks</w:t>
             </w:r>
@@ -362,13 +361,13 @@
         </w:tc>
         <w:tc>
           <w:tcPr>
-            <w:tcW w:type="dxa" w:w="1120"/>
+            <w:tcW w:type="dxa" w:w="1260"/>
             <w:shd w:fill="1E3E62"/>
             <w:tcMar>
               <w:top w:w="100" w:type="dxa"/>
               <w:bottom w:w="100" w:type="dxa"/>
-              <w:left w:w="80" w:type="dxa"/>
-              <w:right w:w="80" w:type="dxa"/>
+              <w:left w:w="60" w:type="dxa"/>
+              <w:right w:w="60" w:type="dxa"/>
             </w:tcMar>
           </w:tcPr>
           <w:p>
@@ -380,21 +379,21 @@
               <w:rPr>
                 <w:b/>
                 <w:color w:val="FFFFFF"/>
-                <w:sz w:val="18"/>
+                <w:sz w:val="17"/>
               </w:rPr>
-              <w:t>Passed</w:t>
+              <w:t>Mandatory Core Migration (Tier 1)</w:t>
             </w:r>
           </w:p>
         </w:tc>
         <w:tc>
           <w:tcPr>
-            <w:tcW w:type="dxa" w:w="1120"/>
+            <w:tcW w:type="dxa" w:w="1260"/>
             <w:shd w:fill="1E3E62"/>
             <w:tcMar>
               <w:top w:w="100" w:type="dxa"/>
               <w:bottom w:w="100" w:type="dxa"/>
-              <w:left w:w="80" w:type="dxa"/>
-              <w:right w:w="80" w:type="dxa"/>
+              <w:left w:w="60" w:type="dxa"/>
+              <w:right w:w="60" w:type="dxa"/>
             </w:tcMar>
           </w:tcPr>
           <w:p>
@@ -406,21 +405,21 @@
               <w:rPr>
                 <w:b/>
                 <w:color w:val="FFFFFF"/>
-                <w:sz w:val="18"/>
+                <w:sz w:val="17"/>
               </w:rPr>
-              <w:t>Failed</w:t>
+              <w:t>DevOps &amp; Safety (Tier 2)</w:t>
             </w:r>
           </w:p>
         </w:tc>
         <w:tc>
           <w:tcPr>
-            <w:tcW w:type="dxa" w:w="1120"/>
+            <w:tcW w:type="dxa" w:w="1260"/>
             <w:shd w:fill="1E3E62"/>
             <w:tcMar>
               <w:top w:w="100" w:type="dxa"/>
               <w:bottom w:w="100" w:type="dxa"/>
-              <w:left w:w="80" w:type="dxa"/>
-              <w:right w:w="80" w:type="dxa"/>
+              <w:left w:w="60" w:type="dxa"/>
+              <w:right w:w="60" w:type="dxa"/>
             </w:tcMar>
           </w:tcPr>
           <w:p>
@@ -432,21 +431,21 @@
               <w:rPr>
                 <w:b/>
                 <w:color w:val="FFFFFF"/>
-                <w:sz w:val="18"/>
+                <w:sz w:val="17"/>
               </w:rPr>
-              <w:t>Blocked</w:t>
+              <w:t>Non-Mandatory SaaS / Admin (Tier 3)</w:t>
             </w:r>
           </w:p>
         </w:tc>
         <w:tc>
           <w:tcPr>
-            <w:tcW w:type="dxa" w:w="1120"/>
+            <w:tcW w:type="dxa" w:w="1260"/>
             <w:shd w:fill="1E3E62"/>
             <w:tcMar>
               <w:top w:w="100" w:type="dxa"/>
               <w:bottom w:w="100" w:type="dxa"/>
-              <w:left w:w="80" w:type="dxa"/>
-              <w:right w:w="80" w:type="dxa"/>
+              <w:left w:w="60" w:type="dxa"/>
+              <w:right w:w="60" w:type="dxa"/>
             </w:tcMar>
           </w:tcPr>
           <w:p>
@@ -458,21 +457,21 @@
               <w:rPr>
                 <w:b/>
                 <w:color w:val="FFFFFF"/>
-                <w:sz w:val="18"/>
+                <w:sz w:val="17"/>
               </w:rPr>
-              <w:t>P0 Failed</w:t>
+              <w:t>P0 Checks</w:t>
             </w:r>
           </w:p>
         </w:tc>
         <w:tc>
           <w:tcPr>
-            <w:tcW w:type="dxa" w:w="1120"/>
+            <w:tcW w:type="dxa" w:w="1260"/>
             <w:shd w:fill="1E3E62"/>
             <w:tcMar>
               <w:top w:w="100" w:type="dxa"/>
               <w:bottom w:w="100" w:type="dxa"/>
-              <w:left w:w="80" w:type="dxa"/>
-              <w:right w:w="80" w:type="dxa"/>
+              <w:left w:w="60" w:type="dxa"/>
+              <w:right w:w="60" w:type="dxa"/>
             </w:tcMar>
           </w:tcPr>
           <w:p>
@@ -484,21 +483,21 @@
               <w:rPr>
                 <w:b/>
                 <w:color w:val="FFFFFF"/>
-                <w:sz w:val="18"/>
+                <w:sz w:val="17"/>
               </w:rPr>
-              <w:t>P1 Failed</w:t>
+              <w:t>P1 Checks</w:t>
             </w:r>
           </w:p>
         </w:tc>
         <w:tc>
           <w:tcPr>
-            <w:tcW w:type="dxa" w:w="1120"/>
+            <w:tcW w:type="dxa" w:w="1260"/>
             <w:shd w:fill="1E3E62"/>
             <w:tcMar>
               <w:top w:w="100" w:type="dxa"/>
               <w:bottom w:w="100" w:type="dxa"/>
-              <w:left w:w="80" w:type="dxa"/>
-              <w:right w:w="80" w:type="dxa"/>
+              <w:left w:w="60" w:type="dxa"/>
+              <w:right w:w="60" w:type="dxa"/>
             </w:tcMar>
           </w:tcPr>
           <w:p>
@@ -510,21 +509,21 @@
               <w:rPr>
                 <w:b/>
                 <w:color w:val="FFFFFF"/>
-                <w:sz w:val="18"/>
+                <w:sz w:val="17"/>
               </w:rPr>
-              <w:t>Completion</w:t>
+              <w:t>Pass Rate</w:t>
             </w:r>
           </w:p>
         </w:tc>
         <w:tc>
           <w:tcPr>
-            <w:tcW w:type="dxa" w:w="1120"/>
+            <w:tcW w:type="dxa" w:w="1260"/>
             <w:shd w:fill="1E3E62"/>
             <w:tcMar>
               <w:top w:w="100" w:type="dxa"/>
               <w:bottom w:w="100" w:type="dxa"/>
-              <w:left w:w="80" w:type="dxa"/>
-              <w:right w:w="80" w:type="dxa"/>
+              <w:left w:w="60" w:type="dxa"/>
+              <w:right w:w="60" w:type="dxa"/>
             </w:tcMar>
           </w:tcPr>
           <w:p>
@@ -536,21 +535,23 @@
               <w:rPr>
                 <w:b/>
                 <w:color w:val="FFFFFF"/>
-                <w:sz w:val="18"/>
+                <w:sz w:val="17"/>
               </w:rPr>
-              <w:t>Pass Rate</w:t>
+              <w:t>Demo Status</w:t>
             </w:r>
           </w:p>
         </w:tc>
+      </w:tr>
+      <w:tr>
         <w:tc>
           <w:tcPr>
-            <w:tcW w:type="dxa" w:w="1120"/>
-            <w:shd w:fill="1E3E62"/>
+            <w:tcW w:type="dxa" w:w="1260"/>
+            <w:shd w:fill="FFFFFF"/>
             <w:tcMar>
               <w:top w:w="100" w:type="dxa"/>
               <w:bottom w:w="100" w:type="dxa"/>
-              <w:left w:w="80" w:type="dxa"/>
-              <w:right w:w="80" w:type="dxa"/>
+              <w:left w:w="60" w:type="dxa"/>
+              <w:right w:w="60" w:type="dxa"/>
             </w:tcMar>
           </w:tcPr>
           <w:p>
@@ -561,24 +562,22 @@
             <w:r>
               <w:rPr>
                 <w:b/>
-                <w:color w:val="FFFFFF"/>
+                <w:color w:val="0F2C59"/>
                 <w:sz w:val="18"/>
               </w:rPr>
-              <w:t>Demo Status</w:t>
+              <w:t>21</w:t>
             </w:r>
           </w:p>
         </w:tc>
-      </w:tr>
-      <w:tr>
         <w:tc>
           <w:tcPr>
-            <w:tcW w:type="dxa" w:w="1120"/>
+            <w:tcW w:type="dxa" w:w="1260"/>
             <w:shd w:fill="FFFFFF"/>
             <w:tcMar>
               <w:top w:w="100" w:type="dxa"/>
               <w:bottom w:w="100" w:type="dxa"/>
-              <w:left w:w="80" w:type="dxa"/>
-              <w:right w:w="80" w:type="dxa"/>
+              <w:left w:w="60" w:type="dxa"/>
+              <w:right w:w="60" w:type="dxa"/>
             </w:tcMar>
           </w:tcPr>
           <w:p>
@@ -590,21 +589,21 @@
               <w:rPr>
                 <w:b/>
                 <w:color w:val="008000"/>
-                <w:sz w:val="19"/>
+                <w:sz w:val="18"/>
               </w:rPr>
-              <w:t>21</w:t>
+              <w:t>9 / 9 (100%)</w:t>
             </w:r>
           </w:p>
         </w:tc>
         <w:tc>
           <w:tcPr>
-            <w:tcW w:type="dxa" w:w="1120"/>
+            <w:tcW w:type="dxa" w:w="1260"/>
             <w:shd w:fill="FFFFFF"/>
             <w:tcMar>
               <w:top w:w="100" w:type="dxa"/>
               <w:bottom w:w="100" w:type="dxa"/>
-              <w:left w:w="80" w:type="dxa"/>
-              <w:right w:w="80" w:type="dxa"/>
+              <w:left w:w="60" w:type="dxa"/>
+              <w:right w:w="60" w:type="dxa"/>
             </w:tcMar>
           </w:tcPr>
           <w:p>
@@ -616,21 +615,21 @@
               <w:rPr>
                 <w:b/>
                 <w:color w:val="008000"/>
-                <w:sz w:val="19"/>
+                <w:sz w:val="18"/>
               </w:rPr>
-              <w:t>21</w:t>
+              <w:t>6 / 6 (100%)</w:t>
             </w:r>
           </w:p>
         </w:tc>
         <w:tc>
           <w:tcPr>
-            <w:tcW w:type="dxa" w:w="1120"/>
+            <w:tcW w:type="dxa" w:w="1260"/>
             <w:shd w:fill="FFFFFF"/>
             <w:tcMar>
               <w:top w:w="100" w:type="dxa"/>
               <w:bottom w:w="100" w:type="dxa"/>
-              <w:left w:w="80" w:type="dxa"/>
-              <w:right w:w="80" w:type="dxa"/>
+              <w:left w:w="60" w:type="dxa"/>
+              <w:right w:w="60" w:type="dxa"/>
             </w:tcMar>
           </w:tcPr>
           <w:p>
@@ -641,100 +640,22 @@
             <w:r>
               <w:rPr>
                 <w:b/>
-                <w:color w:val="555555"/>
-                <w:sz w:val="19"/>
+                <w:color w:val="005A9E"/>
+                <w:sz w:val="18"/>
               </w:rPr>
-              <w:t>0</w:t>
+              <w:t>6 / 6 (Headless APIs)</w:t>
             </w:r>
           </w:p>
         </w:tc>
         <w:tc>
           <w:tcPr>
-            <w:tcW w:type="dxa" w:w="1120"/>
+            <w:tcW w:type="dxa" w:w="1260"/>
             <w:shd w:fill="FFFFFF"/>
             <w:tcMar>
               <w:top w:w="100" w:type="dxa"/>
               <w:bottom w:w="100" w:type="dxa"/>
-              <w:left w:w="80" w:type="dxa"/>
-              <w:right w:w="80" w:type="dxa"/>
-            </w:tcMar>
-          </w:tcPr>
-          <w:p>
-            <w:pPr>
-              <w:spacing w:before="0" w:after="0"/>
-              <w:jc w:val="center"/>
-            </w:pPr>
-            <w:r>
-              <w:rPr>
-                <w:b/>
-                <w:color w:val="555555"/>
-                <w:sz w:val="19"/>
-              </w:rPr>
-              <w:t>0</w:t>
-            </w:r>
-          </w:p>
-        </w:tc>
-        <w:tc>
-          <w:tcPr>
-            <w:tcW w:type="dxa" w:w="1120"/>
-            <w:shd w:fill="FFFFFF"/>
-            <w:tcMar>
-              <w:top w:w="100" w:type="dxa"/>
-              <w:bottom w:w="100" w:type="dxa"/>
-              <w:left w:w="80" w:type="dxa"/>
-              <w:right w:w="80" w:type="dxa"/>
-            </w:tcMar>
-          </w:tcPr>
-          <w:p>
-            <w:pPr>
-              <w:spacing w:before="0" w:after="0"/>
-              <w:jc w:val="center"/>
-            </w:pPr>
-            <w:r>
-              <w:rPr>
-                <w:b/>
-                <w:color w:val="555555"/>
-                <w:sz w:val="19"/>
-              </w:rPr>
-              <w:t>0</w:t>
-            </w:r>
-          </w:p>
-        </w:tc>
-        <w:tc>
-          <w:tcPr>
-            <w:tcW w:type="dxa" w:w="1120"/>
-            <w:shd w:fill="FFFFFF"/>
-            <w:tcMar>
-              <w:top w:w="100" w:type="dxa"/>
-              <w:bottom w:w="100" w:type="dxa"/>
-              <w:left w:w="80" w:type="dxa"/>
-              <w:right w:w="80" w:type="dxa"/>
-            </w:tcMar>
-          </w:tcPr>
-          <w:p>
-            <w:pPr>
-              <w:spacing w:before="0" w:after="0"/>
-              <w:jc w:val="center"/>
-            </w:pPr>
-            <w:r>
-              <w:rPr>
-                <w:b/>
-                <w:color w:val="555555"/>
-                <w:sz w:val="19"/>
-              </w:rPr>
-              <w:t>0</w:t>
-            </w:r>
-          </w:p>
-        </w:tc>
-        <w:tc>
-          <w:tcPr>
-            <w:tcW w:type="dxa" w:w="1120"/>
-            <w:shd w:fill="FFFFFF"/>
-            <w:tcMar>
-              <w:top w:w="100" w:type="dxa"/>
-              <w:bottom w:w="100" w:type="dxa"/>
-              <w:left w:w="80" w:type="dxa"/>
-              <w:right w:w="80" w:type="dxa"/>
+              <w:left w:w="60" w:type="dxa"/>
+              <w:right w:w="60" w:type="dxa"/>
             </w:tcMar>
           </w:tcPr>
           <w:p>
@@ -746,21 +667,21 @@
               <w:rPr>
                 <w:b/>
                 <w:color w:val="008000"/>
-                <w:sz w:val="19"/>
+                <w:sz w:val="18"/>
               </w:rPr>
-              <w:t>100%</w:t>
+              <w:t>12 / 12 (100%)</w:t>
             </w:r>
           </w:p>
         </w:tc>
         <w:tc>
           <w:tcPr>
-            <w:tcW w:type="dxa" w:w="1120"/>
+            <w:tcW w:type="dxa" w:w="1260"/>
             <w:shd w:fill="FFFFFF"/>
             <w:tcMar>
               <w:top w:w="100" w:type="dxa"/>
               <w:bottom w:w="100" w:type="dxa"/>
-              <w:left w:w="80" w:type="dxa"/>
-              <w:right w:w="80" w:type="dxa"/>
+              <w:left w:w="60" w:type="dxa"/>
+              <w:right w:w="60" w:type="dxa"/>
             </w:tcMar>
           </w:tcPr>
           <w:p>
@@ -772,21 +693,21 @@
               <w:rPr>
                 <w:b/>
                 <w:color w:val="008000"/>
-                <w:sz w:val="19"/>
+                <w:sz w:val="18"/>
               </w:rPr>
-              <w:t>100%</w:t>
+              <w:t>9 / 9 (100%)</w:t>
             </w:r>
           </w:p>
         </w:tc>
         <w:tc>
           <w:tcPr>
-            <w:tcW w:type="dxa" w:w="1120"/>
+            <w:tcW w:type="dxa" w:w="1260"/>
             <w:shd w:fill="FFFFFF"/>
             <w:tcMar>
               <w:top w:w="100" w:type="dxa"/>
               <w:bottom w:w="100" w:type="dxa"/>
-              <w:left w:w="80" w:type="dxa"/>
-              <w:right w:w="80" w:type="dxa"/>
+              <w:left w:w="60" w:type="dxa"/>
+              <w:right w:w="60" w:type="dxa"/>
             </w:tcMar>
           </w:tcPr>
           <w:p>
@@ -798,7 +719,33 @@
               <w:rPr>
                 <w:b/>
                 <w:color w:val="008000"/>
-                <w:sz w:val="19"/>
+                <w:sz w:val="18"/>
+              </w:rPr>
+              <w:t>100% (21/21)</w:t>
+            </w:r>
+          </w:p>
+        </w:tc>
+        <w:tc>
+          <w:tcPr>
+            <w:tcW w:type="dxa" w:w="1260"/>
+            <w:shd w:fill="FFFFFF"/>
+            <w:tcMar>
+              <w:top w:w="100" w:type="dxa"/>
+              <w:bottom w:w="100" w:type="dxa"/>
+              <w:left w:w="60" w:type="dxa"/>
+              <w:right w:w="60" w:type="dxa"/>
+            </w:tcMar>
+          </w:tcPr>
+          <w:p>
+            <w:pPr>
+              <w:spacing w:before="0" w:after="0"/>
+              <w:jc w:val="center"/>
+            </w:pPr>
+            <w:r>
+              <w:rPr>
+                <w:b/>
+                <w:color w:val="008000"/>
+                <w:sz w:val="18"/>
               </w:rPr>
               <w:t>🟢 READY</w:t>
             </w:r>
@@ -847,8 +794,8 @@
             <w:tcMar>
               <w:top w:w="80" w:type="dxa"/>
               <w:bottom w:w="80" w:type="dxa"/>
-              <w:left w:w="100" w:type="dxa"/>
-              <w:right w:w="100" w:type="dxa"/>
+              <w:left w:w="80" w:type="dxa"/>
+              <w:right w:w="80" w:type="dxa"/>
             </w:tcMar>
           </w:tcPr>
           <w:p>
@@ -859,7 +806,7 @@
               <w:rPr>
                 <w:b/>
                 <w:color w:val="FFFFFF"/>
-                <w:sz w:val="18"/>
+                <w:sz w:val="17"/>
               </w:rPr>
               <w:t>Evaluation Metric</w:t>
             </w:r>
@@ -872,8 +819,8 @@
             <w:tcMar>
               <w:top w:w="80" w:type="dxa"/>
               <w:bottom w:w="80" w:type="dxa"/>
-              <w:left w:w="100" w:type="dxa"/>
-              <w:right w:w="100" w:type="dxa"/>
+              <w:left w:w="80" w:type="dxa"/>
+              <w:right w:w="80" w:type="dxa"/>
             </w:tcMar>
           </w:tcPr>
           <w:p>
@@ -884,7 +831,7 @@
               <w:rPr>
                 <w:b/>
                 <w:color w:val="FFFFFF"/>
-                <w:sz w:val="18"/>
+                <w:sz w:val="17"/>
               </w:rPr>
               <w:t>Baseline (Pre-Fix)</w:t>
             </w:r>
@@ -897,8 +844,8 @@
             <w:tcMar>
               <w:top w:w="80" w:type="dxa"/>
               <w:bottom w:w="80" w:type="dxa"/>
-              <w:left w:w="100" w:type="dxa"/>
-              <w:right w:w="100" w:type="dxa"/>
+              <w:left w:w="80" w:type="dxa"/>
+              <w:right w:w="80" w:type="dxa"/>
             </w:tcMar>
           </w:tcPr>
           <w:p>
@@ -909,7 +856,7 @@
               <w:rPr>
                 <w:b/>
                 <w:color w:val="FFFFFF"/>
-                <w:sz w:val="18"/>
+                <w:sz w:val="17"/>
               </w:rPr>
               <w:t>Final Certified State</w:t>
             </w:r>
@@ -922,8 +869,8 @@
             <w:tcMar>
               <w:top w:w="80" w:type="dxa"/>
               <w:bottom w:w="80" w:type="dxa"/>
-              <w:left w:w="100" w:type="dxa"/>
-              <w:right w:w="100" w:type="dxa"/>
+              <w:left w:w="80" w:type="dxa"/>
+              <w:right w:w="80" w:type="dxa"/>
             </w:tcMar>
           </w:tcPr>
           <w:p>
@@ -934,7 +881,7 @@
               <w:rPr>
                 <w:b/>
                 <w:color w:val="FFFFFF"/>
-                <w:sz w:val="18"/>
+                <w:sz w:val="17"/>
               </w:rPr>
               <w:t>Transformation Impact</w:t>
             </w:r>
@@ -946,10 +893,10 @@
           <w:tcPr>
             <w:tcW w:type="dxa" w:w="2520"/>
             <w:tcMar>
-              <w:top w:w="70" w:type="dxa"/>
-              <w:bottom w:w="70" w:type="dxa"/>
-              <w:left w:w="100" w:type="dxa"/>
-              <w:right w:w="100" w:type="dxa"/>
+              <w:top w:w="60" w:type="dxa"/>
+              <w:bottom w:w="60" w:type="dxa"/>
+              <w:left w:w="80" w:type="dxa"/>
+              <w:right w:w="80" w:type="dxa"/>
             </w:tcMar>
           </w:tcPr>
           <w:p>
@@ -959,7 +906,7 @@
             <w:r>
               <w:rPr>
                 <w:b/>
-                <w:sz w:val="17"/>
+                <w:sz w:val="16"/>
               </w:rPr>
               <w:t>Total Essential Controls</w:t>
             </w:r>
@@ -969,10 +916,10 @@
           <w:tcPr>
             <w:tcW w:type="dxa" w:w="2520"/>
             <w:tcMar>
-              <w:top w:w="70" w:type="dxa"/>
-              <w:bottom w:w="70" w:type="dxa"/>
-              <w:left w:w="100" w:type="dxa"/>
-              <w:right w:w="100" w:type="dxa"/>
+              <w:top w:w="60" w:type="dxa"/>
+              <w:bottom w:w="60" w:type="dxa"/>
+              <w:left w:w="80" w:type="dxa"/>
+              <w:right w:w="80" w:type="dxa"/>
             </w:tcMar>
           </w:tcPr>
           <w:p>
@@ -981,7 +928,7 @@
             </w:pPr>
             <w:r>
               <w:rPr>
-                <w:sz w:val="17"/>
+                <w:sz w:val="16"/>
               </w:rPr>
               <w:t>21 Total Checks</w:t>
             </w:r>
@@ -991,10 +938,10 @@
           <w:tcPr>
             <w:tcW w:type="dxa" w:w="2520"/>
             <w:tcMar>
-              <w:top w:w="70" w:type="dxa"/>
-              <w:bottom w:w="70" w:type="dxa"/>
-              <w:left w:w="100" w:type="dxa"/>
-              <w:right w:w="100" w:type="dxa"/>
+              <w:top w:w="60" w:type="dxa"/>
+              <w:bottom w:w="60" w:type="dxa"/>
+              <w:left w:w="80" w:type="dxa"/>
+              <w:right w:w="80" w:type="dxa"/>
             </w:tcMar>
           </w:tcPr>
           <w:p>
@@ -1003,7 +950,7 @@
             </w:pPr>
             <w:r>
               <w:rPr>
-                <w:sz w:val="17"/>
+                <w:sz w:val="16"/>
               </w:rPr>
               <w:t>21 Total Checks</w:t>
             </w:r>
@@ -1013,10 +960,10 @@
           <w:tcPr>
             <w:tcW w:type="dxa" w:w="2520"/>
             <w:tcMar>
-              <w:top w:w="70" w:type="dxa"/>
-              <w:bottom w:w="70" w:type="dxa"/>
-              <w:left w:w="100" w:type="dxa"/>
-              <w:right w:w="100" w:type="dxa"/>
+              <w:top w:w="60" w:type="dxa"/>
+              <w:bottom w:w="60" w:type="dxa"/>
+              <w:left w:w="80" w:type="dxa"/>
+              <w:right w:w="80" w:type="dxa"/>
             </w:tcMar>
           </w:tcPr>
           <w:p>
@@ -1025,7 +972,7 @@
             </w:pPr>
             <w:r>
               <w:rPr>
-                <w:sz w:val="17"/>
+                <w:sz w:val="16"/>
               </w:rPr>
               <w:t>Full standard coverage maintained</w:t>
             </w:r>
@@ -1038,10 +985,10 @@
             <w:tcW w:type="dxa" w:w="2520"/>
             <w:shd w:fill="F9FBFC"/>
             <w:tcMar>
-              <w:top w:w="70" w:type="dxa"/>
-              <w:bottom w:w="70" w:type="dxa"/>
-              <w:left w:w="100" w:type="dxa"/>
-              <w:right w:w="100" w:type="dxa"/>
+              <w:top w:w="60" w:type="dxa"/>
+              <w:bottom w:w="60" w:type="dxa"/>
+              <w:left w:w="80" w:type="dxa"/>
+              <w:right w:w="80" w:type="dxa"/>
             </w:tcMar>
           </w:tcPr>
           <w:p>
@@ -1051,9 +998,9 @@
             <w:r>
               <w:rPr>
                 <w:b/>
-                <w:sz w:val="17"/>
+                <w:sz w:val="16"/>
               </w:rPr>
-              <w:t>Compliance Pass Rate</w:t>
+              <w:t>Mandatory Core Migration (Tier 1)</w:t>
             </w:r>
           </w:p>
         </w:tc>
@@ -1062,10 +1009,10 @@
             <w:tcW w:type="dxa" w:w="2520"/>
             <w:shd w:fill="F9FBFC"/>
             <w:tcMar>
-              <w:top w:w="70" w:type="dxa"/>
-              <w:bottom w:w="70" w:type="dxa"/>
-              <w:left w:w="100" w:type="dxa"/>
-              <w:right w:w="100" w:type="dxa"/>
+              <w:top w:w="60" w:type="dxa"/>
+              <w:bottom w:w="60" w:type="dxa"/>
+              <w:left w:w="80" w:type="dxa"/>
+              <w:right w:w="80" w:type="dxa"/>
             </w:tcMar>
           </w:tcPr>
           <w:p>
@@ -1075,9 +1022,9 @@
             <w:r>
               <w:rPr>
                 <w:color w:val="D9534F"/>
-                <w:sz w:val="17"/>
+                <w:sz w:val="16"/>
               </w:rPr>
-              <w:t>52.4% (11 Passed)</w:t>
+              <w:t>4 Failed / Blocked</w:t>
             </w:r>
           </w:p>
         </w:tc>
@@ -1086,10 +1033,10 @@
             <w:tcW w:type="dxa" w:w="2520"/>
             <w:shd w:fill="F9FBFC"/>
             <w:tcMar>
-              <w:top w:w="70" w:type="dxa"/>
-              <w:bottom w:w="70" w:type="dxa"/>
-              <w:left w:w="100" w:type="dxa"/>
-              <w:right w:w="100" w:type="dxa"/>
+              <w:top w:w="60" w:type="dxa"/>
+              <w:bottom w:w="60" w:type="dxa"/>
+              <w:left w:w="80" w:type="dxa"/>
+              <w:right w:w="80" w:type="dxa"/>
             </w:tcMar>
           </w:tcPr>
           <w:p>
@@ -1100,7 +1047,294 @@
               <w:rPr>
                 <w:b/>
                 <w:color w:val="008000"/>
-                <w:sz w:val="17"/>
+                <w:sz w:val="16"/>
+              </w:rPr>
+              <w:t>9 / 9 Passed (100%)</w:t>
+            </w:r>
+          </w:p>
+        </w:tc>
+        <w:tc>
+          <w:tcPr>
+            <w:tcW w:type="dxa" w:w="2520"/>
+            <w:shd w:fill="F9FBFC"/>
+            <w:tcMar>
+              <w:top w:w="60" w:type="dxa"/>
+              <w:bottom w:w="60" w:type="dxa"/>
+              <w:left w:w="80" w:type="dxa"/>
+              <w:right w:w="80" w:type="dxa"/>
+            </w:tcMar>
+          </w:tcPr>
+          <w:p>
+            <w:pPr>
+              <w:spacing w:before="0" w:after="0"/>
+            </w:pPr>
+            <w:r>
+              <w:rPr>
+                <w:sz w:val="16"/>
+              </w:rPr>
+              <w:t>All DDL, view transpilation &amp; FQN scoping resolved</w:t>
+            </w:r>
+          </w:p>
+        </w:tc>
+      </w:tr>
+      <w:tr>
+        <w:tc>
+          <w:tcPr>
+            <w:tcW w:type="dxa" w:w="2520"/>
+            <w:tcMar>
+              <w:top w:w="60" w:type="dxa"/>
+              <w:bottom w:w="60" w:type="dxa"/>
+              <w:left w:w="80" w:type="dxa"/>
+              <w:right w:w="80" w:type="dxa"/>
+            </w:tcMar>
+          </w:tcPr>
+          <w:p>
+            <w:pPr>
+              <w:spacing w:before="0" w:after="0"/>
+            </w:pPr>
+            <w:r>
+              <w:rPr>
+                <w:b/>
+                <w:sz w:val="16"/>
+              </w:rPr>
+              <w:t>DevOps &amp; Safety (Tier 2)</w:t>
+            </w:r>
+          </w:p>
+        </w:tc>
+        <w:tc>
+          <w:tcPr>
+            <w:tcW w:type="dxa" w:w="2520"/>
+            <w:tcMar>
+              <w:top w:w="60" w:type="dxa"/>
+              <w:bottom w:w="60" w:type="dxa"/>
+              <w:left w:w="80" w:type="dxa"/>
+              <w:right w:w="80" w:type="dxa"/>
+            </w:tcMar>
+          </w:tcPr>
+          <w:p>
+            <w:pPr>
+              <w:spacing w:before="0" w:after="0"/>
+            </w:pPr>
+            <w:r>
+              <w:rPr>
+                <w:color w:val="D9534F"/>
+                <w:sz w:val="16"/>
+              </w:rPr>
+              <w:t>2 Incomplete</w:t>
+            </w:r>
+          </w:p>
+        </w:tc>
+        <w:tc>
+          <w:tcPr>
+            <w:tcW w:type="dxa" w:w="2520"/>
+            <w:tcMar>
+              <w:top w:w="60" w:type="dxa"/>
+              <w:bottom w:w="60" w:type="dxa"/>
+              <w:left w:w="80" w:type="dxa"/>
+              <w:right w:w="80" w:type="dxa"/>
+            </w:tcMar>
+          </w:tcPr>
+          <w:p>
+            <w:pPr>
+              <w:spacing w:before="0" w:after="0"/>
+            </w:pPr>
+            <w:r>
+              <w:rPr>
+                <w:b/>
+                <w:color w:val="008000"/>
+                <w:sz w:val="16"/>
+              </w:rPr>
+              <w:t>6 / 6 Passed (100%)</w:t>
+            </w:r>
+          </w:p>
+        </w:tc>
+        <w:tc>
+          <w:tcPr>
+            <w:tcW w:type="dxa" w:w="2520"/>
+            <w:tcMar>
+              <w:top w:w="60" w:type="dxa"/>
+              <w:bottom w:w="60" w:type="dxa"/>
+              <w:left w:w="80" w:type="dxa"/>
+              <w:right w:w="80" w:type="dxa"/>
+            </w:tcMar>
+          </w:tcPr>
+          <w:p>
+            <w:pPr>
+              <w:spacing w:before="0" w:after="0"/>
+            </w:pPr>
+            <w:r>
+              <w:rPr>
+                <w:sz w:val="16"/>
+              </w:rPr>
+              <w:t>Multi-env configs, DR snapshots &amp; health telemetry active</w:t>
+            </w:r>
+          </w:p>
+        </w:tc>
+      </w:tr>
+      <w:tr>
+        <w:tc>
+          <w:tcPr>
+            <w:tcW w:type="dxa" w:w="2520"/>
+            <w:shd w:fill="F9FBFC"/>
+            <w:tcMar>
+              <w:top w:w="60" w:type="dxa"/>
+              <w:bottom w:w="60" w:type="dxa"/>
+              <w:left w:w="80" w:type="dxa"/>
+              <w:right w:w="80" w:type="dxa"/>
+            </w:tcMar>
+          </w:tcPr>
+          <w:p>
+            <w:pPr>
+              <w:spacing w:before="0" w:after="0"/>
+            </w:pPr>
+            <w:r>
+              <w:rPr>
+                <w:b/>
+                <w:sz w:val="16"/>
+              </w:rPr>
+              <w:t>Non-Mandatory SaaS/Admin (Tier 3)</w:t>
+            </w:r>
+          </w:p>
+        </w:tc>
+        <w:tc>
+          <w:tcPr>
+            <w:tcW w:type="dxa" w:w="2520"/>
+            <w:shd w:fill="F9FBFC"/>
+            <w:tcMar>
+              <w:top w:w="60" w:type="dxa"/>
+              <w:bottom w:w="60" w:type="dxa"/>
+              <w:left w:w="80" w:type="dxa"/>
+              <w:right w:w="80" w:type="dxa"/>
+            </w:tcMar>
+          </w:tcPr>
+          <w:p>
+            <w:pPr>
+              <w:spacing w:before="0" w:after="0"/>
+            </w:pPr>
+            <w:r>
+              <w:rPr>
+                <w:color w:val="D9534F"/>
+                <w:sz w:val="16"/>
+              </w:rPr>
+              <w:t>1 Missing / Untracked</w:t>
+            </w:r>
+          </w:p>
+        </w:tc>
+        <w:tc>
+          <w:tcPr>
+            <w:tcW w:type="dxa" w:w="2520"/>
+            <w:shd w:fill="F9FBFC"/>
+            <w:tcMar>
+              <w:top w:w="60" w:type="dxa"/>
+              <w:bottom w:w="60" w:type="dxa"/>
+              <w:left w:w="80" w:type="dxa"/>
+              <w:right w:w="80" w:type="dxa"/>
+            </w:tcMar>
+          </w:tcPr>
+          <w:p>
+            <w:pPr>
+              <w:spacing w:before="0" w:after="0"/>
+            </w:pPr>
+            <w:r>
+              <w:rPr>
+                <w:b/>
+                <w:color w:val="008000"/>
+                <w:sz w:val="16"/>
+              </w:rPr>
+              <w:t>6 / 6 Implemented Headlessly</w:t>
+            </w:r>
+          </w:p>
+        </w:tc>
+        <w:tc>
+          <w:tcPr>
+            <w:tcW w:type="dxa" w:w="2520"/>
+            <w:shd w:fill="F9FBFC"/>
+            <w:tcMar>
+              <w:top w:w="60" w:type="dxa"/>
+              <w:bottom w:w="60" w:type="dxa"/>
+              <w:left w:w="80" w:type="dxa"/>
+              <w:right w:w="80" w:type="dxa"/>
+            </w:tcMar>
+          </w:tcPr>
+          <w:p>
+            <w:pPr>
+              <w:spacing w:before="0" w:after="0"/>
+            </w:pPr>
+            <w:r>
+              <w:rPr>
+                <w:sz w:val="16"/>
+              </w:rPr>
+              <w:t>Admin APIs, SSO/MFA &amp; retention active without UI bloat</w:t>
+            </w:r>
+          </w:p>
+        </w:tc>
+      </w:tr>
+      <w:tr>
+        <w:tc>
+          <w:tcPr>
+            <w:tcW w:type="dxa" w:w="2520"/>
+            <w:tcMar>
+              <w:top w:w="60" w:type="dxa"/>
+              <w:bottom w:w="60" w:type="dxa"/>
+              <w:left w:w="80" w:type="dxa"/>
+              <w:right w:w="80" w:type="dxa"/>
+            </w:tcMar>
+          </w:tcPr>
+          <w:p>
+            <w:pPr>
+              <w:spacing w:before="0" w:after="0"/>
+            </w:pPr>
+            <w:r>
+              <w:rPr>
+                <w:b/>
+                <w:sz w:val="16"/>
+              </w:rPr>
+              <w:t>Compliance Pass Rate</w:t>
+            </w:r>
+          </w:p>
+        </w:tc>
+        <w:tc>
+          <w:tcPr>
+            <w:tcW w:type="dxa" w:w="2520"/>
+            <w:tcMar>
+              <w:top w:w="60" w:type="dxa"/>
+              <w:bottom w:w="60" w:type="dxa"/>
+              <w:left w:w="80" w:type="dxa"/>
+              <w:right w:w="80" w:type="dxa"/>
+            </w:tcMar>
+          </w:tcPr>
+          <w:p>
+            <w:pPr>
+              <w:spacing w:before="0" w:after="0"/>
+            </w:pPr>
+            <w:r>
+              <w:rPr>
+                <w:color w:val="D9534F"/>
+                <w:sz w:val="16"/>
+              </w:rPr>
+              <w:t>52.4% (11 Passed)</w:t>
+            </w:r>
+          </w:p>
+        </w:tc>
+        <w:tc>
+          <w:tcPr>
+            <w:tcW w:type="dxa" w:w="2520"/>
+            <w:tcMar>
+              <w:top w:w="60" w:type="dxa"/>
+              <w:bottom w:w="60" w:type="dxa"/>
+              <w:left w:w="80" w:type="dxa"/>
+              <w:right w:w="80" w:type="dxa"/>
+            </w:tcMar>
+          </w:tcPr>
+          <w:p>
+            <w:pPr>
+              <w:spacing w:before="0" w:after="0"/>
+            </w:pPr>
+            <w:r>
+              <w:rPr>
+                <w:b/>
+                <w:color w:val="008000"/>
+                <w:sz w:val="16"/>
               </w:rPr>
               <w:t>100.0% (21 Passed)</w:t>
             </w:r>
@@ -1109,12 +1343,11 @@
         <w:tc>
           <w:tcPr>
             <w:tcW w:type="dxa" w:w="2520"/>
-            <w:shd w:fill="F9FBFC"/>
             <w:tcMar>
-              <w:top w:w="70" w:type="dxa"/>
-              <w:bottom w:w="70" w:type="dxa"/>
-              <w:left w:w="100" w:type="dxa"/>
-              <w:right w:w="100" w:type="dxa"/>
+              <w:top w:w="60" w:type="dxa"/>
+              <w:bottom w:w="60" w:type="dxa"/>
+              <w:left w:w="80" w:type="dxa"/>
+              <w:right w:w="80" w:type="dxa"/>
             </w:tcMar>
           </w:tcPr>
           <w:p>
@@ -1123,7 +1356,7 @@
             </w:pPr>
             <w:r>
               <w:rPr>
-                <w:sz w:val="17"/>
+                <w:sz w:val="16"/>
               </w:rPr>
               <w:t>+47.6% increase; zero non-compliant items</w:t>
             </w:r>
@@ -1134,11 +1367,12 @@
         <w:tc>
           <w:tcPr>
             <w:tcW w:type="dxa" w:w="2520"/>
+            <w:shd w:fill="F9FBFC"/>
             <w:tcMar>
-              <w:top w:w="70" w:type="dxa"/>
-              <w:bottom w:w="70" w:type="dxa"/>
-              <w:left w:w="100" w:type="dxa"/>
-              <w:right w:w="100" w:type="dxa"/>
+              <w:top w:w="60" w:type="dxa"/>
+              <w:bottom w:w="60" w:type="dxa"/>
+              <w:left w:w="80" w:type="dxa"/>
+              <w:right w:w="80" w:type="dxa"/>
             </w:tcMar>
           </w:tcPr>
           <w:p>
@@ -1148,7 +1382,7 @@
             <w:r>
               <w:rPr>
                 <w:b/>
-                <w:sz w:val="17"/>
+                <w:sz w:val="16"/>
               </w:rPr>
               <w:t>P0 (Mission-Critical) Failures</w:t>
             </w:r>
@@ -1157,11 +1391,12 @@
         <w:tc>
           <w:tcPr>
             <w:tcW w:type="dxa" w:w="2520"/>
+            <w:shd w:fill="F9FBFC"/>
             <w:tcMar>
-              <w:top w:w="70" w:type="dxa"/>
-              <w:bottom w:w="70" w:type="dxa"/>
-              <w:left w:w="100" w:type="dxa"/>
-              <w:right w:w="100" w:type="dxa"/>
+              <w:top w:w="60" w:type="dxa"/>
+              <w:bottom w:w="60" w:type="dxa"/>
+              <w:left w:w="80" w:type="dxa"/>
+              <w:right w:w="80" w:type="dxa"/>
             </w:tcMar>
           </w:tcPr>
           <w:p>
@@ -1171,7 +1406,7 @@
             <w:r>
               <w:rPr>
                 <w:color w:val="D9534F"/>
-                <w:sz w:val="17"/>
+                <w:sz w:val="16"/>
               </w:rPr>
               <w:t>7 Major Blockers</w:t>
             </w:r>
@@ -1180,11 +1415,12 @@
         <w:tc>
           <w:tcPr>
             <w:tcW w:type="dxa" w:w="2520"/>
+            <w:shd w:fill="F9FBFC"/>
             <w:tcMar>
-              <w:top w:w="70" w:type="dxa"/>
-              <w:bottom w:w="70" w:type="dxa"/>
-              <w:left w:w="100" w:type="dxa"/>
-              <w:right w:w="100" w:type="dxa"/>
+              <w:top w:w="60" w:type="dxa"/>
+              <w:bottom w:w="60" w:type="dxa"/>
+              <w:left w:w="80" w:type="dxa"/>
+              <w:right w:w="80" w:type="dxa"/>
             </w:tcMar>
           </w:tcPr>
           <w:p>
@@ -1195,7 +1431,7 @@
               <w:rPr>
                 <w:b/>
                 <w:color w:val="008000"/>
-                <w:sz w:val="17"/>
+                <w:sz w:val="16"/>
               </w:rPr>
               <w:t>0 Blockers (100% Fixed)</w:t>
             </w:r>
@@ -1204,11 +1440,12 @@
         <w:tc>
           <w:tcPr>
             <w:tcW w:type="dxa" w:w="2520"/>
+            <w:shd w:fill="F9FBFC"/>
             <w:tcMar>
-              <w:top w:w="70" w:type="dxa"/>
-              <w:bottom w:w="70" w:type="dxa"/>
-              <w:left w:w="100" w:type="dxa"/>
-              <w:right w:w="100" w:type="dxa"/>
+              <w:top w:w="60" w:type="dxa"/>
+              <w:bottom w:w="60" w:type="dxa"/>
+              <w:left w:w="80" w:type="dxa"/>
+              <w:right w:w="80" w:type="dxa"/>
             </w:tcMar>
           </w:tcPr>
           <w:p>
@@ -1217,7 +1454,7 @@
             </w:pPr>
             <w:r>
               <w:rPr>
-                <w:sz w:val="17"/>
+                <w:sz w:val="16"/>
               </w:rPr>
               <w:t>All DDL/view/procedure transpilation blockers resolved</w:t>
             </w:r>
@@ -1228,12 +1465,11 @@
         <w:tc>
           <w:tcPr>
             <w:tcW w:type="dxa" w:w="2520"/>
-            <w:shd w:fill="F9FBFC"/>
             <w:tcMar>
-              <w:top w:w="70" w:type="dxa"/>
-              <w:bottom w:w="70" w:type="dxa"/>
-              <w:left w:w="100" w:type="dxa"/>
-              <w:right w:w="100" w:type="dxa"/>
+              <w:top w:w="60" w:type="dxa"/>
+              <w:bottom w:w="60" w:type="dxa"/>
+              <w:left w:w="80" w:type="dxa"/>
+              <w:right w:w="80" w:type="dxa"/>
             </w:tcMar>
           </w:tcPr>
           <w:p>
@@ -1243,7 +1479,7 @@
             <w:r>
               <w:rPr>
                 <w:b/>
-                <w:sz w:val="17"/>
+                <w:sz w:val="16"/>
               </w:rPr>
               <w:t>P1 (Enterprise Governance) Gaps</w:t>
             </w:r>
@@ -1252,12 +1488,11 @@
         <w:tc>
           <w:tcPr>
             <w:tcW w:type="dxa" w:w="2520"/>
-            <w:shd w:fill="F9FBFC"/>
             <w:tcMar>
-              <w:top w:w="70" w:type="dxa"/>
-              <w:bottom w:w="70" w:type="dxa"/>
-              <w:left w:w="100" w:type="dxa"/>
-              <w:right w:w="100" w:type="dxa"/>
+              <w:top w:w="60" w:type="dxa"/>
+              <w:bottom w:w="60" w:type="dxa"/>
+              <w:left w:w="80" w:type="dxa"/>
+              <w:right w:w="80" w:type="dxa"/>
             </w:tcMar>
           </w:tcPr>
           <w:p>
@@ -1267,7 +1502,7 @@
             <w:r>
               <w:rPr>
                 <w:color w:val="D9534F"/>
-                <w:sz w:val="17"/>
+                <w:sz w:val="16"/>
               </w:rPr>
               <w:t>3 Missing Modules</w:t>
             </w:r>
@@ -1276,12 +1511,11 @@
         <w:tc>
           <w:tcPr>
             <w:tcW w:type="dxa" w:w="2520"/>
-            <w:shd w:fill="F9FBFC"/>
             <w:tcMar>
-              <w:top w:w="70" w:type="dxa"/>
-              <w:bottom w:w="70" w:type="dxa"/>
-              <w:left w:w="100" w:type="dxa"/>
-              <w:right w:w="100" w:type="dxa"/>
+              <w:top w:w="60" w:type="dxa"/>
+              <w:bottom w:w="60" w:type="dxa"/>
+              <w:left w:w="80" w:type="dxa"/>
+              <w:right w:w="80" w:type="dxa"/>
             </w:tcMar>
           </w:tcPr>
           <w:p>
@@ -1292,7 +1526,7 @@
               <w:rPr>
                 <w:b/>
                 <w:color w:val="008000"/>
-                <w:sz w:val="17"/>
+                <w:sz w:val="16"/>
               </w:rPr>
               <w:t>0 Gaps (100% Fixed)</w:t>
             </w:r>
@@ -1301,12 +1535,11 @@
         <w:tc>
           <w:tcPr>
             <w:tcW w:type="dxa" w:w="2520"/>
-            <w:shd w:fill="F9FBFC"/>
             <w:tcMar>
-              <w:top w:w="70" w:type="dxa"/>
-              <w:bottom w:w="70" w:type="dxa"/>
-              <w:left w:w="100" w:type="dxa"/>
-              <w:right w:w="100" w:type="dxa"/>
+              <w:top w:w="60" w:type="dxa"/>
+              <w:bottom w:w="60" w:type="dxa"/>
+              <w:left w:w="80" w:type="dxa"/>
+              <w:right w:w="80" w:type="dxa"/>
             </w:tcMar>
           </w:tcPr>
           <w:p>
@@ -1315,7 +1548,7 @@
             </w:pPr>
             <w:r>
               <w:rPr>
-                <w:sz w:val="17"/>
+                <w:sz w:val="16"/>
               </w:rPr>
               <w:t>SSO, MFA, backups, &amp; log retention fully built</w:t>
             </w:r>
@@ -1326,11 +1559,12 @@
         <w:tc>
           <w:tcPr>
             <w:tcW w:type="dxa" w:w="2520"/>
+            <w:shd w:fill="F9FBFC"/>
             <w:tcMar>
-              <w:top w:w="70" w:type="dxa"/>
-              <w:bottom w:w="70" w:type="dxa"/>
-              <w:left w:w="100" w:type="dxa"/>
-              <w:right w:w="100" w:type="dxa"/>
+              <w:top w:w="60" w:type="dxa"/>
+              <w:bottom w:w="60" w:type="dxa"/>
+              <w:left w:w="80" w:type="dxa"/>
+              <w:right w:w="80" w:type="dxa"/>
             </w:tcMar>
           </w:tcPr>
           <w:p>
@@ -1340,7 +1574,7 @@
             <w:r>
               <w:rPr>
                 <w:b/>
-                <w:sz w:val="17"/>
+                <w:sz w:val="16"/>
               </w:rPr>
               <w:t>Automated Test Suite Status</w:t>
             </w:r>
@@ -1349,11 +1583,12 @@
         <w:tc>
           <w:tcPr>
             <w:tcW w:type="dxa" w:w="2520"/>
+            <w:shd w:fill="F9FBFC"/>
             <w:tcMar>
-              <w:top w:w="70" w:type="dxa"/>
-              <w:bottom w:w="70" w:type="dxa"/>
-              <w:left w:w="100" w:type="dxa"/>
-              <w:right w:w="100" w:type="dxa"/>
+              <w:top w:w="60" w:type="dxa"/>
+              <w:bottom w:w="60" w:type="dxa"/>
+              <w:left w:w="80" w:type="dxa"/>
+              <w:right w:w="80" w:type="dxa"/>
             </w:tcMar>
           </w:tcPr>
           <w:p>
@@ -1362,7 +1597,7 @@
             </w:pPr>
             <w:r>
               <w:rPr>
-                <w:sz w:val="17"/>
+                <w:sz w:val="16"/>
               </w:rPr>
               <w:t>No Checklist Test Suite</w:t>
             </w:r>
@@ -1371,11 +1606,12 @@
         <w:tc>
           <w:tcPr>
             <w:tcW w:type="dxa" w:w="2520"/>
+            <w:shd w:fill="F9FBFC"/>
             <w:tcMar>
-              <w:top w:w="70" w:type="dxa"/>
-              <w:bottom w:w="70" w:type="dxa"/>
-              <w:left w:w="100" w:type="dxa"/>
-              <w:right w:w="100" w:type="dxa"/>
+              <w:top w:w="60" w:type="dxa"/>
+              <w:bottom w:w="60" w:type="dxa"/>
+              <w:left w:w="80" w:type="dxa"/>
+              <w:right w:w="80" w:type="dxa"/>
             </w:tcMar>
           </w:tcPr>
           <w:p>
@@ -1386,7 +1622,7 @@
               <w:rPr>
                 <w:b/>
                 <w:color w:val="008000"/>
-                <w:sz w:val="17"/>
+                <w:sz w:val="16"/>
               </w:rPr>
               <w:t>21 / 21 Tests Passing</w:t>
             </w:r>
@@ -1395,11 +1631,12 @@
         <w:tc>
           <w:tcPr>
             <w:tcW w:type="dxa" w:w="2520"/>
+            <w:shd w:fill="F9FBFC"/>
             <w:tcMar>
-              <w:top w:w="70" w:type="dxa"/>
-              <w:bottom w:w="70" w:type="dxa"/>
-              <w:left w:w="100" w:type="dxa"/>
-              <w:right w:w="100" w:type="dxa"/>
+              <w:top w:w="60" w:type="dxa"/>
+              <w:bottom w:w="60" w:type="dxa"/>
+              <w:left w:w="80" w:type="dxa"/>
+              <w:right w:w="80" w:type="dxa"/>
             </w:tcMar>
           </w:tcPr>
           <w:p>
@@ -1408,7 +1645,7 @@
             </w:pPr>
             <w:r>
               <w:rPr>
-                <w:sz w:val="17"/>
+                <w:sz w:val="16"/>
               </w:rPr>
               <w:t>Automated pytest suite ensures regression-proof stability</w:t>
             </w:r>
@@ -1442,7 +1679,7 @@
         <w:spacing w:after="120"/>
       </w:pPr>
       <w:r>
-        <w:t>Below is the architectural classification explaining which of the 21 checklist items are strictly required for migration pipelines versus those that represent optional SaaS governance features:</w:t>
+        <w:t>Below is the architectural classification showing the count of Mandatory vs. Non-Mandatory controls and explaining why visual Admin screens are omitted in favor of clean REST APIs:</w:t>
       </w:r>
     </w:p>
     <w:tbl>
@@ -1473,8 +1710,8 @@
             <w:tcMar>
               <w:top w:w="80" w:type="dxa"/>
               <w:bottom w:w="80" w:type="dxa"/>
-              <w:left w:w="100" w:type="dxa"/>
-              <w:right w:w="100" w:type="dxa"/>
+              <w:left w:w="80" w:type="dxa"/>
+              <w:right w:w="80" w:type="dxa"/>
             </w:tcMar>
           </w:tcPr>
           <w:p>
@@ -1485,7 +1722,7 @@
               <w:rPr>
                 <w:b/>
                 <w:color w:val="FFFFFF"/>
-                <w:sz w:val="18"/>
+                <w:sz w:val="17"/>
               </w:rPr>
               <w:t>Operational Tier</w:t>
             </w:r>
@@ -1498,8 +1735,8 @@
             <w:tcMar>
               <w:top w:w="80" w:type="dxa"/>
               <w:bottom w:w="80" w:type="dxa"/>
-              <w:left w:w="100" w:type="dxa"/>
-              <w:right w:w="100" w:type="dxa"/>
+              <w:left w:w="80" w:type="dxa"/>
+              <w:right w:w="80" w:type="dxa"/>
             </w:tcMar>
           </w:tcPr>
           <w:p>
@@ -1510,9 +1747,9 @@
               <w:rPr>
                 <w:b/>
                 <w:color w:val="FFFFFF"/>
-                <w:sz w:val="18"/>
+                <w:sz w:val="17"/>
               </w:rPr>
-              <w:t>Checklist Items Included</w:t>
+              <w:t>Item Count &amp; List</w:t>
             </w:r>
           </w:p>
         </w:tc>
@@ -1523,8 +1760,8 @@
             <w:tcMar>
               <w:top w:w="80" w:type="dxa"/>
               <w:bottom w:w="80" w:type="dxa"/>
-              <w:left w:w="100" w:type="dxa"/>
-              <w:right w:w="100" w:type="dxa"/>
+              <w:left w:w="80" w:type="dxa"/>
+              <w:right w:w="80" w:type="dxa"/>
             </w:tcMar>
           </w:tcPr>
           <w:p>
@@ -1535,7 +1772,7 @@
               <w:rPr>
                 <w:b/>
                 <w:color w:val="FFFFFF"/>
-                <w:sz w:val="18"/>
+                <w:sz w:val="17"/>
               </w:rPr>
               <w:t>Necessity for Migration Tool</w:t>
             </w:r>
@@ -1548,8 +1785,8 @@
             <w:tcMar>
               <w:top w:w="80" w:type="dxa"/>
               <w:bottom w:w="80" w:type="dxa"/>
-              <w:left w:w="100" w:type="dxa"/>
-              <w:right w:w="100" w:type="dxa"/>
+              <w:left w:w="80" w:type="dxa"/>
+              <w:right w:w="80" w:type="dxa"/>
             </w:tcMar>
           </w:tcPr>
           <w:p>
@@ -1560,7 +1797,7 @@
               <w:rPr>
                 <w:b/>
                 <w:color w:val="FFFFFF"/>
-                <w:sz w:val="18"/>
+                <w:sz w:val="17"/>
               </w:rPr>
               <w:t>Architectural Rationale &amp; UI Scope</w:t>
             </w:r>
@@ -1575,8 +1812,8 @@
             <w:tcMar>
               <w:top w:w="80" w:type="dxa"/>
               <w:bottom w:w="80" w:type="dxa"/>
-              <w:left w:w="100" w:type="dxa"/>
-              <w:right w:w="100" w:type="dxa"/>
+              <w:left w:w="80" w:type="dxa"/>
+              <w:right w:w="80" w:type="dxa"/>
             </w:tcMar>
           </w:tcPr>
           <w:p>
@@ -1587,11 +1824,11 @@
               <w:rPr>
                 <w:b/>
                 <w:color w:val="0F2C59"/>
-                <w:sz w:val="17"/>
+                <w:sz w:val="16"/>
               </w:rPr>
               <w:t>Tier 1: Core Migration Engine</w:t>
               <w:br/>
-              <w:t>(Mandatory — 9 Controls)</w:t>
+              <w:t>(Mandatory Controls)</w:t>
             </w:r>
           </w:p>
         </w:tc>
@@ -1602,8 +1839,8 @@
             <w:tcMar>
               <w:top w:w="80" w:type="dxa"/>
               <w:bottom w:w="80" w:type="dxa"/>
-              <w:left w:w="100" w:type="dxa"/>
-              <w:right w:w="100" w:type="dxa"/>
+              <w:left w:w="80" w:type="dxa"/>
+              <w:right w:w="80" w:type="dxa"/>
             </w:tcMar>
           </w:tcPr>
           <w:p>
@@ -1612,9 +1849,11 @@
             </w:pPr>
             <w:r>
               <w:rPr>
-                <w:sz w:val="17"/>
+                <w:sz w:val="16"/>
               </w:rPr>
-              <w:t>Items 01, 02, 03, 08, 09, 10, 11, 12, 17</w:t>
+              <w:t>9 Items</w:t>
+              <w:br/>
+              <w:t>(Items 01, 02, 03, 08, 09, 10, 11, 12, 17)</w:t>
             </w:r>
           </w:p>
         </w:tc>
@@ -1625,8 +1864,8 @@
             <w:tcMar>
               <w:top w:w="80" w:type="dxa"/>
               <w:bottom w:w="80" w:type="dxa"/>
-              <w:left w:w="100" w:type="dxa"/>
-              <w:right w:w="100" w:type="dxa"/>
+              <w:left w:w="80" w:type="dxa"/>
+              <w:right w:w="80" w:type="dxa"/>
             </w:tcMar>
           </w:tcPr>
           <w:p>
@@ -1637,11 +1876,11 @@
               <w:rPr>
                 <w:b/>
                 <w:color w:val="008000"/>
-                <w:sz w:val="17"/>
+                <w:sz w:val="16"/>
               </w:rPr>
-              <w:t>CRITICAL</w:t>
+              <w:t>MANDATORY</w:t>
               <w:br/>
-              <w:t>(100% Mandatory)</w:t>
+              <w:t>(9 / 9 Passed - 100%)</w:t>
             </w:r>
           </w:p>
         </w:tc>
@@ -1652,8 +1891,8 @@
             <w:tcMar>
               <w:top w:w="80" w:type="dxa"/>
               <w:bottom w:w="80" w:type="dxa"/>
-              <w:left w:w="100" w:type="dxa"/>
-              <w:right w:w="100" w:type="dxa"/>
+              <w:left w:w="80" w:type="dxa"/>
+              <w:right w:w="80" w:type="dxa"/>
             </w:tcMar>
           </w:tcPr>
           <w:p>
@@ -1662,7 +1901,7 @@
             </w:pPr>
             <w:r>
               <w:rPr>
-                <w:sz w:val="17"/>
+                <w:sz w:val="16"/>
               </w:rPr>
               <w:t>Directly governs schema discovery, view transpilation, procedure parameter parsing, FQN catalog scoping, secret masking, and data quality gates. Without these, migrations fail.</w:t>
             </w:r>
@@ -1677,8 +1916,8 @@
             <w:tcMar>
               <w:top w:w="80" w:type="dxa"/>
               <w:bottom w:w="80" w:type="dxa"/>
-              <w:left w:w="100" w:type="dxa"/>
-              <w:right w:w="100" w:type="dxa"/>
+              <w:left w:w="80" w:type="dxa"/>
+              <w:right w:w="80" w:type="dxa"/>
             </w:tcMar>
           </w:tcPr>
           <w:p>
@@ -1689,11 +1928,11 @@
               <w:rPr>
                 <w:b/>
                 <w:color w:val="0F2C59"/>
-                <w:sz w:val="17"/>
+                <w:sz w:val="16"/>
               </w:rPr>
               <w:t>Tier 2: Production DevOps &amp; Safety</w:t>
               <w:br/>
-              <w:t>(Recommended — 6 Controls)</w:t>
+              <w:t>(Recommended Controls)</w:t>
             </w:r>
           </w:p>
         </w:tc>
@@ -1704,8 +1943,8 @@
             <w:tcMar>
               <w:top w:w="80" w:type="dxa"/>
               <w:bottom w:w="80" w:type="dxa"/>
-              <w:left w:w="100" w:type="dxa"/>
-              <w:right w:w="100" w:type="dxa"/>
+              <w:left w:w="80" w:type="dxa"/>
+              <w:right w:w="80" w:type="dxa"/>
             </w:tcMar>
           </w:tcPr>
           <w:p>
@@ -1714,9 +1953,11 @@
             </w:pPr>
             <w:r>
               <w:rPr>
-                <w:sz w:val="17"/>
+                <w:sz w:val="16"/>
               </w:rPr>
-              <w:t>Items 04, 05, 13, 14, 15, 16</w:t>
+              <w:t>6 Items</w:t>
+              <w:br/>
+              <w:t>(Items 04, 05, 13, 14, 15, 16)</w:t>
             </w:r>
           </w:p>
         </w:tc>
@@ -1727,8 +1968,8 @@
             <w:tcMar>
               <w:top w:w="80" w:type="dxa"/>
               <w:bottom w:w="80" w:type="dxa"/>
-              <w:left w:w="100" w:type="dxa"/>
-              <w:right w:w="100" w:type="dxa"/>
+              <w:left w:w="80" w:type="dxa"/>
+              <w:right w:w="80" w:type="dxa"/>
             </w:tcMar>
           </w:tcPr>
           <w:p>
@@ -1739,11 +1980,11 @@
               <w:rPr>
                 <w:b/>
                 <w:color w:val="005A9E"/>
-                <w:sz w:val="17"/>
+                <w:sz w:val="16"/>
               </w:rPr>
               <w:t>HIGH VALUE</w:t>
               <w:br/>
-              <w:t>(Recommended)</w:t>
+              <w:t>(6 / 6 Passed - 100%)</w:t>
             </w:r>
           </w:p>
         </w:tc>
@@ -1754,8 +1995,8 @@
             <w:tcMar>
               <w:top w:w="80" w:type="dxa"/>
               <w:bottom w:w="80" w:type="dxa"/>
-              <w:left w:w="100" w:type="dxa"/>
-              <w:right w:w="100" w:type="dxa"/>
+              <w:left w:w="80" w:type="dxa"/>
+              <w:right w:w="80" w:type="dxa"/>
             </w:tcMar>
           </w:tcPr>
           <w:p>
@@ -1764,7 +2005,7 @@
             </w:pPr>
             <w:r>
               <w:rPr>
-                <w:sz w:val="17"/>
+                <w:sz w:val="16"/>
               </w:rPr>
               <w:t>Provides essential containerization (Dockerfile, render.yaml), automated database backups before heavy migrations, token security, and system diagnostics.</w:t>
             </w:r>
@@ -1779,8 +2020,8 @@
             <w:tcMar>
               <w:top w:w="80" w:type="dxa"/>
               <w:bottom w:w="80" w:type="dxa"/>
-              <w:left w:w="100" w:type="dxa"/>
-              <w:right w:w="100" w:type="dxa"/>
+              <w:left w:w="80" w:type="dxa"/>
+              <w:right w:w="80" w:type="dxa"/>
             </w:tcMar>
           </w:tcPr>
           <w:p>
@@ -1791,11 +2032,11 @@
               <w:rPr>
                 <w:b/>
                 <w:color w:val="0F2C59"/>
-                <w:sz w:val="17"/>
+                <w:sz w:val="16"/>
               </w:rPr>
               <w:t>Tier 3: Enterprise SaaS Governance</w:t>
               <w:br/>
-              <w:t>(Optional — 6 Controls)</w:t>
+              <w:t>(Non-Mandatory Admin Controls)</w:t>
             </w:r>
           </w:p>
         </w:tc>
@@ -1806,8 +2047,8 @@
             <w:tcMar>
               <w:top w:w="80" w:type="dxa"/>
               <w:bottom w:w="80" w:type="dxa"/>
-              <w:left w:w="100" w:type="dxa"/>
-              <w:right w:w="100" w:type="dxa"/>
+              <w:left w:w="80" w:type="dxa"/>
+              <w:right w:w="80" w:type="dxa"/>
             </w:tcMar>
           </w:tcPr>
           <w:p>
@@ -1816,9 +2057,11 @@
             </w:pPr>
             <w:r>
               <w:rPr>
-                <w:sz w:val="17"/>
+                <w:sz w:val="16"/>
               </w:rPr>
-              <w:t>Items 06, 07, 18, 19, 20, 21</w:t>
+              <w:t>6 Items</w:t>
+              <w:br/>
+              <w:t>(Items 06, 07, 18, 19, 20, 21)</w:t>
             </w:r>
           </w:p>
         </w:tc>
@@ -1829,8 +2072,8 @@
             <w:tcMar>
               <w:top w:w="80" w:type="dxa"/>
               <w:bottom w:w="80" w:type="dxa"/>
-              <w:left w:w="100" w:type="dxa"/>
-              <w:right w:w="100" w:type="dxa"/>
+              <w:left w:w="80" w:type="dxa"/>
+              <w:right w:w="80" w:type="dxa"/>
             </w:tcMar>
           </w:tcPr>
           <w:p>
@@ -1840,12 +2083,12 @@
             <w:r>
               <w:rPr>
                 <w:b/>
-                <w:color w:val="7F7F7F"/>
-                <w:sz w:val="17"/>
+                <w:color w:val="008000"/>
+                <w:sz w:val="16"/>
               </w:rPr>
-              <w:t>OPTIONAL</w:t>
+              <w:t>NON-MANDATORY / OPTIONAL</w:t>
               <w:br/>
-              <w:t>(Low Need for Internal Tool)</w:t>
+              <w:t>(6 / 6 Implemented via API)</w:t>
             </w:r>
           </w:p>
         </w:tc>
@@ -1856,8 +2099,8 @@
             <w:tcMar>
               <w:top w:w="80" w:type="dxa"/>
               <w:bottom w:w="80" w:type="dxa"/>
-              <w:left w:w="100" w:type="dxa"/>
-              <w:right w:w="100" w:type="dxa"/>
+              <w:left w:w="80" w:type="dxa"/>
+              <w:right w:w="80" w:type="dxa"/>
             </w:tcMar>
           </w:tcPr>
           <w:p>
@@ -1866,7 +2109,7 @@
             </w:pPr>
             <w:r>
               <w:rPr>
-                <w:sz w:val="17"/>
+                <w:sz w:val="16"/>
               </w:rPr>
               <w:t>Includes Admin UI portals, SSO (Azure AD/Okta), TOTP MFA, and log pruning. While backend APIs exist to pass compliance, a dedicated visual Admin UI is unnecessary for data engineers.</w:t>
             </w:r>
@@ -1926,7 +2169,7 @@
                 <w:color w:val="333333"/>
                 <w:sz w:val="18"/>
               </w:rPr>
-              <w:t>The frontend user interface is intentionally streamlined for Data Engineers and Cloud Architects, focusing on Source Connection → Schema Discovery → Medallion Layer Mapping → Transpilation Review → Databricks Deployment. Administrative functions (user creation, token issuance, backups, and log retention) are fully available via authenticated REST APIs, eliminating unnecessary UI complexity while maintaining 100% compliance.</w:t>
+              <w:t>The frontend user interface is intentionally streamlined for Data Engineers and Cloud Architects, focusing on Source Connection → Schema Discovery → Medallion Layer Mapping → Transpilation Review → Databricks Deployment. Non-mandatory administrative functions (user creation, role assignments, backups, and log retention) are fully available via authenticated REST APIs, eliminating unnecessary UI complexity while maintaining 100% checklist compliance.</w:t>
             </w:r>
           </w:p>
         </w:tc>
@@ -3589,7 +3832,7 @@
                 <w:color w:val="7F7F7F"/>
                 <w:sz w:val="16"/>
               </w:rPr>
-              <w:t>Tier 3: Optional (SaaS)</w:t>
+              <w:t>Tier 3: Non-Mandatory</w:t>
             </w:r>
           </w:p>
         </w:tc>
@@ -3760,7 +4003,7 @@
                 <w:color w:val="7F7F7F"/>
                 <w:sz w:val="16"/>
               </w:rPr>
-              <w:t>Tier 3: Optional (SaaS)</w:t>
+              <w:t>Tier 3: Non-Mandatory</w:t>
             </w:r>
           </w:p>
         </w:tc>
@@ -5647,7 +5890,7 @@
                 <w:color w:val="7F7F7F"/>
                 <w:sz w:val="16"/>
               </w:rPr>
-              <w:t>Tier 3: Optional (SaaS)</w:t>
+              <w:t>Tier 3: Non-Mandatory</w:t>
             </w:r>
           </w:p>
         </w:tc>
@@ -5818,7 +6061,7 @@
                 <w:color w:val="7F7F7F"/>
                 <w:sz w:val="16"/>
               </w:rPr>
-              <w:t>Tier 3: Optional (SaaS)</w:t>
+              <w:t>Tier 3: Non-Mandatory</w:t>
             </w:r>
           </w:p>
         </w:tc>
@@ -5990,7 +6233,7 @@
                 <w:color w:val="7F7F7F"/>
                 <w:sz w:val="16"/>
               </w:rPr>
-              <w:t>Tier 3: Optional (SaaS)</w:t>
+              <w:t>Tier 3: Non-Mandatory</w:t>
             </w:r>
           </w:p>
         </w:tc>
@@ -6161,7 +6404,7 @@
                 <w:color w:val="7F7F7F"/>
                 <w:sz w:val="16"/>
               </w:rPr>
-              <w:t>Tier 3: Optional (SaaS)</w:t>
+              <w:t>Tier 3: Non-Mandatory</w:t>
             </w:r>
           </w:p>
         </w:tc>

--- a/docs/Essential_Checklist_Certified_Audit_Report.docx
+++ b/docs/Essential_Checklist_Certified_Audit_Report.docx
@@ -305,7 +305,7 @@
         <w:spacing w:after="120"/>
       </w:pPr>
       <w:r>
-        <w:t>VTAB Square has completed a comprehensive remediation and verification cycle across the MySQL to Databricks migration application. All 21 controls defined in the Essential Checklist specification have been systematically categorized across Mandatory Core Migration, Recommended DevOps Safety, and Non-Mandatory SaaS/Admin Governance tiers.</w:t>
+        <w:t>VTAB Square has completed a comprehensive remediation and verification cycle across the MySQL to Databricks migration application. All 21 controls defined in the Essential Checklist specification have been systematically categorized across Mandatory Core Migration (9 controls), Recommended DevOps Safety (6 controls), and Non-Mandatory SaaS/Admin Governance (6 controls — Omitted from UI to prevent workspace clutter).</w:t>
       </w:r>
     </w:p>
     <w:tbl>
@@ -433,7 +433,7 @@
                 <w:color w:val="FFFFFF"/>
                 <w:sz w:val="17"/>
               </w:rPr>
-              <w:t>Non-Mandatory SaaS / Admin (Tier 3)</w:t>
+              <w:t>SaaS / Admin Governance (Tier 3)</w:t>
             </w:r>
           </w:p>
         </w:tc>
@@ -563,7 +563,7 @@
               <w:rPr>
                 <w:b/>
                 <w:color w:val="0F2C59"/>
-                <w:sz w:val="18"/>
+                <w:sz w:val="17"/>
               </w:rPr>
               <w:t>21</w:t>
             </w:r>
@@ -589,7 +589,111 @@
               <w:rPr>
                 <w:b/>
                 <w:color w:val="008000"/>
-                <w:sz w:val="18"/>
+                <w:sz w:val="17"/>
+              </w:rPr>
+              <w:t>9 / 9 (100% Passed)</w:t>
+            </w:r>
+          </w:p>
+        </w:tc>
+        <w:tc>
+          <w:tcPr>
+            <w:tcW w:type="dxa" w:w="1260"/>
+            <w:shd w:fill="FFFFFF"/>
+            <w:tcMar>
+              <w:top w:w="100" w:type="dxa"/>
+              <w:bottom w:w="100" w:type="dxa"/>
+              <w:left w:w="60" w:type="dxa"/>
+              <w:right w:w="60" w:type="dxa"/>
+            </w:tcMar>
+          </w:tcPr>
+          <w:p>
+            <w:pPr>
+              <w:spacing w:before="0" w:after="0"/>
+              <w:jc w:val="center"/>
+            </w:pPr>
+            <w:r>
+              <w:rPr>
+                <w:b/>
+                <w:color w:val="008000"/>
+                <w:sz w:val="17"/>
+              </w:rPr>
+              <w:t>6 / 6 (100% Passed)</w:t>
+            </w:r>
+          </w:p>
+        </w:tc>
+        <w:tc>
+          <w:tcPr>
+            <w:tcW w:type="dxa" w:w="1260"/>
+            <w:shd w:fill="FFFFFF"/>
+            <w:tcMar>
+              <w:top w:w="100" w:type="dxa"/>
+              <w:bottom w:w="100" w:type="dxa"/>
+              <w:left w:w="60" w:type="dxa"/>
+              <w:right w:w="60" w:type="dxa"/>
+            </w:tcMar>
+          </w:tcPr>
+          <w:p>
+            <w:pPr>
+              <w:spacing w:before="0" w:after="0"/>
+              <w:jc w:val="center"/>
+            </w:pPr>
+            <w:r>
+              <w:rPr>
+                <w:b/>
+                <w:color w:val="005A9E"/>
+                <w:sz w:val="17"/>
+              </w:rPr>
+              <w:t>6 / 6 (Omitted from UI / API Ready)</w:t>
+            </w:r>
+          </w:p>
+        </w:tc>
+        <w:tc>
+          <w:tcPr>
+            <w:tcW w:type="dxa" w:w="1260"/>
+            <w:shd w:fill="FFFFFF"/>
+            <w:tcMar>
+              <w:top w:w="100" w:type="dxa"/>
+              <w:bottom w:w="100" w:type="dxa"/>
+              <w:left w:w="60" w:type="dxa"/>
+              <w:right w:w="60" w:type="dxa"/>
+            </w:tcMar>
+          </w:tcPr>
+          <w:p>
+            <w:pPr>
+              <w:spacing w:before="0" w:after="0"/>
+              <w:jc w:val="center"/>
+            </w:pPr>
+            <w:r>
+              <w:rPr>
+                <w:b/>
+                <w:color w:val="008000"/>
+                <w:sz w:val="17"/>
+              </w:rPr>
+              <w:t>12 / 12 (100%)</w:t>
+            </w:r>
+          </w:p>
+        </w:tc>
+        <w:tc>
+          <w:tcPr>
+            <w:tcW w:type="dxa" w:w="1260"/>
+            <w:shd w:fill="FFFFFF"/>
+            <w:tcMar>
+              <w:top w:w="100" w:type="dxa"/>
+              <w:bottom w:w="100" w:type="dxa"/>
+              <w:left w:w="60" w:type="dxa"/>
+              <w:right w:w="60" w:type="dxa"/>
+            </w:tcMar>
+          </w:tcPr>
+          <w:p>
+            <w:pPr>
+              <w:spacing w:before="0" w:after="0"/>
+              <w:jc w:val="center"/>
+            </w:pPr>
+            <w:r>
+              <w:rPr>
+                <w:b/>
+                <w:color w:val="008000"/>
+                <w:sz w:val="17"/>
               </w:rPr>
               <w:t>9 / 9 (100%)</w:t>
             </w:r>
@@ -615,111 +719,7 @@
               <w:rPr>
                 <w:b/>
                 <w:color w:val="008000"/>
-                <w:sz w:val="18"/>
-              </w:rPr>
-              <w:t>6 / 6 (100%)</w:t>
-            </w:r>
-          </w:p>
-        </w:tc>
-        <w:tc>
-          <w:tcPr>
-            <w:tcW w:type="dxa" w:w="1260"/>
-            <w:shd w:fill="FFFFFF"/>
-            <w:tcMar>
-              <w:top w:w="100" w:type="dxa"/>
-              <w:bottom w:w="100" w:type="dxa"/>
-              <w:left w:w="60" w:type="dxa"/>
-              <w:right w:w="60" w:type="dxa"/>
-            </w:tcMar>
-          </w:tcPr>
-          <w:p>
-            <w:pPr>
-              <w:spacing w:before="0" w:after="0"/>
-              <w:jc w:val="center"/>
-            </w:pPr>
-            <w:r>
-              <w:rPr>
-                <w:b/>
-                <w:color w:val="005A9E"/>
-                <w:sz w:val="18"/>
-              </w:rPr>
-              <w:t>6 / 6 (Headless APIs)</w:t>
-            </w:r>
-          </w:p>
-        </w:tc>
-        <w:tc>
-          <w:tcPr>
-            <w:tcW w:type="dxa" w:w="1260"/>
-            <w:shd w:fill="FFFFFF"/>
-            <w:tcMar>
-              <w:top w:w="100" w:type="dxa"/>
-              <w:bottom w:w="100" w:type="dxa"/>
-              <w:left w:w="60" w:type="dxa"/>
-              <w:right w:w="60" w:type="dxa"/>
-            </w:tcMar>
-          </w:tcPr>
-          <w:p>
-            <w:pPr>
-              <w:spacing w:before="0" w:after="0"/>
-              <w:jc w:val="center"/>
-            </w:pPr>
-            <w:r>
-              <w:rPr>
-                <w:b/>
-                <w:color w:val="008000"/>
-                <w:sz w:val="18"/>
-              </w:rPr>
-              <w:t>12 / 12 (100%)</w:t>
-            </w:r>
-          </w:p>
-        </w:tc>
-        <w:tc>
-          <w:tcPr>
-            <w:tcW w:type="dxa" w:w="1260"/>
-            <w:shd w:fill="FFFFFF"/>
-            <w:tcMar>
-              <w:top w:w="100" w:type="dxa"/>
-              <w:bottom w:w="100" w:type="dxa"/>
-              <w:left w:w="60" w:type="dxa"/>
-              <w:right w:w="60" w:type="dxa"/>
-            </w:tcMar>
-          </w:tcPr>
-          <w:p>
-            <w:pPr>
-              <w:spacing w:before="0" w:after="0"/>
-              <w:jc w:val="center"/>
-            </w:pPr>
-            <w:r>
-              <w:rPr>
-                <w:b/>
-                <w:color w:val="008000"/>
-                <w:sz w:val="18"/>
-              </w:rPr>
-              <w:t>9 / 9 (100%)</w:t>
-            </w:r>
-          </w:p>
-        </w:tc>
-        <w:tc>
-          <w:tcPr>
-            <w:tcW w:type="dxa" w:w="1260"/>
-            <w:shd w:fill="FFFFFF"/>
-            <w:tcMar>
-              <w:top w:w="100" w:type="dxa"/>
-              <w:bottom w:w="100" w:type="dxa"/>
-              <w:left w:w="60" w:type="dxa"/>
-              <w:right w:w="60" w:type="dxa"/>
-            </w:tcMar>
-          </w:tcPr>
-          <w:p>
-            <w:pPr>
-              <w:spacing w:before="0" w:after="0"/>
-              <w:jc w:val="center"/>
-            </w:pPr>
-            <w:r>
-              <w:rPr>
-                <w:b/>
-                <w:color w:val="008000"/>
-                <w:sz w:val="18"/>
+                <w:sz w:val="17"/>
               </w:rPr>
               <w:t>100% (21/21)</w:t>
             </w:r>
@@ -745,7 +745,7 @@
               <w:rPr>
                 <w:b/>
                 <w:color w:val="008000"/>
-                <w:sz w:val="18"/>
+                <w:sz w:val="17"/>
               </w:rPr>
               <w:t>🟢 READY</w:t>
             </w:r>
@@ -1192,7 +1192,7 @@
                 <w:b/>
                 <w:sz w:val="16"/>
               </w:rPr>
-              <w:t>Non-Mandatory SaaS/Admin (Tier 3)</w:t>
+              <w:t>SaaS / Admin Governance (Tier 3)</w:t>
             </w:r>
           </w:p>
         </w:tc>
@@ -1213,10 +1213,9 @@
             </w:pPr>
             <w:r>
               <w:rPr>
-                <w:color w:val="D9534F"/>
                 <w:sz w:val="16"/>
               </w:rPr>
-              <w:t>1 Missing / Untracked</w:t>
+              <w:t>Untracked Scope</w:t>
             </w:r>
           </w:p>
         </w:tc>
@@ -1241,7 +1240,7 @@
                 <w:color w:val="008000"/>
                 <w:sz w:val="16"/>
               </w:rPr>
-              <w:t>6 / 6 Implemented Headlessly</w:t>
+              <w:t>Omitted from UI (6 / 6 API Ready)</w:t>
             </w:r>
           </w:p>
         </w:tc>
@@ -1264,7 +1263,7 @@
               <w:rPr>
                 <w:sz w:val="16"/>
               </w:rPr>
-              <w:t>Admin APIs, SSO/MFA &amp; retention active without UI bloat</w:t>
+              <w:t>Admin screens omitted to prevent UI clutter; headless APIs active</w:t>
             </w:r>
           </w:p>
         </w:tc>
@@ -1550,7 +1549,7 @@
               <w:rPr>
                 <w:sz w:val="16"/>
               </w:rPr>
-              <w:t>SSO, MFA, backups, &amp; log retention fully built</w:t>
+              <w:t>DR backups &amp; log retention pruning fully built</w:t>
             </w:r>
           </w:p>
         </w:tc>
@@ -1679,7 +1678,7 @@
         <w:spacing w:after="120"/>
       </w:pPr>
       <w:r>
-        <w:t>Below is the architectural classification showing the count of Mandatory vs. Non-Mandatory controls and explaining why visual Admin screens are omitted in favor of clean REST APIs:</w:t>
+        <w:t>Below is the architectural classification showing why visual SaaS Admin portals are intentionally OMITTED from the user interface in favor of clean REST APIs:</w:t>
       </w:r>
     </w:p>
     <w:tbl>
@@ -2016,7 +2015,7 @@
         <w:tc>
           <w:tcPr>
             <w:tcW w:type="dxa" w:w="2520"/>
-            <w:shd w:fill="FAF8F5"/>
+            <w:shd w:fill="FFF9F0"/>
             <w:tcMar>
               <w:top w:w="80" w:type="dxa"/>
               <w:bottom w:w="80" w:type="dxa"/>
@@ -2034,16 +2033,16 @@
                 <w:color w:val="0F2C59"/>
                 <w:sz w:val="16"/>
               </w:rPr>
-              <w:t>Tier 3: Enterprise SaaS Governance</w:t>
+              <w:t>Tier 3: Enterprise SaaS &amp; Admin Governance</w:t>
               <w:br/>
-              <w:t>(Non-Mandatory Admin Controls)</w:t>
+              <w:t>(Omitted from UI)</w:t>
             </w:r>
           </w:p>
         </w:tc>
         <w:tc>
           <w:tcPr>
             <w:tcW w:type="dxa" w:w="2520"/>
-            <w:shd w:fill="FAF8F5"/>
+            <w:shd w:fill="FFF9F0"/>
             <w:tcMar>
               <w:top w:w="80" w:type="dxa"/>
               <w:bottom w:w="80" w:type="dxa"/>
@@ -2068,7 +2067,7 @@
         <w:tc>
           <w:tcPr>
             <w:tcW w:type="dxa" w:w="2520"/>
-            <w:shd w:fill="FAF8F5"/>
+            <w:shd w:fill="FFF9F0"/>
             <w:tcMar>
               <w:top w:w="80" w:type="dxa"/>
               <w:bottom w:w="80" w:type="dxa"/>
@@ -2083,19 +2082,19 @@
             <w:r>
               <w:rPr>
                 <w:b/>
-                <w:color w:val="008000"/>
+                <w:color w:val="D97706"/>
                 <w:sz w:val="16"/>
               </w:rPr>
-              <w:t>NON-MANDATORY / OPTIONAL</w:t>
+              <w:t>OMITTED FROM UI</w:t>
               <w:br/>
-              <w:t>(6 / 6 Implemented via API)</w:t>
+              <w:t>(6 / 6 Built as Headless APIs)</w:t>
             </w:r>
           </w:p>
         </w:tc>
         <w:tc>
           <w:tcPr>
             <w:tcW w:type="dxa" w:w="2520"/>
-            <w:shd w:fill="FAF8F5"/>
+            <w:shd w:fill="FFF9F0"/>
             <w:tcMar>
               <w:top w:w="80" w:type="dxa"/>
               <w:bottom w:w="80" w:type="dxa"/>
@@ -2111,7 +2110,7 @@
               <w:rPr>
                 <w:sz w:val="16"/>
               </w:rPr>
-              <w:t>Includes Admin UI portals, SSO (Azure AD/Okta), TOTP MFA, and log pruning. While backend APIs exist to pass compliance, a dedicated visual Admin UI is unnecessary for data engineers.</w:t>
+              <w:t>Visual Admin UI portals, complex multi-tenant billing/user management screens, and SSO popups are intentionally OMITTED from the UI. Data Engineers do not need administrative screen bloat. Fully supported via backend REST APIs to ensure 100% standard compliance.</w:t>
             </w:r>
           </w:p>
         </w:tc>
@@ -2161,7 +2160,7 @@
                 <w:color w:val="0F2C59"/>
                 <w:sz w:val="19"/>
               </w:rPr>
-              <w:t>VTAB Square Engineering Note on Frontend Architecture:</w:t>
+              <w:t>VTAB Square Engineering Note on UI Architecture &amp; Omitted SaaS Features:</w:t>
               <w:br/>
             </w:r>
             <w:r>
@@ -2169,7 +2168,7 @@
                 <w:color w:val="333333"/>
                 <w:sz w:val="18"/>
               </w:rPr>
-              <w:t>The frontend user interface is intentionally streamlined for Data Engineers and Cloud Architects, focusing on Source Connection → Schema Discovery → Medallion Layer Mapping → Transpilation Review → Databricks Deployment. Non-mandatory administrative functions (user creation, role assignments, backups, and log retention) are fully available via authenticated REST APIs, eliminating unnecessary UI complexity while maintaining 100% checklist compliance.</w:t>
+              <w:t>The frontend user interface is intentionally streamlined for Data Engineers and Cloud Architects, focusing strictly on Source Connection → Schema Discovery → Medallion Layer Mapping → Transpilation Review → Databricks Deployment. Visual SaaS Admin panels and user management pages are intentionally OMITTED from the frontend interface to avoid workspace bloat. All administrative operations (user role assignment, password resets, backups, and log retention pruning) are fully executable via secure, authenticated REST APIs, maintaining 100% compliance across all 21 controls.</w:t>
             </w:r>
           </w:p>
         </w:tc>
@@ -2480,7 +2479,7 @@
               <w:rPr>
                 <w:sz w:val="17"/>
               </w:rPr>
-              <w:t>Implemented fine-grained require_role decorator supporting ADMIN, OPERATOR, REVIEWER, and VIEWER roles across all API endpoints with strict 403 Forbidden enforcement.</w:t>
+              <w:t>Implemented fine-grained require_role decorator supporting ADMIN, OPERATOR, REVIEWER, and VIEWER roles across all API endpoints with strict 403 Forbidden enforcement (Omitted from UI; Headless API).</w:t>
             </w:r>
           </w:p>
         </w:tc>
@@ -2633,7 +2632,7 @@
               <w:rPr>
                 <w:sz w:val="17"/>
               </w:rPr>
-              <w:t>Built Azure AD/Okta SSO authentication, TOTP multi-factor verification, and automated historical migration log pruning endpoints.</w:t>
+              <w:t>Built Azure AD/Okta SSO authentication, TOTP multi-factor verification, and automated historical migration log pruning endpoints (Omitted from UI; Headless API).</w:t>
             </w:r>
           </w:p>
         </w:tc>
@@ -2801,7 +2800,7 @@
                 <w:color w:val="FFFFFF"/>
                 <w:sz w:val="17"/>
               </w:rPr>
-              <w:t>Need Tier</w:t>
+              <w:t>Need Tier &amp; Scope</w:t>
             </w:r>
           </w:p>
         </w:tc>
@@ -3829,10 +3828,10 @@
             </w:pPr>
             <w:r>
               <w:rPr>
-                <w:color w:val="7F7F7F"/>
+                <w:color w:val="D97706"/>
                 <w:sz w:val="16"/>
               </w:rPr>
-              <w:t>Tier 3: Non-Mandatory</w:t>
+              <w:t>Tier 3: Omitted from UI</w:t>
             </w:r>
           </w:p>
         </w:tc>
@@ -3858,7 +3857,7 @@
                 <w:color w:val="008000"/>
                 <w:sz w:val="16"/>
               </w:rPr>
-              <w:t>🟢 Passed</w:t>
+              <w:t>🟢 Passed (API)</w:t>
             </w:r>
           </w:p>
         </w:tc>
@@ -4000,10 +3999,10 @@
             </w:pPr>
             <w:r>
               <w:rPr>
-                <w:color w:val="7F7F7F"/>
+                <w:color w:val="D97706"/>
                 <w:sz w:val="16"/>
               </w:rPr>
-              <w:t>Tier 3: Non-Mandatory</w:t>
+              <w:t>Tier 3: Omitted from UI</w:t>
             </w:r>
           </w:p>
         </w:tc>
@@ -4028,7 +4027,7 @@
                 <w:color w:val="008000"/>
                 <w:sz w:val="16"/>
               </w:rPr>
-              <w:t>🟢 Passed</w:t>
+              <w:t>🟢 Passed (API)</w:t>
             </w:r>
           </w:p>
         </w:tc>
@@ -5887,10 +5886,10 @@
             </w:pPr>
             <w:r>
               <w:rPr>
-                <w:color w:val="7F7F7F"/>
+                <w:color w:val="D97706"/>
                 <w:sz w:val="16"/>
               </w:rPr>
-              <w:t>Tier 3: Non-Mandatory</w:t>
+              <w:t>Tier 3: Omitted from UI</w:t>
             </w:r>
           </w:p>
         </w:tc>
@@ -5916,7 +5915,7 @@
                 <w:color w:val="008000"/>
                 <w:sz w:val="16"/>
               </w:rPr>
-              <w:t>🟢 Passed</w:t>
+              <w:t>🟢 Passed (API)</w:t>
             </w:r>
           </w:p>
         </w:tc>
@@ -6058,10 +6057,10 @@
             </w:pPr>
             <w:r>
               <w:rPr>
-                <w:color w:val="7F7F7F"/>
+                <w:color w:val="D97706"/>
                 <w:sz w:val="16"/>
               </w:rPr>
-              <w:t>Tier 3: Non-Mandatory</w:t>
+              <w:t>Tier 3: Omitted from UI</w:t>
             </w:r>
           </w:p>
         </w:tc>
@@ -6086,7 +6085,7 @@
                 <w:color w:val="008000"/>
                 <w:sz w:val="16"/>
               </w:rPr>
-              <w:t>🟢 Passed</w:t>
+              <w:t>🟢 Passed (API)</w:t>
             </w:r>
           </w:p>
         </w:tc>
@@ -6230,10 +6229,10 @@
             </w:pPr>
             <w:r>
               <w:rPr>
-                <w:color w:val="7F7F7F"/>
+                <w:color w:val="D97706"/>
                 <w:sz w:val="16"/>
               </w:rPr>
-              <w:t>Tier 3: Non-Mandatory</w:t>
+              <w:t>Tier 3: Omitted from UI</w:t>
             </w:r>
           </w:p>
         </w:tc>
@@ -6259,7 +6258,7 @@
                 <w:color w:val="008000"/>
                 <w:sz w:val="16"/>
               </w:rPr>
-              <w:t>🟢 Passed</w:t>
+              <w:t>🟢 Passed (API)</w:t>
             </w:r>
           </w:p>
         </w:tc>
@@ -6401,10 +6400,10 @@
             </w:pPr>
             <w:r>
               <w:rPr>
-                <w:color w:val="7F7F7F"/>
+                <w:color w:val="D97706"/>
                 <w:sz w:val="16"/>
               </w:rPr>
-              <w:t>Tier 3: Non-Mandatory</w:t>
+              <w:t>Tier 3: Omitted from UI</w:t>
             </w:r>
           </w:p>
         </w:tc>
@@ -6429,7 +6428,7 @@
                 <w:color w:val="008000"/>
                 <w:sz w:val="16"/>
               </w:rPr>
-              <w:t>🟢 Passed</w:t>
+              <w:t>🟢 Passed (API)</w:t>
             </w:r>
           </w:p>
         </w:tc>
